--- a/Actividad 1 - Identificar el proyecto tecnológico a trabajar.docx
+++ b/Actividad 1 - Identificar el proyecto tecnológico a trabajar.docx
@@ -38,12 +38,12 @@
           <w:lang w:val="es-CO" w:bidi="ar-SA"/>
         </w:rPr>
       </w:r>
-      <w:bookmarkStart w:id="2" w:name="_Toc61935805_Copia_1"/>
+      <w:bookmarkStart w:id="2" w:name="_Toc185035819"/>
       <w:bookmarkStart w:id="3" w:name="_Toc185035946"/>
-      <w:bookmarkStart w:id="4" w:name="_Toc185035819"/>
-      <w:bookmarkStart w:id="5" w:name="_Toc61935805_Copia_1"/>
+      <w:bookmarkStart w:id="4" w:name="_Toc61935805_Copia_1"/>
+      <w:bookmarkStart w:id="5" w:name="_Toc185035819"/>
       <w:bookmarkStart w:id="6" w:name="_Toc185035946"/>
-      <w:bookmarkStart w:id="7" w:name="_Toc185035819"/>
+      <w:bookmarkStart w:id="7" w:name="_Toc61935805_Copia_1"/>
       <w:bookmarkEnd w:id="5"/>
       <w:bookmarkEnd w:id="6"/>
       <w:bookmarkEnd w:id="7"/>
@@ -159,7 +159,7 @@
           <w:lang w:val="es-CO" w:bidi="ar-SA"/>
         </w:rPr>
         <w:drawing>
-          <wp:anchor distT="0" distB="0" distL="0" distR="0" simplePos="0" relativeHeight="27" behindDoc="0" locked="0" layoutInCell="0" allowOverlap="1">
+          <wp:anchor distT="0" distB="0" distL="0" distR="0" simplePos="0" relativeHeight="28" behindDoc="0" locked="0" layoutInCell="0" allowOverlap="1">
             <wp:simplePos x="0" y="0"/>
             <wp:positionH relativeFrom="column">
               <wp:posOffset>1684655</wp:posOffset>
@@ -603,28 +603,28 @@
           <w:lang w:val="es-CO" w:bidi="ar-SA"/>
         </w:rPr>
       </w:pPr>
-      <w:bookmarkStart w:id="8" w:name="_Toc185035946_Copia_1"/>
-      <w:bookmarkStart w:id="9" w:name="_Toc185035819_Copia_1"/>
-      <w:bookmarkStart w:id="10" w:name="_Toc185067740"/>
-      <w:bookmarkStart w:id="11" w:name="_Toc185063559"/>
-      <w:bookmarkStart w:id="12" w:name="_Toc185035952"/>
-      <w:bookmarkStart w:id="13" w:name="_Toc185035825"/>
-      <w:bookmarkStart w:id="14" w:name="_Toc184891792"/>
-      <w:bookmarkStart w:id="15" w:name="_Toc184891358"/>
-      <w:bookmarkStart w:id="16" w:name="_Toc184890569"/>
-      <w:bookmarkStart w:id="17" w:name="_Toc156952358"/>
-      <w:bookmarkStart w:id="18" w:name="_Toc136600878"/>
-      <w:bookmarkStart w:id="19" w:name="_Toc262170287"/>
-      <w:bookmarkStart w:id="20" w:name="_Toc61935807"/>
-      <w:bookmarkStart w:id="21" w:name="_Toc57261154"/>
-      <w:bookmarkStart w:id="22" w:name="_Toc57260719"/>
-      <w:bookmarkStart w:id="23" w:name="_Toc57258726"/>
-      <w:bookmarkStart w:id="24" w:name="_Toc57258424"/>
-      <w:bookmarkStart w:id="25" w:name="_Toc57258272"/>
-      <w:bookmarkStart w:id="26" w:name="_Toc55972098"/>
-      <w:bookmarkStart w:id="27" w:name="_Toc55962868"/>
-      <w:bookmarkStart w:id="28" w:name="_Toc55962767"/>
-      <w:bookmarkStart w:id="29" w:name="_Toc55962612"/>
+      <w:bookmarkStart w:id="8" w:name="_Toc55962612"/>
+      <w:bookmarkStart w:id="9" w:name="_Toc55962767"/>
+      <w:bookmarkStart w:id="10" w:name="_Toc55962868"/>
+      <w:bookmarkStart w:id="11" w:name="_Toc55972098"/>
+      <w:bookmarkStart w:id="12" w:name="_Toc57258272"/>
+      <w:bookmarkStart w:id="13" w:name="_Toc57258424"/>
+      <w:bookmarkStart w:id="14" w:name="_Toc57258726"/>
+      <w:bookmarkStart w:id="15" w:name="_Toc57260719"/>
+      <w:bookmarkStart w:id="16" w:name="_Toc57261154"/>
+      <w:bookmarkStart w:id="17" w:name="_Toc61935807"/>
+      <w:bookmarkStart w:id="18" w:name="_Toc262170287"/>
+      <w:bookmarkStart w:id="19" w:name="_Toc136600878"/>
+      <w:bookmarkStart w:id="20" w:name="_Toc156952358"/>
+      <w:bookmarkStart w:id="21" w:name="_Toc184890569"/>
+      <w:bookmarkStart w:id="22" w:name="_Toc184891358"/>
+      <w:bookmarkStart w:id="23" w:name="_Toc184891792"/>
+      <w:bookmarkStart w:id="24" w:name="_Toc185035825"/>
+      <w:bookmarkStart w:id="25" w:name="_Toc185035952"/>
+      <w:bookmarkStart w:id="26" w:name="_Toc185063559"/>
+      <w:bookmarkStart w:id="27" w:name="_Toc185067740"/>
+      <w:bookmarkStart w:id="28" w:name="_Toc185035819_Copia_1"/>
+      <w:bookmarkStart w:id="29" w:name="_Toc185035946_Copia_1"/>
       <w:bookmarkEnd w:id="8"/>
       <w:bookmarkEnd w:id="9"/>
       <w:bookmarkEnd w:id="10"/>
@@ -698,7 +698,7 @@
           </w:r>
           <w:r>
             <w:rPr>
-              <w:rStyle w:val="Enlacedelndice"/>
+              <w:rStyle w:val="Enlacedelndiceuser"/>
               <w:vanish w:val="false"/>
               <w:lang w:val="es-CO" w:eastAsia="en-US" w:bidi="ar-SA"/>
             </w:rPr>
@@ -706,7 +706,7 @@
           </w:r>
           <w:r>
             <w:rPr>
-              <w:rStyle w:val="Enlacedelndice"/>
+              <w:rStyle w:val="Enlacedelndiceuser"/>
               <w:vanish w:val="false"/>
               <w:lang w:val="es-CO" w:eastAsia="en-US" w:bidi="ar-SA"/>
             </w:rPr>
@@ -714,7 +714,7 @@
           </w:r>
           <w:r>
             <w:rPr>
-              <w:rStyle w:val="Enlacedelndice"/>
+              <w:rStyle w:val="Enlacedelndiceuser"/>
               <w:vanish w:val="false"/>
               <w:lang w:val="es-CO" w:eastAsia="en-US" w:bidi="ar-SA"/>
             </w:rPr>
@@ -736,13 +736,6 @@
                 <w:lang w:val="es-CO" w:eastAsia="en-US" w:bidi="ar-SA"/>
               </w:rPr>
               <w:t xml:space="preserve">Introducción </w:t>
-            </w:r>
-            <w:r>
-              <w:rPr>
-                <w:rStyle w:val="Enlacedelndice"/>
-                <w:vanish w:val="false"/>
-                <w:lang w:val="es-CO" w:eastAsia="en-US" w:bidi="ar-SA"/>
-              </w:rPr>
               <w:tab/>
             </w:r>
             <w:r>
@@ -791,16 +784,13 @@
           </w:pPr>
           <w:r>
             <w:rPr/>
-            <w:t>1</w:t>
-          </w:r>
-          <w:r>
-            <w:rPr/>
-            <w:t>.1 Descripción general de la línea seleccionada</w:t>
+            <w:t>1.1 Descripción general de la línea seleccionada</w:t>
           </w:r>
           <w:hyperlink w:anchor="_Toc62801090">
             <w:r>
               <w:rPr>
                 <w:rStyle w:val="Enlacedelndice"/>
+                <w:vanish w:val="false"/>
                 <w:webHidden/>
               </w:rPr>
               <w:tab/>
@@ -823,24 +813,13 @@
           </w:pPr>
           <w:r>
             <w:rPr/>
-            <w:t>1</w:t>
-          </w:r>
-          <w:r>
-            <w:rPr/>
-            <w:t>.</w:t>
-          </w:r>
-          <w:r>
-            <w:rPr/>
-            <w:t>2</w:t>
-          </w:r>
-          <w:r>
-            <w:rPr/>
-            <w:t xml:space="preserve"> Justificación de la elección</w:t>
+            <w:t>1.2 Justificación de la elección</w:t>
           </w:r>
           <w:hyperlink w:anchor="_Toc62801090">
             <w:r>
               <w:rPr>
                 <w:rStyle w:val="Enlacedelndice"/>
+                <w:vanish w:val="false"/>
                 <w:webHidden/>
               </w:rPr>
               <w:tab/>
@@ -863,24 +842,13 @@
           </w:pPr>
           <w:r>
             <w:rPr/>
-            <w:t>1</w:t>
-          </w:r>
-          <w:r>
-            <w:rPr/>
-            <w:t>.</w:t>
-          </w:r>
-          <w:r>
-            <w:rPr/>
-            <w:t>3</w:t>
-          </w:r>
-          <w:r>
-            <w:rPr/>
-            <w:t xml:space="preserve"> Conformación del equipo de trabajo </w:t>
+            <w:t xml:space="preserve">1.3 Conformación del equipo de trabajo </w:t>
           </w:r>
           <w:hyperlink w:anchor="_Toc62801090">
             <w:r>
               <w:rPr>
                 <w:rStyle w:val="Enlacedelndice"/>
+                <w:vanish w:val="false"/>
                 <w:webHidden/>
               </w:rPr>
               <w:tab/>
@@ -1051,7 +1019,10 @@
             </w:rPr>
           </w:pPr>
           <w:r>
-            <w:rPr/>
+            <w:rPr>
+              <w:vanish w:val="false"/>
+              <w:lang w:val="es-CO" w:eastAsia="en-US" w:bidi="ar-SA"/>
+            </w:rPr>
           </w:r>
         </w:p>
         <w:p>
@@ -1062,7 +1033,10 @@
               <w:tab w:val="right" w:pos="9009" w:leader="dot"/>
             </w:tabs>
             <w:jc w:val="both"/>
-            <w:rPr/>
+            <w:rPr>
+              <w:vanish w:val="false"/>
+              <w:lang w:val="es-CO" w:eastAsia="en-US" w:bidi="ar-SA"/>
+            </w:rPr>
           </w:pPr>
           <w:r>
             <w:rPr>
@@ -1087,13 +1061,34 @@
               <w:vanish w:val="false"/>
               <w:lang w:val="es-CO" w:eastAsia="en-US" w:bidi="ar-SA"/>
             </w:rPr>
-            <w:t xml:space="preserve"> </w:t>
+            <w:t xml:space="preserve"> 7</w:t>
           </w:r>
+        </w:p>
+        <w:p>
+          <w:pPr>
+            <w:pStyle w:val="TOC2"/>
+            <w:tabs>
+              <w:tab w:val="clear" w:pos="708"/>
+              <w:tab w:val="right" w:pos="9009" w:leader="dot"/>
+            </w:tabs>
+            <w:jc w:val="both"/>
+            <w:rPr/>
+          </w:pPr>
           <w:r>
-            <w:rPr>
-              <w:vanish w:val="false"/>
-              <w:lang w:val="es-CO" w:eastAsia="en-US" w:bidi="ar-SA"/>
-            </w:rPr>
+            <w:rPr/>
+            <w:t>5.1Customer Journey Map</w:t>
+          </w:r>
+          <w:hyperlink w:anchor="_Toc62801090">
+            <w:r>
+              <w:rPr>
+                <w:rStyle w:val="Enlacedelndice"/>
+                <w:webHidden/>
+              </w:rPr>
+              <w:tab/>
+            </w:r>
+          </w:hyperlink>
+          <w:r>
+            <w:rPr/>
             <w:t>7</w:t>
           </w:r>
         </w:p>
@@ -1105,13 +1100,52 @@
               <w:tab w:val="right" w:pos="9009" w:leader="dot"/>
             </w:tabs>
             <w:jc w:val="both"/>
-            <w:rPr>
-              <w:vanish w:val="false"/>
-              <w:lang w:val="es-CO" w:eastAsia="en-US" w:bidi="ar-SA"/>
-            </w:rPr>
+            <w:rPr/>
           </w:pPr>
           <w:r>
             <w:rPr/>
+            <w:t xml:space="preserve">5.2 User Flow </w:t>
+          </w:r>
+          <w:hyperlink w:anchor="_Toc62801090">
+            <w:r>
+              <w:rPr>
+                <w:rStyle w:val="Enlacedelndice"/>
+                <w:webHidden/>
+              </w:rPr>
+              <w:tab/>
+            </w:r>
+          </w:hyperlink>
+          <w:r>
+            <w:rPr/>
+            <w:t>7</w:t>
+          </w:r>
+        </w:p>
+        <w:p>
+          <w:pPr>
+            <w:pStyle w:val="TOC2"/>
+            <w:tabs>
+              <w:tab w:val="clear" w:pos="708"/>
+              <w:tab w:val="right" w:pos="9009" w:leader="dot"/>
+            </w:tabs>
+            <w:jc w:val="both"/>
+            <w:rPr/>
+          </w:pPr>
+          <w:r>
+            <w:rPr/>
+            <w:t xml:space="preserve">5.3 User Map </w:t>
+          </w:r>
+          <w:hyperlink w:anchor="_Toc62801090">
+            <w:r>
+              <w:rPr>
+                <w:rStyle w:val="Enlacedelndice"/>
+                <w:webHidden/>
+              </w:rPr>
+              <w:tab/>
+            </w:r>
+          </w:hyperlink>
+          <w:r>
+            <w:rPr/>
+            <w:t>7</w:t>
           </w:r>
         </w:p>
         <w:p>
@@ -1145,13 +1179,7 @@
             <w:rPr>
               <w:lang w:val="es-CO"/>
             </w:rPr>
-            <w:t xml:space="preserve"> </w:t>
-          </w:r>
-          <w:r>
-            <w:rPr>
-              <w:lang w:val="es-CO"/>
-            </w:rPr>
-            <w:t>8</w:t>
+            <w:t xml:space="preserve"> 8</w:t>
           </w:r>
         </w:p>
         <w:p>
@@ -1284,14 +1312,7 @@
               <w:vanish w:val="false"/>
               <w:lang w:val="es-CO" w:eastAsia="en-US" w:bidi="ar-SA"/>
             </w:rPr>
-            <w:t xml:space="preserve"> </w:t>
-          </w:r>
-          <w:r>
-            <w:rPr>
-              <w:vanish w:val="false"/>
-              <w:lang w:val="es-CO" w:eastAsia="en-US" w:bidi="ar-SA"/>
-            </w:rPr>
-            <w:t>10</w:t>
+            <w:t xml:space="preserve"> 10</w:t>
           </w:r>
         </w:p>
         <w:p>
@@ -1472,14 +1493,7 @@
               <w:vanish w:val="false"/>
               <w:lang w:val="es-CO" w:eastAsia="en-US" w:bidi="ar-SA"/>
             </w:rPr>
-            <w:t>8</w:t>
-          </w:r>
-          <w:r>
-            <w:rPr>
-              <w:vanish w:val="false"/>
-              <w:lang w:val="es-CO" w:eastAsia="en-US" w:bidi="ar-SA"/>
-            </w:rPr>
-            <w:t xml:space="preserve">. Conclusiones </w:t>
+            <w:t xml:space="preserve">8. Conclusiones </w:t>
           </w:r>
           <w:hyperlink w:anchor="_Toc62801091">
             <w:r>
@@ -1497,14 +1511,7 @@
               <w:vanish w:val="false"/>
               <w:lang w:val="es-CO" w:eastAsia="en-US" w:bidi="ar-SA"/>
             </w:rPr>
-            <w:t>1</w:t>
-          </w:r>
-          <w:r>
-            <w:rPr>
-              <w:vanish w:val="false"/>
-              <w:lang w:val="es-CO" w:eastAsia="en-US" w:bidi="ar-SA"/>
-            </w:rPr>
-            <w:t>3</w:t>
+            <w:t>13</w:t>
           </w:r>
           <w:r>
             <w:rPr>
@@ -1612,26 +1619,26 @@
         <w:spacing w:before="0" w:after="480"/>
         <w:rPr/>
       </w:pPr>
-      <w:bookmarkStart w:id="30" w:name="_Toc136600878_Copia_1"/>
-      <w:bookmarkStart w:id="31" w:name="_Toc262170287_Copia_1"/>
-      <w:bookmarkStart w:id="32" w:name="_Toc61935807_Copia_1"/>
-      <w:bookmarkStart w:id="33" w:name="_Toc57261154_Copia_1"/>
-      <w:bookmarkStart w:id="34" w:name="_Toc57260719_Copia_1"/>
-      <w:bookmarkStart w:id="35" w:name="_Toc57258726_Copia_1"/>
-      <w:bookmarkStart w:id="36" w:name="_Toc57258424_Copia_1"/>
-      <w:bookmarkStart w:id="37" w:name="_Toc57258272_Copia_1"/>
-      <w:bookmarkStart w:id="38" w:name="_Toc55972098_Copia_1"/>
-      <w:bookmarkStart w:id="39" w:name="_Toc55962868_Copia_1"/>
-      <w:bookmarkStart w:id="40" w:name="_Toc55962767_Copia_1"/>
-      <w:bookmarkStart w:id="41" w:name="_Toc55962612_Copia_1"/>
-      <w:bookmarkStart w:id="42" w:name="_Toc185067740_Copia_1"/>
-      <w:bookmarkStart w:id="43" w:name="_Toc185063559_Copia_1"/>
-      <w:bookmarkStart w:id="44" w:name="_Toc185035952_Copia_1"/>
-      <w:bookmarkStart w:id="45" w:name="_Toc185035825_Copia_1"/>
-      <w:bookmarkStart w:id="46" w:name="_Toc184891792_Copia_1"/>
-      <w:bookmarkStart w:id="47" w:name="_Toc184891358_Copia_1"/>
-      <w:bookmarkStart w:id="48" w:name="_Toc184890569_Copia_1"/>
-      <w:bookmarkStart w:id="49" w:name="_Toc156952358_Copia_1"/>
+      <w:bookmarkStart w:id="30" w:name="_Toc156952358_Copia_1"/>
+      <w:bookmarkStart w:id="31" w:name="_Toc184890569_Copia_1"/>
+      <w:bookmarkStart w:id="32" w:name="_Toc184891358_Copia_1"/>
+      <w:bookmarkStart w:id="33" w:name="_Toc184891792_Copia_1"/>
+      <w:bookmarkStart w:id="34" w:name="_Toc185035825_Copia_1"/>
+      <w:bookmarkStart w:id="35" w:name="_Toc185035952_Copia_1"/>
+      <w:bookmarkStart w:id="36" w:name="_Toc185063559_Copia_1"/>
+      <w:bookmarkStart w:id="37" w:name="_Toc185067740_Copia_1"/>
+      <w:bookmarkStart w:id="38" w:name="_Toc55962612_Copia_1"/>
+      <w:bookmarkStart w:id="39" w:name="_Toc55962767_Copia_1"/>
+      <w:bookmarkStart w:id="40" w:name="_Toc55962868_Copia_1"/>
+      <w:bookmarkStart w:id="41" w:name="_Toc55972098_Copia_1"/>
+      <w:bookmarkStart w:id="42" w:name="_Toc57258272_Copia_1"/>
+      <w:bookmarkStart w:id="43" w:name="_Toc57258424_Copia_1"/>
+      <w:bookmarkStart w:id="44" w:name="_Toc57258726_Copia_1"/>
+      <w:bookmarkStart w:id="45" w:name="_Toc57260719_Copia_1"/>
+      <w:bookmarkStart w:id="46" w:name="_Toc57261154_Copia_1"/>
+      <w:bookmarkStart w:id="47" w:name="_Toc61935807_Copia_1"/>
+      <w:bookmarkStart w:id="48" w:name="_Toc262170287_Copia_1"/>
+      <w:bookmarkStart w:id="49" w:name="_Toc136600878_Copia_1"/>
       <w:bookmarkEnd w:id="30"/>
       <w:bookmarkEnd w:id="31"/>
       <w:bookmarkEnd w:id="32"/>
@@ -1658,14 +1665,14 @@
         </w:rPr>
         <w:t xml:space="preserve">1 </w:t>
       </w:r>
-      <w:bookmarkStart w:id="50" w:name="_Toc62801083"/>
-      <w:bookmarkStart w:id="51" w:name="_Toc62800635"/>
-      <w:bookmarkStart w:id="52" w:name="_Toc62800548"/>
-      <w:bookmarkStart w:id="53" w:name="_Toc62800392"/>
-      <w:bookmarkStart w:id="54" w:name="_Toc62799672"/>
-      <w:bookmarkStart w:id="55" w:name="_Toc26079248"/>
-      <w:bookmarkStart w:id="56" w:name="_Toc26076889"/>
-      <w:bookmarkStart w:id="57" w:name="_Toc316718173"/>
+      <w:bookmarkStart w:id="50" w:name="_Toc316718173"/>
+      <w:bookmarkStart w:id="51" w:name="_Toc26076889"/>
+      <w:bookmarkStart w:id="52" w:name="_Toc26079248"/>
+      <w:bookmarkStart w:id="53" w:name="_Toc62799672"/>
+      <w:bookmarkStart w:id="54" w:name="_Toc62800392"/>
+      <w:bookmarkStart w:id="55" w:name="_Toc62800548"/>
+      <w:bookmarkStart w:id="56" w:name="_Toc62800635"/>
+      <w:bookmarkStart w:id="57" w:name="_Toc62801083"/>
       <w:r>
         <w:rPr>
           <w:lang w:val="es-CO" w:bidi="ar-SA"/>
@@ -1710,19 +1717,7 @@
           <w:shd w:fill="FFFFFF" w:val="clear"/>
           <w:lang w:val="es-CO" w:eastAsia="en-US" w:bidi="ar-SA"/>
         </w:rPr>
-        <w:t xml:space="preserve">Se realiza un </w:t>
-      </w:r>
-      <w:r>
-        <w:rPr>
-          <w:rFonts w:eastAsia="Times New Roman" w:cs="Times New Roman"/>
-          <w:color w:val="000000"/>
-          <w:kern w:val="0"/>
-          <w:sz w:val="24"/>
-          <w:szCs w:val="24"/>
-          <w:shd w:fill="FFFFFF" w:val="clear"/>
-          <w:lang w:val="es-CO" w:eastAsia="en-US" w:bidi="ar-SA"/>
-        </w:rPr>
-        <w:t>análisis para el desarrollo del presente proyecto el cual sera una plataforma web la cual llevara por nombre Edutech, sera orientada a la gestión de actividades académicas y la mejora de la interacción entre estudiantes y docentes dentro de la institución edificativa.</w:t>
+        <w:t>Se realiza un análisis para el desarrollo del presente proyecto el cual sera una plataforma web la cual llevara por nombre Edutech, sera orientada a la gestión de actividades académicas y la mejora de la interacción entre estudiantes y docentes dentro de la institución edificativa.</w:t>
       </w:r>
     </w:p>
     <w:p>
@@ -1898,16 +1893,7 @@
           <w:color w:val="auto"/>
           <w:szCs w:val="32"/>
         </w:rPr>
-        <w:t>1</w:t>
-      </w:r>
-      <w:r>
-        <w:rPr>
-          <w:b/>
-          <w:bCs/>
-          <w:color w:val="auto"/>
-          <w:szCs w:val="32"/>
-        </w:rPr>
-        <w:t>.1 Descripción general de la línea seleccionada</w:t>
+        <w:t>1.1 Descripción general de la línea seleccionada</w:t>
       </w:r>
     </w:p>
     <w:p>
@@ -1918,18 +1904,15 @@
         <w:bidi w:val="0"/>
         <w:spacing w:lineRule="auto" w:line="240" w:before="360" w:after="240"/>
         <w:rPr>
-          <w:rFonts w:ascii="Times New Roman" w:hAnsi="Times New Roman" w:eastAsia="Times New Roman" w:cs="Times New Roman"/>
-          <w:color w:val="auto"/>
-          <w:kern w:val="0"/>
-          <w:sz w:val="24"/>
-          <w:szCs w:val="32"/>
-          <w:u w:val="none"/>
-          <w:lang w:val="es-EC" w:eastAsia="en-US" w:bidi="ar-SA"/>
+          <w:b w:val="false"/>
+          <w:bCs w:val="false"/>
         </w:rPr>
       </w:pPr>
       <w:r>
         <w:rPr>
           <w:rFonts w:eastAsia="Times New Roman" w:cs="Times New Roman"/>
+          <w:b w:val="false"/>
+          <w:bCs w:val="false"/>
           <w:color w:val="auto"/>
           <w:kern w:val="0"/>
           <w:sz w:val="24"/>
@@ -1949,18 +1932,15 @@
         <w:spacing w:lineRule="auto" w:line="240" w:before="360" w:after="240"/>
         <w:jc w:val="left"/>
         <w:rPr>
-          <w:rFonts w:ascii="Times New Roman" w:hAnsi="Times New Roman" w:eastAsia="Times New Roman" w:cs="Times New Roman"/>
-          <w:color w:val="auto"/>
-          <w:kern w:val="0"/>
-          <w:sz w:val="24"/>
-          <w:szCs w:val="32"/>
-          <w:u w:val="none"/>
-          <w:lang w:val="es-EC" w:eastAsia="en-US" w:bidi="ar-SA"/>
+          <w:b w:val="false"/>
+          <w:bCs w:val="false"/>
         </w:rPr>
       </w:pPr>
       <w:r>
         <w:rPr>
           <w:rFonts w:eastAsia="Times New Roman" w:cs="Times New Roman"/>
+          <w:b w:val="false"/>
+          <w:bCs w:val="false"/>
           <w:color w:val="auto"/>
           <w:kern w:val="0"/>
           <w:sz w:val="24"/>
@@ -1980,18 +1960,15 @@
         <w:spacing w:lineRule="auto" w:line="240" w:before="360" w:after="240"/>
         <w:jc w:val="left"/>
         <w:rPr>
-          <w:rFonts w:ascii="Times New Roman" w:hAnsi="Times New Roman" w:eastAsia="Times New Roman" w:cs="Times New Roman"/>
-          <w:color w:val="auto"/>
-          <w:kern w:val="0"/>
-          <w:sz w:val="24"/>
-          <w:szCs w:val="32"/>
-          <w:u w:val="none"/>
-          <w:lang w:val="es-EC" w:eastAsia="en-US" w:bidi="ar-SA"/>
+          <w:b w:val="false"/>
+          <w:bCs w:val="false"/>
         </w:rPr>
       </w:pPr>
       <w:r>
         <w:rPr>
           <w:rFonts w:eastAsia="Times New Roman" w:cs="Times New Roman"/>
+          <w:b w:val="false"/>
+          <w:bCs w:val="false"/>
           <w:color w:val="auto"/>
           <w:kern w:val="0"/>
           <w:sz w:val="24"/>
@@ -2018,34 +1995,7 @@
           <w:color w:val="auto"/>
           <w:szCs w:val="32"/>
         </w:rPr>
-        <w:t>1</w:t>
-      </w:r>
-      <w:r>
-        <w:rPr>
-          <w:b/>
-          <w:bCs/>
-          <w:color w:val="auto"/>
-          <w:szCs w:val="32"/>
-        </w:rPr>
-        <w:t>.</w:t>
-      </w:r>
-      <w:r>
-        <w:rPr>
-          <w:b/>
-          <w:bCs/>
-          <w:color w:val="auto"/>
-          <w:szCs w:val="32"/>
-        </w:rPr>
-        <w:t>2</w:t>
-      </w:r>
-      <w:r>
-        <w:rPr>
-          <w:b/>
-          <w:bCs/>
-          <w:color w:val="auto"/>
-          <w:szCs w:val="32"/>
-        </w:rPr>
-        <w:t xml:space="preserve"> Justificación de la elección</w:t>
+        <w:t>1.2 Justificación de la elección</w:t>
       </w:r>
     </w:p>
     <w:p>
@@ -2174,34 +2124,7 @@
           <w:color w:val="auto"/>
           <w:szCs w:val="32"/>
         </w:rPr>
-        <w:t>1</w:t>
-      </w:r>
-      <w:r>
-        <w:rPr>
-          <w:b/>
-          <w:bCs/>
-          <w:color w:val="auto"/>
-          <w:szCs w:val="32"/>
-        </w:rPr>
-        <w:t>.</w:t>
-      </w:r>
-      <w:r>
-        <w:rPr>
-          <w:b/>
-          <w:bCs/>
-          <w:color w:val="auto"/>
-          <w:szCs w:val="32"/>
-        </w:rPr>
-        <w:t>3</w:t>
-      </w:r>
-      <w:r>
-        <w:rPr>
-          <w:b/>
-          <w:bCs/>
-          <w:color w:val="auto"/>
-          <w:szCs w:val="32"/>
-        </w:rPr>
-        <w:t xml:space="preserve"> Conformación del equipo de trabajo </w:t>
+        <w:t xml:space="preserve">1.3 Conformación del equipo de trabajo </w:t>
       </w:r>
     </w:p>
     <w:p>
@@ -2225,7 +2148,6 @@
       </w:pPr>
       <w:r>
         <w:rPr>
-          <w:rFonts w:ascii="Times New Roman" w:hAnsi="Times New Roman"/>
           <w:b w:val="false"/>
           <w:i w:val="false"/>
           <w:caps w:val="false"/>
@@ -2260,7 +2182,6 @@
       </w:pPr>
       <w:r>
         <w:rPr>
-          <w:rFonts w:ascii="Times New Roman" w:hAnsi="Times New Roman"/>
           <w:b w:val="false"/>
           <w:i w:val="false"/>
           <w:caps w:val="false"/>
@@ -2294,7 +2215,6 @@
       </w:pPr>
       <w:r>
         <w:rPr>
-          <w:rFonts w:ascii="Times New Roman" w:hAnsi="Times New Roman"/>
           <w:b w:val="false"/>
           <w:i w:val="false"/>
           <w:caps w:val="false"/>
@@ -2329,7 +2249,6 @@
       </w:pPr>
       <w:r>
         <w:rPr>
-          <w:rFonts w:ascii="Times New Roman" w:hAnsi="Times New Roman"/>
           <w:b w:val="false"/>
           <w:i w:val="false"/>
           <w:caps w:val="false"/>
@@ -2347,7 +2266,7 @@
         <w:pStyle w:val="BodyText"/>
         <w:numPr>
           <w:ilvl w:val="0"/>
-          <w:numId w:val="4"/>
+          <w:numId w:val="3"/>
         </w:numPr>
         <w:jc w:val="both"/>
         <w:rPr>
@@ -2366,7 +2285,6 @@
       </w:pPr>
       <w:r>
         <w:rPr>
-          <w:rFonts w:ascii="Times New Roman" w:hAnsi="Times New Roman"/>
           <w:b/>
           <w:bCs/>
           <w:i w:val="false"/>
@@ -2382,7 +2300,6 @@
       </w:r>
       <w:r>
         <w:rPr>
-          <w:rFonts w:ascii="Times New Roman" w:hAnsi="Times New Roman"/>
           <w:b w:val="false"/>
           <w:bCs w:val="false"/>
           <w:i w:val="false"/>
@@ -2394,39 +2311,7 @@
           <w:szCs w:val="24"/>
           <w:lang w:val="es-CO" w:bidi="ar-SA"/>
         </w:rPr>
-        <w:t>Es el encargado de la coordinación general, planificación de actividades y seguimiento del cumplimento de los ob</w:t>
-      </w:r>
-      <w:r>
-        <w:rPr>
-          <w:rFonts w:ascii="Times New Roman" w:hAnsi="Times New Roman"/>
-          <w:b w:val="false"/>
-          <w:bCs w:val="false"/>
-          <w:i w:val="false"/>
-          <w:caps w:val="false"/>
-          <w:smallCaps w:val="false"/>
-          <w:color w:val="000000"/>
-          <w:spacing w:val="0"/>
-          <w:sz w:val="24"/>
-          <w:szCs w:val="24"/>
-          <w:lang w:val="es-CO" w:bidi="ar-SA"/>
-        </w:rPr>
-        <w:t>jetivos</w:t>
-      </w:r>
-      <w:r>
-        <w:rPr>
-          <w:rFonts w:ascii="Times New Roman" w:hAnsi="Times New Roman"/>
-          <w:b w:val="false"/>
-          <w:bCs w:val="false"/>
-          <w:i w:val="false"/>
-          <w:caps w:val="false"/>
-          <w:smallCaps w:val="false"/>
-          <w:color w:val="000000"/>
-          <w:spacing w:val="0"/>
-          <w:sz w:val="24"/>
-          <w:szCs w:val="24"/>
-          <w:lang w:val="es-CO" w:bidi="ar-SA"/>
-        </w:rPr>
-        <w:t xml:space="preserve"> establecidos para cada fase.</w:t>
+        <w:t>Es el encargado de la coordinación general, planificación de actividades y seguimiento del cumplimento de los objetivos establecidos para cada fase.</w:t>
       </w:r>
     </w:p>
     <w:p>
@@ -2434,7 +2319,7 @@
         <w:pStyle w:val="BodyText"/>
         <w:numPr>
           <w:ilvl w:val="0"/>
-          <w:numId w:val="4"/>
+          <w:numId w:val="3"/>
         </w:numPr>
         <w:jc w:val="both"/>
         <w:rPr>
@@ -2453,7 +2338,6 @@
       </w:pPr>
       <w:r>
         <w:rPr>
-          <w:rFonts w:ascii="Times New Roman" w:hAnsi="Times New Roman"/>
           <w:b/>
           <w:bCs/>
           <w:i w:val="false"/>
@@ -2469,7 +2353,6 @@
       </w:r>
       <w:r>
         <w:rPr>
-          <w:rFonts w:ascii="Times New Roman" w:hAnsi="Times New Roman"/>
           <w:b w:val="false"/>
           <w:bCs w:val="false"/>
           <w:i w:val="false"/>
@@ -2489,7 +2372,7 @@
         <w:pStyle w:val="BodyText"/>
         <w:numPr>
           <w:ilvl w:val="0"/>
-          <w:numId w:val="4"/>
+          <w:numId w:val="3"/>
         </w:numPr>
         <w:jc w:val="both"/>
         <w:rPr>
@@ -2508,7 +2391,6 @@
       </w:pPr>
       <w:r>
         <w:rPr>
-          <w:rFonts w:ascii="Times New Roman" w:hAnsi="Times New Roman"/>
           <w:b/>
           <w:bCs/>
           <w:i w:val="false"/>
@@ -2524,7 +2406,6 @@
       </w:r>
       <w:r>
         <w:rPr>
-          <w:rFonts w:ascii="Times New Roman" w:hAnsi="Times New Roman"/>
           <w:b w:val="false"/>
           <w:bCs w:val="false"/>
           <w:i w:val="false"/>
@@ -2540,7 +2421,6 @@
       </w:r>
       <w:r>
         <w:rPr>
-          <w:rFonts w:ascii="Times New Roman" w:hAnsi="Times New Roman"/>
           <w:b/>
           <w:bCs/>
           <w:i w:val="false"/>
@@ -2556,7 +2436,6 @@
       </w:r>
       <w:r>
         <w:rPr>
-          <w:rFonts w:ascii="Times New Roman" w:hAnsi="Times New Roman"/>
           <w:b w:val="false"/>
           <w:bCs w:val="false"/>
           <w:i w:val="false"/>
@@ -2577,7 +2456,7 @@
         <w:pStyle w:val="BodyText"/>
         <w:numPr>
           <w:ilvl w:val="0"/>
-          <w:numId w:val="4"/>
+          <w:numId w:val="3"/>
         </w:numPr>
         <w:jc w:val="both"/>
         <w:rPr>
@@ -2597,7 +2476,6 @@
       </w:pPr>
       <w:r>
         <w:rPr>
-          <w:rFonts w:ascii="Times New Roman" w:hAnsi="Times New Roman"/>
           <w:b/>
           <w:bCs/>
           <w:i w:val="false"/>
@@ -2610,13 +2488,12 @@
           <w:szCs w:val="24"/>
           <w:lang w:val="es-CO" w:bidi="ar-SA"/>
         </w:rPr>
-        <w:t xml:space="preserve">Investigador </w:t>
-      </w:r>
-      <w:r>
-        <w:rPr>
-          <w:rFonts w:ascii="Times New Roman" w:hAnsi="Times New Roman"/>
-          <w:b/>
-          <w:bCs/>
+        <w:t xml:space="preserve">Investigador (Alejandro Rodríguez): </w:t>
+      </w:r>
+      <w:r>
+        <w:rPr>
+          <w:b w:val="false"/>
+          <w:bCs w:val="false"/>
           <w:i w:val="false"/>
           <w:iCs w:val="false"/>
           <w:caps w:val="false"/>
@@ -2627,23 +2504,6 @@
           <w:szCs w:val="24"/>
           <w:lang w:val="es-CO" w:bidi="ar-SA"/>
         </w:rPr>
-        <w:t xml:space="preserve">(Alejandro Rodríguez): </w:t>
-      </w:r>
-      <w:r>
-        <w:rPr>
-          <w:rFonts w:ascii="Times New Roman" w:hAnsi="Times New Roman"/>
-          <w:b w:val="false"/>
-          <w:bCs w:val="false"/>
-          <w:i w:val="false"/>
-          <w:iCs w:val="false"/>
-          <w:caps w:val="false"/>
-          <w:smallCaps w:val="false"/>
-          <w:color w:val="000000"/>
-          <w:spacing w:val="0"/>
-          <w:sz w:val="24"/>
-          <w:szCs w:val="24"/>
-          <w:lang w:val="es-CO" w:bidi="ar-SA"/>
-        </w:rPr>
         <w:t>Es el responsable del análisis de necesidad de los usuarios y la recolección de información.</w:t>
       </w:r>
     </w:p>
@@ -2667,7 +2527,6 @@
       </w:pPr>
       <w:r>
         <w:rPr>
-          <w:rFonts w:ascii="Times New Roman" w:hAnsi="Times New Roman"/>
           <w:b/>
           <w:bCs/>
           <w:i w:val="false"/>
@@ -3149,408 +3008,382 @@
       </w:pPr>
       <w:r>
         <w:rPr>
-          <w:b/>
-          <w:bCs/>
-        </w:rPr>
-      </w:r>
-    </w:p>
-    <w:p>
-      <w:pPr>
-        <w:pStyle w:val="BodyText"/>
-        <w:ind w:hanging="0"/>
-        <w:jc w:val="center"/>
-        <w:rPr>
-          <w:lang w:val="es-CO" w:bidi="ar-SA"/>
-        </w:rPr>
-      </w:pPr>
-      <w:r>
-        <w:rPr>
-          <w:b/>
-          <w:bCs/>
-        </w:rPr>
-      </w:r>
-    </w:p>
-    <w:p>
-      <w:pPr>
-        <w:pStyle w:val="BodyText"/>
-        <w:ind w:hanging="0"/>
-        <w:jc w:val="center"/>
-        <w:rPr>
-          <w:lang w:val="es-CO" w:bidi="ar-SA"/>
-        </w:rPr>
-      </w:pPr>
-      <w:r>
-        <w:rPr>
-          <w:b/>
-          <w:bCs/>
-        </w:rPr>
-      </w:r>
-    </w:p>
-    <w:p>
-      <w:pPr>
-        <w:pStyle w:val="BodyText"/>
-        <w:ind w:hanging="0"/>
-        <w:jc w:val="center"/>
-        <w:rPr>
-          <w:lang w:val="es-CO" w:bidi="ar-SA"/>
-        </w:rPr>
-      </w:pPr>
-      <w:r>
-        <w:rPr>
-          <w:b/>
-          <w:bCs/>
-        </w:rPr>
-      </w:r>
-    </w:p>
-    <w:p>
-      <w:pPr>
-        <w:pStyle w:val="BodyText"/>
-        <w:ind w:hanging="0"/>
-        <w:jc w:val="center"/>
-        <w:rPr>
-          <w:lang w:val="es-CO" w:bidi="ar-SA"/>
-        </w:rPr>
-      </w:pPr>
-      <w:r>
-        <w:rPr>
-          <w:b/>
-          <w:bCs/>
-        </w:rPr>
-      </w:r>
-    </w:p>
-    <w:p>
-      <w:pPr>
-        <w:pStyle w:val="BodyText"/>
-        <w:ind w:hanging="0"/>
-        <w:jc w:val="center"/>
-        <w:rPr>
-          <w:lang w:val="es-CO" w:bidi="ar-SA"/>
-        </w:rPr>
-      </w:pPr>
-      <w:r>
-        <w:rPr>
-          <w:b/>
-          <w:bCs/>
-        </w:rPr>
-      </w:r>
-    </w:p>
-    <w:p>
-      <w:pPr>
-        <w:pStyle w:val="BodyText"/>
-        <w:ind w:hanging="0"/>
-        <w:jc w:val="center"/>
-        <w:rPr>
-          <w:lang w:val="es-CO" w:bidi="ar-SA"/>
-        </w:rPr>
-      </w:pPr>
-      <w:r>
-        <w:rPr>
-          <w:b/>
-          <w:bCs/>
-        </w:rPr>
-      </w:r>
-    </w:p>
-    <w:p>
-      <w:pPr>
-        <w:pStyle w:val="BodyText"/>
-        <w:ind w:hanging="0"/>
-        <w:jc w:val="center"/>
-        <w:rPr>
-          <w:lang w:val="es-CO" w:bidi="ar-SA"/>
-        </w:rPr>
-      </w:pPr>
-      <w:r>
-        <w:rPr>
-          <w:b/>
-          <w:bCs/>
-        </w:rPr>
-      </w:r>
-    </w:p>
-    <w:p>
-      <w:pPr>
-        <w:pStyle w:val="BodyText"/>
-        <w:ind w:hanging="0"/>
-        <w:jc w:val="center"/>
-        <w:rPr>
-          <w:lang w:val="es-CO" w:bidi="ar-SA"/>
-        </w:rPr>
-      </w:pPr>
-      <w:r>
-        <w:rPr>
-          <w:b/>
-          <w:bCs/>
-        </w:rPr>
-      </w:r>
-    </w:p>
-    <w:p>
-      <w:pPr>
-        <w:pStyle w:val="BodyText"/>
-        <w:ind w:hanging="0"/>
-        <w:jc w:val="center"/>
-        <w:rPr>
-          <w:lang w:val="es-CO" w:bidi="ar-SA"/>
-        </w:rPr>
-      </w:pPr>
-      <w:r>
-        <w:rPr>
-          <w:b/>
-          <w:bCs/>
-        </w:rPr>
-      </w:r>
-    </w:p>
-    <w:p>
-      <w:pPr>
-        <w:pStyle w:val="BodyText"/>
-        <w:ind w:hanging="0"/>
-        <w:jc w:val="center"/>
-        <w:rPr>
-          <w:lang w:val="es-CO" w:bidi="ar-SA"/>
-        </w:rPr>
-      </w:pPr>
-      <w:r>
-        <w:rPr>
-          <w:b/>
-          <w:bCs/>
-        </w:rPr>
-      </w:r>
-    </w:p>
-    <w:p>
-      <w:pPr>
-        <w:pStyle w:val="BodyText"/>
-        <w:ind w:hanging="0"/>
-        <w:jc w:val="center"/>
-        <w:rPr>
-          <w:lang w:val="es-CO" w:bidi="ar-SA"/>
-        </w:rPr>
-      </w:pPr>
-      <w:r>
-        <w:rPr>
-          <w:b/>
-          <w:bCs/>
-        </w:rPr>
-      </w:r>
-    </w:p>
-    <w:p>
-      <w:pPr>
-        <w:pStyle w:val="BodyText"/>
-        <w:ind w:hanging="0"/>
-        <w:jc w:val="center"/>
-        <w:rPr>
-          <w:lang w:val="es-CO" w:bidi="ar-SA"/>
-        </w:rPr>
-      </w:pPr>
-      <w:r>
-        <w:rPr>
-          <w:b/>
-          <w:bCs/>
-        </w:rPr>
-      </w:r>
-    </w:p>
-    <w:p>
-      <w:pPr>
-        <w:pStyle w:val="BodyText"/>
-        <w:ind w:hanging="0"/>
-        <w:jc w:val="center"/>
-        <w:rPr>
-          <w:lang w:val="es-CO" w:bidi="ar-SA"/>
-        </w:rPr>
-      </w:pPr>
-      <w:r>
-        <w:rPr>
-          <w:b/>
-          <w:bCs/>
-        </w:rPr>
-      </w:r>
-    </w:p>
-    <w:p>
-      <w:pPr>
-        <w:pStyle w:val="BodyText"/>
-        <w:ind w:hanging="0"/>
-        <w:jc w:val="center"/>
-        <w:rPr>
-          <w:lang w:val="es-CO" w:bidi="ar-SA"/>
-        </w:rPr>
-      </w:pPr>
-      <w:r>
-        <w:rPr>
-          <w:b/>
-          <w:bCs/>
-        </w:rPr>
-      </w:r>
-    </w:p>
-    <w:p>
-      <w:pPr>
-        <w:pStyle w:val="BodyText"/>
-        <w:ind w:hanging="0"/>
-        <w:jc w:val="center"/>
-        <w:rPr>
-          <w:lang w:val="es-CO" w:bidi="ar-SA"/>
-        </w:rPr>
-      </w:pPr>
-      <w:r>
-        <w:rPr>
-          <w:b/>
-          <w:bCs/>
-        </w:rPr>
-      </w:r>
-    </w:p>
-    <w:p>
-      <w:pPr>
-        <w:pStyle w:val="BodyText"/>
-        <w:ind w:hanging="0"/>
-        <w:jc w:val="center"/>
-        <w:rPr>
-          <w:lang w:val="es-CO" w:bidi="ar-SA"/>
-        </w:rPr>
-      </w:pPr>
-      <w:r>
-        <w:rPr>
-          <w:b/>
-          <w:bCs/>
-        </w:rPr>
-      </w:r>
-    </w:p>
-    <w:p>
-      <w:pPr>
-        <w:pStyle w:val="BodyText"/>
-        <w:ind w:hanging="0"/>
-        <w:jc w:val="center"/>
-        <w:rPr>
-          <w:lang w:val="es-CO" w:bidi="ar-SA"/>
-        </w:rPr>
-      </w:pPr>
-      <w:r>
-        <w:rPr>
-          <w:b/>
-          <w:bCs/>
-        </w:rPr>
-      </w:r>
-    </w:p>
-    <w:p>
-      <w:pPr>
-        <w:pStyle w:val="BodyText"/>
-        <w:ind w:hanging="0"/>
-        <w:jc w:val="center"/>
-        <w:rPr>
-          <w:lang w:val="es-CO" w:bidi="ar-SA"/>
-        </w:rPr>
-      </w:pPr>
-      <w:r>
-        <w:rPr>
-          <w:b/>
-          <w:bCs/>
-        </w:rPr>
-      </w:r>
-    </w:p>
-    <w:p>
-      <w:pPr>
-        <w:pStyle w:val="BodyText"/>
-        <w:ind w:hanging="0"/>
-        <w:jc w:val="center"/>
-        <w:rPr>
-          <w:lang w:val="es-CO" w:bidi="ar-SA"/>
-        </w:rPr>
-      </w:pPr>
-      <w:r>
-        <w:rPr>
-          <w:b/>
-          <w:bCs/>
-        </w:rPr>
-      </w:r>
-    </w:p>
-    <w:p>
-      <w:pPr>
-        <w:pStyle w:val="BodyText"/>
-        <w:ind w:hanging="0"/>
-        <w:jc w:val="center"/>
-        <w:rPr>
-          <w:lang w:val="es-CO" w:bidi="ar-SA"/>
-        </w:rPr>
-      </w:pPr>
-      <w:r>
-        <w:rPr>
-          <w:b/>
-          <w:bCs/>
-        </w:rPr>
-      </w:r>
-    </w:p>
-    <w:p>
-      <w:pPr>
-        <w:pStyle w:val="BodyText"/>
-        <w:ind w:hanging="0"/>
-        <w:jc w:val="center"/>
-        <w:rPr>
-          <w:lang w:val="es-CO" w:bidi="ar-SA"/>
-        </w:rPr>
-      </w:pPr>
-      <w:r>
-        <w:rPr>
-          <w:b/>
-          <w:bCs/>
-        </w:rPr>
-      </w:r>
-    </w:p>
-    <w:p>
-      <w:pPr>
-        <w:pStyle w:val="BodyText"/>
-        <w:ind w:hanging="0"/>
-        <w:jc w:val="center"/>
-        <w:rPr>
-          <w:lang w:val="es-CO" w:bidi="ar-SA"/>
-        </w:rPr>
-      </w:pPr>
-      <w:r>
-        <w:rPr>
-          <w:b/>
-          <w:bCs/>
-        </w:rPr>
-      </w:r>
-    </w:p>
-    <w:p>
-      <w:pPr>
-        <w:pStyle w:val="BodyText"/>
-        <w:ind w:hanging="0"/>
-        <w:jc w:val="center"/>
-        <w:rPr>
-          <w:lang w:val="es-CO" w:bidi="ar-SA"/>
-        </w:rPr>
-      </w:pPr>
-      <w:r>
-        <w:rPr>
-          <w:b/>
-          <w:bCs/>
-        </w:rPr>
-      </w:r>
-    </w:p>
-    <w:p>
-      <w:pPr>
-        <w:pStyle w:val="BodyText"/>
-        <w:ind w:hanging="0"/>
-        <w:jc w:val="center"/>
-        <w:rPr>
-          <w:lang w:val="es-CO" w:bidi="ar-SA"/>
-        </w:rPr>
-      </w:pPr>
-      <w:r>
-        <w:rPr>
-          <w:b/>
-          <w:bCs/>
-        </w:rPr>
-      </w:r>
-    </w:p>
-    <w:p>
-      <w:pPr>
-        <w:pStyle w:val="BodyText"/>
-        <w:ind w:hanging="0"/>
-        <w:jc w:val="center"/>
-        <w:rPr>
-          <w:lang w:val="es-CO" w:bidi="ar-SA"/>
-        </w:rPr>
-      </w:pPr>
-      <w:r>
-        <w:rPr>
-          <w:b/>
-          <w:bCs/>
+          <w:lang w:val="es-CO" w:bidi="ar-SA"/>
+        </w:rPr>
+      </w:r>
+    </w:p>
+    <w:p>
+      <w:pPr>
+        <w:pStyle w:val="BodyText"/>
+        <w:ind w:hanging="0"/>
+        <w:jc w:val="center"/>
+        <w:rPr>
+          <w:lang w:val="es-CO" w:bidi="ar-SA"/>
+        </w:rPr>
+      </w:pPr>
+      <w:r>
+        <w:rPr>
+          <w:lang w:val="es-CO" w:bidi="ar-SA"/>
+        </w:rPr>
+      </w:r>
+    </w:p>
+    <w:p>
+      <w:pPr>
+        <w:pStyle w:val="BodyText"/>
+        <w:ind w:hanging="0"/>
+        <w:jc w:val="center"/>
+        <w:rPr>
+          <w:lang w:val="es-CO" w:bidi="ar-SA"/>
+        </w:rPr>
+      </w:pPr>
+      <w:r>
+        <w:rPr>
+          <w:lang w:val="es-CO" w:bidi="ar-SA"/>
+        </w:rPr>
+      </w:r>
+    </w:p>
+    <w:p>
+      <w:pPr>
+        <w:pStyle w:val="BodyText"/>
+        <w:ind w:hanging="0"/>
+        <w:jc w:val="center"/>
+        <w:rPr>
+          <w:lang w:val="es-CO" w:bidi="ar-SA"/>
+        </w:rPr>
+      </w:pPr>
+      <w:r>
+        <w:rPr>
+          <w:lang w:val="es-CO" w:bidi="ar-SA"/>
+        </w:rPr>
+      </w:r>
+    </w:p>
+    <w:p>
+      <w:pPr>
+        <w:pStyle w:val="BodyText"/>
+        <w:ind w:hanging="0"/>
+        <w:jc w:val="center"/>
+        <w:rPr>
+          <w:lang w:val="es-CO" w:bidi="ar-SA"/>
+        </w:rPr>
+      </w:pPr>
+      <w:r>
+        <w:rPr>
+          <w:lang w:val="es-CO" w:bidi="ar-SA"/>
+        </w:rPr>
+      </w:r>
+    </w:p>
+    <w:p>
+      <w:pPr>
+        <w:pStyle w:val="BodyText"/>
+        <w:ind w:hanging="0"/>
+        <w:jc w:val="center"/>
+        <w:rPr>
+          <w:lang w:val="es-CO" w:bidi="ar-SA"/>
+        </w:rPr>
+      </w:pPr>
+      <w:r>
+        <w:rPr>
+          <w:lang w:val="es-CO" w:bidi="ar-SA"/>
+        </w:rPr>
+      </w:r>
+    </w:p>
+    <w:p>
+      <w:pPr>
+        <w:pStyle w:val="BodyText"/>
+        <w:ind w:hanging="0"/>
+        <w:jc w:val="center"/>
+        <w:rPr>
+          <w:lang w:val="es-CO" w:bidi="ar-SA"/>
+        </w:rPr>
+      </w:pPr>
+      <w:r>
+        <w:rPr>
+          <w:lang w:val="es-CO" w:bidi="ar-SA"/>
+        </w:rPr>
+      </w:r>
+    </w:p>
+    <w:p>
+      <w:pPr>
+        <w:pStyle w:val="BodyText"/>
+        <w:ind w:hanging="0"/>
+        <w:jc w:val="center"/>
+        <w:rPr>
+          <w:lang w:val="es-CO" w:bidi="ar-SA"/>
+        </w:rPr>
+      </w:pPr>
+      <w:r>
+        <w:rPr>
+          <w:lang w:val="es-CO" w:bidi="ar-SA"/>
+        </w:rPr>
+      </w:r>
+    </w:p>
+    <w:p>
+      <w:pPr>
+        <w:pStyle w:val="BodyText"/>
+        <w:ind w:hanging="0"/>
+        <w:jc w:val="center"/>
+        <w:rPr>
+          <w:lang w:val="es-CO" w:bidi="ar-SA"/>
+        </w:rPr>
+      </w:pPr>
+      <w:r>
+        <w:rPr>
+          <w:lang w:val="es-CO" w:bidi="ar-SA"/>
+        </w:rPr>
+      </w:r>
+    </w:p>
+    <w:p>
+      <w:pPr>
+        <w:pStyle w:val="BodyText"/>
+        <w:ind w:hanging="0"/>
+        <w:jc w:val="center"/>
+        <w:rPr>
+          <w:lang w:val="es-CO" w:bidi="ar-SA"/>
+        </w:rPr>
+      </w:pPr>
+      <w:r>
+        <w:rPr>
+          <w:lang w:val="es-CO" w:bidi="ar-SA"/>
+        </w:rPr>
+      </w:r>
+    </w:p>
+    <w:p>
+      <w:pPr>
+        <w:pStyle w:val="BodyText"/>
+        <w:ind w:hanging="0"/>
+        <w:jc w:val="center"/>
+        <w:rPr>
+          <w:lang w:val="es-CO" w:bidi="ar-SA"/>
+        </w:rPr>
+      </w:pPr>
+      <w:r>
+        <w:rPr>
+          <w:lang w:val="es-CO" w:bidi="ar-SA"/>
+        </w:rPr>
+      </w:r>
+    </w:p>
+    <w:p>
+      <w:pPr>
+        <w:pStyle w:val="BodyText"/>
+        <w:ind w:hanging="0"/>
+        <w:jc w:val="center"/>
+        <w:rPr>
+          <w:lang w:val="es-CO" w:bidi="ar-SA"/>
+        </w:rPr>
+      </w:pPr>
+      <w:r>
+        <w:rPr>
+          <w:lang w:val="es-CO" w:bidi="ar-SA"/>
+        </w:rPr>
+      </w:r>
+    </w:p>
+    <w:p>
+      <w:pPr>
+        <w:pStyle w:val="BodyText"/>
+        <w:ind w:hanging="0"/>
+        <w:jc w:val="center"/>
+        <w:rPr>
+          <w:lang w:val="es-CO" w:bidi="ar-SA"/>
+        </w:rPr>
+      </w:pPr>
+      <w:r>
+        <w:rPr>
+          <w:lang w:val="es-CO" w:bidi="ar-SA"/>
+        </w:rPr>
+      </w:r>
+    </w:p>
+    <w:p>
+      <w:pPr>
+        <w:pStyle w:val="BodyText"/>
+        <w:ind w:hanging="0"/>
+        <w:jc w:val="center"/>
+        <w:rPr>
+          <w:lang w:val="es-CO" w:bidi="ar-SA"/>
+        </w:rPr>
+      </w:pPr>
+      <w:r>
+        <w:rPr>
+          <w:lang w:val="es-CO" w:bidi="ar-SA"/>
+        </w:rPr>
+      </w:r>
+    </w:p>
+    <w:p>
+      <w:pPr>
+        <w:pStyle w:val="BodyText"/>
+        <w:ind w:hanging="0"/>
+        <w:jc w:val="center"/>
+        <w:rPr>
+          <w:lang w:val="es-CO" w:bidi="ar-SA"/>
+        </w:rPr>
+      </w:pPr>
+      <w:r>
+        <w:rPr>
+          <w:lang w:val="es-CO" w:bidi="ar-SA"/>
+        </w:rPr>
+      </w:r>
+    </w:p>
+    <w:p>
+      <w:pPr>
+        <w:pStyle w:val="BodyText"/>
+        <w:ind w:hanging="0"/>
+        <w:jc w:val="center"/>
+        <w:rPr>
+          <w:lang w:val="es-CO" w:bidi="ar-SA"/>
+        </w:rPr>
+      </w:pPr>
+      <w:r>
+        <w:rPr>
+          <w:lang w:val="es-CO" w:bidi="ar-SA"/>
+        </w:rPr>
+      </w:r>
+    </w:p>
+    <w:p>
+      <w:pPr>
+        <w:pStyle w:val="BodyText"/>
+        <w:ind w:hanging="0"/>
+        <w:jc w:val="center"/>
+        <w:rPr>
+          <w:lang w:val="es-CO" w:bidi="ar-SA"/>
+        </w:rPr>
+      </w:pPr>
+      <w:r>
+        <w:rPr>
+          <w:lang w:val="es-CO" w:bidi="ar-SA"/>
+        </w:rPr>
+      </w:r>
+    </w:p>
+    <w:p>
+      <w:pPr>
+        <w:pStyle w:val="BodyText"/>
+        <w:ind w:hanging="0"/>
+        <w:jc w:val="center"/>
+        <w:rPr>
+          <w:lang w:val="es-CO" w:bidi="ar-SA"/>
+        </w:rPr>
+      </w:pPr>
+      <w:r>
+        <w:rPr>
+          <w:lang w:val="es-CO" w:bidi="ar-SA"/>
+        </w:rPr>
+      </w:r>
+    </w:p>
+    <w:p>
+      <w:pPr>
+        <w:pStyle w:val="BodyText"/>
+        <w:ind w:hanging="0"/>
+        <w:jc w:val="center"/>
+        <w:rPr>
+          <w:lang w:val="es-CO" w:bidi="ar-SA"/>
+        </w:rPr>
+      </w:pPr>
+      <w:r>
+        <w:rPr>
+          <w:lang w:val="es-CO" w:bidi="ar-SA"/>
+        </w:rPr>
+      </w:r>
+    </w:p>
+    <w:p>
+      <w:pPr>
+        <w:pStyle w:val="BodyText"/>
+        <w:ind w:hanging="0"/>
+        <w:jc w:val="center"/>
+        <w:rPr>
+          <w:lang w:val="es-CO" w:bidi="ar-SA"/>
+        </w:rPr>
+      </w:pPr>
+      <w:r>
+        <w:rPr>
+          <w:lang w:val="es-CO" w:bidi="ar-SA"/>
+        </w:rPr>
+      </w:r>
+    </w:p>
+    <w:p>
+      <w:pPr>
+        <w:pStyle w:val="BodyText"/>
+        <w:ind w:hanging="0"/>
+        <w:jc w:val="center"/>
+        <w:rPr>
+          <w:lang w:val="es-CO" w:bidi="ar-SA"/>
+        </w:rPr>
+      </w:pPr>
+      <w:r>
+        <w:rPr>
+          <w:lang w:val="es-CO" w:bidi="ar-SA"/>
+        </w:rPr>
+      </w:r>
+    </w:p>
+    <w:p>
+      <w:pPr>
+        <w:pStyle w:val="BodyText"/>
+        <w:ind w:hanging="0"/>
+        <w:jc w:val="center"/>
+        <w:rPr>
+          <w:lang w:val="es-CO" w:bidi="ar-SA"/>
+        </w:rPr>
+      </w:pPr>
+      <w:r>
+        <w:rPr>
+          <w:lang w:val="es-CO" w:bidi="ar-SA"/>
+        </w:rPr>
+      </w:r>
+    </w:p>
+    <w:p>
+      <w:pPr>
+        <w:pStyle w:val="BodyText"/>
+        <w:ind w:hanging="0"/>
+        <w:jc w:val="center"/>
+        <w:rPr>
+          <w:lang w:val="es-CO" w:bidi="ar-SA"/>
+        </w:rPr>
+      </w:pPr>
+      <w:r>
+        <w:rPr>
+          <w:lang w:val="es-CO" w:bidi="ar-SA"/>
+        </w:rPr>
+      </w:r>
+    </w:p>
+    <w:p>
+      <w:pPr>
+        <w:pStyle w:val="BodyText"/>
+        <w:ind w:hanging="0"/>
+        <w:jc w:val="center"/>
+        <w:rPr>
+          <w:lang w:val="es-CO" w:bidi="ar-SA"/>
+        </w:rPr>
+      </w:pPr>
+      <w:r>
+        <w:rPr>
+          <w:lang w:val="es-CO" w:bidi="ar-SA"/>
+        </w:rPr>
+      </w:r>
+    </w:p>
+    <w:p>
+      <w:pPr>
+        <w:pStyle w:val="BodyText"/>
+        <w:ind w:hanging="0"/>
+        <w:jc w:val="center"/>
+        <w:rPr>
+          <w:lang w:val="es-CO" w:bidi="ar-SA"/>
+        </w:rPr>
+      </w:pPr>
+      <w:r>
+        <w:rPr>
+          <w:lang w:val="es-CO" w:bidi="ar-SA"/>
+        </w:rPr>
+      </w:r>
+    </w:p>
+    <w:p>
+      <w:pPr>
+        <w:pStyle w:val="BodyText"/>
+        <w:ind w:hanging="0"/>
+        <w:jc w:val="center"/>
+        <w:rPr>
+          <w:lang w:val="es-CO" w:bidi="ar-SA"/>
+        </w:rPr>
+      </w:pPr>
+      <w:r>
+        <w:rPr>
+          <w:lang w:val="es-CO" w:bidi="ar-SA"/>
         </w:rPr>
       </w:r>
     </w:p>
@@ -3615,408 +3448,382 @@
       </w:pPr>
       <w:r>
         <w:rPr>
-          <w:b/>
-          <w:bCs/>
-        </w:rPr>
-      </w:r>
-    </w:p>
-    <w:p>
-      <w:pPr>
-        <w:pStyle w:val="BodyText"/>
-        <w:ind w:hanging="0"/>
-        <w:jc w:val="center"/>
-        <w:rPr>
-          <w:lang w:val="es-CO" w:bidi="ar-SA"/>
-        </w:rPr>
-      </w:pPr>
-      <w:r>
-        <w:rPr>
-          <w:b/>
-          <w:bCs/>
-        </w:rPr>
-      </w:r>
-    </w:p>
-    <w:p>
-      <w:pPr>
-        <w:pStyle w:val="BodyText"/>
-        <w:ind w:hanging="0"/>
-        <w:jc w:val="center"/>
-        <w:rPr>
-          <w:lang w:val="es-CO" w:bidi="ar-SA"/>
-        </w:rPr>
-      </w:pPr>
-      <w:r>
-        <w:rPr>
-          <w:b/>
-          <w:bCs/>
-        </w:rPr>
-      </w:r>
-    </w:p>
-    <w:p>
-      <w:pPr>
-        <w:pStyle w:val="BodyText"/>
-        <w:ind w:hanging="0"/>
-        <w:jc w:val="center"/>
-        <w:rPr>
-          <w:lang w:val="es-CO" w:bidi="ar-SA"/>
-        </w:rPr>
-      </w:pPr>
-      <w:r>
-        <w:rPr>
-          <w:b/>
-          <w:bCs/>
-        </w:rPr>
-      </w:r>
-    </w:p>
-    <w:p>
-      <w:pPr>
-        <w:pStyle w:val="BodyText"/>
-        <w:ind w:hanging="0"/>
-        <w:jc w:val="center"/>
-        <w:rPr>
-          <w:lang w:val="es-CO" w:bidi="ar-SA"/>
-        </w:rPr>
-      </w:pPr>
-      <w:r>
-        <w:rPr>
-          <w:b/>
-          <w:bCs/>
-        </w:rPr>
-      </w:r>
-    </w:p>
-    <w:p>
-      <w:pPr>
-        <w:pStyle w:val="BodyText"/>
-        <w:ind w:hanging="0"/>
-        <w:jc w:val="center"/>
-        <w:rPr>
-          <w:lang w:val="es-CO" w:bidi="ar-SA"/>
-        </w:rPr>
-      </w:pPr>
-      <w:r>
-        <w:rPr>
-          <w:b/>
-          <w:bCs/>
-        </w:rPr>
-      </w:r>
-    </w:p>
-    <w:p>
-      <w:pPr>
-        <w:pStyle w:val="BodyText"/>
-        <w:ind w:hanging="0"/>
-        <w:jc w:val="center"/>
-        <w:rPr>
-          <w:lang w:val="es-CO" w:bidi="ar-SA"/>
-        </w:rPr>
-      </w:pPr>
-      <w:r>
-        <w:rPr>
-          <w:b/>
-          <w:bCs/>
-        </w:rPr>
-      </w:r>
-    </w:p>
-    <w:p>
-      <w:pPr>
-        <w:pStyle w:val="BodyText"/>
-        <w:ind w:hanging="0"/>
-        <w:jc w:val="center"/>
-        <w:rPr>
-          <w:lang w:val="es-CO" w:bidi="ar-SA"/>
-        </w:rPr>
-      </w:pPr>
-      <w:r>
-        <w:rPr>
-          <w:b/>
-          <w:bCs/>
-        </w:rPr>
-      </w:r>
-    </w:p>
-    <w:p>
-      <w:pPr>
-        <w:pStyle w:val="BodyText"/>
-        <w:ind w:hanging="0"/>
-        <w:jc w:val="center"/>
-        <w:rPr>
-          <w:lang w:val="es-CO" w:bidi="ar-SA"/>
-        </w:rPr>
-      </w:pPr>
-      <w:r>
-        <w:rPr>
-          <w:b/>
-          <w:bCs/>
-        </w:rPr>
-      </w:r>
-    </w:p>
-    <w:p>
-      <w:pPr>
-        <w:pStyle w:val="BodyText"/>
-        <w:ind w:hanging="0"/>
-        <w:jc w:val="center"/>
-        <w:rPr>
-          <w:lang w:val="es-CO" w:bidi="ar-SA"/>
-        </w:rPr>
-      </w:pPr>
-      <w:r>
-        <w:rPr>
-          <w:b/>
-          <w:bCs/>
-        </w:rPr>
-      </w:r>
-    </w:p>
-    <w:p>
-      <w:pPr>
-        <w:pStyle w:val="BodyText"/>
-        <w:ind w:hanging="0"/>
-        <w:jc w:val="center"/>
-        <w:rPr>
-          <w:lang w:val="es-CO" w:bidi="ar-SA"/>
-        </w:rPr>
-      </w:pPr>
-      <w:r>
-        <w:rPr>
-          <w:b/>
-          <w:bCs/>
-        </w:rPr>
-      </w:r>
-    </w:p>
-    <w:p>
-      <w:pPr>
-        <w:pStyle w:val="BodyText"/>
-        <w:ind w:hanging="0"/>
-        <w:jc w:val="center"/>
-        <w:rPr>
-          <w:lang w:val="es-CO" w:bidi="ar-SA"/>
-        </w:rPr>
-      </w:pPr>
-      <w:r>
-        <w:rPr>
-          <w:b/>
-          <w:bCs/>
-        </w:rPr>
-      </w:r>
-    </w:p>
-    <w:p>
-      <w:pPr>
-        <w:pStyle w:val="BodyText"/>
-        <w:ind w:hanging="0"/>
-        <w:jc w:val="center"/>
-        <w:rPr>
-          <w:lang w:val="es-CO" w:bidi="ar-SA"/>
-        </w:rPr>
-      </w:pPr>
-      <w:r>
-        <w:rPr>
-          <w:b/>
-          <w:bCs/>
-        </w:rPr>
-      </w:r>
-    </w:p>
-    <w:p>
-      <w:pPr>
-        <w:pStyle w:val="BodyText"/>
-        <w:ind w:hanging="0"/>
-        <w:jc w:val="center"/>
-        <w:rPr>
-          <w:lang w:val="es-CO" w:bidi="ar-SA"/>
-        </w:rPr>
-      </w:pPr>
-      <w:r>
-        <w:rPr>
-          <w:b/>
-          <w:bCs/>
-        </w:rPr>
-      </w:r>
-    </w:p>
-    <w:p>
-      <w:pPr>
-        <w:pStyle w:val="BodyText"/>
-        <w:ind w:hanging="0"/>
-        <w:jc w:val="center"/>
-        <w:rPr>
-          <w:lang w:val="es-CO" w:bidi="ar-SA"/>
-        </w:rPr>
-      </w:pPr>
-      <w:r>
-        <w:rPr>
-          <w:b/>
-          <w:bCs/>
-        </w:rPr>
-      </w:r>
-    </w:p>
-    <w:p>
-      <w:pPr>
-        <w:pStyle w:val="BodyText"/>
-        <w:ind w:hanging="0"/>
-        <w:jc w:val="center"/>
-        <w:rPr>
-          <w:lang w:val="es-CO" w:bidi="ar-SA"/>
-        </w:rPr>
-      </w:pPr>
-      <w:r>
-        <w:rPr>
-          <w:b/>
-          <w:bCs/>
-        </w:rPr>
-      </w:r>
-    </w:p>
-    <w:p>
-      <w:pPr>
-        <w:pStyle w:val="BodyText"/>
-        <w:ind w:hanging="0"/>
-        <w:jc w:val="center"/>
-        <w:rPr>
-          <w:lang w:val="es-CO" w:bidi="ar-SA"/>
-        </w:rPr>
-      </w:pPr>
-      <w:r>
-        <w:rPr>
-          <w:b/>
-          <w:bCs/>
-        </w:rPr>
-      </w:r>
-    </w:p>
-    <w:p>
-      <w:pPr>
-        <w:pStyle w:val="BodyText"/>
-        <w:ind w:hanging="0"/>
-        <w:jc w:val="center"/>
-        <w:rPr>
-          <w:lang w:val="es-CO" w:bidi="ar-SA"/>
-        </w:rPr>
-      </w:pPr>
-      <w:r>
-        <w:rPr>
-          <w:b/>
-          <w:bCs/>
-        </w:rPr>
-      </w:r>
-    </w:p>
-    <w:p>
-      <w:pPr>
-        <w:pStyle w:val="BodyText"/>
-        <w:ind w:hanging="0"/>
-        <w:jc w:val="center"/>
-        <w:rPr>
-          <w:lang w:val="es-CO" w:bidi="ar-SA"/>
-        </w:rPr>
-      </w:pPr>
-      <w:r>
-        <w:rPr>
-          <w:b/>
-          <w:bCs/>
-        </w:rPr>
-      </w:r>
-    </w:p>
-    <w:p>
-      <w:pPr>
-        <w:pStyle w:val="BodyText"/>
-        <w:ind w:hanging="0"/>
-        <w:jc w:val="center"/>
-        <w:rPr>
-          <w:lang w:val="es-CO" w:bidi="ar-SA"/>
-        </w:rPr>
-      </w:pPr>
-      <w:r>
-        <w:rPr>
-          <w:b/>
-          <w:bCs/>
-        </w:rPr>
-      </w:r>
-    </w:p>
-    <w:p>
-      <w:pPr>
-        <w:pStyle w:val="BodyText"/>
-        <w:ind w:hanging="0"/>
-        <w:jc w:val="center"/>
-        <w:rPr>
-          <w:lang w:val="es-CO" w:bidi="ar-SA"/>
-        </w:rPr>
-      </w:pPr>
-      <w:r>
-        <w:rPr>
-          <w:b/>
-          <w:bCs/>
-        </w:rPr>
-      </w:r>
-    </w:p>
-    <w:p>
-      <w:pPr>
-        <w:pStyle w:val="BodyText"/>
-        <w:ind w:hanging="0"/>
-        <w:jc w:val="center"/>
-        <w:rPr>
-          <w:lang w:val="es-CO" w:bidi="ar-SA"/>
-        </w:rPr>
-      </w:pPr>
-      <w:r>
-        <w:rPr>
-          <w:b/>
-          <w:bCs/>
-        </w:rPr>
-      </w:r>
-    </w:p>
-    <w:p>
-      <w:pPr>
-        <w:pStyle w:val="BodyText"/>
-        <w:ind w:hanging="0"/>
-        <w:jc w:val="center"/>
-        <w:rPr>
-          <w:lang w:val="es-CO" w:bidi="ar-SA"/>
-        </w:rPr>
-      </w:pPr>
-      <w:r>
-        <w:rPr>
-          <w:b/>
-          <w:bCs/>
-        </w:rPr>
-      </w:r>
-    </w:p>
-    <w:p>
-      <w:pPr>
-        <w:pStyle w:val="BodyText"/>
-        <w:ind w:hanging="0"/>
-        <w:jc w:val="center"/>
-        <w:rPr>
-          <w:lang w:val="es-CO" w:bidi="ar-SA"/>
-        </w:rPr>
-      </w:pPr>
-      <w:r>
-        <w:rPr>
-          <w:b/>
-          <w:bCs/>
-        </w:rPr>
-      </w:r>
-    </w:p>
-    <w:p>
-      <w:pPr>
-        <w:pStyle w:val="BodyText"/>
-        <w:ind w:hanging="0"/>
-        <w:jc w:val="center"/>
-        <w:rPr>
-          <w:lang w:val="es-CO" w:bidi="ar-SA"/>
-        </w:rPr>
-      </w:pPr>
-      <w:r>
-        <w:rPr>
-          <w:b/>
-          <w:bCs/>
-        </w:rPr>
-      </w:r>
-    </w:p>
-    <w:p>
-      <w:pPr>
-        <w:pStyle w:val="BodyText"/>
-        <w:ind w:hanging="0"/>
-        <w:jc w:val="center"/>
-        <w:rPr>
-          <w:lang w:val="es-CO" w:bidi="ar-SA"/>
-        </w:rPr>
-      </w:pPr>
-      <w:r>
-        <w:rPr>
-          <w:b/>
-          <w:bCs/>
+          <w:lang w:val="es-CO" w:bidi="ar-SA"/>
+        </w:rPr>
+      </w:r>
+    </w:p>
+    <w:p>
+      <w:pPr>
+        <w:pStyle w:val="BodyText"/>
+        <w:ind w:hanging="0"/>
+        <w:jc w:val="center"/>
+        <w:rPr>
+          <w:lang w:val="es-CO" w:bidi="ar-SA"/>
+        </w:rPr>
+      </w:pPr>
+      <w:r>
+        <w:rPr>
+          <w:lang w:val="es-CO" w:bidi="ar-SA"/>
+        </w:rPr>
+      </w:r>
+    </w:p>
+    <w:p>
+      <w:pPr>
+        <w:pStyle w:val="BodyText"/>
+        <w:ind w:hanging="0"/>
+        <w:jc w:val="center"/>
+        <w:rPr>
+          <w:lang w:val="es-CO" w:bidi="ar-SA"/>
+        </w:rPr>
+      </w:pPr>
+      <w:r>
+        <w:rPr>
+          <w:lang w:val="es-CO" w:bidi="ar-SA"/>
+        </w:rPr>
+      </w:r>
+    </w:p>
+    <w:p>
+      <w:pPr>
+        <w:pStyle w:val="BodyText"/>
+        <w:ind w:hanging="0"/>
+        <w:jc w:val="center"/>
+        <w:rPr>
+          <w:lang w:val="es-CO" w:bidi="ar-SA"/>
+        </w:rPr>
+      </w:pPr>
+      <w:r>
+        <w:rPr>
+          <w:lang w:val="es-CO" w:bidi="ar-SA"/>
+        </w:rPr>
+      </w:r>
+    </w:p>
+    <w:p>
+      <w:pPr>
+        <w:pStyle w:val="BodyText"/>
+        <w:ind w:hanging="0"/>
+        <w:jc w:val="center"/>
+        <w:rPr>
+          <w:lang w:val="es-CO" w:bidi="ar-SA"/>
+        </w:rPr>
+      </w:pPr>
+      <w:r>
+        <w:rPr>
+          <w:lang w:val="es-CO" w:bidi="ar-SA"/>
+        </w:rPr>
+      </w:r>
+    </w:p>
+    <w:p>
+      <w:pPr>
+        <w:pStyle w:val="BodyText"/>
+        <w:ind w:hanging="0"/>
+        <w:jc w:val="center"/>
+        <w:rPr>
+          <w:lang w:val="es-CO" w:bidi="ar-SA"/>
+        </w:rPr>
+      </w:pPr>
+      <w:r>
+        <w:rPr>
+          <w:lang w:val="es-CO" w:bidi="ar-SA"/>
+        </w:rPr>
+      </w:r>
+    </w:p>
+    <w:p>
+      <w:pPr>
+        <w:pStyle w:val="BodyText"/>
+        <w:ind w:hanging="0"/>
+        <w:jc w:val="center"/>
+        <w:rPr>
+          <w:lang w:val="es-CO" w:bidi="ar-SA"/>
+        </w:rPr>
+      </w:pPr>
+      <w:r>
+        <w:rPr>
+          <w:lang w:val="es-CO" w:bidi="ar-SA"/>
+        </w:rPr>
+      </w:r>
+    </w:p>
+    <w:p>
+      <w:pPr>
+        <w:pStyle w:val="BodyText"/>
+        <w:ind w:hanging="0"/>
+        <w:jc w:val="center"/>
+        <w:rPr>
+          <w:lang w:val="es-CO" w:bidi="ar-SA"/>
+        </w:rPr>
+      </w:pPr>
+      <w:r>
+        <w:rPr>
+          <w:lang w:val="es-CO" w:bidi="ar-SA"/>
+        </w:rPr>
+      </w:r>
+    </w:p>
+    <w:p>
+      <w:pPr>
+        <w:pStyle w:val="BodyText"/>
+        <w:ind w:hanging="0"/>
+        <w:jc w:val="center"/>
+        <w:rPr>
+          <w:lang w:val="es-CO" w:bidi="ar-SA"/>
+        </w:rPr>
+      </w:pPr>
+      <w:r>
+        <w:rPr>
+          <w:lang w:val="es-CO" w:bidi="ar-SA"/>
+        </w:rPr>
+      </w:r>
+    </w:p>
+    <w:p>
+      <w:pPr>
+        <w:pStyle w:val="BodyText"/>
+        <w:ind w:hanging="0"/>
+        <w:jc w:val="center"/>
+        <w:rPr>
+          <w:lang w:val="es-CO" w:bidi="ar-SA"/>
+        </w:rPr>
+      </w:pPr>
+      <w:r>
+        <w:rPr>
+          <w:lang w:val="es-CO" w:bidi="ar-SA"/>
+        </w:rPr>
+      </w:r>
+    </w:p>
+    <w:p>
+      <w:pPr>
+        <w:pStyle w:val="BodyText"/>
+        <w:ind w:hanging="0"/>
+        <w:jc w:val="center"/>
+        <w:rPr>
+          <w:lang w:val="es-CO" w:bidi="ar-SA"/>
+        </w:rPr>
+      </w:pPr>
+      <w:r>
+        <w:rPr>
+          <w:lang w:val="es-CO" w:bidi="ar-SA"/>
+        </w:rPr>
+      </w:r>
+    </w:p>
+    <w:p>
+      <w:pPr>
+        <w:pStyle w:val="BodyText"/>
+        <w:ind w:hanging="0"/>
+        <w:jc w:val="center"/>
+        <w:rPr>
+          <w:lang w:val="es-CO" w:bidi="ar-SA"/>
+        </w:rPr>
+      </w:pPr>
+      <w:r>
+        <w:rPr>
+          <w:lang w:val="es-CO" w:bidi="ar-SA"/>
+        </w:rPr>
+      </w:r>
+    </w:p>
+    <w:p>
+      <w:pPr>
+        <w:pStyle w:val="BodyText"/>
+        <w:ind w:hanging="0"/>
+        <w:jc w:val="center"/>
+        <w:rPr>
+          <w:lang w:val="es-CO" w:bidi="ar-SA"/>
+        </w:rPr>
+      </w:pPr>
+      <w:r>
+        <w:rPr>
+          <w:lang w:val="es-CO" w:bidi="ar-SA"/>
+        </w:rPr>
+      </w:r>
+    </w:p>
+    <w:p>
+      <w:pPr>
+        <w:pStyle w:val="BodyText"/>
+        <w:ind w:hanging="0"/>
+        <w:jc w:val="center"/>
+        <w:rPr>
+          <w:lang w:val="es-CO" w:bidi="ar-SA"/>
+        </w:rPr>
+      </w:pPr>
+      <w:r>
+        <w:rPr>
+          <w:lang w:val="es-CO" w:bidi="ar-SA"/>
+        </w:rPr>
+      </w:r>
+    </w:p>
+    <w:p>
+      <w:pPr>
+        <w:pStyle w:val="BodyText"/>
+        <w:ind w:hanging="0"/>
+        <w:jc w:val="center"/>
+        <w:rPr>
+          <w:lang w:val="es-CO" w:bidi="ar-SA"/>
+        </w:rPr>
+      </w:pPr>
+      <w:r>
+        <w:rPr>
+          <w:lang w:val="es-CO" w:bidi="ar-SA"/>
+        </w:rPr>
+      </w:r>
+    </w:p>
+    <w:p>
+      <w:pPr>
+        <w:pStyle w:val="BodyText"/>
+        <w:ind w:hanging="0"/>
+        <w:jc w:val="center"/>
+        <w:rPr>
+          <w:lang w:val="es-CO" w:bidi="ar-SA"/>
+        </w:rPr>
+      </w:pPr>
+      <w:r>
+        <w:rPr>
+          <w:lang w:val="es-CO" w:bidi="ar-SA"/>
+        </w:rPr>
+      </w:r>
+    </w:p>
+    <w:p>
+      <w:pPr>
+        <w:pStyle w:val="BodyText"/>
+        <w:ind w:hanging="0"/>
+        <w:jc w:val="center"/>
+        <w:rPr>
+          <w:lang w:val="es-CO" w:bidi="ar-SA"/>
+        </w:rPr>
+      </w:pPr>
+      <w:r>
+        <w:rPr>
+          <w:lang w:val="es-CO" w:bidi="ar-SA"/>
+        </w:rPr>
+      </w:r>
+    </w:p>
+    <w:p>
+      <w:pPr>
+        <w:pStyle w:val="BodyText"/>
+        <w:ind w:hanging="0"/>
+        <w:jc w:val="center"/>
+        <w:rPr>
+          <w:lang w:val="es-CO" w:bidi="ar-SA"/>
+        </w:rPr>
+      </w:pPr>
+      <w:r>
+        <w:rPr>
+          <w:lang w:val="es-CO" w:bidi="ar-SA"/>
+        </w:rPr>
+      </w:r>
+    </w:p>
+    <w:p>
+      <w:pPr>
+        <w:pStyle w:val="BodyText"/>
+        <w:ind w:hanging="0"/>
+        <w:jc w:val="center"/>
+        <w:rPr>
+          <w:lang w:val="es-CO" w:bidi="ar-SA"/>
+        </w:rPr>
+      </w:pPr>
+      <w:r>
+        <w:rPr>
+          <w:lang w:val="es-CO" w:bidi="ar-SA"/>
+        </w:rPr>
+      </w:r>
+    </w:p>
+    <w:p>
+      <w:pPr>
+        <w:pStyle w:val="BodyText"/>
+        <w:ind w:hanging="0"/>
+        <w:jc w:val="center"/>
+        <w:rPr>
+          <w:lang w:val="es-CO" w:bidi="ar-SA"/>
+        </w:rPr>
+      </w:pPr>
+      <w:r>
+        <w:rPr>
+          <w:lang w:val="es-CO" w:bidi="ar-SA"/>
+        </w:rPr>
+      </w:r>
+    </w:p>
+    <w:p>
+      <w:pPr>
+        <w:pStyle w:val="BodyText"/>
+        <w:ind w:hanging="0"/>
+        <w:jc w:val="center"/>
+        <w:rPr>
+          <w:lang w:val="es-CO" w:bidi="ar-SA"/>
+        </w:rPr>
+      </w:pPr>
+      <w:r>
+        <w:rPr>
+          <w:lang w:val="es-CO" w:bidi="ar-SA"/>
+        </w:rPr>
+      </w:r>
+    </w:p>
+    <w:p>
+      <w:pPr>
+        <w:pStyle w:val="BodyText"/>
+        <w:ind w:hanging="0"/>
+        <w:jc w:val="center"/>
+        <w:rPr>
+          <w:lang w:val="es-CO" w:bidi="ar-SA"/>
+        </w:rPr>
+      </w:pPr>
+      <w:r>
+        <w:rPr>
+          <w:lang w:val="es-CO" w:bidi="ar-SA"/>
+        </w:rPr>
+      </w:r>
+    </w:p>
+    <w:p>
+      <w:pPr>
+        <w:pStyle w:val="BodyText"/>
+        <w:ind w:hanging="0"/>
+        <w:jc w:val="center"/>
+        <w:rPr>
+          <w:lang w:val="es-CO" w:bidi="ar-SA"/>
+        </w:rPr>
+      </w:pPr>
+      <w:r>
+        <w:rPr>
+          <w:lang w:val="es-CO" w:bidi="ar-SA"/>
+        </w:rPr>
+      </w:r>
+    </w:p>
+    <w:p>
+      <w:pPr>
+        <w:pStyle w:val="BodyText"/>
+        <w:ind w:hanging="0"/>
+        <w:jc w:val="center"/>
+        <w:rPr>
+          <w:lang w:val="es-CO" w:bidi="ar-SA"/>
+        </w:rPr>
+      </w:pPr>
+      <w:r>
+        <w:rPr>
+          <w:lang w:val="es-CO" w:bidi="ar-SA"/>
+        </w:rPr>
+      </w:r>
+    </w:p>
+    <w:p>
+      <w:pPr>
+        <w:pStyle w:val="BodyText"/>
+        <w:ind w:hanging="0"/>
+        <w:jc w:val="center"/>
+        <w:rPr>
+          <w:lang w:val="es-CO" w:bidi="ar-SA"/>
+        </w:rPr>
+      </w:pPr>
+      <w:r>
+        <w:rPr>
+          <w:lang w:val="es-CO" w:bidi="ar-SA"/>
+        </w:rPr>
+      </w:r>
+    </w:p>
+    <w:p>
+      <w:pPr>
+        <w:pStyle w:val="BodyText"/>
+        <w:ind w:hanging="0"/>
+        <w:jc w:val="center"/>
+        <w:rPr>
+          <w:lang w:val="es-CO" w:bidi="ar-SA"/>
+        </w:rPr>
+      </w:pPr>
+      <w:r>
+        <w:rPr>
+          <w:lang w:val="es-CO" w:bidi="ar-SA"/>
         </w:rPr>
       </w:r>
     </w:p>
@@ -4048,7 +3855,7 @@
         <w:suppressAutoHyphens w:val="true"/>
         <w:bidi w:val="0"/>
         <w:spacing w:before="360" w:after="240"/>
-        <w:ind w:hanging="0" w:left="720"/>
+        <w:ind w:hanging="0" w:left="0"/>
         <w:jc w:val="both"/>
         <w:rPr>
           <w:rFonts w:ascii="Times New Roman" w:hAnsi="Times New Roman" w:eastAsia="Times New Roman" w:cs="Times New Roman"/>
@@ -4065,480 +3872,56 @@
       <w:r>
         <w:rPr>
           <w:rFonts w:eastAsia="Times New Roman" w:cs="Times New Roman"/>
+          <w:b w:val="false"/>
+          <w:bCs w:val="false"/>
+          <w:vanish w:val="false"/>
           <w:color w:val="auto"/>
           <w:kern w:val="0"/>
           <w:sz w:val="24"/>
-          <w:szCs w:val="24"/>
-          <w:u w:val="none"/>
+          <w:szCs w:val="32"/>
           <w:lang w:val="es-CO" w:eastAsia="en-US" w:bidi="ar-SA"/>
         </w:rPr>
-      </w:r>
-    </w:p>
-    <w:p>
-      <w:pPr>
-        <w:pStyle w:val="BodyText"/>
-        <w:ind w:hanging="0"/>
-        <w:jc w:val="center"/>
-        <w:rPr>
-          <w:b/>
-          <w:bCs/>
-        </w:rPr>
-      </w:pPr>
-      <w:r>
-        <w:rPr>
-          <w:b/>
-          <w:bCs/>
-        </w:rPr>
-      </w:r>
-    </w:p>
-    <w:p>
-      <w:pPr>
-        <w:pStyle w:val="BodyText"/>
-        <w:ind w:hanging="0"/>
-        <w:jc w:val="center"/>
-        <w:rPr>
-          <w:b/>
-          <w:bCs/>
-        </w:rPr>
-      </w:pPr>
-      <w:r>
-        <w:rPr>
-          <w:b/>
-          <w:bCs/>
-        </w:rPr>
-      </w:r>
-    </w:p>
-    <w:p>
-      <w:pPr>
-        <w:pStyle w:val="BodyText"/>
-        <w:ind w:hanging="0"/>
-        <w:jc w:val="center"/>
-        <w:rPr>
-          <w:b/>
-          <w:bCs/>
-        </w:rPr>
-      </w:pPr>
-      <w:r>
-        <w:rPr>
-          <w:b/>
-          <w:bCs/>
-        </w:rPr>
-      </w:r>
-    </w:p>
-    <w:p>
-      <w:pPr>
-        <w:pStyle w:val="BodyText"/>
-        <w:ind w:hanging="0"/>
-        <w:jc w:val="center"/>
-        <w:rPr>
-          <w:b/>
-          <w:bCs/>
-        </w:rPr>
-      </w:pPr>
-      <w:r>
-        <w:rPr>
-          <w:b/>
-          <w:bCs/>
-        </w:rPr>
-      </w:r>
-    </w:p>
-    <w:p>
-      <w:pPr>
-        <w:pStyle w:val="BodyText"/>
-        <w:ind w:hanging="0"/>
-        <w:jc w:val="center"/>
-        <w:rPr>
-          <w:b/>
-          <w:bCs/>
-        </w:rPr>
-      </w:pPr>
-      <w:r>
-        <w:rPr>
-          <w:b/>
-          <w:bCs/>
-        </w:rPr>
-      </w:r>
-    </w:p>
-    <w:p>
-      <w:pPr>
-        <w:pStyle w:val="BodyText"/>
-        <w:ind w:hanging="0"/>
-        <w:jc w:val="center"/>
-        <w:rPr>
-          <w:b/>
-          <w:bCs/>
-        </w:rPr>
-      </w:pPr>
-      <w:r>
-        <w:rPr>
-          <w:b/>
-          <w:bCs/>
-        </w:rPr>
-      </w:r>
-    </w:p>
-    <w:p>
-      <w:pPr>
-        <w:pStyle w:val="BodyText"/>
-        <w:ind w:hanging="0"/>
-        <w:jc w:val="center"/>
-        <w:rPr>
-          <w:b/>
-          <w:bCs/>
-        </w:rPr>
-      </w:pPr>
-      <w:r>
-        <w:rPr>
-          <w:b/>
-          <w:bCs/>
-        </w:rPr>
-      </w:r>
-    </w:p>
-    <w:p>
-      <w:pPr>
-        <w:pStyle w:val="BodyText"/>
-        <w:ind w:hanging="0"/>
-        <w:jc w:val="center"/>
-        <w:rPr>
-          <w:b/>
-          <w:bCs/>
-        </w:rPr>
-      </w:pPr>
-      <w:r>
-        <w:rPr>
-          <w:b/>
-          <w:bCs/>
-        </w:rPr>
-      </w:r>
-    </w:p>
-    <w:p>
-      <w:pPr>
-        <w:pStyle w:val="BodyText"/>
-        <w:ind w:hanging="0"/>
-        <w:jc w:val="center"/>
-        <w:rPr>
-          <w:b/>
-          <w:bCs/>
-        </w:rPr>
-      </w:pPr>
-      <w:r>
-        <w:rPr>
-          <w:b/>
-          <w:bCs/>
-        </w:rPr>
-      </w:r>
-    </w:p>
-    <w:p>
-      <w:pPr>
-        <w:pStyle w:val="BodyText"/>
-        <w:ind w:hanging="0"/>
-        <w:jc w:val="center"/>
-        <w:rPr>
-          <w:b/>
-          <w:bCs/>
-        </w:rPr>
-      </w:pPr>
-      <w:r>
-        <w:rPr>
-          <w:b/>
-          <w:bCs/>
-        </w:rPr>
-      </w:r>
-    </w:p>
-    <w:p>
-      <w:pPr>
-        <w:pStyle w:val="BodyText"/>
-        <w:ind w:hanging="0"/>
-        <w:jc w:val="center"/>
-        <w:rPr>
-          <w:b/>
-          <w:bCs/>
-        </w:rPr>
-      </w:pPr>
-      <w:r>
-        <w:rPr>
-          <w:b/>
-          <w:bCs/>
-        </w:rPr>
-      </w:r>
-    </w:p>
-    <w:p>
-      <w:pPr>
-        <w:pStyle w:val="BodyText"/>
-        <w:ind w:hanging="0"/>
-        <w:jc w:val="center"/>
-        <w:rPr>
-          <w:b/>
-          <w:bCs/>
-        </w:rPr>
-      </w:pPr>
-      <w:r>
-        <w:rPr>
-          <w:b/>
-          <w:bCs/>
-        </w:rPr>
-      </w:r>
-    </w:p>
-    <w:p>
-      <w:pPr>
-        <w:pStyle w:val="BodyText"/>
-        <w:ind w:hanging="0"/>
-        <w:jc w:val="center"/>
-        <w:rPr>
-          <w:b/>
-          <w:bCs/>
-        </w:rPr>
-      </w:pPr>
-      <w:r>
-        <w:rPr>
-          <w:b/>
-          <w:bCs/>
-        </w:rPr>
-      </w:r>
-    </w:p>
-    <w:p>
-      <w:pPr>
-        <w:pStyle w:val="BodyText"/>
-        <w:ind w:hanging="0"/>
-        <w:jc w:val="center"/>
-        <w:rPr>
-          <w:b/>
-          <w:bCs/>
-        </w:rPr>
-      </w:pPr>
-      <w:r>
-        <w:rPr>
-          <w:b/>
-          <w:bCs/>
-        </w:rPr>
-      </w:r>
-    </w:p>
-    <w:p>
-      <w:pPr>
-        <w:pStyle w:val="BodyText"/>
-        <w:ind w:hanging="0"/>
-        <w:jc w:val="center"/>
-        <w:rPr>
-          <w:b/>
-          <w:bCs/>
-        </w:rPr>
-      </w:pPr>
-      <w:r>
-        <w:rPr>
-          <w:b/>
-          <w:bCs/>
-        </w:rPr>
-      </w:r>
-    </w:p>
-    <w:p>
-      <w:pPr>
-        <w:pStyle w:val="BodyText"/>
-        <w:ind w:hanging="0"/>
-        <w:jc w:val="center"/>
-        <w:rPr>
-          <w:b/>
-          <w:bCs/>
-        </w:rPr>
-      </w:pPr>
-      <w:r>
-        <w:rPr>
-          <w:b/>
-          <w:bCs/>
-        </w:rPr>
-      </w:r>
-    </w:p>
-    <w:p>
-      <w:pPr>
-        <w:pStyle w:val="BodyText"/>
-        <w:ind w:hanging="0"/>
-        <w:jc w:val="center"/>
-        <w:rPr>
-          <w:b/>
-          <w:bCs/>
-        </w:rPr>
-      </w:pPr>
-      <w:r>
-        <w:rPr>
-          <w:b/>
-          <w:bCs/>
-        </w:rPr>
-      </w:r>
-    </w:p>
-    <w:p>
-      <w:pPr>
-        <w:pStyle w:val="BodyText"/>
-        <w:ind w:hanging="0"/>
-        <w:jc w:val="center"/>
-        <w:rPr>
-          <w:b/>
-          <w:bCs/>
-        </w:rPr>
-      </w:pPr>
-      <w:r>
-        <w:rPr>
-          <w:b/>
-          <w:bCs/>
-        </w:rPr>
-      </w:r>
-    </w:p>
-    <w:p>
-      <w:pPr>
-        <w:pStyle w:val="BodyText"/>
-        <w:ind w:hanging="0"/>
-        <w:jc w:val="center"/>
-        <w:rPr>
-          <w:b/>
-          <w:bCs/>
-        </w:rPr>
-      </w:pPr>
-      <w:r>
-        <w:rPr>
-          <w:b/>
-          <w:bCs/>
-        </w:rPr>
-      </w:r>
-    </w:p>
-    <w:p>
-      <w:pPr>
-        <w:pStyle w:val="BodyText"/>
-        <w:ind w:hanging="0"/>
-        <w:jc w:val="center"/>
-        <w:rPr>
-          <w:b/>
-          <w:bCs/>
-        </w:rPr>
-      </w:pPr>
-      <w:r>
-        <w:rPr>
-          <w:b/>
-          <w:bCs/>
-        </w:rPr>
-      </w:r>
-    </w:p>
-    <w:p>
-      <w:pPr>
-        <w:pStyle w:val="BodyText"/>
-        <w:ind w:hanging="0"/>
-        <w:jc w:val="center"/>
-        <w:rPr>
-          <w:b/>
-          <w:bCs/>
-        </w:rPr>
-      </w:pPr>
-      <w:r>
-        <w:rPr>
-          <w:b/>
-          <w:bCs/>
-        </w:rPr>
-      </w:r>
-    </w:p>
-    <w:p>
-      <w:pPr>
-        <w:pStyle w:val="BodyText"/>
-        <w:ind w:hanging="0"/>
-        <w:jc w:val="center"/>
-        <w:rPr>
-          <w:b/>
-          <w:bCs/>
-        </w:rPr>
-      </w:pPr>
-      <w:r>
-        <w:rPr>
-          <w:b/>
-          <w:bCs/>
-        </w:rPr>
-      </w:r>
-    </w:p>
-    <w:p>
-      <w:pPr>
-        <w:pStyle w:val="BodyText"/>
-        <w:ind w:hanging="0"/>
-        <w:jc w:val="center"/>
-        <w:rPr>
-          <w:b/>
-          <w:bCs/>
-        </w:rPr>
-      </w:pPr>
-      <w:r>
-        <w:rPr>
-          <w:b/>
-          <w:bCs/>
-        </w:rPr>
-      </w:r>
-    </w:p>
-    <w:p>
-      <w:pPr>
-        <w:pStyle w:val="BodyText"/>
-        <w:ind w:hanging="0"/>
-        <w:jc w:val="center"/>
-        <w:rPr>
-          <w:b/>
-          <w:bCs/>
-        </w:rPr>
-      </w:pPr>
-      <w:r>
-        <w:rPr>
-          <w:b/>
-          <w:bCs/>
-        </w:rPr>
-      </w:r>
-    </w:p>
-    <w:p>
-      <w:pPr>
-        <w:pStyle w:val="BodyText"/>
-        <w:ind w:hanging="0"/>
-        <w:jc w:val="center"/>
-        <w:rPr>
-          <w:b/>
-          <w:bCs/>
-        </w:rPr>
-      </w:pPr>
-      <w:r>
-        <w:rPr>
-          <w:b/>
-          <w:bCs/>
-        </w:rPr>
-      </w:r>
-    </w:p>
-    <w:p>
-      <w:pPr>
-        <w:pStyle w:val="BodyText"/>
-        <w:ind w:hanging="0"/>
-        <w:jc w:val="center"/>
-        <w:rPr>
-          <w:b/>
-          <w:bCs/>
-        </w:rPr>
-      </w:pPr>
-      <w:r>
-        <w:rPr>
-          <w:b/>
-          <w:bCs/>
-        </w:rPr>
-      </w:r>
-    </w:p>
-    <w:p>
-      <w:pPr>
-        <w:pStyle w:val="BodyText"/>
-        <w:ind w:hanging="0"/>
-        <w:jc w:val="center"/>
-        <w:rPr>
-          <w:b/>
-          <w:bCs/>
-        </w:rPr>
-      </w:pPr>
-      <w:r>
-        <w:rPr>
-          <w:b/>
-          <w:bCs/>
-        </w:rPr>
-        <w:t>6</w:t>
-      </w:r>
-      <w:r>
-        <w:rPr>
-          <w:b/>
-          <w:bCs/>
-        </w:rPr>
-        <w:t>. Planificación del proyecto</w:t>
+        <w:t>Para la experiencia del usuario en la plataforma EduTech se centra en facilitar la interacción entre estudiantes y docentes mediante un entorno digital intuitivo y organizado, con esto se busca que los usuarios puedan realizar sus actividades académicas de manera rápida y eficiente, reduciendo confusión y mejorando la comunicación.</w:t>
+      </w:r>
+    </w:p>
+    <w:p>
+      <w:pPr>
+        <w:pStyle w:val="APALevel2"/>
+        <w:widowControl/>
+        <w:numPr>
+          <w:ilvl w:val="0"/>
+          <w:numId w:val="0"/>
+        </w:numPr>
+        <w:suppressAutoHyphens w:val="true"/>
+        <w:bidi w:val="0"/>
+        <w:spacing w:before="360" w:after="240"/>
+        <w:ind w:hanging="0" w:left="0"/>
+        <w:jc w:val="both"/>
+        <w:rPr>
+          <w:rFonts w:ascii="Times New Roman" w:hAnsi="Times New Roman" w:eastAsia="Times New Roman" w:cs="Times New Roman"/>
+          <w:b w:val="false"/>
+          <w:bCs w:val="false"/>
+          <w:vanish w:val="false"/>
+          <w:color w:val="auto"/>
+          <w:kern w:val="0"/>
+          <w:sz w:val="24"/>
+          <w:szCs w:val="32"/>
+          <w:lang w:val="es-CO" w:eastAsia="en-US" w:bidi="ar-SA"/>
+        </w:rPr>
+      </w:pPr>
+      <w:r>
+        <w:rPr>
+          <w:rFonts w:eastAsia="Times New Roman" w:cs="Times New Roman"/>
+          <w:b w:val="false"/>
+          <w:bCs w:val="false"/>
+          <w:vanish w:val="false"/>
+          <w:color w:val="auto"/>
+          <w:kern w:val="0"/>
+          <w:sz w:val="24"/>
+          <w:szCs w:val="32"/>
+          <w:lang w:val="es-CO" w:eastAsia="en-US" w:bidi="ar-SA"/>
+        </w:rPr>
+        <w:t>Para ello, es necesario tener los puntos de vista del usuario con el sistema empleando herramientas como lo son el Customer Journey Map, User Flow y User Map.</w:t>
       </w:r>
     </w:p>
     <w:p>
@@ -4548,7 +3931,7 @@
         <w:suppressAutoHyphens w:val="true"/>
         <w:bidi w:val="0"/>
         <w:spacing w:lineRule="auto" w:line="240" w:before="360" w:after="240"/>
-        <w:jc w:val="both"/>
+        <w:jc w:val="left"/>
         <w:rPr>
           <w:rFonts w:ascii="Times New Roman" w:hAnsi="Times New Roman" w:eastAsia="Times New Roman" w:cs="Times New Roman"/>
           <w:color w:val="auto"/>
@@ -4556,7 +3939,7 @@
           <w:sz w:val="24"/>
           <w:szCs w:val="32"/>
           <w:u w:val="none"/>
-          <w:lang w:val="es-CO" w:eastAsia="en-US" w:bidi="ar-SA"/>
+          <w:lang w:val="es-EC" w:eastAsia="en-US" w:bidi="ar-SA"/>
         </w:rPr>
       </w:pPr>
       <w:r>
@@ -4569,41 +3952,104 @@
           <w:sz w:val="24"/>
           <w:szCs w:val="32"/>
           <w:u w:val="none"/>
-          <w:lang w:val="es-CO" w:eastAsia="en-US" w:bidi="ar-SA"/>
-        </w:rPr>
-        <w:t>6.1 Mapa de stakeholders</w:t>
+          <w:lang w:val="es-EC" w:eastAsia="en-US" w:bidi="ar-SA"/>
+        </w:rPr>
+        <w:t>5</w:t>
+      </w:r>
+      <w:r>
+        <w:rPr>
+          <w:rFonts w:eastAsia="Times New Roman" w:cs="Times New Roman"/>
+          <w:color w:val="auto"/>
+          <w:kern w:val="0"/>
+          <w:sz w:val="24"/>
+          <w:szCs w:val="32"/>
+          <w:u w:val="none"/>
+          <w:lang w:val="es-EC" w:eastAsia="en-US" w:bidi="ar-SA"/>
+        </w:rPr>
+        <w:t>.</w:t>
+      </w:r>
+      <w:r>
+        <w:rPr>
+          <w:rFonts w:eastAsia="Times New Roman" w:cs="Times New Roman"/>
+          <w:b/>
+          <w:bCs/>
+          <w:color w:val="auto"/>
+          <w:kern w:val="0"/>
+          <w:sz w:val="24"/>
+          <w:szCs w:val="32"/>
+          <w:u w:val="none"/>
+          <w:lang w:val="es-EC" w:eastAsia="en-US" w:bidi="ar-SA"/>
+        </w:rPr>
+        <w:t>1 Customer Journey Map</w:t>
       </w:r>
     </w:p>
     <w:p>
       <w:pPr>
         <w:pStyle w:val="APALevel2"/>
-        <w:jc w:val="both"/>
-        <w:rPr>
-          <w:lang w:val="es-CO" w:bidi="ar-SA"/>
-        </w:rPr>
-      </w:pPr>
-      <w:r>
+        <w:widowControl/>
+        <w:suppressAutoHyphens w:val="true"/>
+        <w:bidi w:val="0"/>
+        <w:spacing w:lineRule="auto" w:line="240" w:before="360" w:after="240"/>
+        <w:jc w:val="left"/>
+        <w:rPr>
+          <w:rFonts w:ascii="Times New Roman" w:hAnsi="Times New Roman" w:eastAsia="Times New Roman" w:cs="Times New Roman"/>
+          <w:color w:val="auto"/>
+          <w:kern w:val="0"/>
+          <w:sz w:val="24"/>
+          <w:szCs w:val="32"/>
+          <w:u w:val="none"/>
+          <w:lang w:val="es-EC" w:eastAsia="en-US" w:bidi="ar-SA"/>
+        </w:rPr>
+      </w:pPr>
+      <w:r>
+        <w:rPr>
+          <w:rFonts w:eastAsia="Times New Roman" w:cs="Times New Roman"/>
+          <w:color w:val="auto"/>
+          <w:kern w:val="0"/>
+          <w:sz w:val="24"/>
+          <w:szCs w:val="32"/>
+          <w:u w:val="none"/>
+          <w:lang w:val="es-EC" w:eastAsia="en-US" w:bidi="ar-SA"/>
+        </w:rPr>
+        <w:t>El Customer Journey Map ayuda a identificar las diferentes etapas que atraviesa el usuario al interactuar con EduTech, asi como sus acciones, pensamientos y emisiones durante el proceso. Esta herramienta ayudara a la comprensión de la IX Experiencia del Usuario, permitiendo detectar posibles dificultades y oportunidades de mejora en el sistema.</w:t>
+      </w:r>
+    </w:p>
+    <w:p>
+      <w:pPr>
+        <w:pStyle w:val="BodyText"/>
+        <w:ind w:hanging="0"/>
+        <w:jc w:val="left"/>
+        <w:rPr>
+          <w:b/>
+          <w:bCs/>
+        </w:rPr>
+      </w:pPr>
+      <w:r>
+        <w:fldChar w:fldCharType="begin"/>
+      </w:r>
+      <w:r>
+        <w:rPr/>
+        <w:instrText xml:space="preserve"> HYPERLINK "https://docs.google.com/spreadsheets/d/1FsTRzIz1unCVBB1SmnHKwptDyV044rS_2vzzaiJMJOg/edit?gid=0" \l "gid=0"</w:instrText>
+      </w:r>
+      <w:r>
+        <w:rPr/>
+        <w:fldChar w:fldCharType="separate"/>
+      </w:r>
+      <w:r>
+        <w:rPr/>
         <w:drawing>
-          <wp:anchor distT="0" distB="0" distL="114300" distR="114300" simplePos="0" relativeHeight="33" behindDoc="1" locked="0" layoutInCell="0" allowOverlap="1">
+          <wp:anchor distT="0" distB="0" distL="0" distR="0" simplePos="0" relativeHeight="34" behindDoc="0" locked="0" layoutInCell="0" allowOverlap="1">
             <wp:simplePos x="0" y="0"/>
             <wp:positionH relativeFrom="column">
-              <wp:posOffset>40005</wp:posOffset>
+              <wp:posOffset>0</wp:posOffset>
             </wp:positionH>
             <wp:positionV relativeFrom="paragraph">
-              <wp:posOffset>-13335</wp:posOffset>
+              <wp:posOffset>67945</wp:posOffset>
             </wp:positionV>
-            <wp:extent cx="5922010" cy="3206750"/>
+            <wp:extent cx="5731510" cy="1671955"/>
             <wp:effectExtent l="0" t="0" r="0" b="0"/>
-            <wp:wrapThrough wrapText="bothSides">
-              <wp:wrapPolygon edited="0">
-                <wp:start x="-20" y="0"/>
-                <wp:lineTo x="-20" y="21433"/>
-                <wp:lineTo x="21557" y="21433"/>
-                <wp:lineTo x="21557" y="0"/>
-                <wp:lineTo x="-20" y="0"/>
-              </wp:wrapPolygon>
-            </wp:wrapThrough>
-            <wp:docPr id="2" name="Imagen 1"/>
+            <wp:wrapSquare wrapText="largest"/>
+            <wp:docPr id="2" name="Imagen6"/>
             <wp:cNvGraphicFramePr>
               <a:graphicFrameLocks xmlns:a="http://schemas.openxmlformats.org/drawingml/2006/main" noChangeAspect="1"/>
             </wp:cNvGraphicFramePr>
@@ -4611,7 +4057,7 @@
               <a:graphicData uri="http://schemas.openxmlformats.org/drawingml/2006/picture">
                 <pic:pic xmlns:pic="http://schemas.openxmlformats.org/drawingml/2006/picture">
                   <pic:nvPicPr>
-                    <pic:cNvPr id="2" name="Imagen 1"/>
+                    <pic:cNvPr id="2" name="Imagen6"/>
                     <pic:cNvPicPr>
                       <a:picLocks noChangeAspect="1" noChangeArrowheads="1"/>
                     </pic:cNvPicPr>
@@ -4625,7 +4071,7 @@
                   <pic:spPr bwMode="auto">
                     <a:xfrm>
                       <a:off x="0" y="0"/>
-                      <a:ext cx="5922010" cy="3206750"/>
+                      <a:ext cx="5731510" cy="1671955"/>
                     </a:xfrm>
                     <a:prstGeom prst="rect">
                       <a:avLst/>
@@ -4640,368 +4086,686 @@
       </w:r>
       <w:r>
         <w:rPr/>
-        <w:t>6</w:t>
-      </w:r>
-      <w:r>
+        <w:fldChar w:fldCharType="end"/>
+      </w:r>
+    </w:p>
+    <w:p>
+      <w:pPr>
+        <w:pStyle w:val="BodyText"/>
+        <w:ind w:hanging="0"/>
+        <w:jc w:val="left"/>
+        <w:rPr>
+          <w:b/>
+          <w:bCs/>
+        </w:rPr>
+      </w:pPr>
+      <w:r>
+        <w:fldChar w:fldCharType="begin"/>
+      </w:r>
+      <w:r>
+        <w:rPr>
+          <w:rStyle w:val="Hyperlink"/>
+          <w:b/>
+          <w:bCs/>
+        </w:rPr>
+        <w:instrText xml:space="preserve"> HYPERLINK "https://docs.google.com/spreadsheets/d/1FsTRzIz1unCVBB1SmnHKwptDyV044rS_2vzzaiJMJOg/edit?gid=0" \l "gid=0"</w:instrText>
+      </w:r>
+      <w:r>
+        <w:rPr>
+          <w:rStyle w:val="Hyperlink"/>
+          <w:b/>
+          <w:bCs/>
+        </w:rPr>
+        <w:fldChar w:fldCharType="separate"/>
+      </w:r>
+      <w:r>
+        <w:rPr>
+          <w:rStyle w:val="Hyperlink"/>
+          <w:b/>
+          <w:bCs/>
+        </w:rPr>
+        <w:t>Customer Journey Map - Estudiante - Hojas de cálculo de Google</w:t>
+      </w:r>
+      <w:r>
+        <w:rPr>
+          <w:rStyle w:val="Hyperlink"/>
+          <w:b/>
+          <w:bCs/>
+        </w:rPr>
+        <w:fldChar w:fldCharType="end"/>
+      </w:r>
+    </w:p>
+    <w:p>
+      <w:pPr>
+        <w:pStyle w:val="BodyText"/>
+        <w:ind w:hanging="0"/>
+        <w:jc w:val="left"/>
+        <w:rPr>
+          <w:b/>
+          <w:bCs/>
+        </w:rPr>
+      </w:pPr>
+      <w:r>
+        <w:rPr>
+          <w:b/>
+          <w:bCs/>
+        </w:rPr>
+        <w:drawing>
+          <wp:anchor distT="0" distB="0" distL="0" distR="0" simplePos="0" relativeHeight="35" behindDoc="0" locked="0" layoutInCell="0" allowOverlap="1">
+            <wp:simplePos x="0" y="0"/>
+            <wp:positionH relativeFrom="column">
+              <wp:posOffset>0</wp:posOffset>
+            </wp:positionH>
+            <wp:positionV relativeFrom="paragraph">
+              <wp:posOffset>155575</wp:posOffset>
+            </wp:positionV>
+            <wp:extent cx="5731510" cy="1802130"/>
+            <wp:effectExtent l="0" t="0" r="0" b="0"/>
+            <wp:wrapSquare wrapText="largest"/>
+            <wp:docPr id="3" name="Imagen7"/>
+            <wp:cNvGraphicFramePr>
+              <a:graphicFrameLocks xmlns:a="http://schemas.openxmlformats.org/drawingml/2006/main" noChangeAspect="1"/>
+            </wp:cNvGraphicFramePr>
+            <a:graphic xmlns:a="http://schemas.openxmlformats.org/drawingml/2006/main">
+              <a:graphicData uri="http://schemas.openxmlformats.org/drawingml/2006/picture">
+                <pic:pic xmlns:pic="http://schemas.openxmlformats.org/drawingml/2006/picture">
+                  <pic:nvPicPr>
+                    <pic:cNvPr id="3" name="Imagen7"/>
+                    <pic:cNvPicPr>
+                      <a:picLocks noChangeAspect="1" noChangeArrowheads="1"/>
+                    </pic:cNvPicPr>
+                  </pic:nvPicPr>
+                  <pic:blipFill>
+                    <a:blip r:embed="rId4"/>
+                    <a:stretch>
+                      <a:fillRect/>
+                    </a:stretch>
+                  </pic:blipFill>
+                  <pic:spPr bwMode="auto">
+                    <a:xfrm>
+                      <a:off x="0" y="0"/>
+                      <a:ext cx="5731510" cy="1802130"/>
+                    </a:xfrm>
+                    <a:prstGeom prst="rect">
+                      <a:avLst/>
+                    </a:prstGeom>
+                    <a:noFill/>
+                  </pic:spPr>
+                </pic:pic>
+              </a:graphicData>
+            </a:graphic>
+          </wp:anchor>
+        </w:drawing>
+      </w:r>
+    </w:p>
+    <w:p>
+      <w:pPr>
+        <w:pStyle w:val="BodyText"/>
+        <w:ind w:hanging="0"/>
+        <w:jc w:val="left"/>
+        <w:rPr>
+          <w:b/>
+          <w:bCs/>
+        </w:rPr>
+      </w:pPr>
+      <w:r>
+        <w:fldChar w:fldCharType="begin"/>
+      </w:r>
+      <w:r>
+        <w:rPr>
+          <w:rStyle w:val="Hyperlink"/>
+          <w:b/>
+          <w:bCs/>
+        </w:rPr>
+        <w:instrText xml:space="preserve"> HYPERLINK "https://docs.google.com/spreadsheets/d/1SBzZvt9Qu9zqo5okbLKCixiFvnfC_CSX8mFlI-g99cE/edit?gid=0" \l "gid=0"</w:instrText>
+      </w:r>
+      <w:r>
+        <w:rPr>
+          <w:rStyle w:val="Hyperlink"/>
+          <w:b/>
+          <w:bCs/>
+        </w:rPr>
+        <w:fldChar w:fldCharType="separate"/>
+      </w:r>
+      <w:r>
+        <w:rPr>
+          <w:rStyle w:val="Hyperlink"/>
+          <w:b/>
+          <w:bCs/>
+        </w:rPr>
+        <w:t>Customer Journey Map - Docente - Hojas de cálculo de Google</w:t>
+      </w:r>
+      <w:r>
+        <w:rPr>
+          <w:rStyle w:val="Hyperlink"/>
+          <w:b/>
+          <w:bCs/>
+        </w:rPr>
+        <w:fldChar w:fldCharType="end"/>
+      </w:r>
+      <w:r>
+        <w:rPr>
+          <w:b/>
+          <w:bCs/>
+        </w:rPr>
+        <w:t xml:space="preserve"> </w:t>
+      </w:r>
+    </w:p>
+    <w:p>
+      <w:pPr>
+        <w:pStyle w:val="BodyText"/>
+        <w:ind w:hanging="0"/>
+        <w:jc w:val="center"/>
+        <w:rPr>
+          <w:b/>
+          <w:bCs/>
+        </w:rPr>
+      </w:pPr>
+      <w:r>
+        <w:rPr>
+          <w:b/>
+          <w:bCs/>
+        </w:rPr>
+      </w:r>
+    </w:p>
+    <w:p>
+      <w:pPr>
+        <w:pStyle w:val="APALevel2"/>
+        <w:widowControl/>
+        <w:suppressAutoHyphens w:val="true"/>
+        <w:bidi w:val="0"/>
+        <w:spacing w:lineRule="auto" w:line="240" w:before="360" w:after="240"/>
+        <w:jc w:val="left"/>
         <w:rPr/>
+      </w:pPr>
+      <w:r>
+        <w:rPr>
+          <w:rFonts w:eastAsia="Times New Roman" w:cs="Times New Roman"/>
+          <w:b/>
+          <w:bCs/>
+          <w:color w:val="auto"/>
+          <w:kern w:val="0"/>
+          <w:sz w:val="24"/>
+          <w:szCs w:val="32"/>
+          <w:u w:val="none"/>
+          <w:lang w:val="es-EC" w:eastAsia="en-US" w:bidi="ar-SA"/>
+        </w:rPr>
+        <w:t>5.</w:t>
+      </w:r>
+      <w:r>
+        <w:rPr>
+          <w:rFonts w:eastAsia="Times New Roman" w:cs="Times New Roman"/>
+          <w:b/>
+          <w:bCs/>
+          <w:color w:val="auto"/>
+          <w:kern w:val="0"/>
+          <w:sz w:val="24"/>
+          <w:szCs w:val="32"/>
+          <w:u w:val="none"/>
+          <w:lang w:val="es-EC" w:eastAsia="en-US" w:bidi="ar-SA"/>
+        </w:rPr>
+        <w:t>2</w:t>
+      </w:r>
+      <w:r>
+        <w:rPr>
+          <w:rFonts w:eastAsia="Times New Roman" w:cs="Times New Roman"/>
+          <w:b/>
+          <w:bCs/>
+          <w:color w:val="auto"/>
+          <w:kern w:val="0"/>
+          <w:sz w:val="24"/>
+          <w:szCs w:val="32"/>
+          <w:u w:val="none"/>
+          <w:lang w:val="es-EC" w:eastAsia="en-US" w:bidi="ar-SA"/>
+        </w:rPr>
+        <w:t xml:space="preserve"> User Flow</w:t>
+      </w:r>
+      <w:r>
+        <w:rPr>
+          <w:rFonts w:eastAsia="Times New Roman" w:cs="Times New Roman"/>
+          <w:color w:val="auto"/>
+          <w:kern w:val="0"/>
+          <w:sz w:val="24"/>
+          <w:szCs w:val="32"/>
+          <w:u w:val="none"/>
+          <w:lang w:val="es-EC" w:eastAsia="en-US" w:bidi="ar-SA"/>
+        </w:rPr>
+        <w:t xml:space="preserve"> </w:t>
+      </w:r>
+    </w:p>
+    <w:p>
+      <w:pPr>
+        <w:pStyle w:val="APALevel2"/>
+        <w:widowControl/>
+        <w:suppressAutoHyphens w:val="true"/>
+        <w:bidi w:val="0"/>
+        <w:spacing w:lineRule="auto" w:line="240" w:before="360" w:after="240"/>
+        <w:jc w:val="left"/>
+        <w:rPr/>
+      </w:pPr>
+      <w:hyperlink r:id="rId6">
+        <w:r>
+          <w:rPr>
+            <w:rFonts w:eastAsia="Times New Roman" w:cs="Times New Roman"/>
+            <w:color w:val="auto"/>
+            <w:kern w:val="0"/>
+            <w:sz w:val="24"/>
+            <w:szCs w:val="32"/>
+            <w:u w:val="none"/>
+            <w:lang w:val="es-EC" w:eastAsia="en-US" w:bidi="ar-SA"/>
+          </w:rPr>
+          <w:drawing>
+            <wp:anchor distT="0" distB="0" distL="0" distR="0" simplePos="0" relativeHeight="36" behindDoc="0" locked="0" layoutInCell="0" allowOverlap="1">
+              <wp:simplePos x="0" y="0"/>
+              <wp:positionH relativeFrom="column">
+                <wp:posOffset>32385</wp:posOffset>
+              </wp:positionH>
+              <wp:positionV relativeFrom="paragraph">
+                <wp:posOffset>220980</wp:posOffset>
+              </wp:positionV>
+              <wp:extent cx="6001385" cy="3832225"/>
+              <wp:effectExtent l="0" t="0" r="0" b="0"/>
+              <wp:wrapSquare wrapText="largest"/>
+              <wp:docPr id="4" name="Imagen8"/>
+              <wp:cNvGraphicFramePr>
+                <a:graphicFrameLocks xmlns:a="http://schemas.openxmlformats.org/drawingml/2006/main" noChangeAspect="1"/>
+              </wp:cNvGraphicFramePr>
+              <a:graphic xmlns:a="http://schemas.openxmlformats.org/drawingml/2006/main">
+                <a:graphicData uri="http://schemas.openxmlformats.org/drawingml/2006/picture">
+                  <pic:pic xmlns:pic="http://schemas.openxmlformats.org/drawingml/2006/picture">
+                    <pic:nvPicPr>
+                      <pic:cNvPr id="4" name="Imagen8"/>
+                      <pic:cNvPicPr>
+                        <a:picLocks noChangeAspect="1" noChangeArrowheads="1"/>
+                      </pic:cNvPicPr>
+                    </pic:nvPicPr>
+                    <pic:blipFill>
+                      <a:blip r:embed="rId5"/>
+                      <a:stretch>
+                        <a:fillRect/>
+                      </a:stretch>
+                    </pic:blipFill>
+                    <pic:spPr bwMode="auto">
+                      <a:xfrm>
+                        <a:off x="0" y="0"/>
+                        <a:ext cx="6001385" cy="3832225"/>
+                      </a:xfrm>
+                      <a:prstGeom prst="rect">
+                        <a:avLst/>
+                      </a:prstGeom>
+                      <a:noFill/>
+                    </pic:spPr>
+                  </pic:pic>
+                </a:graphicData>
+              </a:graphic>
+            </wp:anchor>
+          </w:drawing>
+        </w:r>
+      </w:hyperlink>
+    </w:p>
+    <w:p>
+      <w:pPr>
+        <w:pStyle w:val="APALevel2"/>
+        <w:widowControl/>
+        <w:suppressAutoHyphens w:val="true"/>
+        <w:bidi w:val="0"/>
+        <w:spacing w:lineRule="auto" w:line="240" w:before="360" w:after="240"/>
+        <w:jc w:val="left"/>
+        <w:rPr>
+          <w:rFonts w:ascii="Times New Roman" w:hAnsi="Times New Roman" w:eastAsia="Times New Roman" w:cs="Times New Roman"/>
+          <w:color w:val="auto"/>
+          <w:kern w:val="0"/>
+          <w:sz w:val="24"/>
+          <w:szCs w:val="32"/>
+          <w:u w:val="none"/>
+          <w:lang w:val="es-EC" w:eastAsia="en-US" w:bidi="ar-SA"/>
+        </w:rPr>
+      </w:pPr>
+      <w:hyperlink r:id="rId7">
+        <w:r>
+          <w:rPr>
+            <w:rStyle w:val="Hyperlink"/>
+            <w:rFonts w:eastAsia="Times New Roman" w:cs="Times New Roman"/>
+            <w:color w:val="auto"/>
+            <w:kern w:val="0"/>
+            <w:sz w:val="24"/>
+            <w:szCs w:val="32"/>
+            <w:u w:val="none"/>
+            <w:lang w:val="es-EC" w:eastAsia="en-US" w:bidi="ar-SA"/>
+          </w:rPr>
+          <w:t>Diagrama de flujo de sitio web: Lucidspark</w:t>
+        </w:r>
+      </w:hyperlink>
+      <w:r>
+        <w:rPr>
+          <w:rFonts w:eastAsia="Times New Roman" w:cs="Times New Roman"/>
+          <w:color w:val="auto"/>
+          <w:kern w:val="0"/>
+          <w:sz w:val="24"/>
+          <w:szCs w:val="32"/>
+          <w:u w:val="none"/>
+          <w:lang w:val="es-EC" w:eastAsia="en-US" w:bidi="ar-SA"/>
+        </w:rPr>
+        <w:t xml:space="preserve"> </w:t>
+      </w:r>
+    </w:p>
+    <w:p>
+      <w:pPr>
+        <w:pStyle w:val="APALevel2"/>
+        <w:widowControl/>
+        <w:suppressAutoHyphens w:val="true"/>
+        <w:bidi w:val="0"/>
+        <w:spacing w:lineRule="auto" w:line="240" w:before="360" w:after="240"/>
+        <w:jc w:val="left"/>
+        <w:rPr>
+          <w:rFonts w:ascii="Times New Roman" w:hAnsi="Times New Roman" w:eastAsia="Times New Roman" w:cs="Times New Roman"/>
+          <w:color w:val="auto"/>
+          <w:kern w:val="0"/>
+          <w:sz w:val="24"/>
+          <w:szCs w:val="32"/>
+          <w:u w:val="none"/>
+          <w:lang w:val="es-EC" w:eastAsia="en-US" w:bidi="ar-SA"/>
+        </w:rPr>
+      </w:pPr>
+      <w:r>
+        <w:rPr>
+          <w:rFonts w:eastAsia="Times New Roman" w:cs="Times New Roman"/>
+          <w:b/>
+          <w:bCs/>
+          <w:color w:val="auto"/>
+          <w:kern w:val="0"/>
+          <w:sz w:val="24"/>
+          <w:szCs w:val="32"/>
+          <w:u w:val="none"/>
+          <w:lang w:val="es-EC" w:eastAsia="en-US" w:bidi="ar-SA"/>
+        </w:rPr>
+        <w:t>5</w:t>
+      </w:r>
+      <w:r>
+        <w:rPr>
+          <w:rFonts w:eastAsia="Times New Roman" w:cs="Times New Roman"/>
+          <w:color w:val="auto"/>
+          <w:kern w:val="0"/>
+          <w:sz w:val="24"/>
+          <w:szCs w:val="32"/>
+          <w:u w:val="none"/>
+          <w:lang w:val="es-EC" w:eastAsia="en-US" w:bidi="ar-SA"/>
+        </w:rPr>
         <w:t>.</w:t>
       </w:r>
       <w:r>
-        <w:rPr/>
-        <w:t>2</w:t>
-      </w:r>
-      <w:r>
-        <w:rPr/>
-        <w:t xml:space="preserve"> Definición del alcance y el MVP</w:t>
-      </w:r>
-    </w:p>
-    <w:p>
-      <w:pPr>
-        <w:pStyle w:val="ListParagraph"/>
-        <w:ind w:hanging="0" w:left="0"/>
-        <w:rPr/>
-      </w:pPr>
-      <w:r>
-        <w:rPr/>
-        <w:t xml:space="preserve">El alcance del proyecto de educación EDUTech comprende el desarrollo de un aplicativo web que permitan gestionar actividades y de acceso con facilidad para que los estudiantes y los docentes interactúen dentro de la institución académica </w:t>
-      </w:r>
-    </w:p>
-    <w:p>
-      <w:pPr>
-        <w:pStyle w:val="ListParagraph"/>
-        <w:ind w:left="1440"/>
-        <w:rPr/>
-      </w:pPr>
-      <w:r>
-        <w:rPr/>
-      </w:r>
-    </w:p>
-    <w:p>
-      <w:pPr>
-        <w:pStyle w:val="ListParagraph"/>
-        <w:ind w:hanging="0" w:left="0"/>
-        <w:rPr>
+        <w:rPr>
+          <w:rFonts w:eastAsia="Times New Roman" w:cs="Times New Roman"/>
           <w:b/>
           <w:bCs/>
-        </w:rPr>
-      </w:pPr>
-      <w:r>
+          <w:color w:val="auto"/>
+          <w:kern w:val="0"/>
+          <w:sz w:val="24"/>
+          <w:szCs w:val="32"/>
+          <w:u w:val="none"/>
+          <w:lang w:val="es-EC" w:eastAsia="en-US" w:bidi="ar-SA"/>
+        </w:rPr>
+        <w:t>3 User Map</w:t>
+      </w:r>
+    </w:p>
+    <w:p>
+      <w:pPr>
+        <w:pStyle w:val="BodyText"/>
+        <w:ind w:hanging="0"/>
+        <w:jc w:val="center"/>
         <w:rPr>
           <w:b/>
           <w:bCs/>
         </w:rPr>
-        <w:t>Funcionalidades incluidas:</w:t>
-      </w:r>
-    </w:p>
-    <w:p>
-      <w:pPr>
-        <w:pStyle w:val="ListParagraph"/>
-        <w:numPr>
-          <w:ilvl w:val="0"/>
-          <w:numId w:val="2"/>
-        </w:numPr>
-        <w:rPr>
-          <w:b w:val="false"/>
-          <w:bCs w:val="false"/>
-        </w:rPr>
-      </w:pPr>
-      <w:r>
-        <w:rPr>
-          <w:b w:val="false"/>
-          <w:bCs w:val="false"/>
-        </w:rPr>
-        <w:t xml:space="preserve">Registro e inicio de sesión de usuarios </w:t>
-      </w:r>
-    </w:p>
-    <w:p>
-      <w:pPr>
-        <w:pStyle w:val="ListParagraph"/>
-        <w:numPr>
-          <w:ilvl w:val="0"/>
-          <w:numId w:val="2"/>
-        </w:numPr>
-        <w:rPr>
-          <w:b w:val="false"/>
-          <w:bCs w:val="false"/>
-        </w:rPr>
-      </w:pPr>
-      <w:r>
-        <w:rPr>
-          <w:b w:val="false"/>
-          <w:bCs w:val="false"/>
-        </w:rPr>
-        <w:t>Publicación de actividades académica por parte de docentes</w:t>
-      </w:r>
-    </w:p>
-    <w:p>
-      <w:pPr>
-        <w:pStyle w:val="ListParagraph"/>
-        <w:numPr>
-          <w:ilvl w:val="0"/>
-          <w:numId w:val="2"/>
-        </w:numPr>
-        <w:rPr>
-          <w:b w:val="false"/>
-          <w:bCs w:val="false"/>
-        </w:rPr>
-      </w:pPr>
-      <w:r>
-        <w:rPr>
-          <w:b w:val="false"/>
-          <w:bCs w:val="false"/>
-        </w:rPr>
-        <w:t xml:space="preserve">Visualización de actividades por parte de estudiantes </w:t>
-      </w:r>
-    </w:p>
-    <w:p>
-      <w:pPr>
-        <w:pStyle w:val="ListParagraph"/>
-        <w:numPr>
-          <w:ilvl w:val="0"/>
-          <w:numId w:val="2"/>
-        </w:numPr>
-        <w:rPr>
-          <w:b w:val="false"/>
-          <w:bCs w:val="false"/>
-        </w:rPr>
-      </w:pPr>
-      <w:r>
-        <w:rPr>
-          <w:b w:val="false"/>
-          <w:bCs w:val="false"/>
-        </w:rPr>
-        <w:t>Entrega de tareas a la plataforma</w:t>
-      </w:r>
-    </w:p>
-    <w:p>
-      <w:pPr>
-        <w:pStyle w:val="ListParagraph"/>
-        <w:numPr>
-          <w:ilvl w:val="0"/>
-          <w:numId w:val="2"/>
-        </w:numPr>
-        <w:rPr>
-          <w:b w:val="false"/>
-          <w:bCs w:val="false"/>
-        </w:rPr>
-      </w:pPr>
-      <w:r>
-        <w:rPr>
-          <w:b w:val="false"/>
-          <w:bCs w:val="false"/>
-        </w:rPr>
-        <w:t xml:space="preserve">Organización básica de curso y materias </w:t>
-      </w:r>
-    </w:p>
-    <w:p>
-      <w:pPr>
-        <w:pStyle w:val="ListParagraph"/>
-        <w:ind w:left="2160"/>
+      </w:pPr>
+      <w:r>
         <w:rPr>
           <w:b/>
           <w:bCs/>
         </w:rPr>
-      </w:pPr>
-      <w:r>
+        <w:drawing>
+          <wp:anchor distT="0" distB="0" distL="0" distR="0" simplePos="0" relativeHeight="37" behindDoc="0" locked="0" layoutInCell="0" allowOverlap="1">
+            <wp:simplePos x="0" y="0"/>
+            <wp:positionH relativeFrom="column">
+              <wp:posOffset>27305</wp:posOffset>
+            </wp:positionH>
+            <wp:positionV relativeFrom="paragraph">
+              <wp:posOffset>139700</wp:posOffset>
+            </wp:positionV>
+            <wp:extent cx="5676900" cy="2085340"/>
+            <wp:effectExtent l="0" t="0" r="0" b="0"/>
+            <wp:wrapSquare wrapText="largest"/>
+            <wp:docPr id="5" name="Imagen9"/>
+            <wp:cNvGraphicFramePr>
+              <a:graphicFrameLocks xmlns:a="http://schemas.openxmlformats.org/drawingml/2006/main" noChangeAspect="1"/>
+            </wp:cNvGraphicFramePr>
+            <a:graphic xmlns:a="http://schemas.openxmlformats.org/drawingml/2006/main">
+              <a:graphicData uri="http://schemas.openxmlformats.org/drawingml/2006/picture">
+                <pic:pic xmlns:pic="http://schemas.openxmlformats.org/drawingml/2006/picture">
+                  <pic:nvPicPr>
+                    <pic:cNvPr id="5" name="Imagen9"/>
+                    <pic:cNvPicPr>
+                      <a:picLocks noChangeAspect="1" noChangeArrowheads="1"/>
+                    </pic:cNvPicPr>
+                  </pic:nvPicPr>
+                  <pic:blipFill>
+                    <a:blip r:embed="rId8"/>
+                    <a:stretch>
+                      <a:fillRect/>
+                    </a:stretch>
+                  </pic:blipFill>
+                  <pic:spPr bwMode="auto">
+                    <a:xfrm>
+                      <a:off x="0" y="0"/>
+                      <a:ext cx="5676900" cy="2085340"/>
+                    </a:xfrm>
+                    <a:prstGeom prst="rect">
+                      <a:avLst/>
+                    </a:prstGeom>
+                    <a:noFill/>
+                  </pic:spPr>
+                </pic:pic>
+              </a:graphicData>
+            </a:graphic>
+          </wp:anchor>
+        </w:drawing>
+      </w:r>
+    </w:p>
+    <w:p>
+      <w:pPr>
+        <w:pStyle w:val="BodyText"/>
+        <w:ind w:hanging="0"/>
+        <w:jc w:val="left"/>
         <w:rPr>
           <w:b/>
           <w:bCs/>
         </w:rPr>
-      </w:r>
-    </w:p>
-    <w:p>
-      <w:pPr>
-        <w:pStyle w:val="ListParagraph"/>
-        <w:ind w:hanging="0" w:left="0"/>
-        <w:rPr>
+      </w:pPr>
+      <w:r>
+        <w:fldChar w:fldCharType="begin"/>
+      </w:r>
+      <w:r>
+        <w:rPr>
+          <w:rStyle w:val="Hyperlink"/>
           <w:b/>
           <w:bCs/>
         </w:rPr>
-      </w:pPr>
-      <w:r>
-        <w:rPr>
+        <w:instrText xml:space="preserve"> HYPERLINK "https://docs.google.com/spreadsheets/d/11nOI_eYDXfJOVcwIjTYBjX3-YKDZGktg1NrgAEf3dZU/edit?gid=0" \l "gid=0"</w:instrText>
+      </w:r>
+      <w:r>
+        <w:rPr>
+          <w:rStyle w:val="Hyperlink"/>
           <w:b/>
           <w:bCs/>
         </w:rPr>
-        <w:t>Funcionalidades no incluidas:</w:t>
-      </w:r>
-    </w:p>
-    <w:p>
-      <w:pPr>
-        <w:pStyle w:val="ListParagraph"/>
-        <w:numPr>
-          <w:ilvl w:val="0"/>
-          <w:numId w:val="3"/>
-        </w:numPr>
-        <w:rPr>
-          <w:b w:val="false"/>
-          <w:bCs w:val="false"/>
-        </w:rPr>
-      </w:pPr>
-      <w:r>
-        <w:rPr>
-          <w:b w:val="false"/>
-          <w:bCs w:val="false"/>
-        </w:rPr>
-        <w:t xml:space="preserve">Aplicación móvil nativa en dispositivos móviles </w:t>
-      </w:r>
-    </w:p>
-    <w:p>
-      <w:pPr>
-        <w:pStyle w:val="ListParagraph"/>
-        <w:numPr>
-          <w:ilvl w:val="0"/>
-          <w:numId w:val="3"/>
-        </w:numPr>
-        <w:rPr>
-          <w:b w:val="false"/>
-          <w:bCs w:val="false"/>
-        </w:rPr>
-      </w:pPr>
-      <w:r>
-        <w:rPr>
-          <w:b w:val="false"/>
-          <w:bCs w:val="false"/>
-        </w:rPr>
-        <w:t xml:space="preserve">Integración con sistemas complejos externos </w:t>
-      </w:r>
-    </w:p>
-    <w:p>
-      <w:pPr>
-        <w:pStyle w:val="ListParagraph"/>
-        <w:numPr>
-          <w:ilvl w:val="0"/>
-          <w:numId w:val="3"/>
-        </w:numPr>
-        <w:rPr>
-          <w:b w:val="false"/>
-          <w:bCs w:val="false"/>
-        </w:rPr>
-      </w:pPr>
-      <w:r>
-        <w:rPr>
-          <w:b w:val="false"/>
-          <w:bCs w:val="false"/>
-        </w:rPr>
-        <w:t xml:space="preserve">Funcionalidades de IA </w:t>
-      </w:r>
-    </w:p>
-    <w:p>
-      <w:pPr>
-        <w:pStyle w:val="ListParagraph"/>
-        <w:numPr>
-          <w:ilvl w:val="0"/>
-          <w:numId w:val="3"/>
-        </w:numPr>
-        <w:rPr>
-          <w:b w:val="false"/>
-          <w:bCs w:val="false"/>
-        </w:rPr>
-      </w:pPr>
-      <w:r>
-        <w:rPr>
-          <w:b w:val="false"/>
-          <w:bCs w:val="false"/>
-        </w:rPr>
-        <w:t>Reportes aniliticos sobre sobre estudiante</w:t>
-      </w:r>
-    </w:p>
-    <w:p>
-      <w:pPr>
-        <w:pStyle w:val="ListParagraph"/>
-        <w:ind w:hanging="0" w:left="0"/>
-        <w:rPr>
-          <w:b w:val="false"/>
-          <w:bCs w:val="false"/>
-        </w:rPr>
-      </w:pPr>
-      <w:r>
-        <w:rPr>
-          <w:b w:val="false"/>
-          <w:bCs w:val="false"/>
-        </w:rPr>
-      </w:r>
-    </w:p>
-    <w:p>
-      <w:pPr>
-        <w:pStyle w:val="ListParagraph"/>
-        <w:ind w:hanging="0" w:left="0"/>
-        <w:rPr>
-          <w:b w:val="false"/>
-          <w:bCs w:val="false"/>
-        </w:rPr>
-      </w:pPr>
-      <w:r>
-        <w:rPr>
-          <w:b w:val="false"/>
-          <w:bCs w:val="false"/>
-        </w:rPr>
-        <w:t xml:space="preserve">El desarrollo de el MVP permite tener el objetivo claro de lo que se realizara exactamente en el proyecto asegurando que el producto que se entrega al final cumpla con las necesidades reales </w:t>
-      </w:r>
-    </w:p>
-    <w:p>
-      <w:pPr>
-        <w:pStyle w:val="ListParagraph"/>
-        <w:ind w:left="1440"/>
-        <w:rPr>
-          <w:b w:val="false"/>
-          <w:bCs w:val="false"/>
-        </w:rPr>
-      </w:pPr>
-      <w:r>
-        <w:rPr>
-          <w:b w:val="false"/>
-          <w:bCs w:val="false"/>
-        </w:rPr>
-      </w:r>
-    </w:p>
-    <w:p>
-      <w:pPr>
-        <w:pStyle w:val="ListParagraph"/>
-        <w:ind w:hanging="0" w:left="0"/>
-        <w:rPr>
-          <w:b w:val="false"/>
-          <w:bCs w:val="false"/>
-        </w:rPr>
-      </w:pPr>
-      <w:r>
-        <w:rPr>
-          <w:b w:val="false"/>
-          <w:bCs w:val="false"/>
-        </w:rPr>
-        <w:t>El mvp se enfoca en las funcionalidades que aportan valor de forma esencial permitiendo enfocar el desarrollo en las funcionalidades que aportan valor inmediato al proyecto</w:t>
-      </w:r>
-    </w:p>
-    <w:p>
-      <w:pPr>
-        <w:pStyle w:val="APALevel2"/>
-        <w:jc w:val="both"/>
-        <w:rPr>
-          <w:lang w:val="es-CO" w:bidi="ar-SA"/>
-        </w:rPr>
-      </w:pPr>
-      <w:r>
-        <w:rPr/>
-        <w:t>6</w:t>
-      </w:r>
-      <w:r>
-        <w:rPr/>
-        <w:t>.</w:t>
-      </w:r>
-      <w:r>
-        <w:rPr/>
-        <w:t>3</w:t>
-      </w:r>
-      <w:r>
-        <w:rPr/>
+        <w:fldChar w:fldCharType="separate"/>
+      </w:r>
+      <w:r>
+        <w:rPr>
+          <w:rStyle w:val="Hyperlink"/>
+          <w:b/>
+          <w:bCs/>
+        </w:rPr>
+        <w:t>User Map – Estudiante - Hojas de cálculo de Google</w:t>
+      </w:r>
+      <w:r>
+        <w:rPr>
+          <w:rStyle w:val="Hyperlink"/>
+          <w:b/>
+          <w:bCs/>
+        </w:rPr>
+        <w:fldChar w:fldCharType="end"/>
+      </w:r>
+    </w:p>
+    <w:p>
+      <w:pPr>
+        <w:pStyle w:val="BodyText"/>
+        <w:ind w:hanging="0"/>
+        <w:jc w:val="left"/>
+        <w:rPr>
+          <w:b/>
+          <w:bCs/>
+        </w:rPr>
+      </w:pPr>
+      <w:r>
+        <w:rPr>
+          <w:b/>
+          <w:bCs/>
+        </w:rPr>
+        <w:drawing>
+          <wp:anchor distT="0" distB="0" distL="0" distR="0" simplePos="0" relativeHeight="38" behindDoc="0" locked="0" layoutInCell="0" allowOverlap="1">
+            <wp:simplePos x="0" y="0"/>
+            <wp:positionH relativeFrom="column">
+              <wp:posOffset>3810</wp:posOffset>
+            </wp:positionH>
+            <wp:positionV relativeFrom="paragraph">
+              <wp:posOffset>131445</wp:posOffset>
+            </wp:positionV>
+            <wp:extent cx="5942330" cy="2017395"/>
+            <wp:effectExtent l="0" t="0" r="0" b="0"/>
+            <wp:wrapSquare wrapText="largest"/>
+            <wp:docPr id="6" name="Imagen10"/>
+            <wp:cNvGraphicFramePr>
+              <a:graphicFrameLocks xmlns:a="http://schemas.openxmlformats.org/drawingml/2006/main" noChangeAspect="1"/>
+            </wp:cNvGraphicFramePr>
+            <a:graphic xmlns:a="http://schemas.openxmlformats.org/drawingml/2006/main">
+              <a:graphicData uri="http://schemas.openxmlformats.org/drawingml/2006/picture">
+                <pic:pic xmlns:pic="http://schemas.openxmlformats.org/drawingml/2006/picture">
+                  <pic:nvPicPr>
+                    <pic:cNvPr id="6" name="Imagen10"/>
+                    <pic:cNvPicPr>
+                      <a:picLocks noChangeAspect="1" noChangeArrowheads="1"/>
+                    </pic:cNvPicPr>
+                  </pic:nvPicPr>
+                  <pic:blipFill>
+                    <a:blip r:embed="rId9"/>
+                    <a:stretch>
+                      <a:fillRect/>
+                    </a:stretch>
+                  </pic:blipFill>
+                  <pic:spPr bwMode="auto">
+                    <a:xfrm>
+                      <a:off x="0" y="0"/>
+                      <a:ext cx="5942330" cy="2017395"/>
+                    </a:xfrm>
+                    <a:prstGeom prst="rect">
+                      <a:avLst/>
+                    </a:prstGeom>
+                    <a:noFill/>
+                  </pic:spPr>
+                </pic:pic>
+              </a:graphicData>
+            </a:graphic>
+          </wp:anchor>
+        </w:drawing>
+      </w:r>
+    </w:p>
+    <w:p>
+      <w:pPr>
+        <w:pStyle w:val="BodyText"/>
+        <w:ind w:hanging="0"/>
+        <w:jc w:val="left"/>
+        <w:rPr>
+          <w:b/>
+          <w:bCs/>
+        </w:rPr>
+      </w:pPr>
+      <w:r>
+        <w:fldChar w:fldCharType="begin"/>
+      </w:r>
+      <w:r>
+        <w:rPr>
+          <w:rStyle w:val="Hyperlink"/>
+          <w:b/>
+          <w:bCs/>
+        </w:rPr>
+        <w:instrText xml:space="preserve"> HYPERLINK "https://docs.google.com/spreadsheets/d/1TWc3KmrKlkwRy5D79ZktFBMfv0x0WNprTXmSRY58ERA/edit?gid=0" \l "gid=0"</w:instrText>
+      </w:r>
+      <w:r>
+        <w:rPr>
+          <w:rStyle w:val="Hyperlink"/>
+          <w:b/>
+          <w:bCs/>
+        </w:rPr>
+        <w:fldChar w:fldCharType="separate"/>
+      </w:r>
+      <w:r>
+        <w:rPr>
+          <w:rStyle w:val="Hyperlink"/>
+          <w:b/>
+          <w:bCs/>
+        </w:rPr>
+        <w:t>User Map – Docente - Hojas de cálculo de Google</w:t>
+      </w:r>
+      <w:r>
+        <w:rPr>
+          <w:rStyle w:val="Hyperlink"/>
+          <w:b/>
+          <w:bCs/>
+        </w:rPr>
+        <w:fldChar w:fldCharType="end"/>
+      </w:r>
+      <w:r>
+        <w:rPr>
+          <w:b/>
+          <w:bCs/>
+        </w:rPr>
         <w:t xml:space="preserve"> </w:t>
       </w:r>
-      <w:r>
+    </w:p>
+    <w:p>
+      <w:pPr>
+        <w:pStyle w:val="BodyText"/>
+        <w:ind w:hanging="0"/>
+        <w:jc w:val="center"/>
         <w:rPr>
           <w:b/>
           <w:bCs/>
         </w:rPr>
-        <w:t>Planificación del primer sprint</w:t>
+      </w:pPr>
+      <w:r>
+        <w:rPr>
+          <w:b/>
+          <w:bCs/>
+        </w:rPr>
+      </w:r>
+    </w:p>
+    <w:p>
+      <w:pPr>
+        <w:pStyle w:val="BodyText"/>
+        <w:ind w:hanging="0"/>
+        <w:jc w:val="center"/>
+        <w:rPr>
+          <w:b/>
+          <w:bCs/>
+        </w:rPr>
+      </w:pPr>
+      <w:r>
+        <w:rPr>
+          <w:b/>
+          <w:bCs/>
+        </w:rPr>
+        <w:t>6. Planificación del proyecto</w:t>
       </w:r>
     </w:p>
     <w:p>
@@ -5017,7 +4781,7 @@
           <w:color w:val="auto"/>
           <w:kern w:val="0"/>
           <w:sz w:val="24"/>
-          <w:szCs w:val="24"/>
+          <w:szCs w:val="32"/>
           <w:u w:val="none"/>
           <w:lang w:val="es-CO" w:eastAsia="en-US" w:bidi="ar-SA"/>
         </w:rPr>
@@ -5025,13 +4789,16 @@
       <w:r>
         <w:rPr>
           <w:rFonts w:eastAsia="Times New Roman" w:cs="Times New Roman"/>
+          <w:b/>
+          <w:bCs/>
           <w:color w:val="auto"/>
           <w:kern w:val="0"/>
           <w:sz w:val="24"/>
-          <w:szCs w:val="24"/>
+          <w:szCs w:val="32"/>
           <w:u w:val="none"/>
           <w:lang w:val="es-CO" w:eastAsia="en-US" w:bidi="ar-SA"/>
         </w:rPr>
+        <w:t>6.1 Mapa de stakeholders</w:t>
       </w:r>
     </w:p>
     <w:p>
@@ -5049,19 +4816,415 @@
           <w:sz w:val="24"/>
           <w:szCs w:val="24"/>
           <w:u w:val="none"/>
-          <w:lang w:val="es-CO" w:eastAsia="en-US" w:bidi="ar-SA"/>
-        </w:rPr>
-      </w:pPr>
+          <w:lang w:val="es-EC" w:eastAsia="en-US" w:bidi="ar-SA"/>
+        </w:rPr>
+      </w:pPr>
+      <w:r>
+        <w:drawing>
+          <wp:anchor distT="0" distB="0" distL="114300" distR="114300" simplePos="0" relativeHeight="27" behindDoc="1" locked="0" layoutInCell="0" allowOverlap="1">
+            <wp:simplePos x="0" y="0"/>
+            <wp:positionH relativeFrom="column">
+              <wp:posOffset>-23495</wp:posOffset>
+            </wp:positionH>
+            <wp:positionV relativeFrom="paragraph">
+              <wp:posOffset>80010</wp:posOffset>
+            </wp:positionV>
+            <wp:extent cx="5922010" cy="2755900"/>
+            <wp:effectExtent l="0" t="0" r="0" b="0"/>
+            <wp:wrapThrough wrapText="bothSides">
+              <wp:wrapPolygon edited="0">
+                <wp:start x="-40" y="0"/>
+                <wp:lineTo x="-40" y="21397"/>
+                <wp:lineTo x="21557" y="21397"/>
+                <wp:lineTo x="21557" y="0"/>
+                <wp:lineTo x="-40" y="0"/>
+              </wp:wrapPolygon>
+            </wp:wrapThrough>
+            <wp:docPr id="7" name="Imagen 1"/>
+            <wp:cNvGraphicFramePr>
+              <a:graphicFrameLocks xmlns:a="http://schemas.openxmlformats.org/drawingml/2006/main" noChangeAspect="1"/>
+            </wp:cNvGraphicFramePr>
+            <a:graphic xmlns:a="http://schemas.openxmlformats.org/drawingml/2006/main">
+              <a:graphicData uri="http://schemas.openxmlformats.org/drawingml/2006/picture">
+                <pic:pic xmlns:pic="http://schemas.openxmlformats.org/drawingml/2006/picture">
+                  <pic:nvPicPr>
+                    <pic:cNvPr id="7" name="Imagen 1"/>
+                    <pic:cNvPicPr>
+                      <a:picLocks noChangeAspect="1" noChangeArrowheads="1"/>
+                    </pic:cNvPicPr>
+                  </pic:nvPicPr>
+                  <pic:blipFill>
+                    <a:blip r:embed="rId10"/>
+                    <a:stretch>
+                      <a:fillRect/>
+                    </a:stretch>
+                  </pic:blipFill>
+                  <pic:spPr bwMode="auto">
+                    <a:xfrm>
+                      <a:off x="0" y="0"/>
+                      <a:ext cx="5922010" cy="2755900"/>
+                    </a:xfrm>
+                    <a:prstGeom prst="rect">
+                      <a:avLst/>
+                    </a:prstGeom>
+                    <a:noFill/>
+                  </pic:spPr>
+                </pic:pic>
+              </a:graphicData>
+            </a:graphic>
+          </wp:anchor>
+        </w:drawing>
+      </w:r>
       <w:r>
         <w:rPr>
           <w:rFonts w:eastAsia="Times New Roman" w:cs="Times New Roman"/>
+          <w:b/>
+          <w:bCs/>
           <w:color w:val="auto"/>
           <w:kern w:val="0"/>
           <w:sz w:val="24"/>
           <w:szCs w:val="24"/>
           <w:u w:val="none"/>
-          <w:lang w:val="es-CO" w:eastAsia="en-US" w:bidi="ar-SA"/>
-        </w:rPr>
+          <w:lang w:val="es-EC" w:eastAsia="en-US" w:bidi="ar-SA"/>
+        </w:rPr>
+        <w:t>6.2 Definición del alcance y el MVP</w:t>
+      </w:r>
+    </w:p>
+    <w:p>
+      <w:pPr>
+        <w:pStyle w:val="ListParagraph"/>
+        <w:ind w:hanging="0" w:left="0"/>
+        <w:rPr/>
+      </w:pPr>
+      <w:r>
+        <w:rPr/>
+        <w:t xml:space="preserve">El alcance del proyecto de educación EDUTech comprende el desarrollo de un aplicativo web que permitan gestionar actividades y de acceso con facilidad para que los estudiantes y los docentes interactúen dentro de la institución académica </w:t>
+      </w:r>
+    </w:p>
+    <w:p>
+      <w:pPr>
+        <w:pStyle w:val="ListParagraph"/>
+        <w:ind w:left="1440"/>
+        <w:rPr/>
+      </w:pPr>
+      <w:r>
+        <w:rPr/>
+      </w:r>
+    </w:p>
+    <w:p>
+      <w:pPr>
+        <w:pStyle w:val="ListParagraph"/>
+        <w:ind w:hanging="0" w:left="0"/>
+        <w:rPr>
+          <w:b/>
+          <w:bCs/>
+        </w:rPr>
+      </w:pPr>
+      <w:r>
+        <w:rPr>
+          <w:b/>
+          <w:bCs/>
+        </w:rPr>
+        <w:t>Funcionalidades incluidas:</w:t>
+      </w:r>
+    </w:p>
+    <w:p>
+      <w:pPr>
+        <w:pStyle w:val="ListParagraph"/>
+        <w:numPr>
+          <w:ilvl w:val="0"/>
+          <w:numId w:val="1"/>
+        </w:numPr>
+        <w:rPr>
+          <w:b w:val="false"/>
+          <w:bCs w:val="false"/>
+        </w:rPr>
+      </w:pPr>
+      <w:r>
+        <w:rPr>
+          <w:b w:val="false"/>
+          <w:bCs w:val="false"/>
+        </w:rPr>
+        <w:t xml:space="preserve">Registro e inicio de sesión de usuarios </w:t>
+      </w:r>
+    </w:p>
+    <w:p>
+      <w:pPr>
+        <w:pStyle w:val="ListParagraph"/>
+        <w:numPr>
+          <w:ilvl w:val="0"/>
+          <w:numId w:val="1"/>
+        </w:numPr>
+        <w:rPr>
+          <w:b w:val="false"/>
+          <w:bCs w:val="false"/>
+        </w:rPr>
+      </w:pPr>
+      <w:r>
+        <w:rPr>
+          <w:b w:val="false"/>
+          <w:bCs w:val="false"/>
+        </w:rPr>
+        <w:t>Publicación de actividades académica por parte de docentes</w:t>
+      </w:r>
+    </w:p>
+    <w:p>
+      <w:pPr>
+        <w:pStyle w:val="ListParagraph"/>
+        <w:numPr>
+          <w:ilvl w:val="0"/>
+          <w:numId w:val="1"/>
+        </w:numPr>
+        <w:rPr>
+          <w:b w:val="false"/>
+          <w:bCs w:val="false"/>
+        </w:rPr>
+      </w:pPr>
+      <w:r>
+        <w:rPr>
+          <w:b w:val="false"/>
+          <w:bCs w:val="false"/>
+        </w:rPr>
+        <w:t xml:space="preserve">Visualización de actividades por parte de estudiantes </w:t>
+      </w:r>
+    </w:p>
+    <w:p>
+      <w:pPr>
+        <w:pStyle w:val="ListParagraph"/>
+        <w:numPr>
+          <w:ilvl w:val="0"/>
+          <w:numId w:val="1"/>
+        </w:numPr>
+        <w:rPr>
+          <w:b w:val="false"/>
+          <w:bCs w:val="false"/>
+        </w:rPr>
+      </w:pPr>
+      <w:r>
+        <w:rPr>
+          <w:b w:val="false"/>
+          <w:bCs w:val="false"/>
+        </w:rPr>
+        <w:t>Entrega de tareas a la plataforma</w:t>
+      </w:r>
+    </w:p>
+    <w:p>
+      <w:pPr>
+        <w:pStyle w:val="ListParagraph"/>
+        <w:numPr>
+          <w:ilvl w:val="0"/>
+          <w:numId w:val="1"/>
+        </w:numPr>
+        <w:rPr>
+          <w:b w:val="false"/>
+          <w:bCs w:val="false"/>
+        </w:rPr>
+      </w:pPr>
+      <w:r>
+        <w:rPr>
+          <w:b w:val="false"/>
+          <w:bCs w:val="false"/>
+        </w:rPr>
+        <w:t xml:space="preserve">Organización básica de curso y materias </w:t>
+      </w:r>
+    </w:p>
+    <w:p>
+      <w:pPr>
+        <w:pStyle w:val="ListParagraph"/>
+        <w:ind w:left="2160"/>
+        <w:rPr>
+          <w:b/>
+          <w:bCs/>
+        </w:rPr>
+      </w:pPr>
+      <w:r>
+        <w:rPr>
+          <w:b/>
+          <w:bCs/>
+        </w:rPr>
+      </w:r>
+    </w:p>
+    <w:p>
+      <w:pPr>
+        <w:pStyle w:val="ListParagraph"/>
+        <w:ind w:hanging="0" w:left="0"/>
+        <w:rPr>
+          <w:b/>
+          <w:bCs/>
+        </w:rPr>
+      </w:pPr>
+      <w:r>
+        <w:rPr>
+          <w:b/>
+          <w:bCs/>
+        </w:rPr>
+        <w:t>Funcionalidades no incluidas:</w:t>
+      </w:r>
+    </w:p>
+    <w:p>
+      <w:pPr>
+        <w:pStyle w:val="ListParagraph"/>
+        <w:numPr>
+          <w:ilvl w:val="0"/>
+          <w:numId w:val="2"/>
+        </w:numPr>
+        <w:rPr>
+          <w:b w:val="false"/>
+          <w:bCs w:val="false"/>
+        </w:rPr>
+      </w:pPr>
+      <w:r>
+        <w:rPr>
+          <w:b w:val="false"/>
+          <w:bCs w:val="false"/>
+        </w:rPr>
+        <w:t xml:space="preserve">Aplicación móvil nativa en dispositivos móviles </w:t>
+      </w:r>
+    </w:p>
+    <w:p>
+      <w:pPr>
+        <w:pStyle w:val="ListParagraph"/>
+        <w:numPr>
+          <w:ilvl w:val="0"/>
+          <w:numId w:val="2"/>
+        </w:numPr>
+        <w:rPr>
+          <w:b w:val="false"/>
+          <w:bCs w:val="false"/>
+        </w:rPr>
+      </w:pPr>
+      <w:r>
+        <w:rPr>
+          <w:b w:val="false"/>
+          <w:bCs w:val="false"/>
+        </w:rPr>
+        <w:t xml:space="preserve">Integración con sistemas complejos externos </w:t>
+      </w:r>
+    </w:p>
+    <w:p>
+      <w:pPr>
+        <w:pStyle w:val="ListParagraph"/>
+        <w:numPr>
+          <w:ilvl w:val="0"/>
+          <w:numId w:val="2"/>
+        </w:numPr>
+        <w:rPr>
+          <w:b w:val="false"/>
+          <w:bCs w:val="false"/>
+        </w:rPr>
+      </w:pPr>
+      <w:r>
+        <w:rPr>
+          <w:b w:val="false"/>
+          <w:bCs w:val="false"/>
+        </w:rPr>
+        <w:t xml:space="preserve">Funcionalidades de IA </w:t>
+      </w:r>
+    </w:p>
+    <w:p>
+      <w:pPr>
+        <w:pStyle w:val="ListParagraph"/>
+        <w:numPr>
+          <w:ilvl w:val="0"/>
+          <w:numId w:val="2"/>
+        </w:numPr>
+        <w:rPr>
+          <w:b w:val="false"/>
+          <w:bCs w:val="false"/>
+        </w:rPr>
+      </w:pPr>
+      <w:r>
+        <w:rPr>
+          <w:b w:val="false"/>
+          <w:bCs w:val="false"/>
+        </w:rPr>
+        <w:t>Reportes aniliticos sobre sobre estudiante</w:t>
+      </w:r>
+    </w:p>
+    <w:p>
+      <w:pPr>
+        <w:pStyle w:val="ListParagraph"/>
+        <w:ind w:hanging="0" w:left="0"/>
+        <w:rPr>
+          <w:b w:val="false"/>
+          <w:bCs w:val="false"/>
+        </w:rPr>
+      </w:pPr>
+      <w:r>
+        <w:rPr>
+          <w:b w:val="false"/>
+          <w:bCs w:val="false"/>
+        </w:rPr>
+      </w:r>
+    </w:p>
+    <w:p>
+      <w:pPr>
+        <w:pStyle w:val="ListParagraph"/>
+        <w:ind w:hanging="0" w:left="0"/>
+        <w:rPr>
+          <w:b w:val="false"/>
+          <w:bCs w:val="false"/>
+        </w:rPr>
+      </w:pPr>
+      <w:r>
+        <w:rPr>
+          <w:b w:val="false"/>
+          <w:bCs w:val="false"/>
+        </w:rPr>
+        <w:t xml:space="preserve">El desarrollo de el MVP permite tener el objetivo claro de lo que se realizara exactamente en el proyecto asegurando que el producto que se entrega al final cumpla con las necesidades reales </w:t>
+      </w:r>
+    </w:p>
+    <w:p>
+      <w:pPr>
+        <w:pStyle w:val="ListParagraph"/>
+        <w:ind w:left="1440"/>
+        <w:rPr>
+          <w:b w:val="false"/>
+          <w:bCs w:val="false"/>
+        </w:rPr>
+      </w:pPr>
+      <w:r>
+        <w:rPr>
+          <w:b w:val="false"/>
+          <w:bCs w:val="false"/>
+        </w:rPr>
+      </w:r>
+    </w:p>
+    <w:p>
+      <w:pPr>
+        <w:pStyle w:val="ListParagraph"/>
+        <w:ind w:hanging="0" w:left="0"/>
+        <w:rPr>
+          <w:b w:val="false"/>
+          <w:bCs w:val="false"/>
+        </w:rPr>
+      </w:pPr>
+      <w:r>
+        <w:rPr>
+          <w:b w:val="false"/>
+          <w:bCs w:val="false"/>
+        </w:rPr>
+        <w:t>El mvp se enfoca en las funcionalidades que aportan valor de forma esencial permitiendo enfocar el desarrollo en las funcionalidades que aportan valor inmediato al proyecto</w:t>
+      </w:r>
+    </w:p>
+    <w:p>
+      <w:pPr>
+        <w:pStyle w:val="APALevel2"/>
+        <w:jc w:val="both"/>
+        <w:rPr>
+          <w:lang w:val="es-CO" w:bidi="ar-SA"/>
+        </w:rPr>
+      </w:pPr>
+      <w:r>
+        <w:rPr/>
+        <w:t xml:space="preserve">6.3 </w:t>
+      </w:r>
+      <w:r>
+        <w:rPr>
+          <w:b/>
+          <w:bCs/>
+        </w:rPr>
+        <w:t>Planificación del primer sprint</w:t>
       </w:r>
     </w:p>
     <w:p>
@@ -5216,172 +5379,61 @@
     </w:p>
     <w:p>
       <w:pPr>
-        <w:pStyle w:val="BodyText"/>
-        <w:ind w:hanging="0"/>
-        <w:jc w:val="center"/>
-        <w:rPr>
-          <w:b/>
-          <w:bCs/>
-          <w:lang w:val="es-CO" w:bidi="ar-SA"/>
-        </w:rPr>
-      </w:pPr>
-      <w:r>
-        <w:rPr>
-          <w:b/>
-          <w:bCs/>
-          <w:lang w:val="es-CO" w:bidi="ar-SA"/>
-        </w:rPr>
-      </w:r>
-    </w:p>
-    <w:p>
-      <w:pPr>
-        <w:pStyle w:val="BodyText"/>
-        <w:ind w:hanging="0"/>
-        <w:jc w:val="center"/>
-        <w:rPr>
-          <w:b/>
-          <w:bCs/>
-          <w:lang w:val="es-CO" w:bidi="ar-SA"/>
-        </w:rPr>
-      </w:pPr>
-      <w:r>
-        <w:rPr>
-          <w:b/>
-          <w:bCs/>
-          <w:lang w:val="es-CO" w:bidi="ar-SA"/>
-        </w:rPr>
-      </w:r>
-    </w:p>
-    <w:p>
-      <w:pPr>
-        <w:pStyle w:val="BodyText"/>
-        <w:ind w:hanging="0"/>
-        <w:jc w:val="center"/>
-        <w:rPr>
-          <w:b/>
-          <w:bCs/>
-          <w:lang w:val="es-CO" w:bidi="ar-SA"/>
-        </w:rPr>
-      </w:pPr>
-      <w:r>
-        <w:rPr>
-          <w:b/>
-          <w:bCs/>
-          <w:lang w:val="es-CO" w:bidi="ar-SA"/>
-        </w:rPr>
-      </w:r>
-    </w:p>
-    <w:p>
-      <w:pPr>
-        <w:pStyle w:val="BodyText"/>
-        <w:ind w:hanging="0"/>
-        <w:jc w:val="center"/>
-        <w:rPr>
-          <w:b/>
-          <w:bCs/>
-          <w:lang w:val="es-CO" w:bidi="ar-SA"/>
-        </w:rPr>
-      </w:pPr>
-      <w:r>
-        <w:rPr>
-          <w:b/>
-          <w:bCs/>
-          <w:lang w:val="es-CO" w:bidi="ar-SA"/>
-        </w:rPr>
-      </w:r>
-    </w:p>
-    <w:p>
-      <w:pPr>
-        <w:pStyle w:val="BodyText"/>
-        <w:ind w:hanging="0"/>
-        <w:jc w:val="center"/>
-        <w:rPr>
-          <w:b/>
-          <w:bCs/>
-          <w:lang w:val="es-CO" w:bidi="ar-SA"/>
-        </w:rPr>
-      </w:pPr>
-      <w:r>
-        <w:rPr>
-          <w:b/>
-          <w:bCs/>
-          <w:lang w:val="es-CO" w:bidi="ar-SA"/>
-        </w:rPr>
-      </w:r>
-    </w:p>
-    <w:p>
-      <w:pPr>
-        <w:pStyle w:val="BodyText"/>
-        <w:ind w:hanging="0"/>
-        <w:jc w:val="center"/>
-        <w:rPr>
-          <w:b/>
-          <w:bCs/>
-          <w:lang w:val="es-CO" w:bidi="ar-SA"/>
-        </w:rPr>
-      </w:pPr>
-      <w:r>
-        <w:rPr>
-          <w:b/>
-          <w:bCs/>
-          <w:lang w:val="es-CO" w:bidi="ar-SA"/>
-        </w:rPr>
-      </w:r>
-    </w:p>
-    <w:p>
-      <w:pPr>
-        <w:pStyle w:val="BodyText"/>
-        <w:ind w:hanging="0"/>
-        <w:jc w:val="center"/>
-        <w:rPr>
-          <w:b/>
-          <w:bCs/>
-          <w:lang w:val="es-CO" w:bidi="ar-SA"/>
-        </w:rPr>
-      </w:pPr>
-      <w:r>
-        <w:rPr>
-          <w:b/>
-          <w:bCs/>
-          <w:lang w:val="es-CO" w:bidi="ar-SA"/>
-        </w:rPr>
-      </w:r>
-    </w:p>
-    <w:p>
-      <w:pPr>
-        <w:pStyle w:val="BodyText"/>
-        <w:ind w:hanging="0"/>
-        <w:jc w:val="center"/>
-        <w:rPr>
-          <w:b/>
-          <w:bCs/>
-          <w:lang w:val="es-CO" w:bidi="ar-SA"/>
-        </w:rPr>
-      </w:pPr>
-      <w:r>
-        <w:rPr>
-          <w:b/>
-          <w:bCs/>
-          <w:lang w:val="es-CO" w:bidi="ar-SA"/>
-        </w:rPr>
-      </w:r>
-    </w:p>
-    <w:p>
-      <w:pPr>
-        <w:pStyle w:val="BodyText"/>
-        <w:ind w:hanging="0"/>
-        <w:jc w:val="center"/>
-        <w:rPr>
-          <w:b/>
-          <w:bCs/>
-          <w:lang w:val="es-CO" w:bidi="ar-SA"/>
-        </w:rPr>
-      </w:pPr>
-      <w:r>
-        <w:rPr>
-          <w:b/>
-          <w:bCs/>
-          <w:lang w:val="es-CO" w:bidi="ar-SA"/>
+        <w:pStyle w:val="APALevel2"/>
+        <w:widowControl/>
+        <w:suppressAutoHyphens w:val="true"/>
+        <w:bidi w:val="0"/>
+        <w:spacing w:lineRule="auto" w:line="240" w:before="360" w:after="240"/>
+        <w:jc w:val="both"/>
+        <w:rPr>
+          <w:rFonts w:ascii="Times New Roman" w:hAnsi="Times New Roman" w:eastAsia="Times New Roman" w:cs="Times New Roman"/>
+          <w:color w:val="auto"/>
+          <w:kern w:val="0"/>
+          <w:sz w:val="24"/>
+          <w:szCs w:val="24"/>
+          <w:u w:val="none"/>
+          <w:lang w:val="es-CO" w:eastAsia="en-US" w:bidi="ar-SA"/>
+        </w:rPr>
+      </w:pPr>
+      <w:r>
+        <w:rPr>
+          <w:rFonts w:eastAsia="Times New Roman" w:cs="Times New Roman"/>
+          <w:color w:val="auto"/>
+          <w:kern w:val="0"/>
+          <w:sz w:val="24"/>
+          <w:szCs w:val="24"/>
+          <w:u w:val="none"/>
+          <w:lang w:val="es-CO" w:eastAsia="en-US" w:bidi="ar-SA"/>
+        </w:rPr>
+      </w:r>
+    </w:p>
+    <w:p>
+      <w:pPr>
+        <w:pStyle w:val="APALevel2"/>
+        <w:widowControl/>
+        <w:suppressAutoHyphens w:val="true"/>
+        <w:bidi w:val="0"/>
+        <w:spacing w:lineRule="auto" w:line="240" w:before="360" w:after="240"/>
+        <w:jc w:val="both"/>
+        <w:rPr>
+          <w:rFonts w:ascii="Times New Roman" w:hAnsi="Times New Roman" w:eastAsia="Times New Roman" w:cs="Times New Roman"/>
+          <w:color w:val="auto"/>
+          <w:kern w:val="0"/>
+          <w:sz w:val="24"/>
+          <w:szCs w:val="24"/>
+          <w:u w:val="none"/>
+          <w:lang w:val="es-CO" w:eastAsia="en-US" w:bidi="ar-SA"/>
+        </w:rPr>
+      </w:pPr>
+      <w:r>
+        <w:rPr>
+          <w:rFonts w:eastAsia="Times New Roman" w:cs="Times New Roman"/>
+          <w:color w:val="auto"/>
+          <w:kern w:val="0"/>
+          <w:sz w:val="24"/>
+          <w:szCs w:val="24"/>
+          <w:u w:val="none"/>
+          <w:lang w:val="es-CO" w:eastAsia="en-US" w:bidi="ar-SA"/>
         </w:rPr>
       </w:r>
     </w:p>
@@ -5710,7 +5762,7 @@
           <w:lang w:val="es-CO" w:eastAsia="en-US" w:bidi="ar-SA"/>
         </w:rPr>
         <w:drawing>
-          <wp:anchor distT="0" distB="0" distL="0" distR="0" simplePos="0" relativeHeight="28" behindDoc="0" locked="0" layoutInCell="0" allowOverlap="1">
+          <wp:anchor distT="0" distB="0" distL="0" distR="0" simplePos="0" relativeHeight="29" behindDoc="0" locked="0" layoutInCell="0" allowOverlap="1">
             <wp:simplePos x="0" y="0"/>
             <wp:positionH relativeFrom="column">
               <wp:posOffset>-15240</wp:posOffset>
@@ -5721,7 +5773,7 @@
             <wp:extent cx="6009640" cy="2435860"/>
             <wp:effectExtent l="0" t="0" r="0" b="0"/>
             <wp:wrapSquare wrapText="largest"/>
-            <wp:docPr id="3" name="Imagen1"/>
+            <wp:docPr id="8" name="Imagen1"/>
             <wp:cNvGraphicFramePr>
               <a:graphicFrameLocks xmlns:a="http://schemas.openxmlformats.org/drawingml/2006/main" noChangeAspect="1"/>
             </wp:cNvGraphicFramePr>
@@ -5729,13 +5781,13 @@
               <a:graphicData uri="http://schemas.openxmlformats.org/drawingml/2006/picture">
                 <pic:pic xmlns:pic="http://schemas.openxmlformats.org/drawingml/2006/picture">
                   <pic:nvPicPr>
-                    <pic:cNvPr id="3" name="Imagen1"/>
+                    <pic:cNvPr id="8" name="Imagen1"/>
                     <pic:cNvPicPr>
                       <a:picLocks noChangeAspect="1" noChangeArrowheads="1"/>
                     </pic:cNvPicPr>
                   </pic:nvPicPr>
                   <pic:blipFill>
-                    <a:blip r:embed="rId4"/>
+                    <a:blip r:embed="rId11"/>
                     <a:stretch>
                       <a:fillRect/>
                     </a:stretch>
@@ -5865,7 +5917,7 @@
           <w:bCs w:val="false"/>
         </w:rPr>
         <w:drawing>
-          <wp:anchor distT="0" distB="0" distL="0" distR="0" simplePos="0" relativeHeight="29" behindDoc="0" locked="0" layoutInCell="0" allowOverlap="1">
+          <wp:anchor distT="0" distB="0" distL="0" distR="0" simplePos="0" relativeHeight="30" behindDoc="0" locked="0" layoutInCell="0" allowOverlap="1">
             <wp:simplePos x="0" y="0"/>
             <wp:positionH relativeFrom="column">
               <wp:posOffset>-5715</wp:posOffset>
@@ -5876,7 +5928,7 @@
             <wp:extent cx="6009640" cy="2379345"/>
             <wp:effectExtent l="0" t="0" r="0" b="0"/>
             <wp:wrapSquare wrapText="largest"/>
-            <wp:docPr id="4" name="Imagen2"/>
+            <wp:docPr id="9" name="Imagen2"/>
             <wp:cNvGraphicFramePr>
               <a:graphicFrameLocks xmlns:a="http://schemas.openxmlformats.org/drawingml/2006/main" noChangeAspect="1"/>
             </wp:cNvGraphicFramePr>
@@ -5884,13 +5936,13 @@
               <a:graphicData uri="http://schemas.openxmlformats.org/drawingml/2006/picture">
                 <pic:pic xmlns:pic="http://schemas.openxmlformats.org/drawingml/2006/picture">
                   <pic:nvPicPr>
-                    <pic:cNvPr id="4" name="Imagen2"/>
+                    <pic:cNvPr id="9" name="Imagen2"/>
                     <pic:cNvPicPr>
                       <a:picLocks noChangeAspect="1" noChangeArrowheads="1"/>
                     </pic:cNvPicPr>
                   </pic:nvPicPr>
                   <pic:blipFill>
-                    <a:blip r:embed="rId5"/>
+                    <a:blip r:embed="rId12"/>
                     <a:stretch>
                       <a:fillRect/>
                     </a:stretch>
@@ -6064,7 +6116,7 @@
           <w:lang w:val="es-CO" w:eastAsia="en-US" w:bidi="ar-SA"/>
         </w:rPr>
         <w:drawing>
-          <wp:anchor distT="0" distB="0" distL="0" distR="0" simplePos="0" relativeHeight="30" behindDoc="0" locked="0" layoutInCell="0" allowOverlap="1">
+          <wp:anchor distT="0" distB="0" distL="0" distR="0" simplePos="0" relativeHeight="31" behindDoc="0" locked="0" layoutInCell="0" allowOverlap="1">
             <wp:simplePos x="0" y="0"/>
             <wp:positionH relativeFrom="column">
               <wp:posOffset>0</wp:posOffset>
@@ -6075,7 +6127,7 @@
             <wp:extent cx="5904865" cy="2694940"/>
             <wp:effectExtent l="0" t="0" r="0" b="0"/>
             <wp:wrapSquare wrapText="largest"/>
-            <wp:docPr id="5" name="Imagen3"/>
+            <wp:docPr id="10" name="Imagen3"/>
             <wp:cNvGraphicFramePr>
               <a:graphicFrameLocks xmlns:a="http://schemas.openxmlformats.org/drawingml/2006/main" noChangeAspect="1"/>
             </wp:cNvGraphicFramePr>
@@ -6083,13 +6135,13 @@
               <a:graphicData uri="http://schemas.openxmlformats.org/drawingml/2006/picture">
                 <pic:pic xmlns:pic="http://schemas.openxmlformats.org/drawingml/2006/picture">
                   <pic:nvPicPr>
-                    <pic:cNvPr id="5" name="Imagen3"/>
+                    <pic:cNvPr id="10" name="Imagen3"/>
                     <pic:cNvPicPr>
                       <a:picLocks noChangeAspect="1" noChangeArrowheads="1"/>
                     </pic:cNvPicPr>
                   </pic:nvPicPr>
                   <pic:blipFill>
-                    <a:blip r:embed="rId6"/>
+                    <a:blip r:embed="rId13"/>
                     <a:stretch>
                       <a:fillRect/>
                     </a:stretch>
@@ -6132,6 +6184,8 @@
       <w:r>
         <w:rPr>
           <w:rFonts w:eastAsia="Times New Roman" w:cs="Times New Roman"/>
+          <w:b/>
+          <w:bCs/>
           <w:color w:val="auto"/>
           <w:kern w:val="0"/>
           <w:sz w:val="24"/>
@@ -6139,7 +6193,33 @@
           <w:u w:val="none"/>
           <w:lang w:val="es-EC" w:eastAsia="en-US" w:bidi="ar-SA"/>
         </w:rPr>
-        <w:t>7.3.1 Url Criterios de aceptación</w:t>
+        <w:t>7</w:t>
+      </w:r>
+      <w:r>
+        <w:rPr>
+          <w:rFonts w:eastAsia="Times New Roman" w:cs="Times New Roman"/>
+          <w:color w:val="auto"/>
+          <w:kern w:val="0"/>
+          <w:sz w:val="24"/>
+          <w:szCs w:val="24"/>
+          <w:u w:val="none"/>
+          <w:lang w:val="es-EC" w:eastAsia="en-US" w:bidi="ar-SA"/>
+        </w:rPr>
+        <w:t>.</w:t>
+      </w:r>
+      <w:r>
+        <w:rPr>
+          <w:rFonts w:eastAsia="Times New Roman" w:cs="Times New Roman"/>
+          <w:b/>
+          <w:bCs/>
+          <w:color w:val="auto"/>
+          <w:kern w:val="0"/>
+          <w:sz w:val="24"/>
+          <w:szCs w:val="24"/>
+          <w:u w:val="none"/>
+          <w:lang w:val="es-EC" w:eastAsia="en-US" w:bidi="ar-SA"/>
+        </w:rPr>
+        <w:t>3.1 Url Criterios de aceptación</w:t>
       </w:r>
     </w:p>
     <w:p>
@@ -6217,6 +6297,19 @@
       </w:r>
       <w:r>
         <w:rPr>
+          <w:rStyle w:val="Hyperlink"/>
+          <w:rFonts w:eastAsia="Times New Roman" w:cs="Times New Roman"/>
+          <w:color w:val="auto"/>
+          <w:kern w:val="0"/>
+          <w:sz w:val="24"/>
+          <w:szCs w:val="24"/>
+          <w:u w:val="none"/>
+          <w:lang w:val="es-EC" w:eastAsia="en-US" w:bidi="ar-SA"/>
+        </w:rPr>
+        <w:t xml:space="preserve"> </w:t>
+      </w:r>
+      <w:r>
+        <w:rPr>
           <w:rFonts w:eastAsia="Times New Roman" w:cs="Times New Roman"/>
           <w:color w:val="auto"/>
           <w:kern w:val="0"/>
@@ -6257,7 +6350,7 @@
           <w:lang w:val="es-EC" w:eastAsia="en-US" w:bidi="ar-SA"/>
         </w:rPr>
         <w:drawing>
-          <wp:anchor distT="0" distB="0" distL="0" distR="0" simplePos="0" relativeHeight="31" behindDoc="0" locked="0" layoutInCell="0" allowOverlap="1">
+          <wp:anchor distT="0" distB="0" distL="0" distR="0" simplePos="0" relativeHeight="32" behindDoc="0" locked="0" layoutInCell="0" allowOverlap="1">
             <wp:simplePos x="0" y="0"/>
             <wp:positionH relativeFrom="column">
               <wp:posOffset>12065</wp:posOffset>
@@ -6268,7 +6361,7 @@
             <wp:extent cx="6025515" cy="2945130"/>
             <wp:effectExtent l="0" t="0" r="0" b="0"/>
             <wp:wrapSquare wrapText="largest"/>
-            <wp:docPr id="6" name="Imagen4"/>
+            <wp:docPr id="11" name="Imagen4"/>
             <wp:cNvGraphicFramePr>
               <a:graphicFrameLocks xmlns:a="http://schemas.openxmlformats.org/drawingml/2006/main" noChangeAspect="1"/>
             </wp:cNvGraphicFramePr>
@@ -6276,13 +6369,13 @@
               <a:graphicData uri="http://schemas.openxmlformats.org/drawingml/2006/picture">
                 <pic:pic xmlns:pic="http://schemas.openxmlformats.org/drawingml/2006/picture">
                   <pic:nvPicPr>
-                    <pic:cNvPr id="6" name="Imagen4"/>
+                    <pic:cNvPr id="11" name="Imagen4"/>
                     <pic:cNvPicPr>
                       <a:picLocks noChangeAspect="1" noChangeArrowheads="1"/>
                     </pic:cNvPicPr>
                   </pic:nvPicPr>
                   <pic:blipFill>
-                    <a:blip r:embed="rId7"/>
+                    <a:blip r:embed="rId14"/>
                     <a:stretch>
                       <a:fillRect/>
                     </a:stretch>
@@ -6325,6 +6418,8 @@
       <w:r>
         <w:rPr>
           <w:rFonts w:eastAsia="Times New Roman" w:cs="Times New Roman"/>
+          <w:b/>
+          <w:bCs/>
           <w:color w:val="auto"/>
           <w:kern w:val="0"/>
           <w:sz w:val="24"/>
@@ -6332,7 +6427,45 @@
           <w:u w:val="none"/>
           <w:lang w:val="es-EC" w:eastAsia="en-US" w:bidi="ar-SA"/>
         </w:rPr>
-        <w:t xml:space="preserve">7.4 Url Diagrama de flujo de la solución web </w:t>
+        <w:t>7</w:t>
+      </w:r>
+      <w:r>
+        <w:rPr>
+          <w:rFonts w:eastAsia="Times New Roman" w:cs="Times New Roman"/>
+          <w:color w:val="auto"/>
+          <w:kern w:val="0"/>
+          <w:sz w:val="24"/>
+          <w:szCs w:val="24"/>
+          <w:u w:val="none"/>
+          <w:lang w:val="es-EC" w:eastAsia="en-US" w:bidi="ar-SA"/>
+        </w:rPr>
+        <w:t>.</w:t>
+      </w:r>
+      <w:r>
+        <w:rPr>
+          <w:rFonts w:eastAsia="Times New Roman" w:cs="Times New Roman"/>
+          <w:b/>
+          <w:bCs/>
+          <w:color w:val="auto"/>
+          <w:kern w:val="0"/>
+          <w:sz w:val="24"/>
+          <w:szCs w:val="24"/>
+          <w:u w:val="none"/>
+          <w:lang w:val="es-EC" w:eastAsia="en-US" w:bidi="ar-SA"/>
+        </w:rPr>
+        <w:t>4 Url Diagrama de flujo de la solución web</w:t>
+      </w:r>
+      <w:r>
+        <w:rPr>
+          <w:rFonts w:eastAsia="Times New Roman" w:cs="Times New Roman"/>
+          <w:color w:val="auto"/>
+          <w:kern w:val="0"/>
+          <w:sz w:val="24"/>
+          <w:szCs w:val="24"/>
+          <w:u w:val="none"/>
+          <w:lang w:val="es-EC" w:eastAsia="en-US" w:bidi="ar-SA"/>
+        </w:rPr>
+        <w:t xml:space="preserve"> </w:t>
       </w:r>
     </w:p>
     <w:p>
@@ -6353,7 +6486,7 @@
           <w:lang w:val="es-EC" w:eastAsia="en-US" w:bidi="ar-SA"/>
         </w:rPr>
       </w:pPr>
-      <w:hyperlink r:id="rId8">
+      <w:hyperlink r:id="rId15">
         <w:r>
           <w:rPr>
             <w:rStyle w:val="Hyperlink"/>
@@ -6410,7 +6543,7 @@
           <w:lang w:val="es-EC" w:eastAsia="en-US" w:bidi="ar-SA"/>
         </w:rPr>
         <w:drawing>
-          <wp:anchor distT="0" distB="0" distL="0" distR="0" simplePos="0" relativeHeight="32" behindDoc="0" locked="0" layoutInCell="0" allowOverlap="1">
+          <wp:anchor distT="0" distB="0" distL="0" distR="0" simplePos="0" relativeHeight="33" behindDoc="0" locked="0" layoutInCell="0" allowOverlap="1">
             <wp:simplePos x="0" y="0"/>
             <wp:positionH relativeFrom="column">
               <wp:posOffset>0</wp:posOffset>
@@ -6421,7 +6554,7 @@
             <wp:extent cx="5993765" cy="3983355"/>
             <wp:effectExtent l="0" t="0" r="0" b="0"/>
             <wp:wrapSquare wrapText="largest"/>
-            <wp:docPr id="7" name="Imagen5"/>
+            <wp:docPr id="12" name="Imagen5"/>
             <wp:cNvGraphicFramePr>
               <a:graphicFrameLocks xmlns:a="http://schemas.openxmlformats.org/drawingml/2006/main" noChangeAspect="1"/>
             </wp:cNvGraphicFramePr>
@@ -6429,13 +6562,13 @@
               <a:graphicData uri="http://schemas.openxmlformats.org/drawingml/2006/picture">
                 <pic:pic xmlns:pic="http://schemas.openxmlformats.org/drawingml/2006/picture">
                   <pic:nvPicPr>
-                    <pic:cNvPr id="7" name="Imagen5"/>
+                    <pic:cNvPr id="12" name="Imagen5"/>
                     <pic:cNvPicPr>
                       <a:picLocks noChangeAspect="1" noChangeArrowheads="1"/>
                     </pic:cNvPicPr>
                   </pic:nvPicPr>
                   <pic:blipFill>
-                    <a:blip r:embed="rId9"/>
+                    <a:blip r:embed="rId16"/>
                     <a:stretch>
                       <a:fillRect/>
                     </a:stretch>
@@ -6468,194 +6601,11 @@
       </w:pPr>
       <w:r>
         <w:rPr>
-          <w:lang w:val="es-CO" w:bidi="ar-SA"/>
-        </w:rPr>
-      </w:r>
-    </w:p>
-    <w:p>
-      <w:pPr>
-        <w:pStyle w:val="BodyText"/>
-        <w:ind w:hanging="0"/>
-        <w:jc w:val="center"/>
-        <w:rPr>
-          <w:lang w:val="es-CO" w:bidi="ar-SA"/>
-        </w:rPr>
-      </w:pPr>
-      <w:r>
-        <w:rPr>
-          <w:lang w:val="es-CO" w:bidi="ar-SA"/>
-        </w:rPr>
-      </w:r>
-    </w:p>
-    <w:p>
-      <w:pPr>
-        <w:pStyle w:val="BodyText"/>
-        <w:ind w:hanging="0"/>
-        <w:jc w:val="center"/>
-        <w:rPr>
-          <w:lang w:val="es-CO" w:bidi="ar-SA"/>
-        </w:rPr>
-      </w:pPr>
-      <w:r>
-        <w:rPr>
-          <w:lang w:val="es-CO" w:bidi="ar-SA"/>
-        </w:rPr>
-      </w:r>
-    </w:p>
-    <w:p>
-      <w:pPr>
-        <w:pStyle w:val="BodyText"/>
-        <w:ind w:hanging="0"/>
-        <w:jc w:val="center"/>
-        <w:rPr>
-          <w:lang w:val="es-CO" w:bidi="ar-SA"/>
-        </w:rPr>
-      </w:pPr>
-      <w:r>
-        <w:rPr>
-          <w:lang w:val="es-CO" w:bidi="ar-SA"/>
-        </w:rPr>
-      </w:r>
-    </w:p>
-    <w:p>
-      <w:pPr>
-        <w:pStyle w:val="BodyText"/>
-        <w:ind w:hanging="0"/>
-        <w:jc w:val="center"/>
-        <w:rPr>
-          <w:lang w:val="es-CO" w:bidi="ar-SA"/>
-        </w:rPr>
-      </w:pPr>
-      <w:r>
-        <w:rPr>
-          <w:lang w:val="es-CO" w:bidi="ar-SA"/>
-        </w:rPr>
-      </w:r>
-    </w:p>
-    <w:p>
-      <w:pPr>
-        <w:pStyle w:val="BodyText"/>
-        <w:ind w:hanging="0"/>
-        <w:jc w:val="center"/>
-        <w:rPr>
-          <w:lang w:val="es-CO" w:bidi="ar-SA"/>
-        </w:rPr>
-      </w:pPr>
-      <w:r>
-        <w:rPr>
-          <w:lang w:val="es-CO" w:bidi="ar-SA"/>
-        </w:rPr>
-      </w:r>
-    </w:p>
-    <w:p>
-      <w:pPr>
-        <w:pStyle w:val="BodyText"/>
-        <w:ind w:hanging="0"/>
-        <w:jc w:val="center"/>
-        <w:rPr>
-          <w:lang w:val="es-CO" w:bidi="ar-SA"/>
-        </w:rPr>
-      </w:pPr>
-      <w:r>
-        <w:rPr>
           <w:b/>
           <w:bCs/>
           <w:lang w:val="es-CO" w:bidi="ar-SA"/>
         </w:rPr>
-      </w:r>
-    </w:p>
-    <w:p>
-      <w:pPr>
-        <w:pStyle w:val="BodyText"/>
-        <w:ind w:hanging="0"/>
-        <w:jc w:val="center"/>
-        <w:rPr>
-          <w:lang w:val="es-CO" w:bidi="ar-SA"/>
-        </w:rPr>
-      </w:pPr>
-      <w:r>
-        <w:rPr>
-          <w:b/>
-          <w:bCs/>
-          <w:lang w:val="es-CO" w:bidi="ar-SA"/>
-        </w:rPr>
-      </w:r>
-    </w:p>
-    <w:p>
-      <w:pPr>
-        <w:pStyle w:val="BodyText"/>
-        <w:ind w:hanging="0"/>
-        <w:jc w:val="center"/>
-        <w:rPr>
-          <w:lang w:val="es-CO" w:bidi="ar-SA"/>
-        </w:rPr>
-      </w:pPr>
-      <w:r>
-        <w:rPr>
-          <w:b/>
-          <w:bCs/>
-          <w:lang w:val="es-CO" w:bidi="ar-SA"/>
-        </w:rPr>
-      </w:r>
-    </w:p>
-    <w:p>
-      <w:pPr>
-        <w:pStyle w:val="BodyText"/>
-        <w:ind w:hanging="0"/>
-        <w:jc w:val="center"/>
-        <w:rPr>
-          <w:lang w:val="es-CO" w:bidi="ar-SA"/>
-        </w:rPr>
-      </w:pPr>
-      <w:r>
-        <w:rPr>
-          <w:b/>
-          <w:bCs/>
-          <w:lang w:val="es-CO" w:bidi="ar-SA"/>
-        </w:rPr>
-      </w:r>
-    </w:p>
-    <w:p>
-      <w:pPr>
-        <w:pStyle w:val="BodyText"/>
-        <w:ind w:hanging="0"/>
-        <w:jc w:val="center"/>
-        <w:rPr>
-          <w:lang w:val="es-CO" w:bidi="ar-SA"/>
-        </w:rPr>
-      </w:pPr>
-      <w:r>
-        <w:rPr>
-          <w:b/>
-          <w:bCs/>
-          <w:lang w:val="es-CO" w:bidi="ar-SA"/>
-        </w:rPr>
-      </w:r>
-    </w:p>
-    <w:p>
-      <w:pPr>
-        <w:pStyle w:val="BodyText"/>
-        <w:ind w:hanging="0"/>
-        <w:jc w:val="center"/>
-        <w:rPr>
-          <w:lang w:val="es-CO" w:bidi="ar-SA"/>
-        </w:rPr>
-      </w:pPr>
-      <w:r>
-        <w:rPr>
-          <w:b/>
-          <w:bCs/>
-          <w:lang w:val="es-CO" w:bidi="ar-SA"/>
-        </w:rPr>
-        <w:t>8</w:t>
-      </w:r>
-      <w:r>
-        <w:rPr>
-          <w:b/>
-          <w:bCs/>
-          <w:lang w:val="es-CO" w:bidi="ar-SA"/>
-        </w:rPr>
-        <w:t>. Conclusiones</w:t>
+        <w:t>8. Conclusiones</w:t>
       </w:r>
     </w:p>
     <w:p>
@@ -6907,40 +6857,13 @@
         <w:t>En conclusión, Edutech se planta como una propuesta viable que contribuye a la optimización de procesos académicos, promoviendo el uso de herramientas digitales y fortaleciendo la interacción entre estudiantes y docentes.</w:t>
       </w:r>
     </w:p>
-    <w:p>
-      <w:pPr>
-        <w:pStyle w:val="BodyText"/>
-        <w:spacing w:before="0" w:after="140"/>
-        <w:ind w:hanging="0"/>
-        <w:jc w:val="both"/>
-        <w:rPr>
-          <w:b/>
-          <w:bCs/>
-          <w:lang w:val="es-CO" w:bidi="ar-SA"/>
-        </w:rPr>
-      </w:pPr>
-      <w:r>
-        <w:rPr>
-          <w:b w:val="false"/>
-          <w:bCs w:val="false"/>
-          <w:i w:val="false"/>
-          <w:caps w:val="false"/>
-          <w:smallCaps w:val="false"/>
-          <w:color w:val="1F1F1F"/>
-          <w:spacing w:val="0"/>
-          <w:sz w:val="24"/>
-          <w:szCs w:val="24"/>
-          <w:lang w:val="es-CO" w:bidi="ar-SA"/>
-        </w:rPr>
-      </w:r>
-    </w:p>
     <w:sectPr>
-      <w:headerReference w:type="even" r:id="rId10"/>
-      <w:headerReference w:type="default" r:id="rId11"/>
-      <w:headerReference w:type="first" r:id="rId12"/>
-      <w:footerReference w:type="even" r:id="rId13"/>
-      <w:footerReference w:type="default" r:id="rId14"/>
-      <w:footerReference w:type="first" r:id="rId15"/>
+      <w:headerReference w:type="even" r:id="rId17"/>
+      <w:headerReference w:type="default" r:id="rId18"/>
+      <w:headerReference w:type="first" r:id="rId19"/>
+      <w:footerReference w:type="even" r:id="rId20"/>
+      <w:footerReference w:type="default" r:id="rId21"/>
+      <w:footerReference w:type="first" r:id="rId22"/>
       <w:type w:val="nextPage"/>
       <w:pgSz w:w="11906" w:h="16838"/>
       <w:pgMar w:left="1440" w:right="1440" w:gutter="0" w:header="720" w:top="1440" w:footer="1440" w:bottom="1497"/>
@@ -7021,7 +6944,7 @@
               <wp:extent cx="14605" cy="14605"/>
               <wp:effectExtent l="0" t="0" r="0" b="0"/>
               <wp:wrapSquare wrapText="bothSides"/>
-              <wp:docPr id="8" name="Marco2"/>
+              <wp:docPr id="13" name="Marco2"/>
               <a:graphic xmlns:a="http://schemas.openxmlformats.org/drawingml/2006/main">
                 <a:graphicData uri="http://schemas.microsoft.com/office/word/2010/wordprocessingShape">
                   <wps:wsp>
@@ -7191,7 +7114,7 @@
               <wp:extent cx="76835" cy="349250"/>
               <wp:effectExtent l="0" t="0" r="0" b="0"/>
               <wp:wrapSquare wrapText="bothSides"/>
-              <wp:docPr id="9" name="Marco3"/>
+              <wp:docPr id="14" name="Marco3"/>
               <a:graphic xmlns:a="http://schemas.openxmlformats.org/drawingml/2006/main">
                 <a:graphicData uri="http://schemas.microsoft.com/office/word/2010/wordprocessingShape">
                   <wps:wsp>
@@ -7413,9 +7336,9 @@
       <w:lvlJc w:val="left"/>
       <w:pPr>
         <w:tabs>
-          <w:tab w:val="num" w:pos="720"/>
+          <w:tab w:val="num" w:pos="0"/>
         </w:tabs>
-        <w:ind w:left="720" w:hanging="360"/>
+        <w:ind w:left="2160" w:hanging="360"/>
       </w:pPr>
       <w:rPr>
         <w:rFonts w:ascii="Symbol" w:hAnsi="Symbol" w:cs="Symbol" w:hint="default"/>
@@ -7424,31 +7347,31 @@
     <w:lvl w:ilvl="1">
       <w:start w:val="1"/>
       <w:numFmt w:val="bullet"/>
-      <w:lvlText w:val=""/>
+      <w:lvlText w:val="o"/>
       <w:lvlJc w:val="left"/>
       <w:pPr>
         <w:tabs>
-          <w:tab w:val="num" w:pos="1080"/>
+          <w:tab w:val="num" w:pos="0"/>
         </w:tabs>
-        <w:ind w:left="1080" w:hanging="360"/>
+        <w:ind w:left="2880" w:hanging="360"/>
       </w:pPr>
       <w:rPr>
-        <w:rFonts w:ascii="Symbol" w:hAnsi="Symbol" w:cs="Symbol" w:hint="default"/>
+        <w:rFonts w:ascii="Courier New" w:hAnsi="Courier New" w:cs="Courier New" w:hint="default"/>
       </w:rPr>
     </w:lvl>
     <w:lvl w:ilvl="2">
       <w:start w:val="1"/>
       <w:numFmt w:val="bullet"/>
-      <w:lvlText w:val=""/>
+      <w:lvlText w:val=""/>
       <w:lvlJc w:val="left"/>
       <w:pPr>
         <w:tabs>
-          <w:tab w:val="num" w:pos="1440"/>
+          <w:tab w:val="num" w:pos="0"/>
         </w:tabs>
-        <w:ind w:left="1440" w:hanging="360"/>
+        <w:ind w:left="3600" w:hanging="360"/>
       </w:pPr>
       <w:rPr>
-        <w:rFonts w:ascii="Symbol" w:hAnsi="Symbol" w:cs="Symbol" w:hint="default"/>
+        <w:rFonts w:ascii="Wingdings" w:hAnsi="Wingdings" w:cs="Wingdings" w:hint="default"/>
       </w:rPr>
     </w:lvl>
     <w:lvl w:ilvl="3">
@@ -7458,9 +7381,9 @@
       <w:lvlJc w:val="left"/>
       <w:pPr>
         <w:tabs>
-          <w:tab w:val="num" w:pos="1800"/>
+          <w:tab w:val="num" w:pos="0"/>
         </w:tabs>
-        <w:ind w:left="1800" w:hanging="360"/>
+        <w:ind w:left="4320" w:hanging="360"/>
       </w:pPr>
       <w:rPr>
         <w:rFonts w:ascii="Symbol" w:hAnsi="Symbol" w:cs="Symbol" w:hint="default"/>
@@ -7469,31 +7392,31 @@
     <w:lvl w:ilvl="4">
       <w:start w:val="1"/>
       <w:numFmt w:val="bullet"/>
-      <w:lvlText w:val=""/>
+      <w:lvlText w:val="o"/>
       <w:lvlJc w:val="left"/>
       <w:pPr>
         <w:tabs>
-          <w:tab w:val="num" w:pos="2160"/>
+          <w:tab w:val="num" w:pos="0"/>
         </w:tabs>
-        <w:ind w:left="2160" w:hanging="360"/>
+        <w:ind w:left="5040" w:hanging="360"/>
       </w:pPr>
       <w:rPr>
-        <w:rFonts w:ascii="Symbol" w:hAnsi="Symbol" w:cs="Symbol" w:hint="default"/>
+        <w:rFonts w:ascii="Courier New" w:hAnsi="Courier New" w:cs="Courier New" w:hint="default"/>
       </w:rPr>
     </w:lvl>
     <w:lvl w:ilvl="5">
       <w:start w:val="1"/>
       <w:numFmt w:val="bullet"/>
-      <w:lvlText w:val=""/>
+      <w:lvlText w:val=""/>
       <w:lvlJc w:val="left"/>
       <w:pPr>
         <w:tabs>
-          <w:tab w:val="num" w:pos="2520"/>
+          <w:tab w:val="num" w:pos="0"/>
         </w:tabs>
-        <w:ind w:left="2520" w:hanging="360"/>
+        <w:ind w:left="5760" w:hanging="360"/>
       </w:pPr>
       <w:rPr>
-        <w:rFonts w:ascii="Symbol" w:hAnsi="Symbol" w:cs="Symbol" w:hint="default"/>
+        <w:rFonts w:ascii="Wingdings" w:hAnsi="Wingdings" w:cs="Wingdings" w:hint="default"/>
       </w:rPr>
     </w:lvl>
     <w:lvl w:ilvl="6">
@@ -7503,9 +7426,9 @@
       <w:lvlJc w:val="left"/>
       <w:pPr>
         <w:tabs>
-          <w:tab w:val="num" w:pos="2880"/>
+          <w:tab w:val="num" w:pos="0"/>
         </w:tabs>
-        <w:ind w:left="2880" w:hanging="360"/>
+        <w:ind w:left="6480" w:hanging="360"/>
       </w:pPr>
       <w:rPr>
         <w:rFonts w:ascii="Symbol" w:hAnsi="Symbol" w:cs="Symbol" w:hint="default"/>
@@ -7514,31 +7437,31 @@
     <w:lvl w:ilvl="7">
       <w:start w:val="1"/>
       <w:numFmt w:val="bullet"/>
-      <w:lvlText w:val=""/>
+      <w:lvlText w:val="o"/>
       <w:lvlJc w:val="left"/>
       <w:pPr>
         <w:tabs>
-          <w:tab w:val="num" w:pos="3240"/>
+          <w:tab w:val="num" w:pos="0"/>
         </w:tabs>
-        <w:ind w:left="3240" w:hanging="360"/>
+        <w:ind w:left="7200" w:hanging="360"/>
       </w:pPr>
       <w:rPr>
-        <w:rFonts w:ascii="Symbol" w:hAnsi="Symbol" w:cs="Symbol" w:hint="default"/>
+        <w:rFonts w:ascii="Courier New" w:hAnsi="Courier New" w:cs="Courier New" w:hint="default"/>
       </w:rPr>
     </w:lvl>
     <w:lvl w:ilvl="8">
       <w:start w:val="1"/>
       <w:numFmt w:val="bullet"/>
-      <w:lvlText w:val=""/>
+      <w:lvlText w:val=""/>
       <w:lvlJc w:val="left"/>
       <w:pPr>
         <w:tabs>
-          <w:tab w:val="num" w:pos="3600"/>
+          <w:tab w:val="num" w:pos="0"/>
         </w:tabs>
-        <w:ind w:left="3600" w:hanging="360"/>
+        <w:ind w:left="7920" w:hanging="360"/>
       </w:pPr>
       <w:rPr>
-        <w:rFonts w:ascii="Symbol" w:hAnsi="Symbol" w:cs="Symbol" w:hint="default"/>
+        <w:rFonts w:ascii="Wingdings" w:hAnsi="Wingdings" w:cs="Wingdings" w:hint="default"/>
       </w:rPr>
     </w:lvl>
   </w:abstractNum>
@@ -7687,143 +7610,6 @@
       <w:lvlJc w:val="left"/>
       <w:pPr>
         <w:tabs>
-          <w:tab w:val="num" w:pos="0"/>
-        </w:tabs>
-        <w:ind w:left="2160" w:hanging="360"/>
-      </w:pPr>
-      <w:rPr>
-        <w:rFonts w:ascii="Symbol" w:hAnsi="Symbol" w:cs="Symbol" w:hint="default"/>
-      </w:rPr>
-    </w:lvl>
-    <w:lvl w:ilvl="1">
-      <w:start w:val="1"/>
-      <w:numFmt w:val="bullet"/>
-      <w:lvlText w:val="o"/>
-      <w:lvlJc w:val="left"/>
-      <w:pPr>
-        <w:tabs>
-          <w:tab w:val="num" w:pos="0"/>
-        </w:tabs>
-        <w:ind w:left="2880" w:hanging="360"/>
-      </w:pPr>
-      <w:rPr>
-        <w:rFonts w:ascii="Courier New" w:hAnsi="Courier New" w:cs="Courier New" w:hint="default"/>
-      </w:rPr>
-    </w:lvl>
-    <w:lvl w:ilvl="2">
-      <w:start w:val="1"/>
-      <w:numFmt w:val="bullet"/>
-      <w:lvlText w:val=""/>
-      <w:lvlJc w:val="left"/>
-      <w:pPr>
-        <w:tabs>
-          <w:tab w:val="num" w:pos="0"/>
-        </w:tabs>
-        <w:ind w:left="3600" w:hanging="360"/>
-      </w:pPr>
-      <w:rPr>
-        <w:rFonts w:ascii="Wingdings" w:hAnsi="Wingdings" w:cs="Wingdings" w:hint="default"/>
-      </w:rPr>
-    </w:lvl>
-    <w:lvl w:ilvl="3">
-      <w:start w:val="1"/>
-      <w:numFmt w:val="bullet"/>
-      <w:lvlText w:val=""/>
-      <w:lvlJc w:val="left"/>
-      <w:pPr>
-        <w:tabs>
-          <w:tab w:val="num" w:pos="0"/>
-        </w:tabs>
-        <w:ind w:left="4320" w:hanging="360"/>
-      </w:pPr>
-      <w:rPr>
-        <w:rFonts w:ascii="Symbol" w:hAnsi="Symbol" w:cs="Symbol" w:hint="default"/>
-      </w:rPr>
-    </w:lvl>
-    <w:lvl w:ilvl="4">
-      <w:start w:val="1"/>
-      <w:numFmt w:val="bullet"/>
-      <w:lvlText w:val="o"/>
-      <w:lvlJc w:val="left"/>
-      <w:pPr>
-        <w:tabs>
-          <w:tab w:val="num" w:pos="0"/>
-        </w:tabs>
-        <w:ind w:left="5040" w:hanging="360"/>
-      </w:pPr>
-      <w:rPr>
-        <w:rFonts w:ascii="Courier New" w:hAnsi="Courier New" w:cs="Courier New" w:hint="default"/>
-      </w:rPr>
-    </w:lvl>
-    <w:lvl w:ilvl="5">
-      <w:start w:val="1"/>
-      <w:numFmt w:val="bullet"/>
-      <w:lvlText w:val=""/>
-      <w:lvlJc w:val="left"/>
-      <w:pPr>
-        <w:tabs>
-          <w:tab w:val="num" w:pos="0"/>
-        </w:tabs>
-        <w:ind w:left="5760" w:hanging="360"/>
-      </w:pPr>
-      <w:rPr>
-        <w:rFonts w:ascii="Wingdings" w:hAnsi="Wingdings" w:cs="Wingdings" w:hint="default"/>
-      </w:rPr>
-    </w:lvl>
-    <w:lvl w:ilvl="6">
-      <w:start w:val="1"/>
-      <w:numFmt w:val="bullet"/>
-      <w:lvlText w:val=""/>
-      <w:lvlJc w:val="left"/>
-      <w:pPr>
-        <w:tabs>
-          <w:tab w:val="num" w:pos="0"/>
-        </w:tabs>
-        <w:ind w:left="6480" w:hanging="360"/>
-      </w:pPr>
-      <w:rPr>
-        <w:rFonts w:ascii="Symbol" w:hAnsi="Symbol" w:cs="Symbol" w:hint="default"/>
-      </w:rPr>
-    </w:lvl>
-    <w:lvl w:ilvl="7">
-      <w:start w:val="1"/>
-      <w:numFmt w:val="bullet"/>
-      <w:lvlText w:val="o"/>
-      <w:lvlJc w:val="left"/>
-      <w:pPr>
-        <w:tabs>
-          <w:tab w:val="num" w:pos="0"/>
-        </w:tabs>
-        <w:ind w:left="7200" w:hanging="360"/>
-      </w:pPr>
-      <w:rPr>
-        <w:rFonts w:ascii="Courier New" w:hAnsi="Courier New" w:cs="Courier New" w:hint="default"/>
-      </w:rPr>
-    </w:lvl>
-    <w:lvl w:ilvl="8">
-      <w:start w:val="1"/>
-      <w:numFmt w:val="bullet"/>
-      <w:lvlText w:val=""/>
-      <w:lvlJc w:val="left"/>
-      <w:pPr>
-        <w:tabs>
-          <w:tab w:val="num" w:pos="0"/>
-        </w:tabs>
-        <w:ind w:left="7920" w:hanging="360"/>
-      </w:pPr>
-      <w:rPr>
-        <w:rFonts w:ascii="Wingdings" w:hAnsi="Wingdings" w:cs="Wingdings" w:hint="default"/>
-      </w:rPr>
-    </w:lvl>
-  </w:abstractNum>
-  <w:abstractNum w:abstractNumId="4">
-    <w:lvl w:ilvl="0">
-      <w:start w:val="1"/>
-      <w:numFmt w:val="bullet"/>
-      <w:lvlText w:val=""/>
-      <w:lvlJc w:val="left"/>
-      <w:pPr>
-        <w:tabs>
           <w:tab w:val="num" w:pos="720"/>
         </w:tabs>
         <w:ind w:left="720" w:hanging="360"/>
@@ -7953,7 +7739,7 @@
       </w:rPr>
     </w:lvl>
   </w:abstractNum>
-  <w:abstractNum w:abstractNumId="5">
+  <w:abstractNum w:abstractNumId="4">
     <w:lvl w:ilvl="0">
       <w:start w:val="1"/>
       <w:numFmt w:val="none"/>
@@ -8083,9 +7869,6 @@
   </w:num>
   <w:num w:numId="4">
     <w:abstractNumId w:val="4"/>
-  </w:num>
-  <w:num w:numId="5">
-    <w:abstractNumId w:val="5"/>
   </w:num>
 </w:numbering>
 </file>
@@ -8665,8 +8448,8 @@
       <w:u w:val="single"/>
     </w:rPr>
   </w:style>
-  <w:style w:type="character" w:styleId="Caracteresdenotaalpie">
-    <w:name w:val="Caracteres de nota al pie"/>
+  <w:style w:type="character" w:styleId="Caracteresdenotaalpieuser">
+    <w:name w:val="Caracteres de nota al pie (user)"/>
     <w:semiHidden/>
     <w:qFormat/>
     <w:rsid w:val="004d41be"/>
@@ -8674,8 +8457,8 @@
       <w:vertAlign w:val="superscript"/>
     </w:rPr>
   </w:style>
-  <w:style w:type="character" w:styleId="Caracteresdenotaalpieuser">
-    <w:name w:val="Caracteres de nota al pie (user)"/>
+  <w:style w:type="character" w:styleId="Caracteresdenotaalpie">
+    <w:name w:val="Caracteres de nota al pie"/>
     <w:qFormat/>
     <w:rPr>
       <w:vertAlign w:val="superscript"/>
@@ -8829,13 +8612,13 @@
       <w:shd w:fill="E1DFDD" w:val="clear"/>
     </w:rPr>
   </w:style>
-  <w:style w:type="character" w:styleId="Enlacedelndice">
-    <w:name w:val="Enlace del índice"/>
+  <w:style w:type="character" w:styleId="Enlacedelndiceuser">
+    <w:name w:val="Enlace del índice (user)"/>
     <w:qFormat/>
     <w:rPr/>
   </w:style>
-  <w:style w:type="character" w:styleId="Bolos">
-    <w:name w:val="Bolos"/>
+  <w:style w:type="character" w:styleId="Bolosuser">
+    <w:name w:val="Bolos (user)"/>
     <w:qFormat/>
     <w:rPr>
       <w:rFonts w:ascii="OpenSymbol" w:hAnsi="OpenSymbol" w:eastAsia="OpenSymbol" w:cs="OpenSymbol"/>
@@ -8849,25 +8632,25 @@
       <w:iCs/>
     </w:rPr>
   </w:style>
-  <w:style w:type="character" w:styleId="Textooriginal">
-    <w:name w:val="Texto original"/>
+  <w:style w:type="character" w:styleId="Textooriginaluser">
+    <w:name w:val="Texto original (user)"/>
     <w:qFormat/>
     <w:rPr>
       <w:rFonts w:ascii="Liberation Mono" w:hAnsi="Liberation Mono" w:eastAsia="Liberation Mono" w:cs="Liberation Mono"/>
     </w:rPr>
   </w:style>
-  <w:style w:type="character" w:styleId="Smbolosdenumeracin">
-    <w:name w:val="Símbolos de numeración"/>
+  <w:style w:type="character" w:styleId="Smbolosdenumeracinuser">
+    <w:name w:val="Símbolos de numeración (user)"/>
     <w:qFormat/>
     <w:rPr/>
   </w:style>
-  <w:style w:type="character" w:styleId="Enlacedelndiceuser">
-    <w:name w:val="Enlace del índice (user)"/>
+  <w:style w:type="character" w:styleId="Enlacedelndice">
+    <w:name w:val="Enlace del índice"/>
     <w:qFormat/>
     <w:rPr/>
   </w:style>
-  <w:style w:type="character" w:styleId="Bolosuser">
-    <w:name w:val="Bolos (user)"/>
+  <w:style w:type="character" w:styleId="Bolos">
+    <w:name w:val="Bolos"/>
     <w:qFormat/>
     <w:rPr>
       <w:rFonts w:ascii="OpenSymbol" w:hAnsi="OpenSymbol" w:eastAsia="OpenSymbol" w:cs="OpenSymbol"/>
@@ -9178,15 +8961,15 @@
       <w:lang w:val="es-ES_tradnl" w:eastAsia="es-ES_tradnl" w:bidi="ar-SA"/>
     </w:rPr>
   </w:style>
-  <w:style w:type="paragraph" w:styleId="Cabeceraypie">
-    <w:name w:val="Cabecera y pie"/>
+  <w:style w:type="paragraph" w:styleId="Cabeceraypieuser">
+    <w:name w:val="Cabecera y pie (user)"/>
     <w:basedOn w:val="Normal"/>
     <w:qFormat/>
     <w:pPr/>
     <w:rPr/>
   </w:style>
-  <w:style w:type="paragraph" w:styleId="Cabeceraypieuser">
-    <w:name w:val="Cabecera y pie (user)"/>
+  <w:style w:type="paragraph" w:styleId="Cabeceraypie">
+    <w:name w:val="Cabecera y pie"/>
     <w:basedOn w:val="Normal"/>
     <w:qFormat/>
     <w:pPr/>
@@ -9756,7 +9539,7 @@
   </w:style>
   <w:style w:type="paragraph" w:styleId="IndexHeading">
     <w:name w:val="index heading"/>
-    <w:basedOn w:val="Ttulo"/>
+    <w:basedOn w:val="Ttulouser"/>
     <w:pPr/>
     <w:rPr/>
   </w:style>
@@ -9782,15 +9565,15 @@
       <w:szCs w:val="28"/>
     </w:rPr>
   </w:style>
-  <w:style w:type="paragraph" w:styleId="Contenidodelmarco">
-    <w:name w:val="Contenido del marco"/>
+  <w:style w:type="paragraph" w:styleId="Contenidodelmarcouser">
+    <w:name w:val="Contenido del marco (user)"/>
     <w:basedOn w:val="Normal"/>
     <w:qFormat/>
     <w:pPr/>
     <w:rPr/>
   </w:style>
-  <w:style w:type="paragraph" w:styleId="Contenidodelmarcouser">
-    <w:name w:val="Contenido del marco (user)"/>
+  <w:style w:type="paragraph" w:styleId="Contenidodelmarco">
+    <w:name w:val="Contenido del marco"/>
     <w:basedOn w:val="Normal"/>
     <w:qFormat/>
     <w:pPr/>
@@ -9814,8 +9597,8 @@
       <w:lang w:val="es-CO"/>
     </w:rPr>
   </w:style>
-  <w:style w:type="numbering" w:styleId="Ningunalistauser" w:default="1">
-    <w:name w:val="Ninguna lista (user)"/>
+  <w:style w:type="numbering" w:styleId="Ningunalista" w:default="1">
+    <w:name w:val="Ninguna lista"/>
     <w:uiPriority w:val="99"/>
     <w:semiHidden/>
     <w:unhideWhenUsed/>

--- a/Actividad 1 - Identificar el proyecto tecnológico a trabajar.docx
+++ b/Actividad 1 - Identificar el proyecto tecnológico a trabajar.docx
@@ -38,12 +38,12 @@
           <w:lang w:val="es-CO" w:bidi="ar-SA"/>
         </w:rPr>
       </w:r>
-      <w:bookmarkStart w:id="2" w:name="_Toc185035819"/>
+      <w:bookmarkStart w:id="2" w:name="_Toc61935805_Copia_1"/>
       <w:bookmarkStart w:id="3" w:name="_Toc185035946"/>
-      <w:bookmarkStart w:id="4" w:name="_Toc61935805_Copia_1"/>
-      <w:bookmarkStart w:id="5" w:name="_Toc185035819"/>
+      <w:bookmarkStart w:id="4" w:name="_Toc185035819"/>
+      <w:bookmarkStart w:id="5" w:name="_Toc61935805_Copia_1"/>
       <w:bookmarkStart w:id="6" w:name="_Toc185035946"/>
-      <w:bookmarkStart w:id="7" w:name="_Toc61935805_Copia_1"/>
+      <w:bookmarkStart w:id="7" w:name="_Toc185035819"/>
       <w:bookmarkEnd w:id="5"/>
       <w:bookmarkEnd w:id="6"/>
       <w:bookmarkEnd w:id="7"/>
@@ -159,7 +159,7 @@
           <w:lang w:val="es-CO" w:bidi="ar-SA"/>
         </w:rPr>
         <w:drawing>
-          <wp:anchor distT="0" distB="0" distL="0" distR="0" simplePos="0" relativeHeight="28" behindDoc="0" locked="0" layoutInCell="0" allowOverlap="1">
+          <wp:anchor distT="0" distB="0" distL="0" distR="0" simplePos="0" relativeHeight="36" behindDoc="0" locked="0" layoutInCell="0" allowOverlap="1">
             <wp:simplePos x="0" y="0"/>
             <wp:positionH relativeFrom="column">
               <wp:posOffset>1684655</wp:posOffset>
@@ -603,28 +603,28 @@
           <w:lang w:val="es-CO" w:bidi="ar-SA"/>
         </w:rPr>
       </w:pPr>
-      <w:bookmarkStart w:id="8" w:name="_Toc55962612"/>
-      <w:bookmarkStart w:id="9" w:name="_Toc55962767"/>
-      <w:bookmarkStart w:id="10" w:name="_Toc55962868"/>
-      <w:bookmarkStart w:id="11" w:name="_Toc55972098"/>
-      <w:bookmarkStart w:id="12" w:name="_Toc57258272"/>
-      <w:bookmarkStart w:id="13" w:name="_Toc57258424"/>
-      <w:bookmarkStart w:id="14" w:name="_Toc57258726"/>
-      <w:bookmarkStart w:id="15" w:name="_Toc57260719"/>
-      <w:bookmarkStart w:id="16" w:name="_Toc57261154"/>
-      <w:bookmarkStart w:id="17" w:name="_Toc61935807"/>
-      <w:bookmarkStart w:id="18" w:name="_Toc262170287"/>
-      <w:bookmarkStart w:id="19" w:name="_Toc136600878"/>
-      <w:bookmarkStart w:id="20" w:name="_Toc156952358"/>
-      <w:bookmarkStart w:id="21" w:name="_Toc184890569"/>
-      <w:bookmarkStart w:id="22" w:name="_Toc184891358"/>
-      <w:bookmarkStart w:id="23" w:name="_Toc184891792"/>
-      <w:bookmarkStart w:id="24" w:name="_Toc185035825"/>
-      <w:bookmarkStart w:id="25" w:name="_Toc185035952"/>
-      <w:bookmarkStart w:id="26" w:name="_Toc185063559"/>
-      <w:bookmarkStart w:id="27" w:name="_Toc185067740"/>
-      <w:bookmarkStart w:id="28" w:name="_Toc185035819_Copia_1"/>
-      <w:bookmarkStart w:id="29" w:name="_Toc185035946_Copia_1"/>
+      <w:bookmarkStart w:id="8" w:name="_Toc185035946_Copia_1"/>
+      <w:bookmarkStart w:id="9" w:name="_Toc185035819_Copia_1"/>
+      <w:bookmarkStart w:id="10" w:name="_Toc185067740"/>
+      <w:bookmarkStart w:id="11" w:name="_Toc185063559"/>
+      <w:bookmarkStart w:id="12" w:name="_Toc185035952"/>
+      <w:bookmarkStart w:id="13" w:name="_Toc185035825"/>
+      <w:bookmarkStart w:id="14" w:name="_Toc184891792"/>
+      <w:bookmarkStart w:id="15" w:name="_Toc184891358"/>
+      <w:bookmarkStart w:id="16" w:name="_Toc184890569"/>
+      <w:bookmarkStart w:id="17" w:name="_Toc156952358"/>
+      <w:bookmarkStart w:id="18" w:name="_Toc136600878"/>
+      <w:bookmarkStart w:id="19" w:name="_Toc262170287"/>
+      <w:bookmarkStart w:id="20" w:name="_Toc61935807"/>
+      <w:bookmarkStart w:id="21" w:name="_Toc57261154"/>
+      <w:bookmarkStart w:id="22" w:name="_Toc57260719"/>
+      <w:bookmarkStart w:id="23" w:name="_Toc57258726"/>
+      <w:bookmarkStart w:id="24" w:name="_Toc57258424"/>
+      <w:bookmarkStart w:id="25" w:name="_Toc57258272"/>
+      <w:bookmarkStart w:id="26" w:name="_Toc55972098"/>
+      <w:bookmarkStart w:id="27" w:name="_Toc55962868"/>
+      <w:bookmarkStart w:id="28" w:name="_Toc55962767"/>
+      <w:bookmarkStart w:id="29" w:name="_Toc55962612"/>
       <w:bookmarkEnd w:id="8"/>
       <w:bookmarkEnd w:id="9"/>
       <w:bookmarkEnd w:id="10"/>
@@ -698,7 +698,7 @@
           </w:r>
           <w:r>
             <w:rPr>
-              <w:rStyle w:val="Enlacedelndiceuser"/>
+              <w:rStyle w:val="Enlacedelndice"/>
               <w:vanish w:val="false"/>
               <w:lang w:val="es-CO" w:eastAsia="en-US" w:bidi="ar-SA"/>
             </w:rPr>
@@ -706,7 +706,7 @@
           </w:r>
           <w:r>
             <w:rPr>
-              <w:rStyle w:val="Enlacedelndiceuser"/>
+              <w:rStyle w:val="Enlacedelndice"/>
               <w:vanish w:val="false"/>
               <w:lang w:val="es-CO" w:eastAsia="en-US" w:bidi="ar-SA"/>
             </w:rPr>
@@ -714,7 +714,7 @@
           </w:r>
           <w:r>
             <w:rPr>
-              <w:rStyle w:val="Enlacedelndiceuser"/>
+              <w:rStyle w:val="Enlacedelndice"/>
               <w:vanish w:val="false"/>
               <w:lang w:val="es-CO" w:eastAsia="en-US" w:bidi="ar-SA"/>
             </w:rPr>
@@ -900,22 +900,66 @@
         </w:p>
         <w:p>
           <w:pPr>
-            <w:pStyle w:val="Normal"/>
+            <w:pStyle w:val="TOC2"/>
             <w:tabs>
               <w:tab w:val="clear" w:pos="708"/>
               <w:tab w:val="right" w:pos="9009" w:leader="dot"/>
             </w:tabs>
             <w:jc w:val="both"/>
-            <w:rPr>
-              <w:vanish w:val="false"/>
-              <w:lang w:val="es-CO" w:eastAsia="en-US" w:bidi="ar-SA"/>
-            </w:rPr>
+            <w:rPr/>
           </w:pPr>
           <w:r>
-            <w:rPr>
-              <w:vanish w:val="false"/>
-              <w:lang w:val="es-CO" w:eastAsia="en-US" w:bidi="ar-SA"/>
-            </w:rPr>
+            <w:rPr/>
+            <w:t>2.1 Descripción del CVDS aplicado al proyecto</w:t>
+          </w:r>
+          <w:hyperlink w:anchor="_Toc62801090">
+            <w:r>
+              <w:rPr>
+                <w:rStyle w:val="Enlacedelndice"/>
+                <w:webHidden/>
+              </w:rPr>
+              <w:tab/>
+            </w:r>
+          </w:hyperlink>
+          <w:r>
+            <w:rPr/>
+            <w:t>3</w:t>
+          </w:r>
+        </w:p>
+        <w:p>
+          <w:pPr>
+            <w:pStyle w:val="TOC2"/>
+            <w:tabs>
+              <w:tab w:val="clear" w:pos="708"/>
+              <w:tab w:val="right" w:pos="9009" w:leader="dot"/>
+            </w:tabs>
+            <w:jc w:val="both"/>
+            <w:rPr/>
+          </w:pPr>
+          <w:r>
+            <w:rPr/>
+            <w:t>2.</w:t>
+          </w:r>
+          <w:r>
+            <w:rPr/>
+            <w:t>2</w:t>
+          </w:r>
+          <w:r>
+            <w:rPr/>
+            <w:t xml:space="preserve"> Mapa mental del CVDS</w:t>
+          </w:r>
+          <w:hyperlink w:anchor="_Toc62801090">
+            <w:r>
+              <w:rPr>
+                <w:rStyle w:val="Enlacedelndice"/>
+                <w:webHidden/>
+              </w:rPr>
+              <w:tab/>
+            </w:r>
+          </w:hyperlink>
+          <w:r>
+            <w:rPr/>
+            <w:t>3</w:t>
           </w:r>
         </w:p>
         <w:p>
@@ -926,7 +970,10 @@
               <w:tab w:val="right" w:pos="9009" w:leader="dot"/>
             </w:tabs>
             <w:jc w:val="both"/>
-            <w:rPr/>
+            <w:rPr>
+              <w:vanish w:val="false"/>
+              <w:lang w:val="es-CO" w:eastAsia="en-US" w:bidi="ar-SA"/>
+            </w:rPr>
           </w:pPr>
           <w:r>
             <w:rPr>
@@ -956,20 +1003,122 @@
         </w:p>
         <w:p>
           <w:pPr>
-            <w:pStyle w:val="Normal"/>
+            <w:pStyle w:val="TOC2"/>
             <w:tabs>
               <w:tab w:val="clear" w:pos="708"/>
               <w:tab w:val="right" w:pos="9009" w:leader="dot"/>
             </w:tabs>
             <w:jc w:val="both"/>
-            <w:rPr>
-              <w:lang w:val="es-CO" w:eastAsia="en-US" w:bidi="ar-SA"/>
-            </w:rPr>
+            <w:rPr/>
           </w:pPr>
           <w:r>
-            <w:rPr>
-              <w:lang w:val="es-CO" w:eastAsia="en-US" w:bidi="ar-SA"/>
-            </w:rPr>
+            <w:rPr/>
+            <w:t>3</w:t>
+          </w:r>
+          <w:r>
+            <w:rPr/>
+            <w:t>.</w:t>
+          </w:r>
+          <w:r>
+            <w:rPr/>
+            <w:t>1</w:t>
+          </w:r>
+          <w:r>
+            <w:rPr/>
+            <w:t xml:space="preserve"> Justificación de la metodología seleccionada</w:t>
+          </w:r>
+          <w:hyperlink w:anchor="_Toc62801090">
+            <w:r>
+              <w:rPr>
+                <w:rStyle w:val="Enlacedelndice"/>
+                <w:webHidden/>
+              </w:rPr>
+              <w:tab/>
+            </w:r>
+          </w:hyperlink>
+          <w:r>
+            <w:rPr/>
+            <w:t>3</w:t>
+          </w:r>
+        </w:p>
+        <w:p>
+          <w:pPr>
+            <w:pStyle w:val="TOC2"/>
+            <w:tabs>
+              <w:tab w:val="clear" w:pos="708"/>
+              <w:tab w:val="right" w:pos="9009" w:leader="dot"/>
+            </w:tabs>
+            <w:jc w:val="both"/>
+            <w:rPr/>
+          </w:pPr>
+          <w:r>
+            <w:rPr/>
+            <w:t>3</w:t>
+          </w:r>
+          <w:r>
+            <w:rPr/>
+            <w:t>.</w:t>
+          </w:r>
+          <w:r>
+            <w:rPr/>
+            <w:t>2</w:t>
+          </w:r>
+          <w:r>
+            <w:rPr/>
+            <w:t xml:space="preserve"> Tablero de gestión del proyecto</w:t>
+          </w:r>
+          <w:hyperlink w:anchor="_Toc62801090">
+            <w:r>
+              <w:rPr>
+                <w:rStyle w:val="Enlacedelndice"/>
+                <w:webHidden/>
+              </w:rPr>
+              <w:tab/>
+            </w:r>
+          </w:hyperlink>
+          <w:r>
+            <w:rPr/>
+            <w:t>3</w:t>
+          </w:r>
+        </w:p>
+        <w:p>
+          <w:pPr>
+            <w:pStyle w:val="TOC2"/>
+            <w:tabs>
+              <w:tab w:val="clear" w:pos="708"/>
+              <w:tab w:val="right" w:pos="9009" w:leader="dot"/>
+            </w:tabs>
+            <w:jc w:val="both"/>
+            <w:rPr/>
+          </w:pPr>
+          <w:r>
+            <w:rPr/>
+            <w:t>3</w:t>
+          </w:r>
+          <w:r>
+            <w:rPr/>
+            <w:t>.</w:t>
+          </w:r>
+          <w:r>
+            <w:rPr/>
+            <w:t>3</w:t>
+          </w:r>
+          <w:r>
+            <w:rPr/>
+            <w:t xml:space="preserve"> Organización por sprints o fases ágiles</w:t>
+          </w:r>
+          <w:hyperlink w:anchor="_Toc62801090">
+            <w:r>
+              <w:rPr>
+                <w:rStyle w:val="Enlacedelndice"/>
+                <w:webHidden/>
+              </w:rPr>
+              <w:tab/>
+            </w:r>
+          </w:hyperlink>
+          <w:r>
+            <w:rPr/>
+            <w:t>3</w:t>
           </w:r>
         </w:p>
         <w:p>
@@ -980,7 +1129,9 @@
               <w:tab w:val="right" w:pos="9009" w:leader="dot"/>
             </w:tabs>
             <w:jc w:val="both"/>
-            <w:rPr/>
+            <w:rPr>
+              <w:vanish w:val="false"/>
+            </w:rPr>
           </w:pPr>
           <w:r>
             <w:rPr>
@@ -1013,16 +1164,208 @@
               <w:tab w:val="right" w:pos="9009" w:leader="dot"/>
             </w:tabs>
             <w:jc w:val="both"/>
-            <w:rPr>
-              <w:vanish w:val="false"/>
-              <w:lang w:val="es-CO" w:eastAsia="en-US" w:bidi="ar-SA"/>
-            </w:rPr>
+            <w:rPr/>
           </w:pPr>
           <w:r>
-            <w:rPr>
-              <w:vanish w:val="false"/>
-              <w:lang w:val="es-CO" w:eastAsia="en-US" w:bidi="ar-SA"/>
-            </w:rPr>
+            <w:rPr/>
+            <w:t>4</w:t>
+          </w:r>
+          <w:r>
+            <w:rPr/>
+            <w:t>.</w:t>
+          </w:r>
+          <w:r>
+            <w:rPr/>
+            <w:t>1</w:t>
+          </w:r>
+          <w:r>
+            <w:rPr/>
+            <w:t xml:space="preserve"> Proceso de investigación con usuarios</w:t>
+          </w:r>
+          <w:hyperlink w:anchor="_Toc62801090">
+            <w:r>
+              <w:rPr>
+                <w:rStyle w:val="Enlacedelndice"/>
+                <w:webHidden/>
+              </w:rPr>
+              <w:tab/>
+            </w:r>
+          </w:hyperlink>
+          <w:r>
+            <w:rPr/>
+            <w:t>3</w:t>
+          </w:r>
+        </w:p>
+        <w:p>
+          <w:pPr>
+            <w:pStyle w:val="TOC2"/>
+            <w:tabs>
+              <w:tab w:val="clear" w:pos="708"/>
+              <w:tab w:val="right" w:pos="9009" w:leader="dot"/>
+            </w:tabs>
+            <w:jc w:val="both"/>
+            <w:rPr/>
+          </w:pPr>
+          <w:r>
+            <w:rPr/>
+            <w:t>4.1.1Entrevistas y hallazgos</w:t>
+          </w:r>
+          <w:hyperlink w:anchor="_Toc62801090">
+            <w:r>
+              <w:rPr>
+                <w:rStyle w:val="Enlacedelndice"/>
+                <w:webHidden/>
+              </w:rPr>
+              <w:tab/>
+            </w:r>
+          </w:hyperlink>
+          <w:r>
+            <w:rPr/>
+            <w:t>3</w:t>
+          </w:r>
+        </w:p>
+        <w:p>
+          <w:pPr>
+            <w:pStyle w:val="TOC2"/>
+            <w:tabs>
+              <w:tab w:val="clear" w:pos="708"/>
+              <w:tab w:val="right" w:pos="9009" w:leader="dot"/>
+            </w:tabs>
+            <w:jc w:val="both"/>
+            <w:rPr/>
+          </w:pPr>
+          <w:r>
+            <w:rPr/>
+            <w:t>4.</w:t>
+          </w:r>
+          <w:r>
+            <w:rPr/>
+            <w:t>2</w:t>
+          </w:r>
+          <w:r>
+            <w:rPr/>
+            <w:t xml:space="preserve"> User Persona</w:t>
+          </w:r>
+          <w:hyperlink w:anchor="_Toc62801090">
+            <w:r>
+              <w:rPr>
+                <w:rStyle w:val="Enlacedelndice"/>
+                <w:webHidden/>
+              </w:rPr>
+              <w:tab/>
+            </w:r>
+          </w:hyperlink>
+          <w:r>
+            <w:rPr/>
+            <w:t>3</w:t>
+          </w:r>
+        </w:p>
+        <w:p>
+          <w:pPr>
+            <w:pStyle w:val="TOC2"/>
+            <w:tabs>
+              <w:tab w:val="clear" w:pos="708"/>
+              <w:tab w:val="right" w:pos="9009" w:leader="dot"/>
+            </w:tabs>
+            <w:jc w:val="both"/>
+            <w:rPr/>
+          </w:pPr>
+          <w:r>
+            <w:rPr/>
+            <w:t>4.</w:t>
+          </w:r>
+          <w:r>
+            <w:rPr/>
+            <w:t>3</w:t>
+          </w:r>
+          <w:r>
+            <w:rPr/>
+            <w:t xml:space="preserve"> Mapa de empatía</w:t>
+          </w:r>
+          <w:hyperlink w:anchor="_Toc62801090">
+            <w:r>
+              <w:rPr>
+                <w:rStyle w:val="Enlacedelndice"/>
+                <w:webHidden/>
+              </w:rPr>
+              <w:tab/>
+            </w:r>
+          </w:hyperlink>
+          <w:r>
+            <w:rPr/>
+            <w:t>3</w:t>
+          </w:r>
+        </w:p>
+        <w:p>
+          <w:pPr>
+            <w:pStyle w:val="TOC2"/>
+            <w:tabs>
+              <w:tab w:val="clear" w:pos="708"/>
+              <w:tab w:val="right" w:pos="9009" w:leader="dot"/>
+            </w:tabs>
+            <w:jc w:val="both"/>
+            <w:rPr/>
+          </w:pPr>
+          <w:r>
+            <w:rPr/>
+            <w:t>4.</w:t>
+          </w:r>
+          <w:r>
+            <w:rPr/>
+            <w:t>4</w:t>
+          </w:r>
+          <w:r>
+            <w:rPr/>
+            <w:t xml:space="preserve"> Punto de vista (POV)</w:t>
+          </w:r>
+          <w:hyperlink w:anchor="_Toc62801090">
+            <w:r>
+              <w:rPr>
+                <w:rStyle w:val="Enlacedelndice"/>
+                <w:webHidden/>
+              </w:rPr>
+              <w:tab/>
+            </w:r>
+          </w:hyperlink>
+          <w:r>
+            <w:rPr/>
+            <w:t>3</w:t>
+          </w:r>
+        </w:p>
+        <w:p>
+          <w:pPr>
+            <w:pStyle w:val="TOC2"/>
+            <w:tabs>
+              <w:tab w:val="clear" w:pos="708"/>
+              <w:tab w:val="right" w:pos="9009" w:leader="dot"/>
+            </w:tabs>
+            <w:jc w:val="both"/>
+            <w:rPr/>
+          </w:pPr>
+          <w:r>
+            <w:rPr/>
+            <w:t>4.</w:t>
+          </w:r>
+          <w:r>
+            <w:rPr/>
+            <w:t>5</w:t>
+          </w:r>
+          <w:r>
+            <w:rPr/>
+            <w:t xml:space="preserve"> Ideación y propuesta de solución</w:t>
+          </w:r>
+          <w:hyperlink w:anchor="_Toc62801090">
+            <w:r>
+              <w:rPr>
+                <w:rStyle w:val="Enlacedelndice"/>
+                <w:webHidden/>
+              </w:rPr>
+              <w:tab/>
+            </w:r>
+          </w:hyperlink>
+          <w:r>
+            <w:rPr/>
+            <w:t>3</w:t>
           </w:r>
         </w:p>
         <w:p>
@@ -1082,6 +1425,7 @@
             <w:r>
               <w:rPr>
                 <w:rStyle w:val="Enlacedelndice"/>
+                <w:vanish w:val="false"/>
                 <w:webHidden/>
               </w:rPr>
               <w:tab/>
@@ -1110,6 +1454,7 @@
             <w:r>
               <w:rPr>
                 <w:rStyle w:val="Enlacedelndice"/>
+                <w:vanish w:val="false"/>
                 <w:webHidden/>
               </w:rPr>
               <w:tab/>
@@ -1138,6 +1483,7 @@
             <w:r>
               <w:rPr>
                 <w:rStyle w:val="Enlacedelndice"/>
+                <w:vanish w:val="false"/>
                 <w:webHidden/>
               </w:rPr>
               <w:tab/>
@@ -1513,11 +1859,51 @@
             </w:rPr>
             <w:t>13</w:t>
           </w:r>
-          <w:r>
+        </w:p>
+        <w:p>
+          <w:pPr>
+            <w:pStyle w:val="TOC1"/>
+            <w:tabs>
+              <w:tab w:val="clear" w:pos="708"/>
+              <w:tab w:val="right" w:pos="9009" w:leader="dot"/>
+            </w:tabs>
+            <w:jc w:val="both"/>
             <w:rPr>
               <w:vanish w:val="false"/>
               <w:lang w:val="es-CO" w:eastAsia="en-US" w:bidi="ar-SA"/>
             </w:rPr>
+          </w:pPr>
+          <w:r>
+            <w:rPr/>
+            <w:t>9</w:t>
+          </w:r>
+          <w:r>
+            <w:rPr/>
+            <w:t xml:space="preserve">. </w:t>
+          </w:r>
+          <w:r>
+            <w:rPr/>
+            <w:t>Anexos</w:t>
+          </w:r>
+          <w:r>
+            <w:rPr/>
+            <w:t xml:space="preserve"> </w:t>
+          </w:r>
+          <w:hyperlink w:anchor="_Toc62801091">
+            <w:r>
+              <w:rPr>
+                <w:rStyle w:val="Enlacedelndice"/>
+                <w:webHidden/>
+              </w:rPr>
+              <w:tab/>
+            </w:r>
+          </w:hyperlink>
+          <w:r>
+            <w:rPr/>
+            <w:t>13</w:t>
+          </w:r>
+          <w:r>
+            <w:rPr/>
             <w:fldChar w:fldCharType="end"/>
           </w:r>
         </w:p>
@@ -1556,53 +1942,6 @@
       </w:pPr>
       <w:r>
         <w:rPr>
-          <w:vanish w:val="false"/>
-          <w:lang w:val="es-CO" w:eastAsia="en-US" w:bidi="ar-SA"/>
-        </w:rPr>
-      </w:r>
-    </w:p>
-    <w:p>
-      <w:pPr>
-        <w:pStyle w:val="Note1"/>
-        <w:jc w:val="both"/>
-        <w:rPr>
-          <w:highlight w:val="yellow"/>
-          <w:lang w:val="es-CO" w:bidi="ar-SA"/>
-        </w:rPr>
-      </w:pPr>
-      <w:r>
-        <w:rPr>
-          <w:highlight w:val="yellow"/>
-          <w:lang w:val="es-CO" w:bidi="ar-SA"/>
-        </w:rPr>
-      </w:r>
-    </w:p>
-    <w:p>
-      <w:pPr>
-        <w:pStyle w:val="Note1"/>
-        <w:jc w:val="both"/>
-        <w:rPr>
-          <w:highlight w:val="yellow"/>
-          <w:lang w:val="es-CO" w:bidi="ar-SA"/>
-        </w:rPr>
-      </w:pPr>
-      <w:r>
-        <w:rPr>
-          <w:highlight w:val="yellow"/>
-          <w:lang w:val="es-CO" w:bidi="ar-SA"/>
-        </w:rPr>
-      </w:r>
-    </w:p>
-    <w:p>
-      <w:pPr>
-        <w:pStyle w:val="Note1"/>
-        <w:jc w:val="both"/>
-        <w:rPr>
-          <w:lang w:val="es-CO" w:bidi="ar-SA"/>
-        </w:rPr>
-      </w:pPr>
-      <w:r>
-        <w:rPr>
           <w:lang w:val="es-CO" w:bidi="ar-SA"/>
         </w:rPr>
       </w:r>
@@ -1617,28 +1956,30 @@
         <w:suppressAutoHyphens w:val="true"/>
         <w:bidi w:val="0"/>
         <w:spacing w:before="0" w:after="480"/>
-        <w:rPr/>
-      </w:pPr>
-      <w:bookmarkStart w:id="30" w:name="_Toc156952358_Copia_1"/>
-      <w:bookmarkStart w:id="31" w:name="_Toc184890569_Copia_1"/>
-      <w:bookmarkStart w:id="32" w:name="_Toc184891358_Copia_1"/>
-      <w:bookmarkStart w:id="33" w:name="_Toc184891792_Copia_1"/>
-      <w:bookmarkStart w:id="34" w:name="_Toc185035825_Copia_1"/>
-      <w:bookmarkStart w:id="35" w:name="_Toc185035952_Copia_1"/>
-      <w:bookmarkStart w:id="36" w:name="_Toc185063559_Copia_1"/>
-      <w:bookmarkStart w:id="37" w:name="_Toc185067740_Copia_1"/>
-      <w:bookmarkStart w:id="38" w:name="_Toc55962612_Copia_1"/>
-      <w:bookmarkStart w:id="39" w:name="_Toc55962767_Copia_1"/>
-      <w:bookmarkStart w:id="40" w:name="_Toc55962868_Copia_1"/>
-      <w:bookmarkStart w:id="41" w:name="_Toc55972098_Copia_1"/>
-      <w:bookmarkStart w:id="42" w:name="_Toc57258272_Copia_1"/>
-      <w:bookmarkStart w:id="43" w:name="_Toc57258424_Copia_1"/>
-      <w:bookmarkStart w:id="44" w:name="_Toc57258726_Copia_1"/>
-      <w:bookmarkStart w:id="45" w:name="_Toc57260719_Copia_1"/>
-      <w:bookmarkStart w:id="46" w:name="_Toc57261154_Copia_1"/>
-      <w:bookmarkStart w:id="47" w:name="_Toc61935807_Copia_1"/>
-      <w:bookmarkStart w:id="48" w:name="_Toc262170287_Copia_1"/>
-      <w:bookmarkStart w:id="49" w:name="_Toc136600878_Copia_1"/>
+        <w:rPr>
+          <w:rFonts w:ascii="Times New Roman" w:hAnsi="Times New Roman"/>
+        </w:rPr>
+      </w:pPr>
+      <w:bookmarkStart w:id="30" w:name="_Toc136600878_Copia_1"/>
+      <w:bookmarkStart w:id="31" w:name="_Toc262170287_Copia_1"/>
+      <w:bookmarkStart w:id="32" w:name="_Toc61935807_Copia_1"/>
+      <w:bookmarkStart w:id="33" w:name="_Toc57261154_Copia_1"/>
+      <w:bookmarkStart w:id="34" w:name="_Toc57260719_Copia_1"/>
+      <w:bookmarkStart w:id="35" w:name="_Toc57258726_Copia_1"/>
+      <w:bookmarkStart w:id="36" w:name="_Toc57258424_Copia_1"/>
+      <w:bookmarkStart w:id="37" w:name="_Toc57258272_Copia_1"/>
+      <w:bookmarkStart w:id="38" w:name="_Toc55972098_Copia_1"/>
+      <w:bookmarkStart w:id="39" w:name="_Toc55962868_Copia_1"/>
+      <w:bookmarkStart w:id="40" w:name="_Toc55962767_Copia_1"/>
+      <w:bookmarkStart w:id="41" w:name="_Toc55962612_Copia_1"/>
+      <w:bookmarkStart w:id="42" w:name="_Toc185067740_Copia_1"/>
+      <w:bookmarkStart w:id="43" w:name="_Toc185063559_Copia_1"/>
+      <w:bookmarkStart w:id="44" w:name="_Toc185035952_Copia_1"/>
+      <w:bookmarkStart w:id="45" w:name="_Toc185035825_Copia_1"/>
+      <w:bookmarkStart w:id="46" w:name="_Toc184891792_Copia_1"/>
+      <w:bookmarkStart w:id="47" w:name="_Toc184891358_Copia_1"/>
+      <w:bookmarkStart w:id="48" w:name="_Toc184890569_Copia_1"/>
+      <w:bookmarkStart w:id="49" w:name="_Toc156952358_Copia_1"/>
       <w:bookmarkEnd w:id="30"/>
       <w:bookmarkEnd w:id="31"/>
       <w:bookmarkEnd w:id="32"/>
@@ -1661,20 +2002,22 @@
       <w:bookmarkEnd w:id="49"/>
       <w:r>
         <w:rPr>
+          <w:rFonts w:ascii="Times New Roman" w:hAnsi="Times New Roman"/>
           <w:lang w:val="es-CO" w:bidi="ar-SA"/>
         </w:rPr>
         <w:t xml:space="preserve">1 </w:t>
       </w:r>
-      <w:bookmarkStart w:id="50" w:name="_Toc316718173"/>
-      <w:bookmarkStart w:id="51" w:name="_Toc26076889"/>
-      <w:bookmarkStart w:id="52" w:name="_Toc26079248"/>
-      <w:bookmarkStart w:id="53" w:name="_Toc62799672"/>
-      <w:bookmarkStart w:id="54" w:name="_Toc62800392"/>
-      <w:bookmarkStart w:id="55" w:name="_Toc62800548"/>
-      <w:bookmarkStart w:id="56" w:name="_Toc62800635"/>
-      <w:bookmarkStart w:id="57" w:name="_Toc62801083"/>
-      <w:r>
-        <w:rPr>
+      <w:bookmarkStart w:id="50" w:name="_Toc62801083"/>
+      <w:bookmarkStart w:id="51" w:name="_Toc62800635"/>
+      <w:bookmarkStart w:id="52" w:name="_Toc62800548"/>
+      <w:bookmarkStart w:id="53" w:name="_Toc62800392"/>
+      <w:bookmarkStart w:id="54" w:name="_Toc62799672"/>
+      <w:bookmarkStart w:id="55" w:name="_Toc26079248"/>
+      <w:bookmarkStart w:id="56" w:name="_Toc26076889"/>
+      <w:bookmarkStart w:id="57" w:name="_Toc316718173"/>
+      <w:r>
+        <w:rPr>
+          <w:rFonts w:ascii="Times New Roman" w:hAnsi="Times New Roman"/>
           <w:lang w:val="es-CO" w:bidi="ar-SA"/>
         </w:rPr>
         <w:t xml:space="preserve">Introducción </w:t>
@@ -1694,9 +2037,8 @@
         <w:widowControl/>
         <w:suppressAutoHyphens w:val="true"/>
         <w:bidi w:val="0"/>
-        <w:spacing w:before="0" w:after="0"/>
+        <w:spacing w:lineRule="auto" w:line="240" w:before="0" w:after="0"/>
         <w:ind w:hanging="0"/>
-        <w:jc w:val="both"/>
         <w:rPr>
           <w:rFonts w:ascii="Times New Roman" w:hAnsi="Times New Roman" w:eastAsia="Times New Roman" w:cs="Times New Roman"/>
           <w:color w:val="000000"/>
@@ -1709,7 +2051,7 @@
       </w:pPr>
       <w:r>
         <w:rPr>
-          <w:rFonts w:eastAsia="Times New Roman" w:cs="Times New Roman"/>
+          <w:rFonts w:eastAsia="Times New Roman" w:cs="Times New Roman" w:ascii="Times New Roman" w:hAnsi="Times New Roman"/>
           <w:color w:val="000000"/>
           <w:kern w:val="0"/>
           <w:sz w:val="24"/>
@@ -1718,6 +2060,128 @@
           <w:lang w:val="es-CO" w:eastAsia="en-US" w:bidi="ar-SA"/>
         </w:rPr>
         <w:t>Se realiza un análisis para el desarrollo del presente proyecto el cual sera una plataforma web la cual llevara por nombre Edutech, sera orientada a la gestión de actividades académicas y la mejora de la interacción entre estudiantes y docentes dentro de la institución edificativa.</w:t>
+      </w:r>
+    </w:p>
+    <w:p>
+      <w:pPr>
+        <w:pStyle w:val="APABodyText"/>
+        <w:widowControl/>
+        <w:suppressAutoHyphens w:val="true"/>
+        <w:bidi w:val="0"/>
+        <w:spacing w:lineRule="auto" w:line="240" w:before="0" w:after="0"/>
+        <w:ind w:hanging="0"/>
+        <w:rPr>
+          <w:rFonts w:ascii="Times New Roman" w:hAnsi="Times New Roman" w:eastAsia="Times New Roman" w:cs="Times New Roman"/>
+          <w:color w:val="000000"/>
+          <w:kern w:val="0"/>
+          <w:sz w:val="24"/>
+          <w:szCs w:val="24"/>
+          <w:shd w:fill="FFFFFF" w:val="clear"/>
+          <w:lang w:val="es-CO" w:eastAsia="en-US" w:bidi="ar-SA"/>
+        </w:rPr>
+      </w:pPr>
+      <w:r>
+        <w:rPr>
+          <w:rFonts w:eastAsia="Times New Roman" w:cs="Times New Roman" w:ascii="Times New Roman" w:hAnsi="Times New Roman"/>
+          <w:color w:val="000000"/>
+          <w:kern w:val="0"/>
+          <w:sz w:val="24"/>
+          <w:szCs w:val="24"/>
+          <w:shd w:fill="FFFFFF" w:val="clear"/>
+          <w:lang w:val="es-CO" w:eastAsia="en-US" w:bidi="ar-SA"/>
+        </w:rPr>
+      </w:r>
+    </w:p>
+    <w:p>
+      <w:pPr>
+        <w:pStyle w:val="APABodyText"/>
+        <w:widowControl/>
+        <w:suppressAutoHyphens w:val="true"/>
+        <w:bidi w:val="0"/>
+        <w:spacing w:lineRule="auto" w:line="240" w:before="0" w:after="0"/>
+        <w:ind w:hanging="0"/>
+        <w:rPr>
+          <w:rFonts w:ascii="Times New Roman" w:hAnsi="Times New Roman" w:eastAsia="Times New Roman" w:cs="Times New Roman"/>
+          <w:color w:val="000000"/>
+          <w:kern w:val="0"/>
+          <w:sz w:val="24"/>
+          <w:szCs w:val="24"/>
+          <w:shd w:fill="FFFFFF" w:val="clear"/>
+          <w:lang w:val="es-CO" w:eastAsia="en-US" w:bidi="ar-SA"/>
+        </w:rPr>
+      </w:pPr>
+      <w:r>
+        <w:rPr>
+          <w:rFonts w:eastAsia="Times New Roman" w:cs="Times New Roman" w:ascii="Times New Roman" w:hAnsi="Times New Roman"/>
+          <w:color w:val="000000"/>
+          <w:kern w:val="0"/>
+          <w:sz w:val="24"/>
+          <w:szCs w:val="24"/>
+          <w:shd w:fill="FFFFFF" w:val="clear"/>
+          <w:lang w:val="es-CO" w:eastAsia="en-US" w:bidi="ar-SA"/>
+        </w:rPr>
+        <w:t>Actualmente, muchas instituciones carecen de herramientas digitales accesibles que faciliten la organización de tareas, entrega de actividades y mejorar la comunicación académica. Por lo siguiente, EduTech propone una solución tecnológica que permite a los docentes publicar actividades, a los estudiantes entregar tareas y recibir retroalimentación de forma eficiente.</w:t>
+      </w:r>
+    </w:p>
+    <w:p>
+      <w:pPr>
+        <w:pStyle w:val="APABodyText"/>
+        <w:widowControl/>
+        <w:suppressAutoHyphens w:val="true"/>
+        <w:bidi w:val="0"/>
+        <w:spacing w:lineRule="auto" w:line="240" w:before="0" w:after="0"/>
+        <w:ind w:hanging="0"/>
+        <w:rPr>
+          <w:rFonts w:ascii="Times New Roman" w:hAnsi="Times New Roman" w:eastAsia="Times New Roman" w:cs="Times New Roman"/>
+          <w:color w:val="000000"/>
+          <w:kern w:val="0"/>
+          <w:sz w:val="24"/>
+          <w:szCs w:val="24"/>
+          <w:shd w:fill="FFFFFF" w:val="clear"/>
+          <w:lang w:val="es-CO" w:eastAsia="en-US" w:bidi="ar-SA"/>
+        </w:rPr>
+      </w:pPr>
+      <w:r>
+        <w:rPr>
+          <w:rFonts w:eastAsia="Times New Roman" w:cs="Times New Roman" w:ascii="Times New Roman" w:hAnsi="Times New Roman"/>
+          <w:color w:val="000000"/>
+          <w:kern w:val="0"/>
+          <w:sz w:val="24"/>
+          <w:szCs w:val="24"/>
+          <w:shd w:fill="FFFFFF" w:val="clear"/>
+          <w:lang w:val="es-CO" w:eastAsia="en-US" w:bidi="ar-SA"/>
+        </w:rPr>
+      </w:r>
+    </w:p>
+    <w:p>
+      <w:pPr>
+        <w:pStyle w:val="APABodyText"/>
+        <w:widowControl/>
+        <w:suppressAutoHyphens w:val="true"/>
+        <w:bidi w:val="0"/>
+        <w:spacing w:lineRule="auto" w:line="240" w:before="0" w:after="0"/>
+        <w:ind w:hanging="0"/>
+        <w:rPr>
+          <w:rFonts w:ascii="Times New Roman" w:hAnsi="Times New Roman" w:eastAsia="Times New Roman" w:cs="Times New Roman"/>
+          <w:color w:val="000000"/>
+          <w:kern w:val="0"/>
+          <w:sz w:val="24"/>
+          <w:szCs w:val="24"/>
+          <w:shd w:fill="FFFFFF" w:val="clear"/>
+          <w:lang w:val="es-CO" w:eastAsia="en-US" w:bidi="ar-SA"/>
+        </w:rPr>
+      </w:pPr>
+      <w:r>
+        <w:rPr>
+          <w:rFonts w:eastAsia="Times New Roman" w:cs="Times New Roman" w:ascii="Times New Roman" w:hAnsi="Times New Roman"/>
+          <w:color w:val="000000"/>
+          <w:kern w:val="0"/>
+          <w:sz w:val="24"/>
+          <w:szCs w:val="24"/>
+          <w:shd w:fill="FFFFFF" w:val="clear"/>
+          <w:lang w:val="es-CO" w:eastAsia="en-US" w:bidi="ar-SA"/>
+        </w:rPr>
+        <w:t>En este documento se presenta el proceso completo para el desarrollo del proyecto, incluyendo la aplicación del ciclo de vida, metodológica ágiles, investigación con usuarios, diseño de experiencia y especificaciones de requisitos.</w:t>
       </w:r>
     </w:p>
     <w:p>
@@ -1741,7 +2205,7 @@
       </w:pPr>
       <w:r>
         <w:rPr>
-          <w:rFonts w:eastAsia="Times New Roman" w:cs="Times New Roman"/>
+          <w:rFonts w:eastAsia="Times New Roman" w:cs="Times New Roman" w:ascii="Times New Roman" w:hAnsi="Times New Roman"/>
           <w:color w:val="000000"/>
           <w:kern w:val="0"/>
           <w:sz w:val="24"/>
@@ -1749,6 +2213,150 @@
           <w:shd w:fill="FFFFFF" w:val="clear"/>
           <w:lang w:val="es-CO" w:eastAsia="en-US" w:bidi="ar-SA"/>
         </w:rPr>
+      </w:r>
+    </w:p>
+    <w:p>
+      <w:pPr>
+        <w:pStyle w:val="APALevel2"/>
+        <w:widowControl/>
+        <w:suppressAutoHyphens w:val="true"/>
+        <w:bidi w:val="0"/>
+        <w:spacing w:lineRule="auto" w:line="240" w:before="360" w:after="240"/>
+        <w:rPr>
+          <w:rFonts w:ascii="Times New Roman" w:hAnsi="Times New Roman"/>
+        </w:rPr>
+      </w:pPr>
+      <w:r>
+        <w:rPr>
+          <w:b/>
+          <w:bCs/>
+          <w:color w:val="auto"/>
+          <w:szCs w:val="32"/>
+        </w:rPr>
+        <w:t>1.1 Descripción general de la línea seleccionada</w:t>
+      </w:r>
+    </w:p>
+    <w:p>
+      <w:pPr>
+        <w:pStyle w:val="APALevel2"/>
+        <w:widowControl/>
+        <w:suppressAutoHyphens w:val="true"/>
+        <w:bidi w:val="0"/>
+        <w:spacing w:lineRule="auto" w:line="240" w:before="360" w:after="240"/>
+        <w:rPr>
+          <w:rFonts w:ascii="Times New Roman" w:hAnsi="Times New Roman" w:eastAsia="Times New Roman" w:cs="Times New Roman"/>
+          <w:b w:val="false"/>
+          <w:bCs w:val="false"/>
+          <w:color w:val="auto"/>
+          <w:kern w:val="0"/>
+          <w:sz w:val="24"/>
+          <w:szCs w:val="32"/>
+          <w:u w:val="none"/>
+          <w:lang w:val="es-EC" w:eastAsia="en-US" w:bidi="ar-SA"/>
+        </w:rPr>
+      </w:pPr>
+      <w:r>
+        <w:rPr>
+          <w:rFonts w:eastAsia="Times New Roman" w:cs="Times New Roman"/>
+          <w:b w:val="false"/>
+          <w:bCs w:val="false"/>
+          <w:color w:val="auto"/>
+          <w:kern w:val="0"/>
+          <w:sz w:val="24"/>
+          <w:szCs w:val="32"/>
+          <w:u w:val="none"/>
+          <w:lang w:val="es-EC" w:eastAsia="en-US" w:bidi="ar-SA"/>
+        </w:rPr>
+        <w:t>Edutech es una plataforma web diseñada para gestionar de forma eficiente actividades académicas dentro de un entorno educativo. Su propósito principal es facilitar la interacción entre estudiantes y docentes.</w:t>
+      </w:r>
+    </w:p>
+    <w:p>
+      <w:pPr>
+        <w:pStyle w:val="APALevel2"/>
+        <w:widowControl/>
+        <w:suppressAutoHyphens w:val="true"/>
+        <w:bidi w:val="0"/>
+        <w:spacing w:lineRule="auto" w:line="240" w:before="360" w:after="240"/>
+        <w:rPr>
+          <w:rFonts w:ascii="Times New Roman" w:hAnsi="Times New Roman" w:eastAsia="Times New Roman" w:cs="Times New Roman"/>
+          <w:b w:val="false"/>
+          <w:bCs w:val="false"/>
+          <w:color w:val="auto"/>
+          <w:kern w:val="0"/>
+          <w:sz w:val="24"/>
+          <w:szCs w:val="32"/>
+          <w:u w:val="none"/>
+          <w:lang w:val="es-EC" w:eastAsia="en-US" w:bidi="ar-SA"/>
+        </w:rPr>
+      </w:pPr>
+      <w:r>
+        <w:rPr>
+          <w:rFonts w:eastAsia="Times New Roman" w:cs="Times New Roman"/>
+          <w:b w:val="false"/>
+          <w:bCs w:val="false"/>
+          <w:color w:val="auto"/>
+          <w:kern w:val="0"/>
+          <w:sz w:val="24"/>
+          <w:szCs w:val="32"/>
+          <w:u w:val="none"/>
+          <w:lang w:val="es-EC" w:eastAsia="en-US" w:bidi="ar-SA"/>
+        </w:rPr>
+        <w:t>La plataforma permite a los docentes publicar actividades académicas, mientras que los estudiantes pueden acceder a estas, entregar sus trabajos correspondientes de manera digital, asimismo, el sistema incorpora una funcionalidad de retroalimentación, ayudando a los docentes a evaluar de forma mas efectiva comentando las entregas realizadas, lo cual ayudara a fortalecer el aprendizaje.</w:t>
+      </w:r>
+    </w:p>
+    <w:p>
+      <w:pPr>
+        <w:pStyle w:val="APALevel2"/>
+        <w:widowControl/>
+        <w:suppressAutoHyphens w:val="true"/>
+        <w:bidi w:val="0"/>
+        <w:spacing w:lineRule="auto" w:line="240" w:before="360" w:after="240"/>
+        <w:rPr>
+          <w:rFonts w:ascii="Times New Roman" w:hAnsi="Times New Roman" w:eastAsia="Times New Roman" w:cs="Times New Roman"/>
+          <w:b w:val="false"/>
+          <w:bCs w:val="false"/>
+          <w:color w:val="auto"/>
+          <w:kern w:val="0"/>
+          <w:sz w:val="24"/>
+          <w:szCs w:val="32"/>
+          <w:u w:val="none"/>
+          <w:lang w:val="es-EC" w:eastAsia="en-US" w:bidi="ar-SA"/>
+        </w:rPr>
+      </w:pPr>
+      <w:r>
+        <w:rPr>
+          <w:rFonts w:eastAsia="Times New Roman" w:cs="Times New Roman"/>
+          <w:b w:val="false"/>
+          <w:bCs w:val="false"/>
+          <w:color w:val="auto"/>
+          <w:kern w:val="0"/>
+          <w:sz w:val="24"/>
+          <w:szCs w:val="32"/>
+          <w:u w:val="none"/>
+          <w:lang w:val="es-EC" w:eastAsia="en-US" w:bidi="ar-SA"/>
+        </w:rPr>
+        <w:t>En conclusión EduTech proporciona un entorno digital estructurado que mejora la comunicación, promueve organización académica y apoya el crecimiento digital en las  instituciones educativas.</w:t>
+      </w:r>
+    </w:p>
+    <w:p>
+      <w:pPr>
+        <w:pStyle w:val="APALevel2"/>
+        <w:widowControl/>
+        <w:suppressAutoHyphens w:val="true"/>
+        <w:bidi w:val="0"/>
+        <w:spacing w:lineRule="auto" w:line="240" w:before="360" w:after="240"/>
+        <w:rPr>
+          <w:rFonts w:ascii="Times New Roman" w:hAnsi="Times New Roman"/>
+        </w:rPr>
+      </w:pPr>
+      <w:r>
+        <w:rPr>
+          <w:b/>
+          <w:bCs/>
+          <w:color w:val="auto"/>
+          <w:szCs w:val="32"/>
+        </w:rPr>
+        <w:t>1.2 Justificación de la elección</w:t>
       </w:r>
     </w:p>
     <w:p>
@@ -1757,9 +2365,8 @@
         <w:widowControl/>
         <w:suppressAutoHyphens w:val="true"/>
         <w:bidi w:val="0"/>
-        <w:spacing w:before="0" w:after="0"/>
+        <w:spacing w:lineRule="auto" w:line="240" w:before="0" w:after="0"/>
         <w:ind w:hanging="0"/>
-        <w:jc w:val="both"/>
         <w:rPr>
           <w:rFonts w:ascii="Times New Roman" w:hAnsi="Times New Roman" w:eastAsia="Times New Roman" w:cs="Times New Roman"/>
           <w:color w:val="000000"/>
@@ -1772,7 +2379,7 @@
       </w:pPr>
       <w:r>
         <w:rPr>
-          <w:rFonts w:eastAsia="Times New Roman" w:cs="Times New Roman"/>
+          <w:rFonts w:eastAsia="Times New Roman" w:cs="Times New Roman" w:ascii="Times New Roman" w:hAnsi="Times New Roman"/>
           <w:color w:val="000000"/>
           <w:kern w:val="0"/>
           <w:sz w:val="24"/>
@@ -1780,7 +2387,7 @@
           <w:shd w:fill="FFFFFF" w:val="clear"/>
           <w:lang w:val="es-CO" w:eastAsia="en-US" w:bidi="ar-SA"/>
         </w:rPr>
-        <w:t>Actualmente, muchas instituciones carecen de herramientas digitales accesibles que faciliten la organización de tareas, entrega de actividades y mejorar la comunicación académica. Por lo siguiente, EduTech propone una solución tecnológica que permite a los docentes publicar actividades, a los estudiantes entregar tareas y recibir retroalimentación de forma eficiente.</w:t>
+        <w:t>La elección de este proyecto nace desde la necesidad de mejorar la organización académica y la comunicación entre estudiantes y docentes en entornos educativos, Con regularidad existen dificultades tanto en el seguimiento de actividades y la entrega de estas mismas.</w:t>
       </w:r>
     </w:p>
     <w:p>
@@ -1789,9 +2396,8 @@
         <w:widowControl/>
         <w:suppressAutoHyphens w:val="true"/>
         <w:bidi w:val="0"/>
-        <w:spacing w:before="0" w:after="0"/>
+        <w:spacing w:lineRule="auto" w:line="240" w:before="0" w:after="0"/>
         <w:ind w:hanging="0"/>
-        <w:jc w:val="both"/>
         <w:rPr>
           <w:rFonts w:ascii="Times New Roman" w:hAnsi="Times New Roman" w:eastAsia="Times New Roman" w:cs="Times New Roman"/>
           <w:color w:val="000000"/>
@@ -1804,7 +2410,7 @@
       </w:pPr>
       <w:r>
         <w:rPr>
-          <w:rFonts w:eastAsia="Times New Roman" w:cs="Times New Roman"/>
+          <w:rFonts w:eastAsia="Times New Roman" w:cs="Times New Roman" w:ascii="Times New Roman" w:hAnsi="Times New Roman"/>
           <w:color w:val="000000"/>
           <w:kern w:val="0"/>
           <w:sz w:val="24"/>
@@ -1820,60 +2426,45 @@
         <w:widowControl/>
         <w:suppressAutoHyphens w:val="true"/>
         <w:bidi w:val="0"/>
-        <w:spacing w:before="0" w:after="0"/>
+        <w:spacing w:lineRule="auto" w:line="240" w:before="0" w:after="0"/>
+        <w:ind w:hanging="0"/>
+        <w:rPr>
+          <w:rFonts w:ascii="Times New Roman" w:hAnsi="Times New Roman" w:eastAsia="Times New Roman" w:cs="Times New Roman"/>
+          <w:color w:val="000000"/>
+          <w:kern w:val="0"/>
+          <w:sz w:val="24"/>
+          <w:szCs w:val="24"/>
+          <w:shd w:fill="FFFFFF" w:val="clear"/>
+          <w:lang w:val="es-CO" w:eastAsia="en-US" w:bidi="ar-SA"/>
+        </w:rPr>
+      </w:pPr>
+      <w:r>
+        <w:rPr>
+          <w:rFonts w:eastAsia="Times New Roman" w:cs="Times New Roman" w:ascii="Times New Roman" w:hAnsi="Times New Roman"/>
+          <w:color w:val="000000"/>
+          <w:kern w:val="0"/>
+          <w:sz w:val="24"/>
+          <w:szCs w:val="24"/>
+          <w:shd w:fill="FFFFFF" w:val="clear"/>
+          <w:lang w:val="es-CO" w:eastAsia="en-US" w:bidi="ar-SA"/>
+        </w:rPr>
+        <w:t>Por lo cual Edutech propone una solución digital fácil e intuitiva que ayuda a optimizar procesos, facilitando la interacción académica y promoviendo el uso de herramientas tecnológicas dentro del aprendizaje.</w:t>
+      </w:r>
+    </w:p>
+    <w:p>
+      <w:pPr>
+        <w:pStyle w:val="BodyText"/>
         <w:ind w:hanging="0"/>
         <w:jc w:val="both"/>
         <w:rPr>
-          <w:rFonts w:ascii="Times New Roman" w:hAnsi="Times New Roman" w:eastAsia="Times New Roman" w:cs="Times New Roman"/>
-          <w:color w:val="000000"/>
-          <w:kern w:val="0"/>
-          <w:sz w:val="24"/>
-          <w:szCs w:val="24"/>
-          <w:shd w:fill="FFFFFF" w:val="clear"/>
-          <w:lang w:val="es-CO" w:eastAsia="en-US" w:bidi="ar-SA"/>
-        </w:rPr>
-      </w:pPr>
-      <w:r>
-        <w:rPr>
-          <w:rFonts w:eastAsia="Times New Roman" w:cs="Times New Roman"/>
-          <w:color w:val="000000"/>
-          <w:kern w:val="0"/>
-          <w:sz w:val="24"/>
-          <w:szCs w:val="24"/>
-          <w:shd w:fill="FFFFFF" w:val="clear"/>
-          <w:lang w:val="es-CO" w:eastAsia="en-US" w:bidi="ar-SA"/>
-        </w:rPr>
-        <w:t>En este documento se presenta el proceso completo para el desarrollo del proyecto, incluyendo la aplicación del ciclo de vida, metodológica ágiles, investigación con usuarios, diseño de experiencia y especificaciones de requisitos.</w:t>
-      </w:r>
-    </w:p>
-    <w:p>
-      <w:pPr>
-        <w:pStyle w:val="APABodyText"/>
-        <w:widowControl/>
-        <w:suppressAutoHyphens w:val="true"/>
-        <w:bidi w:val="0"/>
-        <w:spacing w:before="0" w:after="0"/>
-        <w:ind w:hanging="0"/>
-        <w:jc w:val="both"/>
-        <w:rPr>
-          <w:rFonts w:ascii="Times New Roman" w:hAnsi="Times New Roman" w:eastAsia="Times New Roman" w:cs="Times New Roman"/>
-          <w:color w:val="000000"/>
-          <w:kern w:val="0"/>
-          <w:sz w:val="24"/>
-          <w:szCs w:val="24"/>
-          <w:shd w:fill="FFFFFF" w:val="clear"/>
-          <w:lang w:val="es-CO" w:eastAsia="en-US" w:bidi="ar-SA"/>
-        </w:rPr>
-      </w:pPr>
-      <w:r>
-        <w:rPr>
-          <w:rFonts w:eastAsia="Times New Roman" w:cs="Times New Roman"/>
-          <w:color w:val="000000"/>
-          <w:kern w:val="0"/>
-          <w:sz w:val="24"/>
-          <w:szCs w:val="24"/>
-          <w:shd w:fill="FFFFFF" w:val="clear"/>
-          <w:lang w:val="es-CO" w:eastAsia="en-US" w:bidi="ar-SA"/>
+          <w:rFonts w:ascii="Times New Roman" w:hAnsi="Times New Roman"/>
+          <w:lang w:val="es-CO" w:bidi="ar-SA"/>
+        </w:rPr>
+      </w:pPr>
+      <w:r>
+        <w:rPr>
+          <w:rFonts w:ascii="Times New Roman" w:hAnsi="Times New Roman"/>
+          <w:lang w:val="es-CO" w:bidi="ar-SA"/>
         </w:rPr>
       </w:r>
     </w:p>
@@ -1893,238 +2484,16 @@
           <w:color w:val="auto"/>
           <w:szCs w:val="32"/>
         </w:rPr>
-        <w:t>1.1 Descripción general de la línea seleccionada</w:t>
-      </w:r>
-    </w:p>
-    <w:p>
-      <w:pPr>
-        <w:pStyle w:val="APALevel2"/>
-        <w:widowControl/>
-        <w:suppressAutoHyphens w:val="true"/>
-        <w:bidi w:val="0"/>
-        <w:spacing w:lineRule="auto" w:line="240" w:before="360" w:after="240"/>
-        <w:rPr>
-          <w:b w:val="false"/>
-          <w:bCs w:val="false"/>
-        </w:rPr>
-      </w:pPr>
-      <w:r>
-        <w:rPr>
-          <w:rFonts w:eastAsia="Times New Roman" w:cs="Times New Roman"/>
-          <w:b w:val="false"/>
-          <w:bCs w:val="false"/>
-          <w:color w:val="auto"/>
-          <w:kern w:val="0"/>
-          <w:sz w:val="24"/>
+        <w:t>1.3 Conformación del equipo de trabajo</w:t>
+      </w:r>
+      <w:r>
+        <w:rPr>
+          <w:b/>
+          <w:bCs/>
+          <w:color w:val="auto"/>
           <w:szCs w:val="32"/>
-          <w:u w:val="none"/>
-          <w:lang w:val="es-EC" w:eastAsia="en-US" w:bidi="ar-SA"/>
-        </w:rPr>
-        <w:t>Edutech es una plataforma web diseñada para gestionar de forma eficiente actividades académicas dentro de un entorno educativo. Su propósito principal es facilitar la interacción entre estudiantes y docentes.</w:t>
-      </w:r>
-    </w:p>
-    <w:p>
-      <w:pPr>
-        <w:pStyle w:val="APALevel2"/>
-        <w:widowControl/>
-        <w:suppressAutoHyphens w:val="true"/>
-        <w:bidi w:val="0"/>
-        <w:spacing w:lineRule="auto" w:line="240" w:before="360" w:after="240"/>
-        <w:jc w:val="left"/>
-        <w:rPr>
-          <w:b w:val="false"/>
-          <w:bCs w:val="false"/>
-        </w:rPr>
-      </w:pPr>
-      <w:r>
-        <w:rPr>
-          <w:rFonts w:eastAsia="Times New Roman" w:cs="Times New Roman"/>
-          <w:b w:val="false"/>
-          <w:bCs w:val="false"/>
-          <w:color w:val="auto"/>
-          <w:kern w:val="0"/>
-          <w:sz w:val="24"/>
-          <w:szCs w:val="32"/>
-          <w:u w:val="none"/>
-          <w:lang w:val="es-EC" w:eastAsia="en-US" w:bidi="ar-SA"/>
-        </w:rPr>
-        <w:t>La plataforma permite a los docentes publicar actividades académicas, mientras que los estudiantes pueden acceder a estas, entregar sus trabajos correspondientes de manera digital, asimismo, el sistema incorpora una funcionalidad de retroalimentación, ayudando a los docentes a evaluar de forma mas efectiva comentando las entregas realizadas, lo cual ayudara a fortalecer el aprendizaje.</w:t>
-      </w:r>
-    </w:p>
-    <w:p>
-      <w:pPr>
-        <w:pStyle w:val="APALevel2"/>
-        <w:widowControl/>
-        <w:suppressAutoHyphens w:val="true"/>
-        <w:bidi w:val="0"/>
-        <w:spacing w:lineRule="auto" w:line="240" w:before="360" w:after="240"/>
-        <w:jc w:val="left"/>
-        <w:rPr>
-          <w:b w:val="false"/>
-          <w:bCs w:val="false"/>
-        </w:rPr>
-      </w:pPr>
-      <w:r>
-        <w:rPr>
-          <w:rFonts w:eastAsia="Times New Roman" w:cs="Times New Roman"/>
-          <w:b w:val="false"/>
-          <w:bCs w:val="false"/>
-          <w:color w:val="auto"/>
-          <w:kern w:val="0"/>
-          <w:sz w:val="24"/>
-          <w:szCs w:val="32"/>
-          <w:u w:val="none"/>
-          <w:lang w:val="es-EC" w:eastAsia="en-US" w:bidi="ar-SA"/>
-        </w:rPr>
-        <w:t>En conclusión EduTech proporciona un entorno digital estructurado que mejora la comunicación, promueve organización académica y apoya el crecimiento digital en las  instituciones educativas.</w:t>
-      </w:r>
-    </w:p>
-    <w:p>
-      <w:pPr>
-        <w:pStyle w:val="APALevel2"/>
-        <w:widowControl/>
-        <w:suppressAutoHyphens w:val="true"/>
-        <w:bidi w:val="0"/>
-        <w:spacing w:lineRule="auto" w:line="240" w:before="360" w:after="240"/>
-        <w:rPr/>
-      </w:pPr>
-      <w:r>
-        <w:rPr>
-          <w:b/>
-          <w:bCs/>
-          <w:color w:val="auto"/>
-          <w:szCs w:val="32"/>
-        </w:rPr>
-        <w:t>1.2 Justificación de la elección</w:t>
-      </w:r>
-    </w:p>
-    <w:p>
-      <w:pPr>
-        <w:pStyle w:val="APABodyText"/>
-        <w:widowControl/>
-        <w:suppressAutoHyphens w:val="true"/>
-        <w:bidi w:val="0"/>
-        <w:spacing w:before="0" w:after="0"/>
-        <w:ind w:hanging="0"/>
-        <w:jc w:val="both"/>
-        <w:rPr>
-          <w:rFonts w:ascii="Times New Roman" w:hAnsi="Times New Roman" w:eastAsia="Times New Roman" w:cs="Times New Roman"/>
-          <w:color w:val="000000"/>
-          <w:kern w:val="0"/>
-          <w:sz w:val="24"/>
-          <w:szCs w:val="24"/>
-          <w:shd w:fill="FFFFFF" w:val="clear"/>
-          <w:lang w:val="es-CO" w:eastAsia="en-US" w:bidi="ar-SA"/>
-        </w:rPr>
-      </w:pPr>
-      <w:r>
-        <w:rPr>
-          <w:rFonts w:eastAsia="Times New Roman" w:cs="Times New Roman"/>
-          <w:color w:val="000000"/>
-          <w:kern w:val="0"/>
-          <w:sz w:val="24"/>
-          <w:szCs w:val="24"/>
-          <w:shd w:fill="FFFFFF" w:val="clear"/>
-          <w:lang w:val="es-CO" w:eastAsia="en-US" w:bidi="ar-SA"/>
-        </w:rPr>
-        <w:t>La elección de este proyecto nace desde la necesidad de mejorar la organización académica y la comunicación entre estudiantes y docentes en entornos educativos, Con regularidad existen dificultades tanto en el seguimiento de actividades y la entrega de estas mismas.</w:t>
-      </w:r>
-    </w:p>
-    <w:p>
-      <w:pPr>
-        <w:pStyle w:val="APABodyText"/>
-        <w:widowControl/>
-        <w:suppressAutoHyphens w:val="true"/>
-        <w:bidi w:val="0"/>
-        <w:spacing w:before="0" w:after="0"/>
-        <w:ind w:hanging="0"/>
-        <w:jc w:val="both"/>
-        <w:rPr>
-          <w:rFonts w:ascii="Times New Roman" w:hAnsi="Times New Roman" w:eastAsia="Times New Roman" w:cs="Times New Roman"/>
-          <w:color w:val="000000"/>
-          <w:kern w:val="0"/>
-          <w:sz w:val="24"/>
-          <w:szCs w:val="24"/>
-          <w:shd w:fill="FFFFFF" w:val="clear"/>
-          <w:lang w:val="es-CO" w:eastAsia="en-US" w:bidi="ar-SA"/>
-        </w:rPr>
-      </w:pPr>
-      <w:r>
-        <w:rPr>
-          <w:rFonts w:eastAsia="Times New Roman" w:cs="Times New Roman"/>
-          <w:color w:val="000000"/>
-          <w:kern w:val="0"/>
-          <w:sz w:val="24"/>
-          <w:szCs w:val="24"/>
-          <w:shd w:fill="FFFFFF" w:val="clear"/>
-          <w:lang w:val="es-CO" w:eastAsia="en-US" w:bidi="ar-SA"/>
-        </w:rPr>
-      </w:r>
-    </w:p>
-    <w:p>
-      <w:pPr>
-        <w:pStyle w:val="APABodyText"/>
-        <w:widowControl/>
-        <w:suppressAutoHyphens w:val="true"/>
-        <w:bidi w:val="0"/>
-        <w:spacing w:before="0" w:after="0"/>
-        <w:ind w:hanging="0"/>
-        <w:jc w:val="both"/>
-        <w:rPr>
-          <w:rFonts w:ascii="Times New Roman" w:hAnsi="Times New Roman" w:eastAsia="Times New Roman" w:cs="Times New Roman"/>
-          <w:color w:val="000000"/>
-          <w:kern w:val="0"/>
-          <w:sz w:val="24"/>
-          <w:szCs w:val="24"/>
-          <w:shd w:fill="FFFFFF" w:val="clear"/>
-          <w:lang w:val="es-CO" w:eastAsia="en-US" w:bidi="ar-SA"/>
-        </w:rPr>
-      </w:pPr>
-      <w:r>
-        <w:rPr>
-          <w:rFonts w:eastAsia="Times New Roman" w:cs="Times New Roman"/>
-          <w:color w:val="000000"/>
-          <w:kern w:val="0"/>
-          <w:sz w:val="24"/>
-          <w:szCs w:val="24"/>
-          <w:shd w:fill="FFFFFF" w:val="clear"/>
-          <w:lang w:val="es-CO" w:eastAsia="en-US" w:bidi="ar-SA"/>
-        </w:rPr>
-        <w:t>Por lo cual Edutech propone una solución digital fácil e intuitiva que ayuda a optimizar procesos, facilitando la interacción académica y promoviendo el uso de herramientas tecnológicas dentro del aprendizaje.</w:t>
-      </w:r>
-    </w:p>
-    <w:p>
-      <w:pPr>
-        <w:pStyle w:val="BodyText"/>
-        <w:ind w:hanging="0"/>
-        <w:jc w:val="both"/>
-        <w:rPr>
-          <w:lang w:val="es-CO" w:bidi="ar-SA"/>
-        </w:rPr>
-      </w:pPr>
-      <w:r>
-        <w:rPr>
-          <w:lang w:val="es-CO" w:bidi="ar-SA"/>
-        </w:rPr>
-      </w:r>
-    </w:p>
-    <w:p>
-      <w:pPr>
-        <w:pStyle w:val="APALevel2"/>
-        <w:widowControl/>
-        <w:suppressAutoHyphens w:val="true"/>
-        <w:bidi w:val="0"/>
-        <w:spacing w:lineRule="auto" w:line="240" w:before="360" w:after="240"/>
-        <w:rPr/>
-      </w:pPr>
-      <w:r>
-        <w:rPr>
-          <w:b/>
-          <w:bCs/>
-          <w:color w:val="auto"/>
-          <w:szCs w:val="32"/>
-        </w:rPr>
-        <w:t xml:space="preserve">1.3 Conformación del equipo de trabajo </w:t>
+        </w:rPr>
+        <w:t xml:space="preserve"> </w:t>
       </w:r>
     </w:p>
     <w:p>
@@ -2133,6 +2502,11 @@
         <w:spacing w:lineRule="auto" w:line="240" w:before="0" w:after="83"/>
         <w:ind w:hanging="0"/>
         <w:jc w:val="both"/>
+        <w:rPr>
+          <w:rFonts w:ascii="Times New Roman" w:hAnsi="Times New Roman"/>
+        </w:rPr>
+      </w:pPr>
+      <w:r>
         <w:rPr>
           <w:rFonts w:ascii="Times New Roman" w:hAnsi="Times New Roman"/>
           <w:b w:val="false"/>
@@ -2145,9 +2519,17 @@
           <w:szCs w:val="24"/>
           <w:lang w:val="es-CO" w:bidi="ar-SA"/>
         </w:rPr>
-      </w:pPr>
-      <w:r>
-        <w:rPr>
+        <w:t>Para el desarrollo del proyecto Edutech se lleva a cargo por un equipo de trabajo conformado por dos integrantes, quienes asumen diferentes roles con el fin de cubrir las distintas áreas del proyecto de desarrollo de software.</w:t>
+      </w:r>
+    </w:p>
+    <w:p>
+      <w:pPr>
+        <w:pStyle w:val="BodyText"/>
+        <w:spacing w:lineRule="auto" w:line="240" w:before="0" w:after="83"/>
+        <w:ind w:hanging="0"/>
+        <w:jc w:val="both"/>
+        <w:rPr>
+          <w:rFonts w:ascii="Times New Roman" w:hAnsi="Times New Roman"/>
           <w:b w:val="false"/>
           <w:i w:val="false"/>
           <w:caps w:val="false"/>
@@ -2158,15 +2540,8 @@
           <w:szCs w:val="24"/>
           <w:lang w:val="es-CO" w:bidi="ar-SA"/>
         </w:rPr>
-        <w:t>Para el desarrollo del proyecto Edutech se lleva a cargo por un equipo de trabajo conformado por dos integrantes, quienes asumen diferentes roles con el fin de cubrir las distintas áreas del proyecto de desarrollo de software.</w:t>
-      </w:r>
-    </w:p>
-    <w:p>
-      <w:pPr>
-        <w:pStyle w:val="BodyText"/>
-        <w:spacing w:lineRule="auto" w:line="240" w:before="0" w:after="83"/>
-        <w:ind w:hanging="0"/>
-        <w:jc w:val="both"/>
+      </w:pPr>
+      <w:r>
         <w:rPr>
           <w:rFonts w:ascii="Times New Roman" w:hAnsi="Times New Roman"/>
           <w:b w:val="false"/>
@@ -2179,9 +2554,21 @@
           <w:szCs w:val="24"/>
           <w:lang w:val="es-CO" w:bidi="ar-SA"/>
         </w:rPr>
-      </w:pPr>
-      <w:r>
-        <w:rPr>
+      </w:r>
+    </w:p>
+    <w:p>
+      <w:pPr>
+        <w:pStyle w:val="BodyText"/>
+        <w:spacing w:lineRule="auto" w:line="240" w:before="0" w:after="83"/>
+        <w:ind w:hanging="0"/>
+        <w:jc w:val="both"/>
+        <w:rPr>
+          <w:rFonts w:ascii="Times New Roman" w:hAnsi="Times New Roman"/>
+        </w:rPr>
+      </w:pPr>
+      <w:r>
+        <w:rPr>
+          <w:rFonts w:ascii="Times New Roman" w:hAnsi="Times New Roman"/>
           <w:b w:val="false"/>
           <w:i w:val="false"/>
           <w:caps w:val="false"/>
@@ -2192,6 +2579,7 @@
           <w:szCs w:val="24"/>
           <w:lang w:val="es-CO" w:bidi="ar-SA"/>
         </w:rPr>
+        <w:t>Debido al tamaño del equipo, cada integrante desempeña multiples funciones, permitiendo una distribución eficiente de responsabilidades. Los roles que se establecieron son los siguientes:</w:t>
       </w:r>
     </w:p>
     <w:p>
@@ -2215,40 +2603,7 @@
       </w:pPr>
       <w:r>
         <w:rPr>
-          <w:b w:val="false"/>
-          <w:i w:val="false"/>
-          <w:caps w:val="false"/>
-          <w:smallCaps w:val="false"/>
-          <w:color w:val="000000"/>
-          <w:spacing w:val="0"/>
-          <w:sz w:val="24"/>
-          <w:szCs w:val="24"/>
-          <w:lang w:val="es-CO" w:bidi="ar-SA"/>
-        </w:rPr>
-        <w:t>Debido al tamaño del equipo, cada integrante desempeña multiples funciones, permitiendo una distribución eficiente de responsabilidades. Los roles que se establecieron son los siguientes:</w:t>
-      </w:r>
-    </w:p>
-    <w:p>
-      <w:pPr>
-        <w:pStyle w:val="BodyText"/>
-        <w:spacing w:lineRule="auto" w:line="240" w:before="0" w:after="83"/>
-        <w:ind w:hanging="0"/>
-        <w:jc w:val="both"/>
-        <w:rPr>
-          <w:rFonts w:ascii="Times New Roman" w:hAnsi="Times New Roman"/>
-          <w:b w:val="false"/>
-          <w:i w:val="false"/>
-          <w:caps w:val="false"/>
-          <w:smallCaps w:val="false"/>
-          <w:color w:val="000000"/>
-          <w:spacing w:val="0"/>
-          <w:sz w:val="24"/>
-          <w:szCs w:val="24"/>
-          <w:lang w:val="es-CO" w:bidi="ar-SA"/>
-        </w:rPr>
-      </w:pPr>
-      <w:r>
-        <w:rPr>
+          <w:rFonts w:ascii="Times New Roman" w:hAnsi="Times New Roman"/>
           <w:b w:val="false"/>
           <w:i w:val="false"/>
           <w:caps w:val="false"/>
@@ -2271,6 +2626,11 @@
         <w:jc w:val="both"/>
         <w:rPr>
           <w:rFonts w:ascii="Times New Roman" w:hAnsi="Times New Roman"/>
+        </w:rPr>
+      </w:pPr>
+      <w:r>
+        <w:rPr>
+          <w:rFonts w:ascii="Times New Roman" w:hAnsi="Times New Roman"/>
           <w:b/>
           <w:bCs/>
           <w:i w:val="false"/>
@@ -2282,24 +2642,11 @@
           <w:szCs w:val="24"/>
           <w:lang w:val="es-CO" w:bidi="ar-SA"/>
         </w:rPr>
-      </w:pPr>
-      <w:r>
-        <w:rPr>
-          <w:b/>
-          <w:bCs/>
-          <w:i w:val="false"/>
-          <w:caps w:val="false"/>
-          <w:smallCaps w:val="false"/>
-          <w:color w:val="000000"/>
-          <w:spacing w:val="0"/>
-          <w:sz w:val="24"/>
-          <w:szCs w:val="24"/>
-          <w:lang w:val="es-CO" w:bidi="ar-SA"/>
-        </w:rPr>
         <w:t xml:space="preserve">Lider de proyecto (Alejandro Rodríguez): </w:t>
       </w:r>
       <w:r>
         <w:rPr>
+          <w:rFonts w:ascii="Times New Roman" w:hAnsi="Times New Roman"/>
           <w:b w:val="false"/>
           <w:bCs w:val="false"/>
           <w:i w:val="false"/>
@@ -2324,6 +2671,11 @@
         <w:jc w:val="both"/>
         <w:rPr>
           <w:rFonts w:ascii="Times New Roman" w:hAnsi="Times New Roman"/>
+        </w:rPr>
+      </w:pPr>
+      <w:r>
+        <w:rPr>
+          <w:rFonts w:ascii="Times New Roman" w:hAnsi="Times New Roman"/>
           <w:b/>
           <w:bCs/>
           <w:i w:val="false"/>
@@ -2335,24 +2687,11 @@
           <w:szCs w:val="24"/>
           <w:lang w:val="es-CO" w:bidi="ar-SA"/>
         </w:rPr>
-      </w:pPr>
-      <w:r>
-        <w:rPr>
-          <w:b/>
-          <w:bCs/>
-          <w:i w:val="false"/>
-          <w:caps w:val="false"/>
-          <w:smallCaps w:val="false"/>
-          <w:color w:val="000000"/>
-          <w:spacing w:val="0"/>
-          <w:sz w:val="24"/>
-          <w:szCs w:val="24"/>
-          <w:lang w:val="es-CO" w:bidi="ar-SA"/>
-        </w:rPr>
         <w:t xml:space="preserve">Desarrollador (Andrés Luengas): </w:t>
       </w:r>
       <w:r>
         <w:rPr>
+          <w:rFonts w:ascii="Times New Roman" w:hAnsi="Times New Roman"/>
           <w:b w:val="false"/>
           <w:bCs w:val="false"/>
           <w:i w:val="false"/>
@@ -2377,8 +2716,13 @@
         <w:jc w:val="both"/>
         <w:rPr>
           <w:rFonts w:ascii="Times New Roman" w:hAnsi="Times New Roman"/>
-          <w:b w:val="false"/>
-          <w:bCs w:val="false"/>
+        </w:rPr>
+      </w:pPr>
+      <w:r>
+        <w:rPr>
+          <w:rFonts w:ascii="Times New Roman" w:hAnsi="Times New Roman"/>
+          <w:b/>
+          <w:bCs/>
           <w:i w:val="false"/>
           <w:caps w:val="false"/>
           <w:smallCaps w:val="false"/>
@@ -2388,11 +2732,13 @@
           <w:szCs w:val="24"/>
           <w:lang w:val="es-CO" w:bidi="ar-SA"/>
         </w:rPr>
-      </w:pPr>
-      <w:r>
-        <w:rPr>
-          <w:b/>
-          <w:bCs/>
+        <w:t>Diseñador UX/UI</w:t>
+      </w:r>
+      <w:r>
+        <w:rPr>
+          <w:rFonts w:ascii="Times New Roman" w:hAnsi="Times New Roman"/>
+          <w:b w:val="false"/>
+          <w:bCs w:val="false"/>
           <w:i w:val="false"/>
           <w:caps w:val="false"/>
           <w:smallCaps w:val="false"/>
@@ -2402,12 +2748,13 @@
           <w:szCs w:val="24"/>
           <w:lang w:val="es-CO" w:bidi="ar-SA"/>
         </w:rPr>
-        <w:t>Diseñador UX/UI</w:t>
-      </w:r>
-      <w:r>
-        <w:rPr>
-          <w:b w:val="false"/>
-          <w:bCs w:val="false"/>
+        <w:t xml:space="preserve"> </w:t>
+      </w:r>
+      <w:r>
+        <w:rPr>
+          <w:rFonts w:ascii="Times New Roman" w:hAnsi="Times New Roman"/>
+          <w:b/>
+          <w:bCs/>
           <w:i w:val="false"/>
           <w:caps w:val="false"/>
           <w:smallCaps w:val="false"/>
@@ -2417,25 +2764,11 @@
           <w:szCs w:val="24"/>
           <w:lang w:val="es-CO" w:bidi="ar-SA"/>
         </w:rPr>
-        <w:t xml:space="preserve"> </w:t>
-      </w:r>
-      <w:r>
-        <w:rPr>
-          <w:b/>
-          <w:bCs/>
-          <w:i w:val="false"/>
-          <w:caps w:val="false"/>
-          <w:smallCaps w:val="false"/>
-          <w:color w:val="000000"/>
-          <w:spacing w:val="0"/>
-          <w:sz w:val="24"/>
-          <w:szCs w:val="24"/>
-          <w:lang w:val="es-CO" w:bidi="ar-SA"/>
-        </w:rPr>
         <w:t xml:space="preserve">(Andrés Luengas): </w:t>
       </w:r>
       <w:r>
         <w:rPr>
+          <w:rFonts w:ascii="Times New Roman" w:hAnsi="Times New Roman"/>
           <w:b w:val="false"/>
           <w:bCs w:val="false"/>
           <w:i w:val="false"/>
@@ -2461,8 +2794,13 @@
         <w:jc w:val="both"/>
         <w:rPr>
           <w:rFonts w:ascii="Times New Roman" w:hAnsi="Times New Roman"/>
-          <w:b w:val="false"/>
-          <w:bCs w:val="false"/>
+        </w:rPr>
+      </w:pPr>
+      <w:r>
+        <w:rPr>
+          <w:rFonts w:ascii="Times New Roman" w:hAnsi="Times New Roman"/>
+          <w:b/>
+          <w:bCs/>
           <w:i w:val="false"/>
           <w:iCs w:val="false"/>
           <w:caps w:val="false"/>
@@ -2473,11 +2811,13 @@
           <w:szCs w:val="24"/>
           <w:lang w:val="es-CO" w:bidi="ar-SA"/>
         </w:rPr>
-      </w:pPr>
-      <w:r>
-        <w:rPr>
-          <w:b/>
-          <w:bCs/>
+        <w:t xml:space="preserve">Investigador (Alejandro Rodríguez): </w:t>
+      </w:r>
+      <w:r>
+        <w:rPr>
+          <w:rFonts w:ascii="Times New Roman" w:hAnsi="Times New Roman"/>
+          <w:b w:val="false"/>
+          <w:bCs w:val="false"/>
           <w:i w:val="false"/>
           <w:iCs w:val="false"/>
           <w:caps w:val="false"/>
@@ -2488,22 +2828,6 @@
           <w:szCs w:val="24"/>
           <w:lang w:val="es-CO" w:bidi="ar-SA"/>
         </w:rPr>
-        <w:t xml:space="preserve">Investigador (Alejandro Rodríguez): </w:t>
-      </w:r>
-      <w:r>
-        <w:rPr>
-          <w:b w:val="false"/>
-          <w:bCs w:val="false"/>
-          <w:i w:val="false"/>
-          <w:iCs w:val="false"/>
-          <w:caps w:val="false"/>
-          <w:smallCaps w:val="false"/>
-          <w:color w:val="000000"/>
-          <w:spacing w:val="0"/>
-          <w:sz w:val="24"/>
-          <w:szCs w:val="24"/>
-          <w:lang w:val="es-CO" w:bidi="ar-SA"/>
-        </w:rPr>
         <w:t>Es el responsable del análisis de necesidad de los usuarios y la recolección de información.</w:t>
       </w:r>
     </w:p>
@@ -2527,6 +2851,7 @@
       </w:pPr>
       <w:r>
         <w:rPr>
+          <w:rFonts w:ascii="Times New Roman" w:hAnsi="Times New Roman"/>
           <w:b/>
           <w:bCs/>
           <w:i w:val="false"/>
@@ -2546,862 +2871,20 @@
         <w:ind w:hanging="0"/>
         <w:jc w:val="center"/>
         <w:rPr>
-          <w:lang w:val="es-CO" w:bidi="ar-SA"/>
-        </w:rPr>
-      </w:pPr>
-      <w:r>
-        <w:rPr>
-          <w:b/>
-          <w:bCs/>
-          <w:lang w:val="es-CO" w:bidi="ar-SA"/>
-        </w:rPr>
-        <w:t xml:space="preserve">2. Ciclo de Vida del Desarrollo de Software (CVDS) </w:t>
-      </w:r>
-    </w:p>
-    <w:p>
-      <w:pPr>
-        <w:pStyle w:val="BodyText"/>
-        <w:jc w:val="both"/>
-        <w:rPr>
-          <w:lang w:val="es-CO" w:bidi="ar-SA"/>
-        </w:rPr>
-      </w:pPr>
-      <w:r>
-        <w:rPr>
-          <w:rFonts w:eastAsia="Times New Roman" w:cs="Times New Roman"/>
-          <w:b w:val="false"/>
-          <w:bCs w:val="false"/>
-          <w:color w:val="000000"/>
-          <w:kern w:val="0"/>
-          <w:sz w:val="24"/>
-          <w:szCs w:val="24"/>
-          <w:shd w:fill="FFFFFF" w:val="clear"/>
-          <w:lang w:val="es-CO" w:eastAsia="en-US" w:bidi="ar-SA"/>
-        </w:rPr>
-        <w:br/>
-      </w:r>
-    </w:p>
-    <w:p>
-      <w:pPr>
-        <w:pStyle w:val="BodyText"/>
-        <w:jc w:val="both"/>
-        <w:rPr>
-          <w:rFonts w:eastAsia="Times New Roman" w:cs="Times New Roman"/>
-          <w:b w:val="false"/>
-          <w:bCs w:val="false"/>
-          <w:color w:val="000000"/>
-          <w:kern w:val="0"/>
-          <w:sz w:val="24"/>
-          <w:szCs w:val="24"/>
-          <w:shd w:fill="FFFFFF" w:val="clear"/>
-          <w:lang w:val="es-CO" w:eastAsia="en-US" w:bidi="ar-SA"/>
-        </w:rPr>
-      </w:pPr>
-      <w:r>
-        <w:rPr>
-          <w:rFonts w:eastAsia="Times New Roman" w:cs="Times New Roman"/>
-          <w:b w:val="false"/>
-          <w:bCs w:val="false"/>
-          <w:color w:val="000000"/>
-          <w:kern w:val="0"/>
-          <w:sz w:val="24"/>
-          <w:szCs w:val="24"/>
-          <w:shd w:fill="FFFFFF" w:val="clear"/>
-          <w:lang w:val="es-CO" w:eastAsia="en-US" w:bidi="ar-SA"/>
-        </w:rPr>
-      </w:r>
-    </w:p>
-    <w:p>
-      <w:pPr>
-        <w:pStyle w:val="BodyText"/>
-        <w:jc w:val="both"/>
-        <w:rPr>
-          <w:rFonts w:eastAsia="Times New Roman" w:cs="Times New Roman"/>
-          <w:b w:val="false"/>
-          <w:bCs w:val="false"/>
-          <w:color w:val="000000"/>
-          <w:kern w:val="0"/>
-          <w:sz w:val="24"/>
-          <w:szCs w:val="24"/>
-          <w:shd w:fill="FFFFFF" w:val="clear"/>
-          <w:lang w:val="es-CO" w:eastAsia="en-US" w:bidi="ar-SA"/>
-        </w:rPr>
-      </w:pPr>
-      <w:r>
-        <w:rPr>
-          <w:rFonts w:eastAsia="Times New Roman" w:cs="Times New Roman"/>
-          <w:b w:val="false"/>
-          <w:bCs w:val="false"/>
-          <w:color w:val="000000"/>
-          <w:kern w:val="0"/>
-          <w:sz w:val="24"/>
-          <w:szCs w:val="24"/>
-          <w:shd w:fill="FFFFFF" w:val="clear"/>
-          <w:lang w:val="es-CO" w:eastAsia="en-US" w:bidi="ar-SA"/>
-        </w:rPr>
-      </w:r>
-    </w:p>
-    <w:p>
-      <w:pPr>
-        <w:pStyle w:val="BodyText"/>
-        <w:jc w:val="both"/>
-        <w:rPr>
-          <w:rFonts w:eastAsia="Times New Roman" w:cs="Times New Roman"/>
-          <w:b w:val="false"/>
-          <w:bCs w:val="false"/>
-          <w:color w:val="000000"/>
-          <w:kern w:val="0"/>
-          <w:sz w:val="24"/>
-          <w:szCs w:val="24"/>
-          <w:shd w:fill="FFFFFF" w:val="clear"/>
-          <w:lang w:val="es-CO" w:eastAsia="en-US" w:bidi="ar-SA"/>
-        </w:rPr>
-      </w:pPr>
-      <w:r>
-        <w:rPr>
-          <w:rFonts w:eastAsia="Times New Roman" w:cs="Times New Roman"/>
-          <w:b w:val="false"/>
-          <w:bCs w:val="false"/>
-          <w:color w:val="000000"/>
-          <w:kern w:val="0"/>
-          <w:sz w:val="24"/>
-          <w:szCs w:val="24"/>
-          <w:shd w:fill="FFFFFF" w:val="clear"/>
-          <w:lang w:val="es-CO" w:eastAsia="en-US" w:bidi="ar-SA"/>
-        </w:rPr>
-      </w:r>
-    </w:p>
-    <w:p>
-      <w:pPr>
-        <w:pStyle w:val="BodyText"/>
-        <w:jc w:val="both"/>
-        <w:rPr>
-          <w:rFonts w:eastAsia="Times New Roman" w:cs="Times New Roman"/>
-          <w:b w:val="false"/>
-          <w:bCs w:val="false"/>
-          <w:color w:val="000000"/>
-          <w:kern w:val="0"/>
-          <w:sz w:val="24"/>
-          <w:szCs w:val="24"/>
-          <w:shd w:fill="FFFFFF" w:val="clear"/>
-          <w:lang w:val="es-CO" w:eastAsia="en-US" w:bidi="ar-SA"/>
-        </w:rPr>
-      </w:pPr>
-      <w:r>
-        <w:rPr>
-          <w:rFonts w:eastAsia="Times New Roman" w:cs="Times New Roman"/>
-          <w:b w:val="false"/>
-          <w:bCs w:val="false"/>
-          <w:color w:val="000000"/>
-          <w:kern w:val="0"/>
-          <w:sz w:val="24"/>
-          <w:szCs w:val="24"/>
-          <w:shd w:fill="FFFFFF" w:val="clear"/>
-          <w:lang w:val="es-CO" w:eastAsia="en-US" w:bidi="ar-SA"/>
-        </w:rPr>
-      </w:r>
-    </w:p>
-    <w:p>
-      <w:pPr>
-        <w:pStyle w:val="BodyText"/>
-        <w:jc w:val="both"/>
-        <w:rPr>
-          <w:rFonts w:eastAsia="Times New Roman" w:cs="Times New Roman"/>
-          <w:b w:val="false"/>
-          <w:bCs w:val="false"/>
-          <w:color w:val="000000"/>
-          <w:kern w:val="0"/>
-          <w:sz w:val="24"/>
-          <w:szCs w:val="24"/>
-          <w:shd w:fill="FFFFFF" w:val="clear"/>
-          <w:lang w:val="es-CO" w:eastAsia="en-US" w:bidi="ar-SA"/>
-        </w:rPr>
-      </w:pPr>
-      <w:r>
-        <w:rPr>
-          <w:rFonts w:eastAsia="Times New Roman" w:cs="Times New Roman"/>
-          <w:b w:val="false"/>
-          <w:bCs w:val="false"/>
-          <w:color w:val="000000"/>
-          <w:kern w:val="0"/>
-          <w:sz w:val="24"/>
-          <w:szCs w:val="24"/>
-          <w:shd w:fill="FFFFFF" w:val="clear"/>
-          <w:lang w:val="es-CO" w:eastAsia="en-US" w:bidi="ar-SA"/>
-        </w:rPr>
-      </w:r>
-    </w:p>
-    <w:p>
-      <w:pPr>
-        <w:pStyle w:val="BodyText"/>
-        <w:jc w:val="both"/>
-        <w:rPr>
-          <w:rFonts w:eastAsia="Times New Roman" w:cs="Times New Roman"/>
-          <w:b w:val="false"/>
-          <w:bCs w:val="false"/>
-          <w:color w:val="000000"/>
-          <w:kern w:val="0"/>
-          <w:sz w:val="24"/>
-          <w:szCs w:val="24"/>
-          <w:shd w:fill="FFFFFF" w:val="clear"/>
-          <w:lang w:val="es-CO" w:eastAsia="en-US" w:bidi="ar-SA"/>
-        </w:rPr>
-      </w:pPr>
-      <w:r>
-        <w:rPr>
-          <w:rFonts w:eastAsia="Times New Roman" w:cs="Times New Roman"/>
-          <w:b w:val="false"/>
-          <w:bCs w:val="false"/>
-          <w:color w:val="000000"/>
-          <w:kern w:val="0"/>
-          <w:sz w:val="24"/>
-          <w:szCs w:val="24"/>
-          <w:shd w:fill="FFFFFF" w:val="clear"/>
-          <w:lang w:val="es-CO" w:eastAsia="en-US" w:bidi="ar-SA"/>
-        </w:rPr>
-      </w:r>
-    </w:p>
-    <w:p>
-      <w:pPr>
-        <w:pStyle w:val="BodyText"/>
-        <w:jc w:val="both"/>
-        <w:rPr>
-          <w:rFonts w:eastAsia="Times New Roman" w:cs="Times New Roman"/>
-          <w:b w:val="false"/>
-          <w:bCs w:val="false"/>
-          <w:color w:val="000000"/>
-          <w:kern w:val="0"/>
-          <w:sz w:val="24"/>
-          <w:szCs w:val="24"/>
-          <w:shd w:fill="FFFFFF" w:val="clear"/>
-          <w:lang w:val="es-CO" w:eastAsia="en-US" w:bidi="ar-SA"/>
-        </w:rPr>
-      </w:pPr>
-      <w:r>
-        <w:rPr>
-          <w:rFonts w:eastAsia="Times New Roman" w:cs="Times New Roman"/>
-          <w:b w:val="false"/>
-          <w:bCs w:val="false"/>
-          <w:color w:val="000000"/>
-          <w:kern w:val="0"/>
-          <w:sz w:val="24"/>
-          <w:szCs w:val="24"/>
-          <w:shd w:fill="FFFFFF" w:val="clear"/>
-          <w:lang w:val="es-CO" w:eastAsia="en-US" w:bidi="ar-SA"/>
-        </w:rPr>
-      </w:r>
-    </w:p>
-    <w:p>
-      <w:pPr>
-        <w:pStyle w:val="BodyText"/>
-        <w:jc w:val="both"/>
-        <w:rPr>
-          <w:rFonts w:eastAsia="Times New Roman" w:cs="Times New Roman"/>
-          <w:b w:val="false"/>
-          <w:bCs w:val="false"/>
-          <w:color w:val="000000"/>
-          <w:kern w:val="0"/>
-          <w:sz w:val="24"/>
-          <w:szCs w:val="24"/>
-          <w:shd w:fill="FFFFFF" w:val="clear"/>
-          <w:lang w:val="es-CO" w:eastAsia="en-US" w:bidi="ar-SA"/>
-        </w:rPr>
-      </w:pPr>
-      <w:r>
-        <w:rPr>
-          <w:rFonts w:eastAsia="Times New Roman" w:cs="Times New Roman"/>
-          <w:b w:val="false"/>
-          <w:bCs w:val="false"/>
-          <w:color w:val="000000"/>
-          <w:kern w:val="0"/>
-          <w:sz w:val="24"/>
-          <w:szCs w:val="24"/>
-          <w:shd w:fill="FFFFFF" w:val="clear"/>
-          <w:lang w:val="es-CO" w:eastAsia="en-US" w:bidi="ar-SA"/>
-        </w:rPr>
-      </w:r>
-    </w:p>
-    <w:p>
-      <w:pPr>
-        <w:pStyle w:val="BodyText"/>
-        <w:jc w:val="both"/>
-        <w:rPr>
-          <w:rFonts w:eastAsia="Times New Roman" w:cs="Times New Roman"/>
-          <w:b w:val="false"/>
-          <w:bCs w:val="false"/>
-          <w:color w:val="000000"/>
-          <w:kern w:val="0"/>
-          <w:sz w:val="24"/>
-          <w:szCs w:val="24"/>
-          <w:shd w:fill="FFFFFF" w:val="clear"/>
-          <w:lang w:val="es-CO" w:eastAsia="en-US" w:bidi="ar-SA"/>
-        </w:rPr>
-      </w:pPr>
-      <w:r>
-        <w:rPr>
-          <w:rFonts w:eastAsia="Times New Roman" w:cs="Times New Roman"/>
-          <w:b w:val="false"/>
-          <w:bCs w:val="false"/>
-          <w:color w:val="000000"/>
-          <w:kern w:val="0"/>
-          <w:sz w:val="24"/>
-          <w:szCs w:val="24"/>
-          <w:shd w:fill="FFFFFF" w:val="clear"/>
-          <w:lang w:val="es-CO" w:eastAsia="en-US" w:bidi="ar-SA"/>
-        </w:rPr>
-      </w:r>
-    </w:p>
-    <w:p>
-      <w:pPr>
-        <w:pStyle w:val="BodyText"/>
-        <w:jc w:val="both"/>
-        <w:rPr>
-          <w:rFonts w:eastAsia="Times New Roman" w:cs="Times New Roman"/>
-          <w:b w:val="false"/>
-          <w:bCs w:val="false"/>
-          <w:color w:val="000000"/>
-          <w:kern w:val="0"/>
-          <w:sz w:val="24"/>
-          <w:szCs w:val="24"/>
-          <w:shd w:fill="FFFFFF" w:val="clear"/>
-          <w:lang w:val="es-CO" w:eastAsia="en-US" w:bidi="ar-SA"/>
-        </w:rPr>
-      </w:pPr>
-      <w:r>
-        <w:rPr>
-          <w:rFonts w:eastAsia="Times New Roman" w:cs="Times New Roman"/>
-          <w:b w:val="false"/>
-          <w:bCs w:val="false"/>
-          <w:color w:val="000000"/>
-          <w:kern w:val="0"/>
-          <w:sz w:val="24"/>
-          <w:szCs w:val="24"/>
-          <w:shd w:fill="FFFFFF" w:val="clear"/>
-          <w:lang w:val="es-CO" w:eastAsia="en-US" w:bidi="ar-SA"/>
-        </w:rPr>
-      </w:r>
-    </w:p>
-    <w:p>
-      <w:pPr>
-        <w:pStyle w:val="BodyText"/>
-        <w:jc w:val="both"/>
-        <w:rPr>
-          <w:rFonts w:eastAsia="Times New Roman" w:cs="Times New Roman"/>
-          <w:b w:val="false"/>
-          <w:bCs w:val="false"/>
-          <w:color w:val="000000"/>
-          <w:kern w:val="0"/>
-          <w:sz w:val="24"/>
-          <w:szCs w:val="24"/>
-          <w:shd w:fill="FFFFFF" w:val="clear"/>
-          <w:lang w:val="es-CO" w:eastAsia="en-US" w:bidi="ar-SA"/>
-        </w:rPr>
-      </w:pPr>
-      <w:r>
-        <w:rPr>
-          <w:rFonts w:eastAsia="Times New Roman" w:cs="Times New Roman"/>
-          <w:b w:val="false"/>
-          <w:bCs w:val="false"/>
-          <w:color w:val="000000"/>
-          <w:kern w:val="0"/>
-          <w:sz w:val="24"/>
-          <w:szCs w:val="24"/>
-          <w:shd w:fill="FFFFFF" w:val="clear"/>
-          <w:lang w:val="es-CO" w:eastAsia="en-US" w:bidi="ar-SA"/>
-        </w:rPr>
-      </w:r>
-    </w:p>
-    <w:p>
-      <w:pPr>
-        <w:pStyle w:val="BodyText"/>
-        <w:jc w:val="both"/>
-        <w:rPr>
-          <w:rFonts w:eastAsia="Times New Roman" w:cs="Times New Roman"/>
-          <w:b w:val="false"/>
-          <w:bCs w:val="false"/>
-          <w:color w:val="000000"/>
-          <w:kern w:val="0"/>
-          <w:sz w:val="24"/>
-          <w:szCs w:val="24"/>
-          <w:shd w:fill="FFFFFF" w:val="clear"/>
-          <w:lang w:val="es-CO" w:eastAsia="en-US" w:bidi="ar-SA"/>
-        </w:rPr>
-      </w:pPr>
-      <w:r>
-        <w:rPr>
-          <w:rFonts w:eastAsia="Times New Roman" w:cs="Times New Roman"/>
-          <w:b w:val="false"/>
-          <w:bCs w:val="false"/>
-          <w:color w:val="000000"/>
-          <w:kern w:val="0"/>
-          <w:sz w:val="24"/>
-          <w:szCs w:val="24"/>
-          <w:shd w:fill="FFFFFF" w:val="clear"/>
-          <w:lang w:val="es-CO" w:eastAsia="en-US" w:bidi="ar-SA"/>
-        </w:rPr>
-      </w:r>
-    </w:p>
-    <w:p>
-      <w:pPr>
-        <w:pStyle w:val="BodyText"/>
-        <w:ind w:hanging="0"/>
-        <w:jc w:val="center"/>
-        <w:rPr>
-          <w:lang w:val="es-CO" w:bidi="ar-SA"/>
-        </w:rPr>
-      </w:pPr>
-      <w:r>
-        <w:rPr>
-          <w:b/>
-          <w:bCs/>
-          <w:lang w:val="es-CO" w:bidi="ar-SA"/>
-        </w:rPr>
-        <w:t>3. Metodología ágil de desarrollo</w:t>
-      </w:r>
-    </w:p>
-    <w:p>
-      <w:pPr>
-        <w:pStyle w:val="BodyText"/>
-        <w:ind w:hanging="0"/>
-        <w:jc w:val="both"/>
-        <w:rPr>
-          <w:b/>
-          <w:bCs/>
-          <w:lang w:val="es-CO" w:bidi="ar-SA"/>
-        </w:rPr>
-      </w:pPr>
-      <w:r>
-        <w:rPr>
-          <w:b/>
-          <w:bCs/>
-          <w:lang w:val="es-CO" w:bidi="ar-SA"/>
-        </w:rPr>
-      </w:r>
-    </w:p>
-    <w:p>
-      <w:pPr>
-        <w:pStyle w:val="BodyText"/>
-        <w:ind w:hanging="0"/>
-        <w:jc w:val="both"/>
-        <w:rPr>
-          <w:b w:val="false"/>
-          <w:bCs w:val="false"/>
-          <w:lang w:val="es-CO" w:bidi="ar-SA"/>
-        </w:rPr>
-      </w:pPr>
-      <w:r>
-        <w:rPr>
-          <w:b w:val="false"/>
-          <w:bCs w:val="false"/>
-          <w:lang w:val="es-CO" w:bidi="ar-SA"/>
-        </w:rPr>
-      </w:r>
-    </w:p>
-    <w:p>
-      <w:pPr>
-        <w:pStyle w:val="BodyText"/>
-        <w:ind w:hanging="0"/>
-        <w:jc w:val="center"/>
-        <w:rPr>
-          <w:lang w:val="es-CO" w:bidi="ar-SA"/>
-        </w:rPr>
-      </w:pPr>
-      <w:r>
-        <w:rPr>
-          <w:lang w:val="es-CO" w:bidi="ar-SA"/>
-        </w:rPr>
-      </w:r>
-    </w:p>
-    <w:p>
-      <w:pPr>
-        <w:pStyle w:val="BodyText"/>
-        <w:ind w:hanging="0"/>
-        <w:jc w:val="center"/>
-        <w:rPr>
-          <w:lang w:val="es-CO" w:bidi="ar-SA"/>
-        </w:rPr>
-      </w:pPr>
-      <w:r>
-        <w:rPr>
-          <w:lang w:val="es-CO" w:bidi="ar-SA"/>
-        </w:rPr>
-      </w:r>
-    </w:p>
-    <w:p>
-      <w:pPr>
-        <w:pStyle w:val="BodyText"/>
-        <w:ind w:hanging="0"/>
-        <w:jc w:val="center"/>
-        <w:rPr>
-          <w:lang w:val="es-CO" w:bidi="ar-SA"/>
-        </w:rPr>
-      </w:pPr>
-      <w:r>
-        <w:rPr>
-          <w:lang w:val="es-CO" w:bidi="ar-SA"/>
-        </w:rPr>
-      </w:r>
-    </w:p>
-    <w:p>
-      <w:pPr>
-        <w:pStyle w:val="BodyText"/>
-        <w:ind w:hanging="0"/>
-        <w:jc w:val="center"/>
-        <w:rPr>
-          <w:lang w:val="es-CO" w:bidi="ar-SA"/>
-        </w:rPr>
-      </w:pPr>
-      <w:r>
-        <w:rPr>
-          <w:lang w:val="es-CO" w:bidi="ar-SA"/>
-        </w:rPr>
-      </w:r>
-    </w:p>
-    <w:p>
-      <w:pPr>
-        <w:pStyle w:val="BodyText"/>
-        <w:ind w:hanging="0"/>
-        <w:jc w:val="center"/>
-        <w:rPr>
-          <w:lang w:val="es-CO" w:bidi="ar-SA"/>
-        </w:rPr>
-      </w:pPr>
-      <w:r>
-        <w:rPr>
-          <w:lang w:val="es-CO" w:bidi="ar-SA"/>
-        </w:rPr>
-      </w:r>
-    </w:p>
-    <w:p>
-      <w:pPr>
-        <w:pStyle w:val="BodyText"/>
-        <w:ind w:hanging="0"/>
-        <w:jc w:val="center"/>
-        <w:rPr>
-          <w:lang w:val="es-CO" w:bidi="ar-SA"/>
-        </w:rPr>
-      </w:pPr>
-      <w:r>
-        <w:rPr>
-          <w:lang w:val="es-CO" w:bidi="ar-SA"/>
-        </w:rPr>
-      </w:r>
-    </w:p>
-    <w:p>
-      <w:pPr>
-        <w:pStyle w:val="BodyText"/>
-        <w:ind w:hanging="0"/>
-        <w:jc w:val="center"/>
-        <w:rPr>
-          <w:lang w:val="es-CO" w:bidi="ar-SA"/>
-        </w:rPr>
-      </w:pPr>
-      <w:r>
-        <w:rPr>
-          <w:lang w:val="es-CO" w:bidi="ar-SA"/>
-        </w:rPr>
-      </w:r>
-    </w:p>
-    <w:p>
-      <w:pPr>
-        <w:pStyle w:val="BodyText"/>
-        <w:ind w:hanging="0"/>
-        <w:jc w:val="center"/>
-        <w:rPr>
-          <w:lang w:val="es-CO" w:bidi="ar-SA"/>
-        </w:rPr>
-      </w:pPr>
-      <w:r>
-        <w:rPr>
-          <w:lang w:val="es-CO" w:bidi="ar-SA"/>
-        </w:rPr>
-      </w:r>
-    </w:p>
-    <w:p>
-      <w:pPr>
-        <w:pStyle w:val="BodyText"/>
-        <w:ind w:hanging="0"/>
-        <w:jc w:val="center"/>
-        <w:rPr>
-          <w:lang w:val="es-CO" w:bidi="ar-SA"/>
-        </w:rPr>
-      </w:pPr>
-      <w:r>
-        <w:rPr>
-          <w:lang w:val="es-CO" w:bidi="ar-SA"/>
-        </w:rPr>
-      </w:r>
-    </w:p>
-    <w:p>
-      <w:pPr>
-        <w:pStyle w:val="BodyText"/>
-        <w:ind w:hanging="0"/>
-        <w:jc w:val="center"/>
-        <w:rPr>
-          <w:lang w:val="es-CO" w:bidi="ar-SA"/>
-        </w:rPr>
-      </w:pPr>
-      <w:r>
-        <w:rPr>
-          <w:lang w:val="es-CO" w:bidi="ar-SA"/>
-        </w:rPr>
-      </w:r>
-    </w:p>
-    <w:p>
-      <w:pPr>
-        <w:pStyle w:val="BodyText"/>
-        <w:ind w:hanging="0"/>
-        <w:jc w:val="center"/>
-        <w:rPr>
-          <w:lang w:val="es-CO" w:bidi="ar-SA"/>
-        </w:rPr>
-      </w:pPr>
-      <w:r>
-        <w:rPr>
-          <w:lang w:val="es-CO" w:bidi="ar-SA"/>
-        </w:rPr>
-      </w:r>
-    </w:p>
-    <w:p>
-      <w:pPr>
-        <w:pStyle w:val="BodyText"/>
-        <w:ind w:hanging="0"/>
-        <w:jc w:val="center"/>
-        <w:rPr>
-          <w:lang w:val="es-CO" w:bidi="ar-SA"/>
-        </w:rPr>
-      </w:pPr>
-      <w:r>
-        <w:rPr>
-          <w:lang w:val="es-CO" w:bidi="ar-SA"/>
-        </w:rPr>
-      </w:r>
-    </w:p>
-    <w:p>
-      <w:pPr>
-        <w:pStyle w:val="BodyText"/>
-        <w:ind w:hanging="0"/>
-        <w:jc w:val="center"/>
-        <w:rPr>
-          <w:lang w:val="es-CO" w:bidi="ar-SA"/>
-        </w:rPr>
-      </w:pPr>
-      <w:r>
-        <w:rPr>
-          <w:lang w:val="es-CO" w:bidi="ar-SA"/>
-        </w:rPr>
-      </w:r>
-    </w:p>
-    <w:p>
-      <w:pPr>
-        <w:pStyle w:val="BodyText"/>
-        <w:ind w:hanging="0"/>
-        <w:jc w:val="center"/>
-        <w:rPr>
-          <w:lang w:val="es-CO" w:bidi="ar-SA"/>
-        </w:rPr>
-      </w:pPr>
-      <w:r>
-        <w:rPr>
-          <w:lang w:val="es-CO" w:bidi="ar-SA"/>
-        </w:rPr>
-      </w:r>
-    </w:p>
-    <w:p>
-      <w:pPr>
-        <w:pStyle w:val="BodyText"/>
-        <w:ind w:hanging="0"/>
-        <w:jc w:val="center"/>
-        <w:rPr>
-          <w:lang w:val="es-CO" w:bidi="ar-SA"/>
-        </w:rPr>
-      </w:pPr>
-      <w:r>
-        <w:rPr>
-          <w:lang w:val="es-CO" w:bidi="ar-SA"/>
-        </w:rPr>
-      </w:r>
-    </w:p>
-    <w:p>
-      <w:pPr>
-        <w:pStyle w:val="BodyText"/>
-        <w:ind w:hanging="0"/>
-        <w:jc w:val="center"/>
-        <w:rPr>
-          <w:lang w:val="es-CO" w:bidi="ar-SA"/>
-        </w:rPr>
-      </w:pPr>
-      <w:r>
-        <w:rPr>
-          <w:lang w:val="es-CO" w:bidi="ar-SA"/>
-        </w:rPr>
-      </w:r>
-    </w:p>
-    <w:p>
-      <w:pPr>
-        <w:pStyle w:val="BodyText"/>
-        <w:ind w:hanging="0"/>
-        <w:jc w:val="center"/>
-        <w:rPr>
-          <w:lang w:val="es-CO" w:bidi="ar-SA"/>
-        </w:rPr>
-      </w:pPr>
-      <w:r>
-        <w:rPr>
-          <w:lang w:val="es-CO" w:bidi="ar-SA"/>
-        </w:rPr>
-      </w:r>
-    </w:p>
-    <w:p>
-      <w:pPr>
-        <w:pStyle w:val="BodyText"/>
-        <w:ind w:hanging="0"/>
-        <w:jc w:val="center"/>
-        <w:rPr>
-          <w:lang w:val="es-CO" w:bidi="ar-SA"/>
-        </w:rPr>
-      </w:pPr>
-      <w:r>
-        <w:rPr>
-          <w:lang w:val="es-CO" w:bidi="ar-SA"/>
-        </w:rPr>
-      </w:r>
-    </w:p>
-    <w:p>
-      <w:pPr>
-        <w:pStyle w:val="BodyText"/>
-        <w:ind w:hanging="0"/>
-        <w:jc w:val="center"/>
-        <w:rPr>
-          <w:lang w:val="es-CO" w:bidi="ar-SA"/>
-        </w:rPr>
-      </w:pPr>
-      <w:r>
-        <w:rPr>
-          <w:lang w:val="es-CO" w:bidi="ar-SA"/>
-        </w:rPr>
-      </w:r>
-    </w:p>
-    <w:p>
-      <w:pPr>
-        <w:pStyle w:val="BodyText"/>
-        <w:ind w:hanging="0"/>
-        <w:jc w:val="center"/>
-        <w:rPr>
-          <w:lang w:val="es-CO" w:bidi="ar-SA"/>
-        </w:rPr>
-      </w:pPr>
-      <w:r>
-        <w:rPr>
-          <w:lang w:val="es-CO" w:bidi="ar-SA"/>
-        </w:rPr>
-      </w:r>
-    </w:p>
-    <w:p>
-      <w:pPr>
-        <w:pStyle w:val="BodyText"/>
-        <w:ind w:hanging="0"/>
-        <w:jc w:val="center"/>
-        <w:rPr>
-          <w:lang w:val="es-CO" w:bidi="ar-SA"/>
-        </w:rPr>
-      </w:pPr>
-      <w:r>
-        <w:rPr>
-          <w:lang w:val="es-CO" w:bidi="ar-SA"/>
-        </w:rPr>
-      </w:r>
-    </w:p>
-    <w:p>
-      <w:pPr>
-        <w:pStyle w:val="BodyText"/>
-        <w:ind w:hanging="0"/>
-        <w:jc w:val="center"/>
-        <w:rPr>
-          <w:lang w:val="es-CO" w:bidi="ar-SA"/>
-        </w:rPr>
-      </w:pPr>
-      <w:r>
-        <w:rPr>
-          <w:lang w:val="es-CO" w:bidi="ar-SA"/>
-        </w:rPr>
-      </w:r>
-    </w:p>
-    <w:p>
-      <w:pPr>
-        <w:pStyle w:val="BodyText"/>
-        <w:ind w:hanging="0"/>
-        <w:jc w:val="center"/>
-        <w:rPr>
-          <w:lang w:val="es-CO" w:bidi="ar-SA"/>
-        </w:rPr>
-      </w:pPr>
-      <w:r>
-        <w:rPr>
-          <w:lang w:val="es-CO" w:bidi="ar-SA"/>
-        </w:rPr>
-      </w:r>
-    </w:p>
-    <w:p>
-      <w:pPr>
-        <w:pStyle w:val="BodyText"/>
-        <w:ind w:hanging="0"/>
-        <w:jc w:val="center"/>
-        <w:rPr>
-          <w:lang w:val="es-CO" w:bidi="ar-SA"/>
-        </w:rPr>
-      </w:pPr>
-      <w:r>
-        <w:rPr>
-          <w:lang w:val="es-CO" w:bidi="ar-SA"/>
-        </w:rPr>
-      </w:r>
-    </w:p>
-    <w:p>
-      <w:pPr>
-        <w:pStyle w:val="BodyText"/>
-        <w:ind w:hanging="0"/>
-        <w:jc w:val="center"/>
-        <w:rPr>
-          <w:lang w:val="es-CO" w:bidi="ar-SA"/>
-        </w:rPr>
-      </w:pPr>
-      <w:r>
-        <w:rPr>
-          <w:lang w:val="es-CO" w:bidi="ar-SA"/>
-        </w:rPr>
-      </w:r>
-    </w:p>
-    <w:p>
-      <w:pPr>
-        <w:pStyle w:val="BodyText"/>
-        <w:ind w:hanging="0"/>
-        <w:jc w:val="center"/>
-        <w:rPr>
-          <w:lang w:val="es-CO" w:bidi="ar-SA"/>
-        </w:rPr>
-      </w:pPr>
-      <w:r>
-        <w:rPr>
-          <w:lang w:val="es-CO" w:bidi="ar-SA"/>
-        </w:rPr>
-      </w:r>
-    </w:p>
-    <w:p>
-      <w:pPr>
-        <w:pStyle w:val="BodyText"/>
-        <w:ind w:hanging="0"/>
-        <w:jc w:val="center"/>
-        <w:rPr>
-          <w:lang w:val="es-CO" w:bidi="ar-SA"/>
-        </w:rPr>
-      </w:pPr>
-      <w:r>
-        <w:rPr>
-          <w:b/>
-          <w:bCs/>
-        </w:rPr>
-        <w:t>4. Design Thinking e investigación con usuarios</w:t>
+          <w:rFonts w:ascii="Times New Roman" w:hAnsi="Times New Roman"/>
+          <w:b/>
+          <w:bCs/>
+          <w:lang w:val="es-CO" w:bidi="ar-SA"/>
+        </w:rPr>
+      </w:pPr>
+      <w:r>
+        <w:rPr>
+          <w:rFonts w:ascii="Times New Roman" w:hAnsi="Times New Roman"/>
+          <w:b/>
+          <w:bCs/>
+          <w:lang w:val="es-CO" w:bidi="ar-SA"/>
+        </w:rPr>
+        <w:t>2. Ciclo de Vida del Desarrollo de Software (CVDS)</w:t>
       </w:r>
     </w:p>
     <w:p>
@@ -3412,436 +2895,40 @@
         <w:bidi w:val="0"/>
         <w:spacing w:lineRule="auto" w:line="240" w:before="360" w:after="240"/>
         <w:rPr>
-          <w:rFonts w:ascii="Times New Roman" w:hAnsi="Times New Roman" w:eastAsia="Times New Roman" w:cs="Times New Roman"/>
-          <w:b w:val="false"/>
-          <w:bCs w:val="false"/>
-          <w:vanish w:val="false"/>
-          <w:color w:val="auto"/>
-          <w:kern w:val="0"/>
-          <w:sz w:val="24"/>
+          <w:rFonts w:ascii="Times New Roman" w:hAnsi="Times New Roman"/>
+        </w:rPr>
+      </w:pPr>
+      <w:r>
+        <w:rPr>
+          <w:b/>
+          <w:bCs/>
+          <w:color w:val="auto"/>
           <w:szCs w:val="32"/>
-          <w:lang w:val="es-CO" w:eastAsia="en-US" w:bidi="ar-SA"/>
-        </w:rPr>
-      </w:pPr>
-      <w:r>
-        <w:rPr>
-          <w:rFonts w:eastAsia="Times New Roman" w:cs="Times New Roman"/>
-          <w:b w:val="false"/>
-          <w:bCs w:val="false"/>
-          <w:vanish w:val="false"/>
-          <w:color w:val="auto"/>
-          <w:kern w:val="0"/>
-          <w:sz w:val="24"/>
+        </w:rPr>
+        <w:t>2.</w:t>
+      </w:r>
+      <w:r>
+        <w:rPr>
+          <w:b/>
+          <w:bCs/>
+          <w:color w:val="auto"/>
           <w:szCs w:val="32"/>
-          <w:lang w:val="es-CO" w:eastAsia="en-US" w:bidi="ar-SA"/>
-        </w:rPr>
-      </w:r>
-    </w:p>
-    <w:p>
-      <w:pPr>
-        <w:pStyle w:val="BodyText"/>
-        <w:ind w:hanging="0"/>
-        <w:jc w:val="center"/>
-        <w:rPr>
-          <w:lang w:val="es-CO" w:bidi="ar-SA"/>
-        </w:rPr>
-      </w:pPr>
-      <w:r>
-        <w:rPr>
-          <w:lang w:val="es-CO" w:bidi="ar-SA"/>
-        </w:rPr>
-      </w:r>
-    </w:p>
-    <w:p>
-      <w:pPr>
-        <w:pStyle w:val="BodyText"/>
-        <w:ind w:hanging="0"/>
-        <w:jc w:val="center"/>
-        <w:rPr>
-          <w:lang w:val="es-CO" w:bidi="ar-SA"/>
-        </w:rPr>
-      </w:pPr>
-      <w:r>
-        <w:rPr>
-          <w:lang w:val="es-CO" w:bidi="ar-SA"/>
-        </w:rPr>
-      </w:r>
-    </w:p>
-    <w:p>
-      <w:pPr>
-        <w:pStyle w:val="BodyText"/>
-        <w:ind w:hanging="0"/>
-        <w:jc w:val="center"/>
-        <w:rPr>
-          <w:lang w:val="es-CO" w:bidi="ar-SA"/>
-        </w:rPr>
-      </w:pPr>
-      <w:r>
-        <w:rPr>
-          <w:lang w:val="es-CO" w:bidi="ar-SA"/>
-        </w:rPr>
-      </w:r>
-    </w:p>
-    <w:p>
-      <w:pPr>
-        <w:pStyle w:val="BodyText"/>
-        <w:ind w:hanging="0"/>
-        <w:jc w:val="center"/>
-        <w:rPr>
-          <w:lang w:val="es-CO" w:bidi="ar-SA"/>
-        </w:rPr>
-      </w:pPr>
-      <w:r>
-        <w:rPr>
-          <w:lang w:val="es-CO" w:bidi="ar-SA"/>
-        </w:rPr>
-      </w:r>
-    </w:p>
-    <w:p>
-      <w:pPr>
-        <w:pStyle w:val="BodyText"/>
-        <w:ind w:hanging="0"/>
-        <w:jc w:val="center"/>
-        <w:rPr>
-          <w:lang w:val="es-CO" w:bidi="ar-SA"/>
-        </w:rPr>
-      </w:pPr>
-      <w:r>
-        <w:rPr>
-          <w:lang w:val="es-CO" w:bidi="ar-SA"/>
-        </w:rPr>
-      </w:r>
-    </w:p>
-    <w:p>
-      <w:pPr>
-        <w:pStyle w:val="BodyText"/>
-        <w:ind w:hanging="0"/>
-        <w:jc w:val="center"/>
-        <w:rPr>
-          <w:lang w:val="es-CO" w:bidi="ar-SA"/>
-        </w:rPr>
-      </w:pPr>
-      <w:r>
-        <w:rPr>
-          <w:lang w:val="es-CO" w:bidi="ar-SA"/>
-        </w:rPr>
-      </w:r>
-    </w:p>
-    <w:p>
-      <w:pPr>
-        <w:pStyle w:val="BodyText"/>
-        <w:ind w:hanging="0"/>
-        <w:jc w:val="center"/>
-        <w:rPr>
-          <w:lang w:val="es-CO" w:bidi="ar-SA"/>
-        </w:rPr>
-      </w:pPr>
-      <w:r>
-        <w:rPr>
-          <w:lang w:val="es-CO" w:bidi="ar-SA"/>
-        </w:rPr>
-      </w:r>
-    </w:p>
-    <w:p>
-      <w:pPr>
-        <w:pStyle w:val="BodyText"/>
-        <w:ind w:hanging="0"/>
-        <w:jc w:val="center"/>
-        <w:rPr>
-          <w:lang w:val="es-CO" w:bidi="ar-SA"/>
-        </w:rPr>
-      </w:pPr>
-      <w:r>
-        <w:rPr>
-          <w:lang w:val="es-CO" w:bidi="ar-SA"/>
-        </w:rPr>
-      </w:r>
-    </w:p>
-    <w:p>
-      <w:pPr>
-        <w:pStyle w:val="BodyText"/>
-        <w:ind w:hanging="0"/>
-        <w:jc w:val="center"/>
-        <w:rPr>
-          <w:lang w:val="es-CO" w:bidi="ar-SA"/>
-        </w:rPr>
-      </w:pPr>
-      <w:r>
-        <w:rPr>
-          <w:lang w:val="es-CO" w:bidi="ar-SA"/>
-        </w:rPr>
-      </w:r>
-    </w:p>
-    <w:p>
-      <w:pPr>
-        <w:pStyle w:val="BodyText"/>
-        <w:ind w:hanging="0"/>
-        <w:jc w:val="center"/>
-        <w:rPr>
-          <w:lang w:val="es-CO" w:bidi="ar-SA"/>
-        </w:rPr>
-      </w:pPr>
-      <w:r>
-        <w:rPr>
-          <w:lang w:val="es-CO" w:bidi="ar-SA"/>
-        </w:rPr>
-      </w:r>
-    </w:p>
-    <w:p>
-      <w:pPr>
-        <w:pStyle w:val="BodyText"/>
-        <w:ind w:hanging="0"/>
-        <w:jc w:val="center"/>
-        <w:rPr>
-          <w:lang w:val="es-CO" w:bidi="ar-SA"/>
-        </w:rPr>
-      </w:pPr>
-      <w:r>
-        <w:rPr>
-          <w:lang w:val="es-CO" w:bidi="ar-SA"/>
-        </w:rPr>
-      </w:r>
-    </w:p>
-    <w:p>
-      <w:pPr>
-        <w:pStyle w:val="BodyText"/>
-        <w:ind w:hanging="0"/>
-        <w:jc w:val="center"/>
-        <w:rPr>
-          <w:lang w:val="es-CO" w:bidi="ar-SA"/>
-        </w:rPr>
-      </w:pPr>
-      <w:r>
-        <w:rPr>
-          <w:lang w:val="es-CO" w:bidi="ar-SA"/>
-        </w:rPr>
-      </w:r>
-    </w:p>
-    <w:p>
-      <w:pPr>
-        <w:pStyle w:val="BodyText"/>
-        <w:ind w:hanging="0"/>
-        <w:jc w:val="center"/>
-        <w:rPr>
-          <w:lang w:val="es-CO" w:bidi="ar-SA"/>
-        </w:rPr>
-      </w:pPr>
-      <w:r>
-        <w:rPr>
-          <w:lang w:val="es-CO" w:bidi="ar-SA"/>
-        </w:rPr>
-      </w:r>
-    </w:p>
-    <w:p>
-      <w:pPr>
-        <w:pStyle w:val="BodyText"/>
-        <w:ind w:hanging="0"/>
-        <w:jc w:val="center"/>
-        <w:rPr>
-          <w:lang w:val="es-CO" w:bidi="ar-SA"/>
-        </w:rPr>
-      </w:pPr>
-      <w:r>
-        <w:rPr>
-          <w:lang w:val="es-CO" w:bidi="ar-SA"/>
-        </w:rPr>
-      </w:r>
-    </w:p>
-    <w:p>
-      <w:pPr>
-        <w:pStyle w:val="BodyText"/>
-        <w:ind w:hanging="0"/>
-        <w:jc w:val="center"/>
-        <w:rPr>
-          <w:lang w:val="es-CO" w:bidi="ar-SA"/>
-        </w:rPr>
-      </w:pPr>
-      <w:r>
-        <w:rPr>
-          <w:lang w:val="es-CO" w:bidi="ar-SA"/>
-        </w:rPr>
-      </w:r>
-    </w:p>
-    <w:p>
-      <w:pPr>
-        <w:pStyle w:val="BodyText"/>
-        <w:ind w:hanging="0"/>
-        <w:jc w:val="center"/>
-        <w:rPr>
-          <w:lang w:val="es-CO" w:bidi="ar-SA"/>
-        </w:rPr>
-      </w:pPr>
-      <w:r>
-        <w:rPr>
-          <w:lang w:val="es-CO" w:bidi="ar-SA"/>
-        </w:rPr>
-      </w:r>
-    </w:p>
-    <w:p>
-      <w:pPr>
-        <w:pStyle w:val="BodyText"/>
-        <w:ind w:hanging="0"/>
-        <w:jc w:val="center"/>
-        <w:rPr>
-          <w:lang w:val="es-CO" w:bidi="ar-SA"/>
-        </w:rPr>
-      </w:pPr>
-      <w:r>
-        <w:rPr>
-          <w:lang w:val="es-CO" w:bidi="ar-SA"/>
-        </w:rPr>
-      </w:r>
-    </w:p>
-    <w:p>
-      <w:pPr>
-        <w:pStyle w:val="BodyText"/>
-        <w:ind w:hanging="0"/>
-        <w:jc w:val="center"/>
-        <w:rPr>
-          <w:lang w:val="es-CO" w:bidi="ar-SA"/>
-        </w:rPr>
-      </w:pPr>
-      <w:r>
-        <w:rPr>
-          <w:lang w:val="es-CO" w:bidi="ar-SA"/>
-        </w:rPr>
-      </w:r>
-    </w:p>
-    <w:p>
-      <w:pPr>
-        <w:pStyle w:val="BodyText"/>
-        <w:ind w:hanging="0"/>
-        <w:jc w:val="center"/>
-        <w:rPr>
-          <w:lang w:val="es-CO" w:bidi="ar-SA"/>
-        </w:rPr>
-      </w:pPr>
-      <w:r>
-        <w:rPr>
-          <w:lang w:val="es-CO" w:bidi="ar-SA"/>
-        </w:rPr>
-      </w:r>
-    </w:p>
-    <w:p>
-      <w:pPr>
-        <w:pStyle w:val="BodyText"/>
-        <w:ind w:hanging="0"/>
-        <w:jc w:val="center"/>
-        <w:rPr>
-          <w:lang w:val="es-CO" w:bidi="ar-SA"/>
-        </w:rPr>
-      </w:pPr>
-      <w:r>
-        <w:rPr>
-          <w:lang w:val="es-CO" w:bidi="ar-SA"/>
-        </w:rPr>
-      </w:r>
-    </w:p>
-    <w:p>
-      <w:pPr>
-        <w:pStyle w:val="BodyText"/>
-        <w:ind w:hanging="0"/>
-        <w:jc w:val="center"/>
-        <w:rPr>
-          <w:lang w:val="es-CO" w:bidi="ar-SA"/>
-        </w:rPr>
-      </w:pPr>
-      <w:r>
-        <w:rPr>
-          <w:lang w:val="es-CO" w:bidi="ar-SA"/>
-        </w:rPr>
-      </w:r>
-    </w:p>
-    <w:p>
-      <w:pPr>
-        <w:pStyle w:val="BodyText"/>
-        <w:ind w:hanging="0"/>
-        <w:jc w:val="center"/>
-        <w:rPr>
-          <w:lang w:val="es-CO" w:bidi="ar-SA"/>
-        </w:rPr>
-      </w:pPr>
-      <w:r>
-        <w:rPr>
-          <w:lang w:val="es-CO" w:bidi="ar-SA"/>
-        </w:rPr>
-      </w:r>
-    </w:p>
-    <w:p>
-      <w:pPr>
-        <w:pStyle w:val="BodyText"/>
-        <w:ind w:hanging="0"/>
-        <w:jc w:val="center"/>
-        <w:rPr>
-          <w:lang w:val="es-CO" w:bidi="ar-SA"/>
-        </w:rPr>
-      </w:pPr>
-      <w:r>
-        <w:rPr>
-          <w:lang w:val="es-CO" w:bidi="ar-SA"/>
-        </w:rPr>
-      </w:r>
-    </w:p>
-    <w:p>
-      <w:pPr>
-        <w:pStyle w:val="BodyText"/>
-        <w:ind w:hanging="0"/>
-        <w:jc w:val="center"/>
-        <w:rPr>
-          <w:lang w:val="es-CO" w:bidi="ar-SA"/>
-        </w:rPr>
-      </w:pPr>
-      <w:r>
-        <w:rPr>
-          <w:lang w:val="es-CO" w:bidi="ar-SA"/>
-        </w:rPr>
-      </w:r>
-    </w:p>
-    <w:p>
-      <w:pPr>
-        <w:pStyle w:val="BodyText"/>
-        <w:ind w:hanging="0"/>
-        <w:jc w:val="center"/>
-        <w:rPr>
-          <w:lang w:val="es-CO" w:bidi="ar-SA"/>
-        </w:rPr>
-      </w:pPr>
-      <w:r>
-        <w:rPr>
-          <w:lang w:val="es-CO" w:bidi="ar-SA"/>
-        </w:rPr>
-      </w:r>
-    </w:p>
-    <w:p>
-      <w:pPr>
-        <w:pStyle w:val="BodyText"/>
-        <w:ind w:hanging="0"/>
-        <w:jc w:val="center"/>
-        <w:rPr>
-          <w:lang w:val="es-CO" w:bidi="ar-SA"/>
-        </w:rPr>
-      </w:pPr>
-      <w:r>
-        <w:rPr>
-          <w:lang w:val="es-CO" w:bidi="ar-SA"/>
-        </w:rPr>
-      </w:r>
-    </w:p>
-    <w:p>
-      <w:pPr>
-        <w:pStyle w:val="BodyText"/>
-        <w:ind w:hanging="0"/>
-        <w:jc w:val="center"/>
-        <w:rPr>
-          <w:lang w:val="es-CO" w:bidi="ar-SA"/>
-        </w:rPr>
-      </w:pPr>
-      <w:r>
-        <w:rPr>
-          <w:b/>
-          <w:bCs/>
-        </w:rPr>
-        <w:t>5. Experiencia del usuario</w:t>
+        </w:rPr>
+        <w:t>1</w:t>
+      </w:r>
+      <w:r>
+        <w:rPr>
+          <w:color w:val="auto"/>
+          <w:szCs w:val="32"/>
+        </w:rPr>
+        <w:t xml:space="preserve"> </w:t>
+      </w:r>
+      <w:r>
+        <w:rPr>
+          <w:b/>
+          <w:bCs/>
+        </w:rPr>
+        <w:t>Descripción del CVDS aplicado al proyecto</w:t>
       </w:r>
     </w:p>
     <w:p>
@@ -3850,38 +2937,46 @@
         <w:widowControl/>
         <w:numPr>
           <w:ilvl w:val="0"/>
-          <w:numId w:val="0"/>
+          <w:numId w:val="4"/>
         </w:numPr>
         <w:suppressAutoHyphens w:val="true"/>
         <w:bidi w:val="0"/>
-        <w:spacing w:before="360" w:after="240"/>
-        <w:ind w:hanging="0" w:left="0"/>
-        <w:jc w:val="both"/>
+        <w:spacing w:lineRule="auto" w:line="240" w:before="132" w:after="12"/>
         <w:rPr>
           <w:rFonts w:ascii="Times New Roman" w:hAnsi="Times New Roman" w:eastAsia="Times New Roman" w:cs="Times New Roman"/>
-          <w:b w:val="false"/>
-          <w:bCs w:val="false"/>
-          <w:vanish w:val="false"/>
-          <w:color w:val="auto"/>
-          <w:kern w:val="0"/>
-          <w:sz w:val="24"/>
-          <w:szCs w:val="32"/>
-          <w:lang w:val="es-CO" w:eastAsia="en-US" w:bidi="ar-SA"/>
+          <w:color w:val="auto"/>
+          <w:kern w:val="0"/>
+          <w:sz w:val="24"/>
+          <w:szCs w:val="24"/>
+          <w:u w:val="none"/>
+          <w:lang w:val="es-EC" w:eastAsia="en-US" w:bidi="ar-SA"/>
         </w:rPr>
       </w:pPr>
       <w:r>
         <w:rPr>
           <w:rFonts w:eastAsia="Times New Roman" w:cs="Times New Roman"/>
-          <w:b w:val="false"/>
-          <w:bCs w:val="false"/>
-          <w:vanish w:val="false"/>
-          <w:color w:val="auto"/>
-          <w:kern w:val="0"/>
-          <w:sz w:val="24"/>
-          <w:szCs w:val="32"/>
-          <w:lang w:val="es-CO" w:eastAsia="en-US" w:bidi="ar-SA"/>
-        </w:rPr>
-        <w:t>Para la experiencia del usuario en la plataforma EduTech se centra en facilitar la interacción entre estudiantes y docentes mediante un entorno digital intuitivo y organizado, con esto se busca que los usuarios puedan realizar sus actividades académicas de manera rápida y eficiente, reduciendo confusión y mejorando la comunicación.</w:t>
+          <w:color w:val="auto"/>
+          <w:kern w:val="0"/>
+          <w:sz w:val="24"/>
+          <w:szCs w:val="24"/>
+          <w:u w:val="none"/>
+          <w:lang w:val="es-EC" w:eastAsia="en-US" w:bidi="ar-SA"/>
+        </w:rPr>
+        <w:t xml:space="preserve">Planificación: </w:t>
+      </w:r>
+      <w:r>
+        <w:rPr>
+          <w:rFonts w:eastAsia="Times New Roman" w:cs="Times New Roman"/>
+          <w:b w:val="false"/>
+          <w:bCs w:val="false"/>
+          <w:color w:val="auto"/>
+          <w:kern w:val="0"/>
+          <w:sz w:val="24"/>
+          <w:szCs w:val="24"/>
+          <w:u w:val="none"/>
+          <w:lang w:val="es-EC" w:eastAsia="en-US" w:bidi="ar-SA"/>
+        </w:rPr>
+        <w:t xml:space="preserve">El equipo define un alcance de el proyecto establece los objetivos principales para realizar el mvp se estiman los recursos necesarios y los tiempos de entrega, incluyendo el equipo de desarrollo y las herramientas tecnológicas que se van a utilizar </w:t>
       </w:r>
     </w:p>
     <w:p>
@@ -3890,54 +2985,65 @@
         <w:widowControl/>
         <w:numPr>
           <w:ilvl w:val="0"/>
-          <w:numId w:val="0"/>
+          <w:numId w:val="4"/>
         </w:numPr>
         <w:suppressAutoHyphens w:val="true"/>
         <w:bidi w:val="0"/>
-        <w:spacing w:before="360" w:after="240"/>
-        <w:ind w:hanging="0" w:left="0"/>
-        <w:jc w:val="both"/>
+        <w:spacing w:lineRule="auto" w:line="240" w:before="132" w:after="12"/>
         <w:rPr>
           <w:rFonts w:ascii="Times New Roman" w:hAnsi="Times New Roman" w:eastAsia="Times New Roman" w:cs="Times New Roman"/>
-          <w:b w:val="false"/>
-          <w:bCs w:val="false"/>
-          <w:vanish w:val="false"/>
-          <w:color w:val="auto"/>
-          <w:kern w:val="0"/>
-          <w:sz w:val="24"/>
-          <w:szCs w:val="32"/>
-          <w:lang w:val="es-CO" w:eastAsia="en-US" w:bidi="ar-SA"/>
+          <w:color w:val="auto"/>
+          <w:kern w:val="0"/>
+          <w:sz w:val="24"/>
+          <w:szCs w:val="24"/>
+          <w:u w:val="none"/>
+          <w:lang w:val="es-EC" w:eastAsia="en-US" w:bidi="ar-SA"/>
         </w:rPr>
       </w:pPr>
       <w:r>
         <w:rPr>
           <w:rFonts w:eastAsia="Times New Roman" w:cs="Times New Roman"/>
-          <w:b w:val="false"/>
-          <w:bCs w:val="false"/>
-          <w:vanish w:val="false"/>
-          <w:color w:val="auto"/>
-          <w:kern w:val="0"/>
-          <w:sz w:val="24"/>
-          <w:szCs w:val="32"/>
-          <w:lang w:val="es-CO" w:eastAsia="en-US" w:bidi="ar-SA"/>
-        </w:rPr>
-        <w:t>Para ello, es necesario tener los puntos de vista del usuario con el sistema empleando herramientas como lo son el Customer Journey Map, User Flow y User Map.</w:t>
+          <w:color w:val="auto"/>
+          <w:kern w:val="0"/>
+          <w:sz w:val="24"/>
+          <w:szCs w:val="24"/>
+          <w:u w:val="none"/>
+          <w:lang w:val="es-EC" w:eastAsia="en-US" w:bidi="ar-SA"/>
+        </w:rPr>
+        <w:t xml:space="preserve">Análisis y requisitos: </w:t>
+      </w:r>
+      <w:r>
+        <w:rPr>
+          <w:rFonts w:eastAsia="Times New Roman" w:cs="Times New Roman"/>
+          <w:b w:val="false"/>
+          <w:bCs w:val="false"/>
+          <w:color w:val="auto"/>
+          <w:kern w:val="0"/>
+          <w:sz w:val="24"/>
+          <w:szCs w:val="24"/>
+          <w:u w:val="none"/>
+          <w:lang w:val="es-EC" w:eastAsia="en-US" w:bidi="ar-SA"/>
+        </w:rPr>
+        <w:t>El equipo realiza una reunión con docentes y encuestas a estudiantes para reconocer las principales dificultades en la gestión de actividades y aprendizaje académico se detecta que hace falta una herramienta centralizada para la asignación de tareas y la entrega de las mismas se definen los requisitos mas esenciales del proyecto se establece que la plataforma debe ser intuitiva y accesible</w:t>
       </w:r>
     </w:p>
     <w:p>
       <w:pPr>
         <w:pStyle w:val="APALevel2"/>
         <w:widowControl/>
+        <w:numPr>
+          <w:ilvl w:val="0"/>
+          <w:numId w:val="4"/>
+        </w:numPr>
         <w:suppressAutoHyphens w:val="true"/>
         <w:bidi w:val="0"/>
-        <w:spacing w:lineRule="auto" w:line="240" w:before="360" w:after="240"/>
-        <w:jc w:val="left"/>
+        <w:spacing w:lineRule="auto" w:line="240" w:before="132" w:after="12"/>
         <w:rPr>
           <w:rFonts w:ascii="Times New Roman" w:hAnsi="Times New Roman" w:eastAsia="Times New Roman" w:cs="Times New Roman"/>
           <w:color w:val="auto"/>
           <w:kern w:val="0"/>
           <w:sz w:val="24"/>
-          <w:szCs w:val="32"/>
+          <w:szCs w:val="24"/>
           <w:u w:val="none"/>
           <w:lang w:val="es-EC" w:eastAsia="en-US" w:bidi="ar-SA"/>
         </w:rPr>
@@ -3945,111 +3051,288 @@
       <w:r>
         <w:rPr>
           <w:rFonts w:eastAsia="Times New Roman" w:cs="Times New Roman"/>
-          <w:b/>
-          <w:bCs/>
-          <w:color w:val="auto"/>
-          <w:kern w:val="0"/>
-          <w:sz w:val="24"/>
-          <w:szCs w:val="32"/>
+          <w:color w:val="auto"/>
+          <w:kern w:val="0"/>
+          <w:sz w:val="24"/>
+          <w:szCs w:val="24"/>
           <w:u w:val="none"/>
           <w:lang w:val="es-EC" w:eastAsia="en-US" w:bidi="ar-SA"/>
         </w:rPr>
-        <w:t>5</w:t>
+        <w:t xml:space="preserve">Diseño del sistema: </w:t>
       </w:r>
       <w:r>
         <w:rPr>
           <w:rFonts w:eastAsia="Times New Roman" w:cs="Times New Roman"/>
-          <w:color w:val="auto"/>
-          <w:kern w:val="0"/>
-          <w:sz w:val="24"/>
-          <w:szCs w:val="32"/>
+          <w:b w:val="false"/>
+          <w:bCs w:val="false"/>
+          <w:color w:val="auto"/>
+          <w:kern w:val="0"/>
+          <w:sz w:val="24"/>
+          <w:szCs w:val="24"/>
           <w:u w:val="none"/>
           <w:lang w:val="es-EC" w:eastAsia="en-US" w:bidi="ar-SA"/>
         </w:rPr>
-        <w:t>.</w:t>
-      </w:r>
-      <w:r>
-        <w:rPr>
-          <w:rFonts w:eastAsia="Times New Roman" w:cs="Times New Roman"/>
-          <w:b/>
-          <w:bCs/>
-          <w:color w:val="auto"/>
-          <w:kern w:val="0"/>
-          <w:sz w:val="24"/>
-          <w:szCs w:val="32"/>
+        <w:t xml:space="preserve">Se realiza el diseño de la estructura de la plataforma, definiendo la arquitectura del sistema y la organización de los componentes básicos de el software, se construye el modelo de bases de datos con las diferentes entidades también se establecen los roles del sistema como docente estudiantes. </w:t>
+      </w:r>
+    </w:p>
+    <w:p>
+      <w:pPr>
+        <w:pStyle w:val="APALevel2"/>
+        <w:widowControl/>
+        <w:numPr>
+          <w:ilvl w:val="0"/>
+          <w:numId w:val="4"/>
+        </w:numPr>
+        <w:suppressAutoHyphens w:val="true"/>
+        <w:bidi w:val="0"/>
+        <w:spacing w:lineRule="auto" w:line="240" w:before="132" w:after="12"/>
+        <w:rPr>
+          <w:rFonts w:ascii="Times New Roman" w:hAnsi="Times New Roman" w:eastAsia="Times New Roman" w:cs="Times New Roman"/>
+          <w:color w:val="auto"/>
+          <w:kern w:val="0"/>
+          <w:sz w:val="24"/>
+          <w:szCs w:val="24"/>
           <w:u w:val="none"/>
           <w:lang w:val="es-EC" w:eastAsia="en-US" w:bidi="ar-SA"/>
         </w:rPr>
-        <w:t>1 Customer Journey Map</w:t>
-      </w:r>
-    </w:p>
-    <w:p>
-      <w:pPr>
-        <w:pStyle w:val="APALevel2"/>
-        <w:widowControl/>
-        <w:suppressAutoHyphens w:val="true"/>
-        <w:bidi w:val="0"/>
-        <w:spacing w:lineRule="auto" w:line="240" w:before="360" w:after="240"/>
-        <w:jc w:val="left"/>
-        <w:rPr>
-          <w:rFonts w:ascii="Times New Roman" w:hAnsi="Times New Roman" w:eastAsia="Times New Roman" w:cs="Times New Roman"/>
-          <w:color w:val="auto"/>
-          <w:kern w:val="0"/>
-          <w:sz w:val="24"/>
-          <w:szCs w:val="32"/>
+      </w:pPr>
+      <w:r>
+        <w:rPr>
+          <w:rFonts w:eastAsia="Times New Roman" w:cs="Times New Roman"/>
+          <w:color w:val="auto"/>
+          <w:kern w:val="0"/>
+          <w:sz w:val="24"/>
+          <w:szCs w:val="24"/>
           <w:u w:val="none"/>
           <w:lang w:val="es-EC" w:eastAsia="en-US" w:bidi="ar-SA"/>
         </w:rPr>
-      </w:pPr>
+        <w:t xml:space="preserve">Desarrollo: </w:t>
+      </w:r>
       <w:r>
         <w:rPr>
           <w:rFonts w:eastAsia="Times New Roman" w:cs="Times New Roman"/>
-          <w:color w:val="auto"/>
-          <w:kern w:val="0"/>
-          <w:sz w:val="24"/>
-          <w:szCs w:val="32"/>
+          <w:b w:val="false"/>
+          <w:bCs w:val="false"/>
+          <w:color w:val="auto"/>
+          <w:kern w:val="0"/>
+          <w:sz w:val="24"/>
+          <w:szCs w:val="24"/>
           <w:u w:val="none"/>
           <w:lang w:val="es-EC" w:eastAsia="en-US" w:bidi="ar-SA"/>
         </w:rPr>
-        <w:t>El Customer Journey Map ayuda a identificar las diferentes etapas que atraviesa el usuario al interactuar con EduTech, asi como sus acciones, pensamientos y emisiones durante el proceso. Esta herramienta ayudara a la comprensión de la IX Experiencia del Usuario, permitiendo detectar posibles dificultades y oportunidades de mejora en el sistema.</w:t>
-      </w:r>
-    </w:p>
-    <w:p>
-      <w:pPr>
-        <w:pStyle w:val="BodyText"/>
-        <w:ind w:hanging="0"/>
-        <w:jc w:val="left"/>
-        <w:rPr>
-          <w:b/>
-          <w:bCs/>
-        </w:rPr>
-      </w:pPr>
-      <w:r>
-        <w:fldChar w:fldCharType="begin"/>
-      </w:r>
-      <w:r>
-        <w:rPr/>
-        <w:instrText xml:space="preserve"> HYPERLINK "https://docs.google.com/spreadsheets/d/1FsTRzIz1unCVBB1SmnHKwptDyV044rS_2vzzaiJMJOg/edit?gid=0" \l "gid=0"</w:instrText>
-      </w:r>
-      <w:r>
-        <w:rPr/>
-        <w:fldChar w:fldCharType="separate"/>
-      </w:r>
-      <w:r>
-        <w:rPr/>
+        <w:t>Se inicia la implementación del sistema con diferentes tecnologías de desarrollo web el equipo de desarrollo construye los módulos principales integrando las distintas funcionalidades al sistema y codificando la estructura del aplicativo web</w:t>
+      </w:r>
+    </w:p>
+    <w:p>
+      <w:pPr>
+        <w:pStyle w:val="ListParagraph"/>
+        <w:numPr>
+          <w:ilvl w:val="0"/>
+          <w:numId w:val="4"/>
+        </w:numPr>
+        <w:spacing w:before="57" w:after="217"/>
+        <w:contextualSpacing/>
+        <w:jc w:val="both"/>
+        <w:rPr>
+          <w:rFonts w:ascii="Times New Roman" w:hAnsi="Times New Roman"/>
+          <w:sz w:val="24"/>
+          <w:szCs w:val="24"/>
+        </w:rPr>
+      </w:pPr>
+      <w:r>
+        <w:rPr>
+          <w:rFonts w:ascii="Times New Roman" w:hAnsi="Times New Roman"/>
+          <w:b/>
+          <w:bCs/>
+          <w:sz w:val="24"/>
+          <w:szCs w:val="24"/>
+        </w:rPr>
+        <w:t xml:space="preserve">Pruebas: </w:t>
+      </w:r>
+      <w:r>
+        <w:rPr>
+          <w:rFonts w:ascii="Times New Roman" w:hAnsi="Times New Roman"/>
+          <w:b w:val="false"/>
+          <w:bCs w:val="false"/>
+          <w:sz w:val="24"/>
+          <w:szCs w:val="24"/>
+        </w:rPr>
+        <w:t>Realizamos la ejecución de pruebas para verificar el correcto funcionamiento de la plataforma. Se realizan pruebas de registro, inicio de sesión, tiempos de respuesta y seguridad de la información asegurando que el sistema este seguro estable y cumpla con los requisitos previamente definidos</w:t>
+      </w:r>
+    </w:p>
+    <w:p>
+      <w:pPr>
+        <w:pStyle w:val="ListParagraph"/>
+        <w:numPr>
+          <w:ilvl w:val="0"/>
+          <w:numId w:val="0"/>
+        </w:numPr>
+        <w:spacing w:before="57" w:after="217"/>
+        <w:ind w:hanging="0" w:left="720"/>
+        <w:contextualSpacing/>
+        <w:jc w:val="both"/>
+        <w:rPr>
+          <w:rFonts w:ascii="Times New Roman" w:hAnsi="Times New Roman"/>
+          <w:b/>
+          <w:bCs/>
+          <w:sz w:val="24"/>
+          <w:szCs w:val="24"/>
+        </w:rPr>
+      </w:pPr>
+      <w:r>
+        <w:rPr>
+          <w:rFonts w:ascii="Times New Roman" w:hAnsi="Times New Roman"/>
+          <w:b/>
+          <w:bCs/>
+          <w:sz w:val="24"/>
+          <w:szCs w:val="24"/>
+        </w:rPr>
+      </w:r>
+    </w:p>
+    <w:p>
+      <w:pPr>
+        <w:pStyle w:val="ListParagraph"/>
+        <w:numPr>
+          <w:ilvl w:val="0"/>
+          <w:numId w:val="4"/>
+        </w:numPr>
+        <w:spacing w:before="57" w:after="217"/>
+        <w:contextualSpacing/>
+        <w:jc w:val="both"/>
+        <w:rPr>
+          <w:rFonts w:ascii="Times New Roman" w:hAnsi="Times New Roman"/>
+          <w:sz w:val="24"/>
+          <w:szCs w:val="24"/>
+        </w:rPr>
+      </w:pPr>
+      <w:r>
+        <w:rPr>
+          <w:rFonts w:ascii="Times New Roman" w:hAnsi="Times New Roman"/>
+          <w:b/>
+          <w:bCs/>
+          <w:sz w:val="24"/>
+          <w:szCs w:val="24"/>
+        </w:rPr>
+        <w:t xml:space="preserve">Despliegue y mantenimiento: </w:t>
+      </w:r>
+      <w:r>
+        <w:rPr>
+          <w:rFonts w:ascii="Times New Roman" w:hAnsi="Times New Roman"/>
+          <w:b w:val="false"/>
+          <w:bCs w:val="false"/>
+          <w:sz w:val="24"/>
+          <w:szCs w:val="24"/>
+        </w:rPr>
+        <w:t xml:space="preserve">El sistema se implementa en un entorno accesible para los usuarios finales se realiza una prueba piloto con docentes y estudiantes verificando que cada uno de los ítems cuente con un correcto funcionamiento en condiciones reales  </w:t>
+      </w:r>
+    </w:p>
+    <w:p>
+      <w:pPr>
+        <w:pStyle w:val="ListParagraph"/>
+        <w:spacing w:before="57" w:after="217"/>
+        <w:contextualSpacing/>
+        <w:rPr>
+          <w:rFonts w:ascii="Times New Roman" w:hAnsi="Times New Roman"/>
+          <w:b w:val="false"/>
+          <w:bCs w:val="false"/>
+          <w:sz w:val="24"/>
+          <w:szCs w:val="24"/>
+        </w:rPr>
+      </w:pPr>
+      <w:r>
+        <w:rPr>
+          <w:rFonts w:ascii="Times New Roman" w:hAnsi="Times New Roman"/>
+          <w:b w:val="false"/>
+          <w:bCs w:val="false"/>
+          <w:sz w:val="24"/>
+          <w:szCs w:val="24"/>
+        </w:rPr>
+      </w:r>
+    </w:p>
+    <w:p>
+      <w:pPr>
+        <w:pStyle w:val="ListParagraph"/>
+        <w:spacing w:before="57" w:after="217"/>
+        <w:contextualSpacing/>
+        <w:rPr>
+          <w:rFonts w:ascii="Times New Roman" w:hAnsi="Times New Roman"/>
+          <w:b w:val="false"/>
+          <w:bCs w:val="false"/>
+          <w:sz w:val="24"/>
+          <w:szCs w:val="24"/>
+        </w:rPr>
+      </w:pPr>
+      <w:r>
+        <w:rPr>
+          <w:rFonts w:ascii="Times New Roman" w:hAnsi="Times New Roman"/>
+          <w:b w:val="false"/>
+          <w:bCs w:val="false"/>
+          <w:sz w:val="24"/>
+          <w:szCs w:val="24"/>
+        </w:rPr>
+      </w:r>
+    </w:p>
+    <w:p>
+      <w:pPr>
+        <w:pStyle w:val="ListParagraph"/>
+        <w:spacing w:before="57" w:after="217"/>
+        <w:contextualSpacing/>
+        <w:rPr>
+          <w:rFonts w:ascii="Times New Roman" w:hAnsi="Times New Roman"/>
+          <w:b/>
+          <w:bCs/>
+          <w:sz w:val="24"/>
+          <w:szCs w:val="24"/>
+        </w:rPr>
+      </w:pPr>
+      <w:r>
+        <w:rPr>
+          <w:rFonts w:ascii="Times New Roman" w:hAnsi="Times New Roman"/>
+          <w:b/>
+          <w:bCs/>
+          <w:sz w:val="24"/>
+          <w:szCs w:val="24"/>
+        </w:rPr>
+        <w:t>2.2Mapa mental del CVDS</w:t>
+      </w:r>
+    </w:p>
+    <w:p>
+      <w:pPr>
+        <w:pStyle w:val="ListParagraph"/>
+        <w:spacing w:before="57" w:after="217"/>
+        <w:contextualSpacing/>
+        <w:rPr>
+          <w:b/>
+          <w:bCs/>
+        </w:rPr>
+      </w:pPr>
+      <w:r>
+        <w:rPr>
+          <w:b/>
+          <w:bCs/>
+        </w:rPr>
+      </w:r>
+    </w:p>
+    <w:p>
+      <w:pPr>
+        <w:pStyle w:val="ListParagraph"/>
+        <w:spacing w:before="57" w:after="217"/>
+        <w:contextualSpacing/>
+        <w:rPr>
+          <w:b/>
+          <w:bCs/>
+        </w:rPr>
+      </w:pPr>
+      <w:r>
+        <w:rPr>
+          <w:b/>
+          <w:bCs/>
+        </w:rPr>
         <w:drawing>
-          <wp:anchor distT="0" distB="0" distL="0" distR="0" simplePos="0" relativeHeight="34" behindDoc="0" locked="0" layoutInCell="0" allowOverlap="1">
-            <wp:simplePos x="0" y="0"/>
-            <wp:positionH relativeFrom="column">
-              <wp:posOffset>0</wp:posOffset>
-            </wp:positionH>
-            <wp:positionV relativeFrom="paragraph">
-              <wp:posOffset>67945</wp:posOffset>
-            </wp:positionV>
-            <wp:extent cx="5731510" cy="1671955"/>
+          <wp:inline distT="0" distB="0" distL="0" distR="0">
+            <wp:extent cx="5731510" cy="3241040"/>
             <wp:effectExtent l="0" t="0" r="0" b="0"/>
-            <wp:wrapSquare wrapText="largest"/>
-            <wp:docPr id="2" name="Imagen6"/>
+            <wp:docPr id="2" name="Imagen 1 Copia 1"/>
             <wp:cNvGraphicFramePr>
               <a:graphicFrameLocks xmlns:a="http://schemas.openxmlformats.org/drawingml/2006/main" noChangeAspect="1"/>
             </wp:cNvGraphicFramePr>
@@ -4057,7 +3340,7 @@
               <a:graphicData uri="http://schemas.openxmlformats.org/drawingml/2006/picture">
                 <pic:pic xmlns:pic="http://schemas.openxmlformats.org/drawingml/2006/picture">
                   <pic:nvPicPr>
-                    <pic:cNvPr id="2" name="Imagen6"/>
+                    <pic:cNvPr id="2" name="Imagen 1 Copia 1"/>
                     <pic:cNvPicPr>
                       <a:picLocks noChangeAspect="1" noChangeArrowheads="1"/>
                     </pic:cNvPicPr>
@@ -4071,7 +3354,7 @@
                   <pic:spPr bwMode="auto">
                     <a:xfrm>
                       <a:off x="0" y="0"/>
-                      <a:ext cx="5731510" cy="1671955"/>
+                      <a:ext cx="5731510" cy="3241040"/>
                     </a:xfrm>
                     <a:prstGeom prst="rect">
                       <a:avLst/>
@@ -4081,88 +3364,277 @@
                 </pic:pic>
               </a:graphicData>
             </a:graphic>
-          </wp:anchor>
+          </wp:inline>
         </w:drawing>
       </w:r>
-      <w:r>
+    </w:p>
+    <w:p>
+      <w:pPr>
+        <w:pStyle w:val="ListParagraph"/>
+        <w:spacing w:before="57" w:after="217"/>
+        <w:contextualSpacing/>
+        <w:rPr>
+          <w:b/>
+          <w:bCs/>
+        </w:rPr>
+      </w:pPr>
+      <w:r>
+        <w:rPr>
+          <w:b/>
+          <w:bCs/>
+        </w:rPr>
+      </w:r>
+    </w:p>
+    <w:p>
+      <w:pPr>
+        <w:pStyle w:val="ListParagraph"/>
+        <w:spacing w:before="57" w:after="217"/>
+        <w:contextualSpacing/>
+        <w:rPr>
+          <w:b w:val="false"/>
+          <w:bCs w:val="false"/>
+        </w:rPr>
+      </w:pPr>
+      <w:r>
+        <w:rPr>
+          <w:b w:val="false"/>
+          <w:bCs w:val="false"/>
+        </w:rPr>
+      </w:r>
+    </w:p>
+    <w:p>
+      <w:pPr>
+        <w:pStyle w:val="BodyText"/>
+        <w:jc w:val="center"/>
+        <w:rPr>
+          <w:rFonts w:ascii="Times New Roman" w:hAnsi="Times New Roman"/>
+          <w:b/>
+          <w:bCs/>
+          <w:sz w:val="24"/>
+          <w:szCs w:val="24"/>
+          <w:lang w:val="es-CO"/>
+        </w:rPr>
+      </w:pPr>
+      <w:r>
+        <w:rPr>
+          <w:rFonts w:ascii="Times New Roman" w:hAnsi="Times New Roman"/>
+          <w:b/>
+          <w:bCs/>
+          <w:sz w:val="24"/>
+          <w:szCs w:val="24"/>
+          <w:lang w:val="es-CO"/>
+        </w:rPr>
+        <w:t>3. Metodología ágil de desarrollo</w:t>
+      </w:r>
+    </w:p>
+    <w:p>
+      <w:pPr>
+        <w:pStyle w:val="APALevel2"/>
+        <w:widowControl/>
+        <w:suppressAutoHyphens w:val="true"/>
+        <w:bidi w:val="0"/>
+        <w:spacing w:lineRule="auto" w:line="240" w:before="360" w:after="240"/>
+        <w:jc w:val="left"/>
+        <w:rPr>
+          <w:rFonts w:ascii="Times New Roman" w:hAnsi="Times New Roman" w:eastAsia="Times New Roman" w:cs="Times New Roman"/>
+          <w:color w:val="auto"/>
+          <w:kern w:val="0"/>
+          <w:sz w:val="24"/>
+          <w:szCs w:val="24"/>
+          <w:u w:val="none"/>
+          <w:lang w:val="es-EC" w:eastAsia="en-US" w:bidi="ar-SA"/>
+        </w:rPr>
+      </w:pPr>
+      <w:r>
+        <w:rPr>
+          <w:rFonts w:eastAsia="Times New Roman" w:cs="Times New Roman"/>
+          <w:color w:val="auto"/>
+          <w:kern w:val="0"/>
+          <w:sz w:val="24"/>
+          <w:szCs w:val="24"/>
+          <w:u w:val="none"/>
+          <w:lang w:val="es-EC" w:eastAsia="en-US" w:bidi="ar-SA"/>
+        </w:rPr>
+        <w:t>3.1 Justificación de la metodología seleccionada</w:t>
+      </w:r>
+    </w:p>
+    <w:p>
+      <w:pPr>
+        <w:pStyle w:val="ListParagraph"/>
+        <w:ind w:hanging="0" w:left="0"/>
+        <w:jc w:val="both"/>
+        <w:rPr>
+          <w:rFonts w:ascii="Times New Roman" w:hAnsi="Times New Roman"/>
+          <w:sz w:val="24"/>
+          <w:szCs w:val="24"/>
+        </w:rPr>
+      </w:pPr>
+      <w:r>
+        <w:rPr>
+          <w:rFonts w:ascii="Times New Roman" w:hAnsi="Times New Roman"/>
+          <w:sz w:val="24"/>
+          <w:szCs w:val="24"/>
+        </w:rPr>
+        <w:t>Se utilizara la metodología ágil de scrum que permite dividir el proyecto en iteraciones cortas llamadas sprints, facilitando la entrega para el desarrollo del proyecto EduTech el cual va a realizarse en 3 sprints estos se organizaran para cumplir tareas especificas gestionando así actividades para que el desarrollo de el proyecto cumpla con todos lo requerimiento necesarios para las diferentes entregas</w:t>
+      </w:r>
+    </w:p>
+    <w:p>
+      <w:pPr>
+        <w:pStyle w:val="ListParagraph"/>
         <w:rPr/>
-        <w:fldChar w:fldCharType="end"/>
+      </w:pPr>
+      <w:r>
+        <w:rPr/>
+      </w:r>
+    </w:p>
+    <w:p>
+      <w:pPr>
+        <w:pStyle w:val="ListParagraph"/>
+        <w:widowControl/>
+        <w:suppressAutoHyphens w:val="true"/>
+        <w:bidi w:val="0"/>
+        <w:spacing w:lineRule="auto" w:line="240" w:before="360" w:after="240"/>
+        <w:ind w:hanging="0" w:left="0"/>
+        <w:contextualSpacing w:val="false"/>
+        <w:jc w:val="both"/>
+        <w:rPr>
+          <w:rFonts w:ascii="Times New Roman" w:hAnsi="Times New Roman" w:eastAsia="Times New Roman" w:cs="Times New Roman"/>
+          <w:color w:val="auto"/>
+          <w:kern w:val="0"/>
+          <w:sz w:val="24"/>
+          <w:szCs w:val="24"/>
+          <w:u w:val="none"/>
+          <w:lang w:val="es-EC" w:eastAsia="en-US" w:bidi="ar-SA"/>
+        </w:rPr>
+      </w:pPr>
+      <w:r>
+        <w:rPr>
+          <w:rFonts w:eastAsia="Times New Roman" w:cs="Times New Roman" w:ascii="Times New Roman" w:hAnsi="Times New Roman"/>
+          <w:color w:val="auto"/>
+          <w:kern w:val="0"/>
+          <w:sz w:val="24"/>
+          <w:szCs w:val="24"/>
+          <w:u w:val="none"/>
+          <w:lang w:val="es-EC" w:eastAsia="en-US" w:bidi="ar-SA"/>
+        </w:rPr>
+        <w:t>La metodología ágil scrum es la adecuada para el desarrollo de EduTech ya que esta nos permite gestionar el proyecto de una manera flexible y facilita el trabajo en equipo asegurándose que el resultado sea satisfactorio.</w:t>
       </w:r>
     </w:p>
     <w:p>
       <w:pPr>
         <w:pStyle w:val="BodyText"/>
-        <w:ind w:hanging="0"/>
-        <w:jc w:val="left"/>
-        <w:rPr>
-          <w:b/>
-          <w:bCs/>
-        </w:rPr>
-      </w:pPr>
-      <w:r>
-        <w:fldChar w:fldCharType="begin"/>
-      </w:r>
-      <w:r>
-        <w:rPr>
-          <w:rStyle w:val="Hyperlink"/>
-          <w:b/>
-          <w:bCs/>
-        </w:rPr>
-        <w:instrText xml:space="preserve"> HYPERLINK "https://docs.google.com/spreadsheets/d/1FsTRzIz1unCVBB1SmnHKwptDyV044rS_2vzzaiJMJOg/edit?gid=0" \l "gid=0"</w:instrText>
-      </w:r>
-      <w:r>
-        <w:rPr>
-          <w:rStyle w:val="Hyperlink"/>
-          <w:b/>
-          <w:bCs/>
-        </w:rPr>
-        <w:fldChar w:fldCharType="separate"/>
-      </w:r>
-      <w:r>
-        <w:rPr>
-          <w:rStyle w:val="Hyperlink"/>
-          <w:b/>
-          <w:bCs/>
-        </w:rPr>
-        <w:t>Customer Journey Map - Estudiante - Hojas de cálculo de Google</w:t>
-      </w:r>
-      <w:r>
-        <w:rPr>
-          <w:rStyle w:val="Hyperlink"/>
-          <w:b/>
-          <w:bCs/>
-        </w:rPr>
-        <w:fldChar w:fldCharType="end"/>
+        <w:jc w:val="both"/>
+        <w:rPr>
+          <w:lang w:val="es-CO" w:bidi="ar-SA"/>
+        </w:rPr>
+      </w:pPr>
+      <w:r>
+        <w:rPr>
+          <w:rFonts w:eastAsia="Times New Roman" w:cs="Times New Roman"/>
+          <w:b w:val="false"/>
+          <w:bCs w:val="false"/>
+          <w:color w:val="000000"/>
+          <w:kern w:val="0"/>
+          <w:sz w:val="24"/>
+          <w:szCs w:val="24"/>
+          <w:u w:val="none"/>
+          <w:shd w:fill="FFFFFF" w:val="clear"/>
+          <w:lang w:val="es-CO" w:eastAsia="en-US" w:bidi="ar-SA"/>
+        </w:rPr>
       </w:r>
     </w:p>
     <w:p>
       <w:pPr>
         <w:pStyle w:val="BodyText"/>
-        <w:ind w:hanging="0"/>
-        <w:jc w:val="left"/>
-        <w:rPr>
-          <w:b/>
-          <w:bCs/>
-        </w:rPr>
-      </w:pPr>
-      <w:r>
-        <w:rPr>
-          <w:b/>
-          <w:bCs/>
+        <w:jc w:val="both"/>
+        <w:rPr>
+          <w:lang w:val="es-CO" w:bidi="ar-SA"/>
+        </w:rPr>
+      </w:pPr>
+      <w:r>
+        <w:rPr>
+          <w:rFonts w:eastAsia="Times New Roman" w:cs="Times New Roman"/>
+          <w:b/>
+          <w:bCs/>
+          <w:color w:val="auto"/>
+          <w:kern w:val="0"/>
+          <w:sz w:val="24"/>
+          <w:szCs w:val="24"/>
+          <w:u w:val="none"/>
+          <w:lang w:val="es-EC" w:eastAsia="en-US" w:bidi="ar-SA"/>
+        </w:rPr>
+        <w:t>3.</w:t>
+      </w:r>
+      <w:r>
+        <w:rPr>
+          <w:rFonts w:eastAsia="Times New Roman" w:cs="Times New Roman"/>
+          <w:b/>
+          <w:bCs/>
+          <w:color w:val="auto"/>
+          <w:kern w:val="0"/>
+          <w:sz w:val="24"/>
+          <w:szCs w:val="24"/>
+          <w:u w:val="none"/>
+          <w:lang w:val="es-EC" w:eastAsia="en-US" w:bidi="ar-SA"/>
+        </w:rPr>
+        <w:t>2</w:t>
+      </w:r>
+      <w:r>
+        <w:rPr>
+          <w:rFonts w:eastAsia="Times New Roman" w:cs="Times New Roman"/>
+          <w:b/>
+          <w:bCs/>
+          <w:color w:val="auto"/>
+          <w:kern w:val="0"/>
+          <w:sz w:val="24"/>
+          <w:szCs w:val="24"/>
+          <w:u w:val="none"/>
+          <w:lang w:val="es-EC" w:eastAsia="en-US" w:bidi="ar-SA"/>
+        </w:rPr>
+        <w:t xml:space="preserve"> Tablero de gestión del proyecto</w:t>
+      </w:r>
+    </w:p>
+    <w:p>
+      <w:pPr>
+        <w:pStyle w:val="BodyText"/>
+        <w:jc w:val="both"/>
+        <w:rPr>
+          <w:lang w:val="es-CO" w:bidi="ar-SA"/>
+        </w:rPr>
+      </w:pPr>
+      <w:r>
+        <w:rPr>
+          <w:rFonts w:eastAsia="Times New Roman" w:cs="Times New Roman"/>
+          <w:b/>
+          <w:bCs/>
+          <w:color w:val="auto"/>
+          <w:kern w:val="0"/>
+          <w:sz w:val="24"/>
+          <w:szCs w:val="24"/>
+          <w:u w:val="none"/>
+          <w:lang w:val="es-EC" w:eastAsia="en-US" w:bidi="ar-SA"/>
         </w:rPr>
         <w:drawing>
-          <wp:anchor distT="0" distB="0" distL="0" distR="0" simplePos="0" relativeHeight="35" behindDoc="0" locked="0" layoutInCell="0" allowOverlap="1">
+          <wp:anchor distT="0" distB="0" distL="114300" distR="114300" simplePos="0" relativeHeight="48" behindDoc="1" locked="0" layoutInCell="0" allowOverlap="1">
             <wp:simplePos x="0" y="0"/>
             <wp:positionH relativeFrom="column">
-              <wp:posOffset>0</wp:posOffset>
+              <wp:posOffset>60325</wp:posOffset>
             </wp:positionH>
             <wp:positionV relativeFrom="paragraph">
-              <wp:posOffset>155575</wp:posOffset>
+              <wp:posOffset>18415</wp:posOffset>
             </wp:positionV>
-            <wp:extent cx="5731510" cy="1802130"/>
+            <wp:extent cx="5854065" cy="2577465"/>
             <wp:effectExtent l="0" t="0" r="0" b="0"/>
-            <wp:wrapSquare wrapText="largest"/>
-            <wp:docPr id="3" name="Imagen7"/>
+            <wp:wrapThrough wrapText="bothSides">
+              <wp:wrapPolygon edited="0">
+                <wp:start x="0" y="0"/>
+                <wp:lineTo x="0" y="21356"/>
+                <wp:lineTo x="21529" y="21356"/>
+                <wp:lineTo x="21529" y="0"/>
+                <wp:lineTo x="0" y="0"/>
+              </wp:wrapPolygon>
+            </wp:wrapThrough>
+            <wp:docPr id="3" name="Imagen3 Copia 1"/>
             <wp:cNvGraphicFramePr>
               <a:graphicFrameLocks xmlns:a="http://schemas.openxmlformats.org/drawingml/2006/main" noChangeAspect="1"/>
             </wp:cNvGraphicFramePr>
@@ -4170,7 +3642,7 @@
               <a:graphicData uri="http://schemas.openxmlformats.org/drawingml/2006/picture">
                 <pic:pic xmlns:pic="http://schemas.openxmlformats.org/drawingml/2006/picture">
                   <pic:nvPicPr>
-                    <pic:cNvPr id="3" name="Imagen7"/>
+                    <pic:cNvPr id="3" name="Imagen3 Copia 1"/>
                     <pic:cNvPicPr>
                       <a:picLocks noChangeAspect="1" noChangeArrowheads="1"/>
                     </pic:cNvPicPr>
@@ -4184,7 +3656,7 @@
                   <pic:spPr bwMode="auto">
                     <a:xfrm>
                       <a:off x="0" y="0"/>
-                      <a:ext cx="5731510" cy="1802130"/>
+                      <a:ext cx="5854065" cy="2577465"/>
                     </a:xfrm>
                     <a:prstGeom prst="rect">
                       <a:avLst/>
@@ -4201,6 +3673,2751 @@
     <w:p>
       <w:pPr>
         <w:pStyle w:val="BodyText"/>
+        <w:jc w:val="both"/>
+        <w:rPr>
+          <w:lang w:val="es-CO" w:bidi="ar-SA"/>
+        </w:rPr>
+      </w:pPr>
+      <w:r>
+        <w:rPr>
+          <w:rFonts w:eastAsia="Times New Roman" w:cs="Times New Roman"/>
+          <w:b/>
+          <w:bCs/>
+          <w:color w:val="auto"/>
+          <w:kern w:val="0"/>
+          <w:sz w:val="24"/>
+          <w:szCs w:val="24"/>
+          <w:u w:val="none"/>
+          <w:lang w:val="es-EC" w:eastAsia="en-US" w:bidi="ar-SA"/>
+        </w:rPr>
+        <w:t>3.</w:t>
+      </w:r>
+      <w:r>
+        <w:rPr>
+          <w:rFonts w:eastAsia="Times New Roman" w:cs="Times New Roman"/>
+          <w:b/>
+          <w:bCs/>
+          <w:color w:val="auto"/>
+          <w:kern w:val="0"/>
+          <w:sz w:val="24"/>
+          <w:szCs w:val="24"/>
+          <w:u w:val="none"/>
+          <w:lang w:val="es-EC" w:eastAsia="en-US" w:bidi="ar-SA"/>
+        </w:rPr>
+        <w:t>3</w:t>
+      </w:r>
+      <w:r>
+        <w:rPr>
+          <w:rFonts w:eastAsia="Times New Roman" w:cs="Times New Roman"/>
+          <w:b/>
+          <w:bCs/>
+          <w:color w:val="auto"/>
+          <w:kern w:val="0"/>
+          <w:sz w:val="24"/>
+          <w:szCs w:val="24"/>
+          <w:u w:val="none"/>
+          <w:lang w:val="es-EC" w:eastAsia="en-US" w:bidi="ar-SA"/>
+        </w:rPr>
+        <w:t xml:space="preserve"> Organización por sprints o fases ágiles</w:t>
+      </w:r>
+    </w:p>
+    <w:p>
+      <w:pPr>
+        <w:pStyle w:val="BodyText"/>
+        <w:jc w:val="both"/>
+        <w:rPr>
+          <w:rFonts w:eastAsia="Times New Roman" w:cs="Times New Roman"/>
+          <w:b w:val="false"/>
+          <w:bCs w:val="false"/>
+          <w:color w:val="000000"/>
+          <w:kern w:val="0"/>
+          <w:sz w:val="24"/>
+          <w:szCs w:val="24"/>
+          <w:shd w:fill="FFFFFF" w:val="clear"/>
+          <w:lang w:val="es-CO" w:eastAsia="en-US" w:bidi="ar-SA"/>
+        </w:rPr>
+      </w:pPr>
+      <w:r>
+        <w:rPr>
+          <w:rFonts w:eastAsia="Times New Roman" w:cs="Times New Roman"/>
+          <w:b w:val="false"/>
+          <w:bCs w:val="false"/>
+          <w:color w:val="000000"/>
+          <w:kern w:val="0"/>
+          <w:sz w:val="24"/>
+          <w:szCs w:val="24"/>
+          <w:shd w:fill="FFFFFF" w:val="clear"/>
+          <w:lang w:val="es-CO" w:eastAsia="en-US" w:bidi="ar-SA"/>
+        </w:rPr>
+        <w:drawing>
+          <wp:inline distT="0" distB="0" distL="0" distR="0">
+            <wp:extent cx="5930265" cy="2882900"/>
+            <wp:effectExtent l="0" t="0" r="0" b="0"/>
+            <wp:docPr id="4" name="Imagen4 Copia 1"/>
+            <wp:cNvGraphicFramePr>
+              <a:graphicFrameLocks xmlns:a="http://schemas.openxmlformats.org/drawingml/2006/main" noChangeAspect="1"/>
+            </wp:cNvGraphicFramePr>
+            <a:graphic xmlns:a="http://schemas.openxmlformats.org/drawingml/2006/main">
+              <a:graphicData uri="http://schemas.openxmlformats.org/drawingml/2006/picture">
+                <pic:pic xmlns:pic="http://schemas.openxmlformats.org/drawingml/2006/picture">
+                  <pic:nvPicPr>
+                    <pic:cNvPr id="4" name="Imagen4 Copia 1"/>
+                    <pic:cNvPicPr>
+                      <a:picLocks noChangeAspect="1" noChangeArrowheads="1"/>
+                    </pic:cNvPicPr>
+                  </pic:nvPicPr>
+                  <pic:blipFill>
+                    <a:blip r:embed="rId5"/>
+                    <a:stretch>
+                      <a:fillRect/>
+                    </a:stretch>
+                  </pic:blipFill>
+                  <pic:spPr bwMode="auto">
+                    <a:xfrm>
+                      <a:off x="0" y="0"/>
+                      <a:ext cx="5930265" cy="2882900"/>
+                    </a:xfrm>
+                    <a:prstGeom prst="rect">
+                      <a:avLst/>
+                    </a:prstGeom>
+                    <a:noFill/>
+                  </pic:spPr>
+                </pic:pic>
+              </a:graphicData>
+            </a:graphic>
+          </wp:inline>
+        </w:drawing>
+      </w:r>
+    </w:p>
+    <w:p>
+      <w:pPr>
+        <w:pStyle w:val="BodyText"/>
+        <w:jc w:val="both"/>
+        <w:rPr>
+          <w:rFonts w:eastAsia="Times New Roman" w:cs="Times New Roman"/>
+          <w:b w:val="false"/>
+          <w:bCs w:val="false"/>
+          <w:color w:val="000000"/>
+          <w:kern w:val="0"/>
+          <w:sz w:val="24"/>
+          <w:szCs w:val="24"/>
+          <w:shd w:fill="FFFFFF" w:val="clear"/>
+          <w:lang w:val="es-CO" w:eastAsia="en-US" w:bidi="ar-SA"/>
+        </w:rPr>
+      </w:pPr>
+      <w:r>
+        <w:rPr>
+          <w:rFonts w:eastAsia="Times New Roman" w:cs="Times New Roman"/>
+          <w:b w:val="false"/>
+          <w:bCs w:val="false"/>
+          <w:color w:val="000000"/>
+          <w:kern w:val="0"/>
+          <w:sz w:val="24"/>
+          <w:szCs w:val="24"/>
+          <w:shd w:fill="FFFFFF" w:val="clear"/>
+          <w:lang w:val="es-CO" w:eastAsia="en-US" w:bidi="ar-SA"/>
+        </w:rPr>
+      </w:r>
+    </w:p>
+    <w:p>
+      <w:pPr>
+        <w:pStyle w:val="BodyText"/>
+        <w:jc w:val="both"/>
+        <w:rPr>
+          <w:rFonts w:ascii="Times New Roman" w:hAnsi="Times New Roman" w:eastAsia="Times New Roman" w:cs="Times New Roman"/>
+          <w:b w:val="false"/>
+          <w:bCs w:val="false"/>
+          <w:color w:val="000000"/>
+          <w:kern w:val="0"/>
+          <w:sz w:val="24"/>
+          <w:szCs w:val="24"/>
+          <w:shd w:fill="FFFFFF" w:val="clear"/>
+          <w:lang w:val="es-CO" w:eastAsia="en-US" w:bidi="ar-SA"/>
+        </w:rPr>
+      </w:pPr>
+      <w:r>
+        <w:rPr>
+          <w:rFonts w:eastAsia="Times New Roman" w:cs="Times New Roman" w:ascii="Times New Roman" w:hAnsi="Times New Roman"/>
+          <w:b w:val="false"/>
+          <w:bCs w:val="false"/>
+          <w:color w:val="000000"/>
+          <w:kern w:val="0"/>
+          <w:sz w:val="24"/>
+          <w:szCs w:val="24"/>
+          <w:shd w:fill="FFFFFF" w:val="clear"/>
+          <w:lang w:val="es-CO" w:eastAsia="en-US" w:bidi="ar-SA"/>
+        </w:rPr>
+        <w:t xml:space="preserve">Resumen </w:t>
+      </w:r>
+    </w:p>
+    <w:p>
+      <w:pPr>
+        <w:pStyle w:val="BodyText"/>
+        <w:jc w:val="both"/>
+        <w:rPr>
+          <w:rFonts w:ascii="Times New Roman" w:hAnsi="Times New Roman" w:eastAsia="Times New Roman" w:cs="Times New Roman"/>
+          <w:b w:val="false"/>
+          <w:bCs w:val="false"/>
+          <w:color w:val="000000"/>
+          <w:kern w:val="0"/>
+          <w:sz w:val="24"/>
+          <w:szCs w:val="24"/>
+          <w:shd w:fill="FFFFFF" w:val="clear"/>
+          <w:lang w:val="es-CO" w:eastAsia="en-US" w:bidi="ar-SA"/>
+        </w:rPr>
+      </w:pPr>
+      <w:r>
+        <w:rPr>
+          <w:rFonts w:eastAsia="Times New Roman" w:cs="Times New Roman" w:ascii="Times New Roman" w:hAnsi="Times New Roman"/>
+          <w:b w:val="false"/>
+          <w:bCs w:val="false"/>
+          <w:color w:val="000000"/>
+          <w:kern w:val="0"/>
+          <w:sz w:val="24"/>
+          <w:szCs w:val="24"/>
+          <w:shd w:fill="FFFFFF" w:val="clear"/>
+          <w:lang w:val="es-CO" w:eastAsia="en-US" w:bidi="ar-SA"/>
+        </w:rPr>
+        <w:t>La planificación en formato de sprints nos permite organizar las tareas de acuerdo a las entregas en el primer sprints las tareas están enfocadas a los usuarios como login y registro el segundo a las funcionalidades del sistema y el tercero a la mejora de la calidad comparto el link del tablero en jira</w:t>
+      </w:r>
+    </w:p>
+    <w:p>
+      <w:pPr>
+        <w:pStyle w:val="BodyText"/>
+        <w:jc w:val="both"/>
+        <w:rPr>
+          <w:rFonts w:ascii="Times New Roman" w:hAnsi="Times New Roman" w:eastAsia="Times New Roman" w:cs="Times New Roman"/>
+          <w:b w:val="false"/>
+          <w:bCs w:val="false"/>
+          <w:color w:val="000000"/>
+          <w:kern w:val="0"/>
+          <w:sz w:val="24"/>
+          <w:szCs w:val="24"/>
+          <w:shd w:fill="FFFFFF" w:val="clear"/>
+          <w:lang w:val="es-CO" w:eastAsia="en-US" w:bidi="ar-SA"/>
+        </w:rPr>
+      </w:pPr>
+      <w:r>
+        <w:rPr>
+          <w:rFonts w:eastAsia="Times New Roman" w:cs="Times New Roman" w:ascii="Times New Roman" w:hAnsi="Times New Roman"/>
+          <w:b w:val="false"/>
+          <w:bCs w:val="false"/>
+          <w:color w:val="000000"/>
+          <w:kern w:val="0"/>
+          <w:sz w:val="24"/>
+          <w:szCs w:val="24"/>
+          <w:shd w:fill="FFFFFF" w:val="clear"/>
+          <w:lang w:val="es-CO" w:eastAsia="en-US" w:bidi="ar-SA"/>
+        </w:rPr>
+      </w:r>
+    </w:p>
+    <w:p>
+      <w:pPr>
+        <w:pStyle w:val="ListParagraph"/>
+        <w:ind w:hanging="0" w:left="0"/>
+        <w:jc w:val="both"/>
+        <w:rPr>
+          <w:rFonts w:ascii="Times New Roman" w:hAnsi="Times New Roman" w:eastAsia="Times New Roman" w:cs="Times New Roman"/>
+          <w:b w:val="false"/>
+          <w:bCs w:val="false"/>
+          <w:color w:val="000000"/>
+          <w:kern w:val="0"/>
+          <w:sz w:val="24"/>
+          <w:szCs w:val="24"/>
+          <w:shd w:fill="FFFFFF" w:val="clear"/>
+          <w:lang w:val="es-CO" w:eastAsia="en-US" w:bidi="ar-SA"/>
+        </w:rPr>
+      </w:pPr>
+      <w:hyperlink r:id="rId6">
+        <w:r>
+          <w:rPr>
+            <w:rStyle w:val="Hyperlink"/>
+            <w:rFonts w:eastAsia="Times New Roman" w:cs="Times New Roman" w:ascii="Times New Roman" w:hAnsi="Times New Roman"/>
+            <w:b w:val="false"/>
+            <w:bCs w:val="false"/>
+            <w:color w:val="000000"/>
+            <w:kern w:val="0"/>
+            <w:sz w:val="24"/>
+            <w:szCs w:val="24"/>
+            <w:shd w:fill="FFFFFF" w:val="clear"/>
+            <w:lang w:val="es-CO" w:eastAsia="en-US" w:bidi="ar-SA"/>
+          </w:rPr>
+          <w:t>EduTech - Tablero de scrum - Jira</w:t>
+        </w:r>
+      </w:hyperlink>
+      <w:r>
+        <w:rPr>
+          <w:rFonts w:eastAsia="Times New Roman" w:cs="Times New Roman" w:ascii="Times New Roman" w:hAnsi="Times New Roman"/>
+          <w:b w:val="false"/>
+          <w:bCs w:val="false"/>
+          <w:color w:val="000000"/>
+          <w:kern w:val="0"/>
+          <w:sz w:val="24"/>
+          <w:szCs w:val="24"/>
+          <w:shd w:fill="FFFFFF" w:val="clear"/>
+          <w:lang w:val="es-CO" w:eastAsia="en-US" w:bidi="ar-SA"/>
+        </w:rPr>
+        <w:t xml:space="preserve"> </w:t>
+      </w:r>
+    </w:p>
+    <w:p>
+      <w:pPr>
+        <w:pStyle w:val="BodyText"/>
+        <w:jc w:val="both"/>
+        <w:rPr>
+          <w:rFonts w:ascii="Times New Roman" w:hAnsi="Times New Roman"/>
+          <w:sz w:val="24"/>
+          <w:szCs w:val="24"/>
+        </w:rPr>
+      </w:pPr>
+      <w:r>
+        <w:rPr>
+          <w:rFonts w:ascii="Times New Roman" w:hAnsi="Times New Roman"/>
+          <w:sz w:val="24"/>
+          <w:szCs w:val="24"/>
+        </w:rPr>
+      </w:r>
+    </w:p>
+    <w:p>
+      <w:pPr>
+        <w:pStyle w:val="BodyText"/>
+        <w:ind w:hanging="0"/>
+        <w:jc w:val="center"/>
+        <w:rPr>
+          <w:rFonts w:ascii="Times New Roman" w:hAnsi="Times New Roman"/>
+          <w:b/>
+          <w:bCs/>
+          <w:sz w:val="24"/>
+          <w:szCs w:val="24"/>
+        </w:rPr>
+      </w:pPr>
+      <w:r>
+        <w:rPr>
+          <w:rFonts w:ascii="Times New Roman" w:hAnsi="Times New Roman"/>
+          <w:b/>
+          <w:bCs/>
+          <w:sz w:val="24"/>
+          <w:szCs w:val="24"/>
+        </w:rPr>
+        <w:t>4. Design Thinking e investigación con usuarios</w:t>
+      </w:r>
+    </w:p>
+    <w:p>
+      <w:pPr>
+        <w:pStyle w:val="ListParagraph"/>
+        <w:ind w:hanging="0" w:left="0"/>
+        <w:jc w:val="left"/>
+        <w:rPr>
+          <w:rFonts w:ascii="Times New Roman" w:hAnsi="Times New Roman"/>
+          <w:b/>
+          <w:bCs/>
+          <w:sz w:val="24"/>
+          <w:szCs w:val="24"/>
+        </w:rPr>
+      </w:pPr>
+      <w:r>
+        <w:rPr>
+          <w:rFonts w:ascii="Times New Roman" w:hAnsi="Times New Roman"/>
+          <w:b/>
+          <w:bCs/>
+          <w:sz w:val="24"/>
+          <w:szCs w:val="24"/>
+        </w:rPr>
+      </w:r>
+    </w:p>
+    <w:p>
+      <w:pPr>
+        <w:pStyle w:val="ListParagraph"/>
+        <w:ind w:hanging="0" w:left="0"/>
+        <w:jc w:val="left"/>
+        <w:rPr>
+          <w:rFonts w:ascii="Times New Roman" w:hAnsi="Times New Roman"/>
+          <w:b/>
+          <w:bCs/>
+          <w:sz w:val="24"/>
+          <w:szCs w:val="24"/>
+        </w:rPr>
+      </w:pPr>
+      <w:r>
+        <w:rPr>
+          <w:rFonts w:ascii="Times New Roman" w:hAnsi="Times New Roman"/>
+          <w:b/>
+          <w:bCs/>
+          <w:sz w:val="24"/>
+          <w:szCs w:val="24"/>
+        </w:rPr>
+        <w:t>4.1Proceso de investigación con usuarios</w:t>
+      </w:r>
+    </w:p>
+    <w:p>
+      <w:pPr>
+        <w:pStyle w:val="ListParagraph"/>
+        <w:ind w:hanging="0" w:left="0"/>
+        <w:jc w:val="left"/>
+        <w:rPr>
+          <w:rFonts w:ascii="Times New Roman" w:hAnsi="Times New Roman"/>
+          <w:b/>
+          <w:bCs/>
+          <w:sz w:val="24"/>
+          <w:szCs w:val="24"/>
+        </w:rPr>
+      </w:pPr>
+      <w:r>
+        <w:rPr>
+          <w:rFonts w:ascii="Times New Roman" w:hAnsi="Times New Roman"/>
+          <w:b/>
+          <w:bCs/>
+          <w:sz w:val="24"/>
+          <w:szCs w:val="24"/>
+        </w:rPr>
+      </w:r>
+    </w:p>
+    <w:p>
+      <w:pPr>
+        <w:pStyle w:val="ListParagraph"/>
+        <w:ind w:hanging="0" w:left="0"/>
+        <w:jc w:val="both"/>
+        <w:rPr>
+          <w:rFonts w:ascii="Times New Roman" w:hAnsi="Times New Roman"/>
+          <w:b/>
+          <w:bCs/>
+          <w:sz w:val="24"/>
+          <w:szCs w:val="24"/>
+        </w:rPr>
+      </w:pPr>
+      <w:r>
+        <w:rPr>
+          <w:rFonts w:ascii="Times New Roman" w:hAnsi="Times New Roman"/>
+          <w:b w:val="false"/>
+          <w:bCs w:val="false"/>
+          <w:sz w:val="24"/>
+          <w:szCs w:val="24"/>
+        </w:rPr>
+        <w:t xml:space="preserve">Para desarrollar el proyecto de Edutech, se llevo a cabo un proceso de investigación con usuarios con el objetivo de identificar problemas y expectativas frente a la gestión de actividades académicas y métodos de aprendizaje que se implementaran de manera adecuada al proyecto </w:t>
+      </w:r>
+    </w:p>
+    <w:p>
+      <w:pPr>
+        <w:pStyle w:val="ListParagraph"/>
+        <w:ind w:hanging="0" w:left="0"/>
+        <w:jc w:val="both"/>
+        <w:rPr>
+          <w:rFonts w:ascii="Times New Roman" w:hAnsi="Times New Roman"/>
+          <w:b w:val="false"/>
+          <w:bCs w:val="false"/>
+          <w:sz w:val="24"/>
+          <w:szCs w:val="24"/>
+        </w:rPr>
+      </w:pPr>
+      <w:r>
+        <w:rPr>
+          <w:rFonts w:ascii="Times New Roman" w:hAnsi="Times New Roman"/>
+          <w:b w:val="false"/>
+          <w:bCs w:val="false"/>
+          <w:sz w:val="24"/>
+          <w:szCs w:val="24"/>
+        </w:rPr>
+      </w:r>
+    </w:p>
+    <w:p>
+      <w:pPr>
+        <w:pStyle w:val="ListParagraph"/>
+        <w:ind w:hanging="0" w:left="0"/>
+        <w:jc w:val="both"/>
+        <w:rPr>
+          <w:rFonts w:ascii="Times New Roman" w:hAnsi="Times New Roman"/>
+          <w:b w:val="false"/>
+          <w:bCs w:val="false"/>
+          <w:sz w:val="24"/>
+          <w:szCs w:val="24"/>
+        </w:rPr>
+      </w:pPr>
+      <w:r>
+        <w:rPr>
+          <w:rFonts w:ascii="Times New Roman" w:hAnsi="Times New Roman"/>
+          <w:b w:val="false"/>
+          <w:bCs w:val="false"/>
+          <w:sz w:val="24"/>
+          <w:szCs w:val="24"/>
+        </w:rPr>
+        <w:t>Se utilizaron técnicas como encuestas, entrevistas y recolección de opiniones de estudiantes en general permitiendo comprender las principales dificultades que se enfrentan como la comunicación entre docente y estudiantes.</w:t>
+      </w:r>
+    </w:p>
+    <w:p>
+      <w:pPr>
+        <w:pStyle w:val="ListParagraph"/>
+        <w:ind w:hanging="0" w:left="0"/>
+        <w:jc w:val="left"/>
+        <w:rPr>
+          <w:rFonts w:ascii="Times New Roman" w:hAnsi="Times New Roman"/>
+          <w:b w:val="false"/>
+          <w:bCs w:val="false"/>
+          <w:sz w:val="24"/>
+          <w:szCs w:val="24"/>
+        </w:rPr>
+      </w:pPr>
+      <w:r>
+        <w:rPr>
+          <w:rFonts w:ascii="Times New Roman" w:hAnsi="Times New Roman"/>
+          <w:b w:val="false"/>
+          <w:bCs w:val="false"/>
+          <w:sz w:val="24"/>
+          <w:szCs w:val="24"/>
+        </w:rPr>
+      </w:r>
+    </w:p>
+    <w:p>
+      <w:pPr>
+        <w:pStyle w:val="ListParagraph"/>
+        <w:ind w:hanging="0" w:left="0"/>
+        <w:rPr>
+          <w:rFonts w:ascii="Times New Roman" w:hAnsi="Times New Roman"/>
+          <w:sz w:val="24"/>
+          <w:szCs w:val="24"/>
+        </w:rPr>
+      </w:pPr>
+      <w:r>
+        <w:rPr>
+          <w:rFonts w:ascii="Times New Roman" w:hAnsi="Times New Roman"/>
+          <w:sz w:val="24"/>
+          <w:szCs w:val="24"/>
+        </w:rPr>
+      </w:r>
+    </w:p>
+    <w:p>
+      <w:pPr>
+        <w:pStyle w:val="ListParagraph"/>
+        <w:ind w:hanging="0" w:left="0"/>
+        <w:rPr>
+          <w:rFonts w:ascii="Times New Roman" w:hAnsi="Times New Roman"/>
+          <w:sz w:val="24"/>
+          <w:szCs w:val="24"/>
+        </w:rPr>
+      </w:pPr>
+      <w:r>
+        <w:rPr>
+          <w:rFonts w:ascii="Times New Roman" w:hAnsi="Times New Roman"/>
+          <w:b/>
+          <w:bCs/>
+          <w:sz w:val="24"/>
+          <w:szCs w:val="24"/>
+        </w:rPr>
+        <w:t>4.1.1Entrevistas y hallazgos</w:t>
+      </w:r>
+    </w:p>
+    <w:p>
+      <w:pPr>
+        <w:pStyle w:val="ListParagraph"/>
+        <w:ind w:hanging="0" w:left="0"/>
+        <w:jc w:val="left"/>
+        <w:rPr>
+          <w:rFonts w:ascii="Times New Roman" w:hAnsi="Times New Roman"/>
+          <w:b/>
+          <w:bCs/>
+          <w:sz w:val="24"/>
+          <w:szCs w:val="24"/>
+        </w:rPr>
+      </w:pPr>
+      <w:r>
+        <w:rPr>
+          <w:rFonts w:ascii="Times New Roman" w:hAnsi="Times New Roman"/>
+          <w:b/>
+          <w:bCs/>
+          <w:sz w:val="24"/>
+          <w:szCs w:val="24"/>
+        </w:rPr>
+      </w:r>
+    </w:p>
+    <w:p>
+      <w:pPr>
+        <w:pStyle w:val="ListParagraph"/>
+        <w:ind w:hanging="0" w:left="0"/>
+        <w:jc w:val="both"/>
+        <w:rPr>
+          <w:rFonts w:ascii="Times New Roman" w:hAnsi="Times New Roman"/>
+          <w:b/>
+          <w:bCs/>
+          <w:sz w:val="24"/>
+          <w:szCs w:val="24"/>
+        </w:rPr>
+      </w:pPr>
+      <w:r>
+        <w:rPr>
+          <w:rFonts w:ascii="Times New Roman" w:hAnsi="Times New Roman"/>
+          <w:b w:val="false"/>
+          <w:bCs w:val="false"/>
+          <w:sz w:val="24"/>
+          <w:szCs w:val="24"/>
+        </w:rPr>
+        <w:t xml:space="preserve">Se realizaron entrevistas a un grupo de usuarios que representan el proyecto </w:t>
+      </w:r>
+    </w:p>
+    <w:p>
+      <w:pPr>
+        <w:pStyle w:val="ListParagraph"/>
+        <w:ind w:hanging="0" w:left="0"/>
+        <w:jc w:val="both"/>
+        <w:rPr>
+          <w:rFonts w:ascii="Times New Roman" w:hAnsi="Times New Roman"/>
+          <w:b w:val="false"/>
+          <w:bCs w:val="false"/>
+          <w:sz w:val="24"/>
+          <w:szCs w:val="24"/>
+        </w:rPr>
+      </w:pPr>
+      <w:r>
+        <w:rPr>
+          <w:rFonts w:ascii="Times New Roman" w:hAnsi="Times New Roman"/>
+          <w:b w:val="false"/>
+          <w:bCs w:val="false"/>
+          <w:sz w:val="24"/>
+          <w:szCs w:val="24"/>
+        </w:rPr>
+        <w:t xml:space="preserve">Incluyen estudiantes, docentes y administrativos </w:t>
+      </w:r>
+    </w:p>
+    <w:p>
+      <w:pPr>
+        <w:pStyle w:val="ListParagraph"/>
+        <w:ind w:hanging="0" w:left="0"/>
+        <w:jc w:val="both"/>
+        <w:rPr>
+          <w:rFonts w:ascii="Times New Roman" w:hAnsi="Times New Roman"/>
+          <w:b w:val="false"/>
+          <w:bCs w:val="false"/>
+          <w:sz w:val="24"/>
+          <w:szCs w:val="24"/>
+        </w:rPr>
+      </w:pPr>
+      <w:r>
+        <w:rPr>
+          <w:rFonts w:ascii="Times New Roman" w:hAnsi="Times New Roman"/>
+          <w:b w:val="false"/>
+          <w:bCs w:val="false"/>
+          <w:sz w:val="24"/>
+          <w:szCs w:val="24"/>
+        </w:rPr>
+      </w:r>
+    </w:p>
+    <w:p>
+      <w:pPr>
+        <w:pStyle w:val="ListParagraph"/>
+        <w:ind w:hanging="0" w:left="0"/>
+        <w:jc w:val="both"/>
+        <w:rPr>
+          <w:rFonts w:ascii="Times New Roman" w:hAnsi="Times New Roman"/>
+          <w:b w:val="false"/>
+          <w:bCs w:val="false"/>
+          <w:sz w:val="24"/>
+          <w:szCs w:val="24"/>
+        </w:rPr>
+      </w:pPr>
+      <w:r>
+        <w:rPr>
+          <w:rFonts w:ascii="Times New Roman" w:hAnsi="Times New Roman"/>
+          <w:b w:val="false"/>
+          <w:bCs w:val="false"/>
+          <w:sz w:val="24"/>
+          <w:szCs w:val="24"/>
+        </w:rPr>
+        <w:t>Durante la entrevista se realizan preguntas como:</w:t>
+      </w:r>
+    </w:p>
+    <w:p>
+      <w:pPr>
+        <w:pStyle w:val="ListParagraph"/>
+        <w:ind w:hanging="0" w:left="0"/>
+        <w:jc w:val="both"/>
+        <w:rPr>
+          <w:rFonts w:ascii="Times New Roman" w:hAnsi="Times New Roman"/>
+          <w:b w:val="false"/>
+          <w:bCs w:val="false"/>
+          <w:sz w:val="24"/>
+          <w:szCs w:val="24"/>
+        </w:rPr>
+      </w:pPr>
+      <w:r>
+        <w:rPr>
+          <w:rFonts w:ascii="Times New Roman" w:hAnsi="Times New Roman"/>
+          <w:b w:val="false"/>
+          <w:bCs w:val="false"/>
+          <w:sz w:val="24"/>
+          <w:szCs w:val="24"/>
+        </w:rPr>
+      </w:r>
+    </w:p>
+    <w:p>
+      <w:pPr>
+        <w:pStyle w:val="ListParagraph"/>
+        <w:ind w:hanging="0" w:left="0"/>
+        <w:jc w:val="both"/>
+        <w:rPr>
+          <w:rFonts w:ascii="Times New Roman" w:hAnsi="Times New Roman"/>
+          <w:b w:val="false"/>
+          <w:bCs w:val="false"/>
+          <w:sz w:val="24"/>
+          <w:szCs w:val="24"/>
+        </w:rPr>
+      </w:pPr>
+      <w:r>
+        <w:rPr>
+          <w:rFonts w:ascii="Times New Roman" w:hAnsi="Times New Roman"/>
+          <w:b w:val="false"/>
+          <w:bCs w:val="false"/>
+          <w:sz w:val="24"/>
+          <w:szCs w:val="24"/>
+        </w:rPr>
+        <w:t xml:space="preserve">    • </w:t>
+      </w:r>
+      <w:r>
+        <w:rPr>
+          <w:rFonts w:ascii="Times New Roman" w:hAnsi="Times New Roman"/>
+          <w:b w:val="false"/>
+          <w:bCs w:val="false"/>
+          <w:sz w:val="24"/>
+          <w:szCs w:val="24"/>
+        </w:rPr>
+        <w:t>¿Como gestiona actividades académicas?</w:t>
+      </w:r>
+    </w:p>
+    <w:p>
+      <w:pPr>
+        <w:pStyle w:val="ListParagraph"/>
+        <w:ind w:hanging="0" w:left="0"/>
+        <w:jc w:val="both"/>
+        <w:rPr>
+          <w:rFonts w:ascii="Times New Roman" w:hAnsi="Times New Roman"/>
+          <w:b w:val="false"/>
+          <w:bCs w:val="false"/>
+          <w:sz w:val="24"/>
+          <w:szCs w:val="24"/>
+        </w:rPr>
+      </w:pPr>
+      <w:r>
+        <w:rPr>
+          <w:rFonts w:ascii="Times New Roman" w:hAnsi="Times New Roman"/>
+          <w:b w:val="false"/>
+          <w:bCs w:val="false"/>
+          <w:sz w:val="24"/>
+          <w:szCs w:val="24"/>
+        </w:rPr>
+        <w:t xml:space="preserve">    • </w:t>
+      </w:r>
+      <w:r>
+        <w:rPr>
+          <w:rFonts w:ascii="Times New Roman" w:hAnsi="Times New Roman"/>
+          <w:b w:val="false"/>
+          <w:bCs w:val="false"/>
+          <w:sz w:val="24"/>
+          <w:szCs w:val="24"/>
+        </w:rPr>
+        <w:t>¿Que dificultades presenta el entregar o revisar tareas?</w:t>
+      </w:r>
+    </w:p>
+    <w:p>
+      <w:pPr>
+        <w:pStyle w:val="ListParagraph"/>
+        <w:ind w:hanging="0" w:left="0"/>
+        <w:jc w:val="both"/>
+        <w:rPr>
+          <w:rFonts w:ascii="Times New Roman" w:hAnsi="Times New Roman"/>
+          <w:b w:val="false"/>
+          <w:bCs w:val="false"/>
+          <w:sz w:val="24"/>
+          <w:szCs w:val="24"/>
+        </w:rPr>
+      </w:pPr>
+      <w:r>
+        <w:rPr>
+          <w:rFonts w:ascii="Times New Roman" w:hAnsi="Times New Roman"/>
+          <w:b w:val="false"/>
+          <w:bCs w:val="false"/>
+          <w:sz w:val="24"/>
+          <w:szCs w:val="24"/>
+        </w:rPr>
+        <w:t xml:space="preserve">    • </w:t>
+      </w:r>
+      <w:r>
+        <w:rPr>
+          <w:rFonts w:ascii="Times New Roman" w:hAnsi="Times New Roman"/>
+          <w:b w:val="false"/>
+          <w:bCs w:val="false"/>
+          <w:sz w:val="24"/>
+          <w:szCs w:val="24"/>
+        </w:rPr>
+        <w:t>¿Que funcionalidades serian de importancia en una plataforma de educación?</w:t>
+      </w:r>
+    </w:p>
+    <w:p>
+      <w:pPr>
+        <w:pStyle w:val="ListParagraph"/>
+        <w:ind w:hanging="0" w:left="0"/>
+        <w:jc w:val="both"/>
+        <w:rPr>
+          <w:rFonts w:ascii="Times New Roman" w:hAnsi="Times New Roman"/>
+          <w:b w:val="false"/>
+          <w:bCs w:val="false"/>
+          <w:sz w:val="24"/>
+          <w:szCs w:val="24"/>
+        </w:rPr>
+      </w:pPr>
+      <w:r>
+        <w:rPr>
+          <w:rFonts w:ascii="Times New Roman" w:hAnsi="Times New Roman"/>
+          <w:b w:val="false"/>
+          <w:bCs w:val="false"/>
+          <w:sz w:val="24"/>
+          <w:szCs w:val="24"/>
+        </w:rPr>
+      </w:r>
+    </w:p>
+    <w:p>
+      <w:pPr>
+        <w:pStyle w:val="ListParagraph"/>
+        <w:ind w:hanging="0" w:left="0"/>
+        <w:jc w:val="both"/>
+        <w:rPr>
+          <w:rFonts w:ascii="Times New Roman" w:hAnsi="Times New Roman"/>
+          <w:b w:val="false"/>
+          <w:bCs w:val="false"/>
+          <w:sz w:val="24"/>
+          <w:szCs w:val="24"/>
+        </w:rPr>
+      </w:pPr>
+      <w:r>
+        <w:rPr>
+          <w:rFonts w:ascii="Times New Roman" w:hAnsi="Times New Roman"/>
+          <w:b w:val="false"/>
+          <w:bCs w:val="false"/>
+          <w:sz w:val="24"/>
+          <w:szCs w:val="24"/>
+        </w:rPr>
+        <w:t>El proceso de investigación con usuarios permitió identificar los principales problemas de gestión académica evidenciando que una plataforma como EduTech facilitaría la organización de las actividades, el seguimiento de los procesos y la comunicación.</w:t>
+      </w:r>
+    </w:p>
+    <w:p>
+      <w:pPr>
+        <w:pStyle w:val="ListParagraph"/>
+        <w:ind w:hanging="0" w:left="0"/>
+        <w:rPr>
+          <w:rFonts w:ascii="Times New Roman" w:hAnsi="Times New Roman"/>
+          <w:b/>
+          <w:bCs/>
+          <w:sz w:val="24"/>
+          <w:szCs w:val="24"/>
+        </w:rPr>
+      </w:pPr>
+      <w:r>
+        <w:rPr>
+          <w:rFonts w:ascii="Times New Roman" w:hAnsi="Times New Roman"/>
+          <w:b/>
+          <w:bCs/>
+          <w:sz w:val="24"/>
+          <w:szCs w:val="24"/>
+        </w:rPr>
+      </w:r>
+    </w:p>
+    <w:p>
+      <w:pPr>
+        <w:pStyle w:val="ListParagraph"/>
+        <w:ind w:hanging="0" w:left="0"/>
+        <w:rPr>
+          <w:rFonts w:ascii="Times New Roman" w:hAnsi="Times New Roman"/>
+          <w:b/>
+          <w:bCs/>
+          <w:sz w:val="24"/>
+          <w:szCs w:val="24"/>
+        </w:rPr>
+      </w:pPr>
+      <w:r>
+        <w:rPr>
+          <w:rFonts w:ascii="Times New Roman" w:hAnsi="Times New Roman"/>
+          <w:b/>
+          <w:bCs/>
+          <w:sz w:val="24"/>
+          <w:szCs w:val="24"/>
+        </w:rPr>
+      </w:r>
+    </w:p>
+    <w:p>
+      <w:pPr>
+        <w:pStyle w:val="ListParagraph"/>
+        <w:ind w:hanging="0" w:left="0"/>
+        <w:rPr>
+          <w:rFonts w:ascii="Times New Roman" w:hAnsi="Times New Roman"/>
+          <w:b/>
+          <w:bCs/>
+          <w:sz w:val="24"/>
+          <w:szCs w:val="24"/>
+        </w:rPr>
+      </w:pPr>
+      <w:r>
+        <w:rPr>
+          <w:rFonts w:ascii="Times New Roman" w:hAnsi="Times New Roman"/>
+          <w:b/>
+          <w:bCs/>
+          <w:sz w:val="24"/>
+          <w:szCs w:val="24"/>
+        </w:rPr>
+        <w:t>4.</w:t>
+      </w:r>
+      <w:r>
+        <w:rPr>
+          <w:rFonts w:ascii="Times New Roman" w:hAnsi="Times New Roman"/>
+          <w:b/>
+          <w:bCs/>
+          <w:sz w:val="24"/>
+          <w:szCs w:val="24"/>
+        </w:rPr>
+        <w:t>2 User Persona</w:t>
+      </w:r>
+    </w:p>
+    <w:p>
+      <w:pPr>
+        <w:pStyle w:val="ListParagraph"/>
+        <w:ind w:hanging="0" w:left="0"/>
+        <w:rPr>
+          <w:rFonts w:ascii="Times New Roman" w:hAnsi="Times New Roman"/>
+          <w:b/>
+          <w:bCs/>
+          <w:sz w:val="24"/>
+          <w:szCs w:val="24"/>
+        </w:rPr>
+      </w:pPr>
+      <w:r>
+        <w:rPr>
+          <w:rFonts w:ascii="Times New Roman" w:hAnsi="Times New Roman"/>
+          <w:b/>
+          <w:bCs/>
+          <w:sz w:val="24"/>
+          <w:szCs w:val="24"/>
+        </w:rPr>
+      </w:r>
+    </w:p>
+    <w:p>
+      <w:pPr>
+        <w:pStyle w:val="ListParagraph"/>
+        <w:ind w:hanging="0" w:left="0"/>
+        <w:rPr>
+          <w:rFonts w:ascii="Times New Roman" w:hAnsi="Times New Roman"/>
+          <w:b/>
+          <w:bCs/>
+          <w:sz w:val="24"/>
+          <w:szCs w:val="24"/>
+        </w:rPr>
+      </w:pPr>
+      <w:r>
+        <w:rPr>
+          <w:rFonts w:ascii="Times New Roman" w:hAnsi="Times New Roman"/>
+          <w:b/>
+          <w:bCs/>
+          <w:sz w:val="24"/>
+          <w:szCs w:val="24"/>
+        </w:rPr>
+        <w:t>User persona-</w:t>
+      </w:r>
+      <w:r>
+        <w:rPr>
+          <w:rFonts w:ascii="Times New Roman" w:hAnsi="Times New Roman"/>
+          <w:b/>
+          <w:bCs/>
+          <w:sz w:val="24"/>
+          <w:szCs w:val="24"/>
+        </w:rPr>
+        <w:t>E</w:t>
+      </w:r>
+      <w:r>
+        <w:rPr>
+          <w:rFonts w:ascii="Times New Roman" w:hAnsi="Times New Roman"/>
+          <w:b/>
+          <w:bCs/>
+          <w:sz w:val="24"/>
+          <w:szCs w:val="24"/>
+        </w:rPr>
+        <w:t>dutech</w:t>
+      </w:r>
+    </w:p>
+    <w:p>
+      <w:pPr>
+        <w:pStyle w:val="ListParagraph"/>
+        <w:ind w:hanging="0" w:left="0"/>
+        <w:rPr>
+          <w:rFonts w:ascii="Times New Roman" w:hAnsi="Times New Roman"/>
+          <w:b/>
+          <w:bCs/>
+          <w:sz w:val="24"/>
+          <w:szCs w:val="24"/>
+        </w:rPr>
+      </w:pPr>
+      <w:r>
+        <w:rPr>
+          <w:rFonts w:ascii="Times New Roman" w:hAnsi="Times New Roman"/>
+          <w:b/>
+          <w:bCs/>
+          <w:sz w:val="24"/>
+          <w:szCs w:val="24"/>
+        </w:rPr>
+      </w:r>
+    </w:p>
+    <w:p>
+      <w:pPr>
+        <w:pStyle w:val="ListParagraph"/>
+        <w:ind w:hanging="0" w:left="0"/>
+        <w:rPr>
+          <w:rFonts w:ascii="Times New Roman" w:hAnsi="Times New Roman"/>
+          <w:b/>
+          <w:bCs/>
+          <w:sz w:val="24"/>
+          <w:szCs w:val="24"/>
+        </w:rPr>
+      </w:pPr>
+      <w:r>
+        <w:rPr>
+          <w:rFonts w:ascii="Times New Roman" w:hAnsi="Times New Roman"/>
+          <w:b/>
+          <w:bCs/>
+          <w:sz w:val="24"/>
+          <w:szCs w:val="24"/>
+        </w:rPr>
+        <w:t xml:space="preserve">Nombre: </w:t>
+      </w:r>
+      <w:r>
+        <w:rPr>
+          <w:rFonts w:ascii="Times New Roman" w:hAnsi="Times New Roman"/>
+          <w:b w:val="false"/>
+          <w:bCs w:val="false"/>
+          <w:sz w:val="24"/>
+          <w:szCs w:val="24"/>
+        </w:rPr>
+        <w:t>joaquin antonio</w:t>
+      </w:r>
+      <w:r>
+        <w:rPr>
+          <w:rFonts w:ascii="Times New Roman" w:hAnsi="Times New Roman"/>
+          <w:b/>
+          <w:bCs/>
+          <w:sz w:val="24"/>
+          <w:szCs w:val="24"/>
+        </w:rPr>
+        <w:br/>
+        <w:t xml:space="preserve">Edad: </w:t>
+      </w:r>
+      <w:r>
+        <w:rPr>
+          <w:rFonts w:ascii="Times New Roman" w:hAnsi="Times New Roman"/>
+          <w:b w:val="false"/>
+          <w:bCs w:val="false"/>
+          <w:sz w:val="24"/>
+          <w:szCs w:val="24"/>
+        </w:rPr>
+        <w:t>15 años</w:t>
+      </w:r>
+      <w:r>
+        <w:rPr>
+          <w:rFonts w:ascii="Times New Roman" w:hAnsi="Times New Roman"/>
+          <w:b/>
+          <w:bCs/>
+          <w:sz w:val="24"/>
+          <w:szCs w:val="24"/>
+        </w:rPr>
+        <w:br/>
+        <w:t xml:space="preserve">Rol: </w:t>
+      </w:r>
+      <w:r>
+        <w:rPr>
+          <w:rFonts w:ascii="Times New Roman" w:hAnsi="Times New Roman"/>
+          <w:b w:val="false"/>
+          <w:bCs w:val="false"/>
+          <w:sz w:val="24"/>
+          <w:szCs w:val="24"/>
+        </w:rPr>
+        <w:t>Estudiante</w:t>
+      </w:r>
+      <w:r>
+        <w:rPr>
+          <w:rFonts w:ascii="Times New Roman" w:hAnsi="Times New Roman"/>
+          <w:b/>
+          <w:bCs/>
+          <w:sz w:val="24"/>
+          <w:szCs w:val="24"/>
+        </w:rPr>
+        <w:br/>
+        <w:t xml:space="preserve">Ocupación: </w:t>
+      </w:r>
+      <w:r>
+        <w:rPr>
+          <w:rFonts w:ascii="Times New Roman" w:hAnsi="Times New Roman"/>
+          <w:b w:val="false"/>
+          <w:bCs w:val="false"/>
+          <w:sz w:val="24"/>
+          <w:szCs w:val="24"/>
+        </w:rPr>
+        <w:t xml:space="preserve">Estudia y entrena </w:t>
+      </w:r>
+    </w:p>
+    <w:p>
+      <w:pPr>
+        <w:pStyle w:val="ListParagraph"/>
+        <w:ind w:hanging="0" w:left="0"/>
+        <w:rPr>
+          <w:rFonts w:ascii="Times New Roman" w:hAnsi="Times New Roman"/>
+          <w:b/>
+          <w:bCs/>
+          <w:sz w:val="24"/>
+          <w:szCs w:val="24"/>
+        </w:rPr>
+      </w:pPr>
+      <w:r>
+        <w:rPr>
+          <w:rFonts w:ascii="Times New Roman" w:hAnsi="Times New Roman"/>
+          <w:b/>
+          <w:bCs/>
+          <w:sz w:val="24"/>
+          <w:szCs w:val="24"/>
+        </w:rPr>
+      </w:r>
+    </w:p>
+    <w:p>
+      <w:pPr>
+        <w:pStyle w:val="ListParagraph"/>
+        <w:ind w:hanging="0" w:left="0"/>
+        <w:rPr>
+          <w:rFonts w:ascii="Times New Roman" w:hAnsi="Times New Roman"/>
+          <w:b/>
+          <w:bCs/>
+          <w:sz w:val="24"/>
+          <w:szCs w:val="24"/>
+        </w:rPr>
+      </w:pPr>
+      <w:r>
+        <w:rPr>
+          <w:rFonts w:ascii="Times New Roman" w:hAnsi="Times New Roman"/>
+          <w:b/>
+          <w:bCs/>
+          <w:sz w:val="24"/>
+          <w:szCs w:val="24"/>
+        </w:rPr>
+        <w:t xml:space="preserve">Objetivos: </w:t>
+      </w:r>
+    </w:p>
+    <w:p>
+      <w:pPr>
+        <w:pStyle w:val="ListParagraph"/>
+        <w:ind w:hanging="0" w:left="0"/>
+        <w:rPr>
+          <w:rFonts w:ascii="Times New Roman" w:hAnsi="Times New Roman"/>
+          <w:b/>
+          <w:bCs/>
+          <w:sz w:val="24"/>
+          <w:szCs w:val="24"/>
+        </w:rPr>
+      </w:pPr>
+      <w:r>
+        <w:rPr>
+          <w:rFonts w:ascii="Times New Roman" w:hAnsi="Times New Roman"/>
+          <w:b/>
+          <w:bCs/>
+          <w:sz w:val="24"/>
+          <w:szCs w:val="24"/>
+        </w:rPr>
+        <w:t xml:space="preserve">    • </w:t>
+      </w:r>
+      <w:r>
+        <w:rPr>
+          <w:rFonts w:ascii="Times New Roman" w:hAnsi="Times New Roman"/>
+          <w:b w:val="false"/>
+          <w:bCs w:val="false"/>
+          <w:sz w:val="24"/>
+          <w:szCs w:val="24"/>
+        </w:rPr>
+        <w:t>entregar tareas a tiempo</w:t>
+      </w:r>
+    </w:p>
+    <w:p>
+      <w:pPr>
+        <w:pStyle w:val="ListParagraph"/>
+        <w:ind w:hanging="0" w:left="0"/>
+        <w:rPr>
+          <w:rFonts w:ascii="Times New Roman" w:hAnsi="Times New Roman"/>
+          <w:b/>
+          <w:bCs/>
+          <w:sz w:val="24"/>
+          <w:szCs w:val="24"/>
+        </w:rPr>
+      </w:pPr>
+      <w:r>
+        <w:rPr>
+          <w:rFonts w:ascii="Times New Roman" w:hAnsi="Times New Roman"/>
+          <w:b w:val="false"/>
+          <w:bCs w:val="false"/>
+          <w:sz w:val="24"/>
+          <w:szCs w:val="24"/>
+        </w:rPr>
+        <w:t xml:space="preserve">    • </w:t>
+      </w:r>
+      <w:r>
+        <w:rPr>
+          <w:rFonts w:ascii="Times New Roman" w:hAnsi="Times New Roman"/>
+          <w:b w:val="false"/>
+          <w:bCs w:val="false"/>
+          <w:sz w:val="24"/>
+          <w:szCs w:val="24"/>
+        </w:rPr>
+        <w:t>ordenar mejor sus trabajos de una manesa accesible</w:t>
+      </w:r>
+      <w:r>
+        <w:rPr>
+          <w:rFonts w:ascii="Times New Roman" w:hAnsi="Times New Roman"/>
+          <w:b/>
+          <w:bCs/>
+          <w:sz w:val="24"/>
+          <w:szCs w:val="24"/>
+        </w:rPr>
+        <w:t xml:space="preserve"> </w:t>
+      </w:r>
+    </w:p>
+    <w:p>
+      <w:pPr>
+        <w:pStyle w:val="ListParagraph"/>
+        <w:ind w:hanging="0" w:left="0"/>
+        <w:rPr>
+          <w:rFonts w:ascii="Times New Roman" w:hAnsi="Times New Roman"/>
+          <w:b/>
+          <w:bCs/>
+          <w:sz w:val="24"/>
+          <w:szCs w:val="24"/>
+        </w:rPr>
+      </w:pPr>
+      <w:r>
+        <w:rPr>
+          <w:rFonts w:ascii="Times New Roman" w:hAnsi="Times New Roman"/>
+          <w:b/>
+          <w:bCs/>
+          <w:sz w:val="24"/>
+          <w:szCs w:val="24"/>
+        </w:rPr>
+      </w:r>
+    </w:p>
+    <w:p>
+      <w:pPr>
+        <w:pStyle w:val="ListParagraph"/>
+        <w:ind w:hanging="0" w:left="0"/>
+        <w:rPr>
+          <w:rFonts w:ascii="Times New Roman" w:hAnsi="Times New Roman"/>
+          <w:b/>
+          <w:bCs/>
+          <w:sz w:val="24"/>
+          <w:szCs w:val="24"/>
+        </w:rPr>
+      </w:pPr>
+      <w:r>
+        <w:rPr>
+          <w:rFonts w:ascii="Times New Roman" w:hAnsi="Times New Roman"/>
+          <w:b/>
+          <w:bCs/>
+          <w:sz w:val="24"/>
+          <w:szCs w:val="24"/>
+        </w:rPr>
+        <w:t>problemas:</w:t>
+      </w:r>
+    </w:p>
+    <w:p>
+      <w:pPr>
+        <w:pStyle w:val="ListParagraph"/>
+        <w:ind w:hanging="0" w:left="0"/>
+        <w:rPr>
+          <w:rFonts w:ascii="Times New Roman" w:hAnsi="Times New Roman"/>
+          <w:b/>
+          <w:bCs/>
+          <w:sz w:val="24"/>
+          <w:szCs w:val="24"/>
+        </w:rPr>
+      </w:pPr>
+      <w:r>
+        <w:rPr>
+          <w:rFonts w:ascii="Times New Roman" w:hAnsi="Times New Roman"/>
+          <w:b/>
+          <w:bCs/>
+          <w:sz w:val="24"/>
+          <w:szCs w:val="24"/>
+        </w:rPr>
+      </w:r>
+    </w:p>
+    <w:p>
+      <w:pPr>
+        <w:pStyle w:val="ListParagraph"/>
+        <w:ind w:hanging="0" w:left="0"/>
+        <w:rPr>
+          <w:rFonts w:ascii="Times New Roman" w:hAnsi="Times New Roman"/>
+          <w:b/>
+          <w:bCs/>
+          <w:sz w:val="24"/>
+          <w:szCs w:val="24"/>
+        </w:rPr>
+      </w:pPr>
+      <w:r>
+        <w:rPr>
+          <w:rFonts w:ascii="Times New Roman" w:hAnsi="Times New Roman"/>
+          <w:b/>
+          <w:bCs/>
+          <w:sz w:val="24"/>
+          <w:szCs w:val="24"/>
+        </w:rPr>
+        <w:t xml:space="preserve">    • </w:t>
+      </w:r>
+      <w:r>
+        <w:rPr>
+          <w:rFonts w:ascii="Times New Roman" w:hAnsi="Times New Roman"/>
+          <w:b w:val="false"/>
+          <w:bCs w:val="false"/>
+          <w:sz w:val="24"/>
+          <w:szCs w:val="24"/>
+        </w:rPr>
+        <w:t xml:space="preserve">no tiene una plataforma que facilite la entrega de trabajos </w:t>
+      </w:r>
+    </w:p>
+    <w:p>
+      <w:pPr>
+        <w:pStyle w:val="ListParagraph"/>
+        <w:ind w:hanging="0" w:left="0"/>
+        <w:rPr>
+          <w:rFonts w:ascii="Times New Roman" w:hAnsi="Times New Roman"/>
+          <w:b w:val="false"/>
+          <w:bCs w:val="false"/>
+          <w:sz w:val="24"/>
+          <w:szCs w:val="24"/>
+        </w:rPr>
+      </w:pPr>
+      <w:r>
+        <w:rPr>
+          <w:rFonts w:ascii="Times New Roman" w:hAnsi="Times New Roman"/>
+          <w:b w:val="false"/>
+          <w:bCs w:val="false"/>
+          <w:sz w:val="24"/>
+          <w:szCs w:val="24"/>
+        </w:rPr>
+        <w:t xml:space="preserve">    • </w:t>
+      </w:r>
+      <w:r>
+        <w:rPr>
+          <w:rFonts w:ascii="Times New Roman" w:hAnsi="Times New Roman"/>
+          <w:b w:val="false"/>
+          <w:bCs w:val="false"/>
+          <w:sz w:val="24"/>
+          <w:szCs w:val="24"/>
+        </w:rPr>
+        <w:t>no recibe recordatorios (y se le olvidan las fechas)</w:t>
+      </w:r>
+    </w:p>
+    <w:p>
+      <w:pPr>
+        <w:pStyle w:val="ListParagraph"/>
+        <w:ind w:hanging="0" w:left="0"/>
+        <w:rPr>
+          <w:rFonts w:ascii="Times New Roman" w:hAnsi="Times New Roman"/>
+          <w:b w:val="false"/>
+          <w:bCs w:val="false"/>
+          <w:sz w:val="24"/>
+          <w:szCs w:val="24"/>
+        </w:rPr>
+      </w:pPr>
+      <w:r>
+        <w:rPr>
+          <w:rFonts w:ascii="Times New Roman" w:hAnsi="Times New Roman"/>
+          <w:b w:val="false"/>
+          <w:bCs w:val="false"/>
+          <w:sz w:val="24"/>
+          <w:szCs w:val="24"/>
+        </w:rPr>
+        <w:t xml:space="preserve">    • </w:t>
+      </w:r>
+      <w:r>
+        <w:rPr>
+          <w:rFonts w:ascii="Times New Roman" w:hAnsi="Times New Roman"/>
+          <w:b w:val="false"/>
+          <w:bCs w:val="false"/>
+          <w:sz w:val="24"/>
+          <w:szCs w:val="24"/>
+        </w:rPr>
+        <w:t>recibe información por múltiples medios</w:t>
+      </w:r>
+    </w:p>
+    <w:p>
+      <w:pPr>
+        <w:pStyle w:val="ListParagraph"/>
+        <w:ind w:hanging="0" w:left="0"/>
+        <w:rPr>
+          <w:rFonts w:ascii="Times New Roman" w:hAnsi="Times New Roman"/>
+          <w:b w:val="false"/>
+          <w:bCs w:val="false"/>
+          <w:sz w:val="24"/>
+          <w:szCs w:val="24"/>
+        </w:rPr>
+      </w:pPr>
+      <w:r>
+        <w:rPr>
+          <w:rFonts w:ascii="Times New Roman" w:hAnsi="Times New Roman"/>
+          <w:b w:val="false"/>
+          <w:bCs w:val="false"/>
+          <w:sz w:val="24"/>
+          <w:szCs w:val="24"/>
+        </w:rPr>
+      </w:r>
+    </w:p>
+    <w:p>
+      <w:pPr>
+        <w:pStyle w:val="ListParagraph"/>
+        <w:ind w:hanging="0" w:left="0"/>
+        <w:rPr>
+          <w:rFonts w:ascii="Times New Roman" w:hAnsi="Times New Roman"/>
+          <w:b/>
+          <w:bCs/>
+          <w:sz w:val="24"/>
+          <w:szCs w:val="24"/>
+        </w:rPr>
+      </w:pPr>
+      <w:r>
+        <w:rPr>
+          <w:rFonts w:ascii="Times New Roman" w:hAnsi="Times New Roman"/>
+          <w:b/>
+          <w:bCs/>
+          <w:sz w:val="24"/>
+          <w:szCs w:val="24"/>
+        </w:rPr>
+      </w:r>
+    </w:p>
+    <w:p>
+      <w:pPr>
+        <w:pStyle w:val="ListParagraph"/>
+        <w:ind w:hanging="0" w:left="0"/>
+        <w:rPr>
+          <w:rFonts w:ascii="Times New Roman" w:hAnsi="Times New Roman"/>
+          <w:b/>
+          <w:bCs/>
+          <w:sz w:val="24"/>
+          <w:szCs w:val="24"/>
+        </w:rPr>
+      </w:pPr>
+      <w:r>
+        <w:rPr>
+          <w:rFonts w:ascii="Times New Roman" w:hAnsi="Times New Roman"/>
+          <w:b/>
+          <w:bCs/>
+          <w:sz w:val="24"/>
+          <w:szCs w:val="24"/>
+        </w:rPr>
+        <w:t>4.</w:t>
+      </w:r>
+      <w:r>
+        <w:rPr>
+          <w:rFonts w:ascii="Times New Roman" w:hAnsi="Times New Roman"/>
+          <w:b/>
+          <w:bCs/>
+          <w:sz w:val="24"/>
+          <w:szCs w:val="24"/>
+        </w:rPr>
+        <w:t>3 Mapa de empatía</w:t>
+      </w:r>
+    </w:p>
+    <w:p>
+      <w:pPr>
+        <w:pStyle w:val="ListParagraph"/>
+        <w:ind w:hanging="0" w:left="0"/>
+        <w:rPr>
+          <w:rFonts w:ascii="Times New Roman" w:hAnsi="Times New Roman"/>
+          <w:b/>
+          <w:bCs/>
+          <w:sz w:val="24"/>
+          <w:szCs w:val="24"/>
+        </w:rPr>
+      </w:pPr>
+      <w:r>
+        <w:rPr>
+          <w:rFonts w:ascii="Times New Roman" w:hAnsi="Times New Roman"/>
+          <w:b/>
+          <w:bCs/>
+          <w:sz w:val="24"/>
+          <w:szCs w:val="24"/>
+        </w:rPr>
+      </w:r>
+    </w:p>
+    <w:p>
+      <w:pPr>
+        <w:pStyle w:val="ListParagraph"/>
+        <w:ind w:hanging="0" w:left="0"/>
+        <w:rPr>
+          <w:rFonts w:ascii="Times New Roman" w:hAnsi="Times New Roman"/>
+          <w:b/>
+          <w:bCs/>
+          <w:sz w:val="24"/>
+          <w:szCs w:val="24"/>
+        </w:rPr>
+      </w:pPr>
+      <w:r>
+        <w:rPr>
+          <w:rFonts w:ascii="Times New Roman" w:hAnsi="Times New Roman"/>
+          <w:b/>
+          <w:bCs/>
+          <w:sz w:val="24"/>
+          <w:szCs w:val="24"/>
+        </w:rPr>
+        <w:drawing>
+          <wp:anchor distT="0" distB="0" distL="114300" distR="114300" simplePos="0" relativeHeight="50" behindDoc="0" locked="0" layoutInCell="0" allowOverlap="1">
+            <wp:simplePos x="0" y="0"/>
+            <wp:positionH relativeFrom="column">
+              <wp:posOffset>450215</wp:posOffset>
+            </wp:positionH>
+            <wp:positionV relativeFrom="paragraph">
+              <wp:posOffset>8890</wp:posOffset>
+            </wp:positionV>
+            <wp:extent cx="4744720" cy="2655570"/>
+            <wp:effectExtent l="0" t="0" r="0" b="0"/>
+            <wp:wrapThrough wrapText="bothSides">
+              <wp:wrapPolygon edited="0">
+                <wp:start x="-29" y="0"/>
+                <wp:lineTo x="-29" y="21339"/>
+                <wp:lineTo x="21511" y="21339"/>
+                <wp:lineTo x="21511" y="0"/>
+                <wp:lineTo x="-29" y="0"/>
+              </wp:wrapPolygon>
+            </wp:wrapThrough>
+            <wp:docPr id="5" name="Imagen5 Copia 1"/>
+            <wp:cNvGraphicFramePr>
+              <a:graphicFrameLocks xmlns:a="http://schemas.openxmlformats.org/drawingml/2006/main" noChangeAspect="1"/>
+            </wp:cNvGraphicFramePr>
+            <a:graphic xmlns:a="http://schemas.openxmlformats.org/drawingml/2006/main">
+              <a:graphicData uri="http://schemas.openxmlformats.org/drawingml/2006/picture">
+                <pic:pic xmlns:pic="http://schemas.openxmlformats.org/drawingml/2006/picture">
+                  <pic:nvPicPr>
+                    <pic:cNvPr id="5" name="Imagen5 Copia 1"/>
+                    <pic:cNvPicPr>
+                      <a:picLocks noChangeAspect="1" noChangeArrowheads="1"/>
+                    </pic:cNvPicPr>
+                  </pic:nvPicPr>
+                  <pic:blipFill>
+                    <a:blip r:embed="rId7"/>
+                    <a:stretch>
+                      <a:fillRect/>
+                    </a:stretch>
+                  </pic:blipFill>
+                  <pic:spPr bwMode="auto">
+                    <a:xfrm>
+                      <a:off x="0" y="0"/>
+                      <a:ext cx="4744720" cy="2655570"/>
+                    </a:xfrm>
+                    <a:prstGeom prst="rect">
+                      <a:avLst/>
+                    </a:prstGeom>
+                    <a:noFill/>
+                  </pic:spPr>
+                </pic:pic>
+              </a:graphicData>
+            </a:graphic>
+          </wp:anchor>
+        </w:drawing>
+      </w:r>
+    </w:p>
+    <w:p>
+      <w:pPr>
+        <w:pStyle w:val="BodyText"/>
+        <w:ind w:hanging="0"/>
+        <w:jc w:val="center"/>
+        <w:rPr>
+          <w:lang w:val="es-CO" w:bidi="ar-SA"/>
+        </w:rPr>
+      </w:pPr>
+      <w:r>
+        <w:rPr>
+          <w:lang w:val="es-CO" w:bidi="ar-SA"/>
+        </w:rPr>
+      </w:r>
+    </w:p>
+    <w:p>
+      <w:pPr>
+        <w:pStyle w:val="BodyText"/>
+        <w:ind w:hanging="0"/>
+        <w:jc w:val="center"/>
+        <w:rPr>
+          <w:lang w:val="es-CO" w:bidi="ar-SA"/>
+        </w:rPr>
+      </w:pPr>
+      <w:r>
+        <w:rPr>
+          <w:lang w:val="es-CO" w:bidi="ar-SA"/>
+        </w:rPr>
+      </w:r>
+    </w:p>
+    <w:p>
+      <w:pPr>
+        <w:pStyle w:val="BodyText"/>
+        <w:ind w:hanging="0"/>
+        <w:jc w:val="center"/>
+        <w:rPr>
+          <w:lang w:val="es-CO" w:bidi="ar-SA"/>
+        </w:rPr>
+      </w:pPr>
+      <w:r>
+        <w:rPr>
+          <w:lang w:val="es-CO" w:bidi="ar-SA"/>
+        </w:rPr>
+      </w:r>
+    </w:p>
+    <w:p>
+      <w:pPr>
+        <w:pStyle w:val="BodyText"/>
+        <w:ind w:hanging="0"/>
+        <w:jc w:val="center"/>
+        <w:rPr>
+          <w:lang w:val="es-CO" w:bidi="ar-SA"/>
+        </w:rPr>
+      </w:pPr>
+      <w:r>
+        <w:rPr>
+          <w:lang w:val="es-CO" w:bidi="ar-SA"/>
+        </w:rPr>
+      </w:r>
+    </w:p>
+    <w:p>
+      <w:pPr>
+        <w:pStyle w:val="BodyText"/>
+        <w:ind w:hanging="0"/>
+        <w:jc w:val="center"/>
+        <w:rPr>
+          <w:lang w:val="es-CO" w:bidi="ar-SA"/>
+        </w:rPr>
+      </w:pPr>
+      <w:r>
+        <w:rPr>
+          <w:lang w:val="es-CO" w:bidi="ar-SA"/>
+        </w:rPr>
+      </w:r>
+    </w:p>
+    <w:p>
+      <w:pPr>
+        <w:pStyle w:val="BodyText"/>
+        <w:ind w:hanging="0"/>
+        <w:jc w:val="center"/>
+        <w:rPr>
+          <w:lang w:val="es-CO" w:bidi="ar-SA"/>
+        </w:rPr>
+      </w:pPr>
+      <w:r>
+        <w:rPr>
+          <w:lang w:val="es-CO" w:bidi="ar-SA"/>
+        </w:rPr>
+      </w:r>
+    </w:p>
+    <w:p>
+      <w:pPr>
+        <w:pStyle w:val="BodyText"/>
+        <w:ind w:hanging="0"/>
+        <w:jc w:val="center"/>
+        <w:rPr>
+          <w:lang w:val="es-CO" w:bidi="ar-SA"/>
+        </w:rPr>
+      </w:pPr>
+      <w:r>
+        <w:rPr>
+          <w:lang w:val="es-CO" w:bidi="ar-SA"/>
+        </w:rPr>
+      </w:r>
+    </w:p>
+    <w:p>
+      <w:pPr>
+        <w:pStyle w:val="BodyText"/>
+        <w:ind w:hanging="0"/>
+        <w:jc w:val="center"/>
+        <w:rPr>
+          <w:lang w:val="es-CO" w:bidi="ar-SA"/>
+        </w:rPr>
+      </w:pPr>
+      <w:r>
+        <w:rPr>
+          <w:lang w:val="es-CO" w:bidi="ar-SA"/>
+        </w:rPr>
+      </w:r>
+    </w:p>
+    <w:p>
+      <w:pPr>
+        <w:pStyle w:val="BodyText"/>
+        <w:ind w:hanging="0"/>
+        <w:jc w:val="center"/>
+        <w:rPr>
+          <w:lang w:val="es-CO" w:bidi="ar-SA"/>
+        </w:rPr>
+      </w:pPr>
+      <w:r>
+        <w:rPr>
+          <w:lang w:val="es-CO" w:bidi="ar-SA"/>
+        </w:rPr>
+      </w:r>
+    </w:p>
+    <w:p>
+      <w:pPr>
+        <w:pStyle w:val="BodyText"/>
+        <w:ind w:hanging="0"/>
+        <w:jc w:val="center"/>
+        <w:rPr>
+          <w:lang w:val="es-CO" w:bidi="ar-SA"/>
+        </w:rPr>
+      </w:pPr>
+      <w:r>
+        <w:rPr>
+          <w:lang w:val="es-CO" w:bidi="ar-SA"/>
+        </w:rPr>
+      </w:r>
+    </w:p>
+    <w:p>
+      <w:pPr>
+        <w:pStyle w:val="ListParagraph"/>
+        <w:ind w:hanging="0" w:left="0"/>
+        <w:rPr>
+          <w:rFonts w:ascii="Times New Roman" w:hAnsi="Times New Roman"/>
+          <w:b/>
+          <w:bCs/>
+          <w:sz w:val="24"/>
+          <w:szCs w:val="24"/>
+        </w:rPr>
+      </w:pPr>
+      <w:r>
+        <w:rPr>
+          <w:rFonts w:ascii="Times New Roman" w:hAnsi="Times New Roman"/>
+          <w:b/>
+          <w:bCs/>
+          <w:sz w:val="24"/>
+          <w:szCs w:val="24"/>
+        </w:rPr>
+        <w:t>4.</w:t>
+      </w:r>
+      <w:r>
+        <w:rPr>
+          <w:rFonts w:ascii="Times New Roman" w:hAnsi="Times New Roman"/>
+          <w:b/>
+          <w:bCs/>
+          <w:sz w:val="24"/>
+          <w:szCs w:val="24"/>
+        </w:rPr>
+        <w:t>4 Punto de vista (POV)</w:t>
+      </w:r>
+    </w:p>
+    <w:p>
+      <w:pPr>
+        <w:pStyle w:val="ListParagraph"/>
+        <w:ind w:hanging="0" w:left="0"/>
+        <w:rPr>
+          <w:rFonts w:ascii="Times New Roman" w:hAnsi="Times New Roman"/>
+          <w:b/>
+          <w:bCs/>
+          <w:sz w:val="24"/>
+          <w:szCs w:val="24"/>
+        </w:rPr>
+      </w:pPr>
+      <w:r>
+        <w:rPr>
+          <w:rFonts w:ascii="Times New Roman" w:hAnsi="Times New Roman"/>
+          <w:b/>
+          <w:bCs/>
+          <w:sz w:val="24"/>
+          <w:szCs w:val="24"/>
+        </w:rPr>
+      </w:r>
+    </w:p>
+    <w:p>
+      <w:pPr>
+        <w:pStyle w:val="ListParagraph"/>
+        <w:ind w:hanging="0" w:left="0"/>
+        <w:jc w:val="both"/>
+        <w:rPr>
+          <w:rFonts w:ascii="Times New Roman" w:hAnsi="Times New Roman"/>
+          <w:b w:val="false"/>
+          <w:bCs w:val="false"/>
+          <w:sz w:val="24"/>
+          <w:szCs w:val="24"/>
+        </w:rPr>
+      </w:pPr>
+      <w:r>
+        <w:rPr>
+          <w:rFonts w:ascii="Times New Roman" w:hAnsi="Times New Roman"/>
+          <w:b w:val="false"/>
+          <w:bCs w:val="false"/>
+          <w:sz w:val="24"/>
+          <w:szCs w:val="24"/>
+        </w:rPr>
+        <w:t>Joaquin es un estudiante de 15 que realiza también múltiples actividades en su día a día necesita un plataforma accesible que le permita entregar sus trabajos de forma rápida y que sirva también para tener la información de sus materias de una forma mas centralizada ya que recibe mucha información de diferentes materias esto hace que recurrentemente se le olviden las fechas.</w:t>
+      </w:r>
+    </w:p>
+    <w:p>
+      <w:pPr>
+        <w:pStyle w:val="ListParagraph"/>
+        <w:ind w:hanging="0" w:left="0"/>
+        <w:rPr>
+          <w:rFonts w:ascii="Times New Roman" w:hAnsi="Times New Roman"/>
+          <w:b w:val="false"/>
+          <w:bCs w:val="false"/>
+          <w:sz w:val="24"/>
+          <w:szCs w:val="24"/>
+        </w:rPr>
+      </w:pPr>
+      <w:r>
+        <w:rPr>
+          <w:rFonts w:ascii="Times New Roman" w:hAnsi="Times New Roman"/>
+          <w:b w:val="false"/>
+          <w:bCs w:val="false"/>
+          <w:sz w:val="24"/>
+          <w:szCs w:val="24"/>
+        </w:rPr>
+      </w:r>
+    </w:p>
+    <w:p>
+      <w:pPr>
+        <w:pStyle w:val="ListParagraph"/>
+        <w:ind w:hanging="0" w:left="0"/>
+        <w:rPr>
+          <w:rFonts w:ascii="Times New Roman" w:hAnsi="Times New Roman"/>
+          <w:b w:val="false"/>
+          <w:bCs w:val="false"/>
+          <w:sz w:val="24"/>
+          <w:szCs w:val="24"/>
+        </w:rPr>
+      </w:pPr>
+      <w:r>
+        <w:rPr>
+          <w:rFonts w:ascii="Times New Roman" w:hAnsi="Times New Roman"/>
+          <w:b w:val="false"/>
+          <w:bCs w:val="false"/>
+          <w:sz w:val="24"/>
+          <w:szCs w:val="24"/>
+        </w:rPr>
+      </w:r>
+    </w:p>
+    <w:p>
+      <w:pPr>
+        <w:pStyle w:val="ListParagraph"/>
+        <w:ind w:hanging="0" w:left="0"/>
+        <w:jc w:val="both"/>
+        <w:rPr>
+          <w:rFonts w:ascii="Times New Roman" w:hAnsi="Times New Roman"/>
+          <w:b/>
+          <w:bCs/>
+          <w:sz w:val="24"/>
+          <w:szCs w:val="24"/>
+        </w:rPr>
+      </w:pPr>
+      <w:r>
+        <w:rPr>
+          <w:rFonts w:ascii="Times New Roman" w:hAnsi="Times New Roman"/>
+          <w:b/>
+          <w:bCs/>
+          <w:sz w:val="24"/>
+          <w:szCs w:val="24"/>
+        </w:rPr>
+        <w:t>4.</w:t>
+      </w:r>
+      <w:r>
+        <w:rPr>
+          <w:rFonts w:ascii="Times New Roman" w:hAnsi="Times New Roman"/>
+          <w:b/>
+          <w:bCs/>
+          <w:sz w:val="24"/>
+          <w:szCs w:val="24"/>
+        </w:rPr>
+        <w:t>5 Ideación y propuesta de solución</w:t>
+      </w:r>
+    </w:p>
+    <w:p>
+      <w:pPr>
+        <w:pStyle w:val="ListParagraph"/>
+        <w:ind w:hanging="0" w:left="0"/>
+        <w:jc w:val="both"/>
+        <w:rPr>
+          <w:rFonts w:ascii="Times New Roman" w:hAnsi="Times New Roman"/>
+          <w:b/>
+          <w:bCs/>
+          <w:sz w:val="24"/>
+          <w:szCs w:val="24"/>
+        </w:rPr>
+      </w:pPr>
+      <w:r>
+        <w:rPr>
+          <w:rFonts w:ascii="Times New Roman" w:hAnsi="Times New Roman"/>
+          <w:b/>
+          <w:bCs/>
+          <w:sz w:val="24"/>
+          <w:szCs w:val="24"/>
+        </w:rPr>
+      </w:r>
+    </w:p>
+    <w:p>
+      <w:pPr>
+        <w:pStyle w:val="ListParagraph"/>
+        <w:ind w:hanging="0" w:left="0"/>
+        <w:jc w:val="both"/>
+        <w:rPr>
+          <w:rFonts w:ascii="Times New Roman" w:hAnsi="Times New Roman"/>
+          <w:b/>
+          <w:bCs/>
+          <w:sz w:val="24"/>
+          <w:szCs w:val="24"/>
+        </w:rPr>
+      </w:pPr>
+      <w:r>
+        <w:rPr>
+          <w:rFonts w:ascii="Times New Roman" w:hAnsi="Times New Roman"/>
+          <w:b w:val="false"/>
+          <w:bCs w:val="false"/>
+          <w:sz w:val="24"/>
+          <w:szCs w:val="24"/>
+        </w:rPr>
+        <w:t xml:space="preserve">Teniendo en cuenta el análisis de usuarios y la investigación realizada se identifico que los estudiantes están teniendo problemas para organizar entregas de manera eficiente así como foros de información en los que los docentes puedan tener una herramienta que centralice la gestión académica </w:t>
+      </w:r>
+    </w:p>
+    <w:p>
+      <w:pPr>
+        <w:pStyle w:val="ListParagraph"/>
+        <w:ind w:hanging="0" w:left="0"/>
+        <w:jc w:val="both"/>
+        <w:rPr>
+          <w:rFonts w:ascii="Times New Roman" w:hAnsi="Times New Roman"/>
+          <w:b w:val="false"/>
+          <w:bCs w:val="false"/>
+          <w:sz w:val="24"/>
+          <w:szCs w:val="24"/>
+        </w:rPr>
+      </w:pPr>
+      <w:r>
+        <w:rPr>
+          <w:rFonts w:ascii="Times New Roman" w:hAnsi="Times New Roman"/>
+          <w:b w:val="false"/>
+          <w:bCs w:val="false"/>
+          <w:sz w:val="24"/>
+          <w:szCs w:val="24"/>
+        </w:rPr>
+      </w:r>
+    </w:p>
+    <w:p>
+      <w:pPr>
+        <w:pStyle w:val="ListParagraph"/>
+        <w:ind w:hanging="0" w:left="0"/>
+        <w:jc w:val="both"/>
+        <w:rPr>
+          <w:rFonts w:ascii="Times New Roman" w:hAnsi="Times New Roman"/>
+          <w:b w:val="false"/>
+          <w:bCs w:val="false"/>
+          <w:sz w:val="24"/>
+          <w:szCs w:val="24"/>
+        </w:rPr>
+      </w:pPr>
+      <w:r>
+        <w:rPr>
+          <w:rFonts w:ascii="Times New Roman" w:hAnsi="Times New Roman"/>
+          <w:b w:val="false"/>
+          <w:bCs w:val="false"/>
+          <w:sz w:val="24"/>
+          <w:szCs w:val="24"/>
+        </w:rPr>
+        <w:t xml:space="preserve">Para dar una solución se propone </w:t>
+      </w:r>
+      <w:r>
+        <w:rPr>
+          <w:rFonts w:ascii="Times New Roman" w:hAnsi="Times New Roman"/>
+          <w:b w:val="false"/>
+          <w:bCs w:val="false"/>
+          <w:sz w:val="24"/>
+          <w:szCs w:val="24"/>
+        </w:rPr>
+        <w:t>E</w:t>
+      </w:r>
+      <w:r>
+        <w:rPr>
+          <w:rFonts w:ascii="Times New Roman" w:hAnsi="Times New Roman"/>
+          <w:b w:val="false"/>
+          <w:bCs w:val="false"/>
+          <w:sz w:val="24"/>
+          <w:szCs w:val="24"/>
+        </w:rPr>
+        <w:t>duTech una plataforma web orientada a la gestión de actividades académicas que permite la mejora continua y la interacción entre estudiantes y d</w:t>
+      </w:r>
+      <w:r>
+        <w:rPr>
+          <w:rFonts w:ascii="Times New Roman" w:hAnsi="Times New Roman"/>
+          <w:b w:val="false"/>
+          <w:bCs w:val="false"/>
+          <w:sz w:val="24"/>
+          <w:szCs w:val="24"/>
+        </w:rPr>
+        <w:t>o</w:t>
+      </w:r>
+      <w:r>
+        <w:rPr>
+          <w:rFonts w:ascii="Times New Roman" w:hAnsi="Times New Roman"/>
+          <w:b w:val="false"/>
+          <w:bCs w:val="false"/>
+          <w:sz w:val="24"/>
+          <w:szCs w:val="24"/>
+        </w:rPr>
+        <w:t xml:space="preserve">centes </w:t>
+      </w:r>
+    </w:p>
+    <w:p>
+      <w:pPr>
+        <w:pStyle w:val="ListParagraph"/>
+        <w:ind w:hanging="0" w:left="0"/>
+        <w:jc w:val="both"/>
+        <w:rPr>
+          <w:rFonts w:ascii="Times New Roman" w:hAnsi="Times New Roman"/>
+          <w:b/>
+          <w:bCs/>
+          <w:sz w:val="24"/>
+          <w:szCs w:val="24"/>
+        </w:rPr>
+      </w:pPr>
+      <w:r>
+        <w:rPr>
+          <w:rFonts w:ascii="Times New Roman" w:hAnsi="Times New Roman"/>
+          <w:b/>
+          <w:bCs/>
+          <w:sz w:val="24"/>
+          <w:szCs w:val="24"/>
+        </w:rPr>
+      </w:r>
+    </w:p>
+    <w:p>
+      <w:pPr>
+        <w:pStyle w:val="ListParagraph"/>
+        <w:ind w:hanging="0" w:left="0"/>
+        <w:jc w:val="both"/>
+        <w:rPr>
+          <w:rFonts w:ascii="Times New Roman" w:hAnsi="Times New Roman"/>
+          <w:b w:val="false"/>
+          <w:bCs w:val="false"/>
+          <w:sz w:val="24"/>
+          <w:szCs w:val="24"/>
+        </w:rPr>
+      </w:pPr>
+      <w:r>
+        <w:rPr>
+          <w:rFonts w:ascii="Times New Roman" w:hAnsi="Times New Roman"/>
+          <w:b w:val="false"/>
+          <w:bCs w:val="false"/>
+          <w:sz w:val="24"/>
+          <w:szCs w:val="24"/>
+        </w:rPr>
+        <w:t>A través de análisis como el el usuario joaquin se plantearon ideas como :</w:t>
+      </w:r>
+    </w:p>
+    <w:p>
+      <w:pPr>
+        <w:pStyle w:val="ListParagraph"/>
+        <w:ind w:hanging="0" w:left="0"/>
+        <w:jc w:val="both"/>
+        <w:rPr>
+          <w:rFonts w:ascii="Times New Roman" w:hAnsi="Times New Roman"/>
+          <w:b/>
+          <w:bCs/>
+          <w:sz w:val="24"/>
+          <w:szCs w:val="24"/>
+        </w:rPr>
+      </w:pPr>
+      <w:r>
+        <w:rPr>
+          <w:rFonts w:ascii="Times New Roman" w:hAnsi="Times New Roman"/>
+          <w:b/>
+          <w:bCs/>
+          <w:sz w:val="24"/>
+          <w:szCs w:val="24"/>
+        </w:rPr>
+        <w:t xml:space="preserve">    • </w:t>
+      </w:r>
+      <w:r>
+        <w:rPr>
+          <w:rFonts w:ascii="Times New Roman" w:hAnsi="Times New Roman"/>
+          <w:b w:val="false"/>
+          <w:bCs w:val="false"/>
+          <w:sz w:val="24"/>
+          <w:szCs w:val="24"/>
+        </w:rPr>
+        <w:t xml:space="preserve">Centralizar actividades </w:t>
+      </w:r>
+    </w:p>
+    <w:p>
+      <w:pPr>
+        <w:pStyle w:val="ListParagraph"/>
+        <w:ind w:hanging="0" w:left="0"/>
+        <w:jc w:val="both"/>
+        <w:rPr>
+          <w:rFonts w:ascii="Times New Roman" w:hAnsi="Times New Roman"/>
+          <w:b w:val="false"/>
+          <w:bCs w:val="false"/>
+          <w:sz w:val="24"/>
+          <w:szCs w:val="24"/>
+        </w:rPr>
+      </w:pPr>
+      <w:r>
+        <w:rPr>
+          <w:rFonts w:ascii="Times New Roman" w:hAnsi="Times New Roman"/>
+          <w:b w:val="false"/>
+          <w:bCs w:val="false"/>
+          <w:sz w:val="24"/>
+          <w:szCs w:val="24"/>
+        </w:rPr>
+        <w:t xml:space="preserve">    • </w:t>
+      </w:r>
+      <w:r>
+        <w:rPr>
+          <w:rFonts w:ascii="Times New Roman" w:hAnsi="Times New Roman"/>
+          <w:b w:val="false"/>
+          <w:bCs w:val="false"/>
+          <w:sz w:val="24"/>
+          <w:szCs w:val="24"/>
+        </w:rPr>
+        <w:t>Recordatorios</w:t>
+      </w:r>
+    </w:p>
+    <w:p>
+      <w:pPr>
+        <w:pStyle w:val="ListParagraph"/>
+        <w:ind w:hanging="0" w:left="0"/>
+        <w:jc w:val="both"/>
+        <w:rPr>
+          <w:rFonts w:ascii="Times New Roman" w:hAnsi="Times New Roman"/>
+          <w:b w:val="false"/>
+          <w:bCs w:val="false"/>
+          <w:sz w:val="24"/>
+          <w:szCs w:val="24"/>
+        </w:rPr>
+      </w:pPr>
+      <w:r>
+        <w:rPr>
+          <w:rFonts w:ascii="Times New Roman" w:hAnsi="Times New Roman"/>
+          <w:b w:val="false"/>
+          <w:bCs w:val="false"/>
+          <w:sz w:val="24"/>
+          <w:szCs w:val="24"/>
+        </w:rPr>
+        <w:t xml:space="preserve">    • </w:t>
+      </w:r>
+      <w:r>
+        <w:rPr>
+          <w:rFonts w:ascii="Times New Roman" w:hAnsi="Times New Roman"/>
+          <w:b w:val="false"/>
+          <w:bCs w:val="false"/>
+          <w:sz w:val="24"/>
+          <w:szCs w:val="24"/>
+        </w:rPr>
+        <w:t xml:space="preserve">Entregas de trabajo </w:t>
+      </w:r>
+    </w:p>
+    <w:p>
+      <w:pPr>
+        <w:pStyle w:val="ListParagraph"/>
+        <w:ind w:hanging="0" w:left="0"/>
+        <w:jc w:val="both"/>
+        <w:rPr>
+          <w:rFonts w:ascii="Times New Roman" w:hAnsi="Times New Roman"/>
+          <w:b w:val="false"/>
+          <w:bCs w:val="false"/>
+          <w:sz w:val="24"/>
+          <w:szCs w:val="24"/>
+        </w:rPr>
+      </w:pPr>
+      <w:r>
+        <w:rPr>
+          <w:rFonts w:ascii="Times New Roman" w:hAnsi="Times New Roman"/>
+          <w:b w:val="false"/>
+          <w:bCs w:val="false"/>
+          <w:sz w:val="24"/>
+          <w:szCs w:val="24"/>
+        </w:rPr>
+        <w:t xml:space="preserve">    • </w:t>
+      </w:r>
+      <w:r>
+        <w:rPr>
+          <w:rFonts w:ascii="Times New Roman" w:hAnsi="Times New Roman"/>
+          <w:b w:val="false"/>
+          <w:bCs w:val="false"/>
+          <w:sz w:val="24"/>
+          <w:szCs w:val="24"/>
+        </w:rPr>
+        <w:t xml:space="preserve">Retroalimentación a la entrega </w:t>
+      </w:r>
+    </w:p>
+    <w:p>
+      <w:pPr>
+        <w:pStyle w:val="ListParagraph"/>
+        <w:ind w:hanging="0" w:left="0"/>
+        <w:jc w:val="both"/>
+        <w:rPr>
+          <w:rFonts w:ascii="Times New Roman" w:hAnsi="Times New Roman"/>
+          <w:b/>
+          <w:bCs/>
+          <w:sz w:val="24"/>
+          <w:szCs w:val="24"/>
+        </w:rPr>
+      </w:pPr>
+      <w:r>
+        <w:rPr>
+          <w:rFonts w:ascii="Times New Roman" w:hAnsi="Times New Roman"/>
+          <w:b/>
+          <w:bCs/>
+          <w:sz w:val="24"/>
+          <w:szCs w:val="24"/>
+        </w:rPr>
+      </w:r>
+    </w:p>
+    <w:p>
+      <w:pPr>
+        <w:pStyle w:val="ListParagraph"/>
+        <w:ind w:hanging="0" w:left="0"/>
+        <w:jc w:val="both"/>
+        <w:rPr>
+          <w:rFonts w:ascii="Times New Roman" w:hAnsi="Times New Roman"/>
+          <w:b w:val="false"/>
+          <w:bCs w:val="false"/>
+          <w:sz w:val="24"/>
+          <w:szCs w:val="24"/>
+        </w:rPr>
+      </w:pPr>
+      <w:r>
+        <w:rPr>
+          <w:rFonts w:ascii="Times New Roman" w:hAnsi="Times New Roman"/>
+          <w:b w:val="false"/>
+          <w:bCs w:val="false"/>
+          <w:sz w:val="24"/>
+          <w:szCs w:val="24"/>
+        </w:rPr>
+        <w:t>La propuesta de solución de EduTech es:</w:t>
+      </w:r>
+    </w:p>
+    <w:p>
+      <w:pPr>
+        <w:pStyle w:val="ListParagraph"/>
+        <w:ind w:hanging="0" w:left="0"/>
+        <w:jc w:val="both"/>
+        <w:rPr>
+          <w:rFonts w:ascii="Times New Roman" w:hAnsi="Times New Roman"/>
+          <w:b w:val="false"/>
+          <w:bCs w:val="false"/>
+          <w:sz w:val="24"/>
+          <w:szCs w:val="24"/>
+        </w:rPr>
+      </w:pPr>
+      <w:r>
+        <w:rPr>
+          <w:rFonts w:ascii="Times New Roman" w:hAnsi="Times New Roman"/>
+          <w:b w:val="false"/>
+          <w:bCs w:val="false"/>
+          <w:sz w:val="24"/>
+          <w:szCs w:val="24"/>
+        </w:rPr>
+        <w:t xml:space="preserve">    • </w:t>
+      </w:r>
+      <w:r>
+        <w:rPr>
+          <w:rFonts w:ascii="Times New Roman" w:hAnsi="Times New Roman"/>
+          <w:b w:val="false"/>
+          <w:bCs w:val="false"/>
+          <w:sz w:val="24"/>
+          <w:szCs w:val="24"/>
+        </w:rPr>
+        <w:t xml:space="preserve">Interfaz accesible </w:t>
+      </w:r>
+    </w:p>
+    <w:p>
+      <w:pPr>
+        <w:pStyle w:val="ListParagraph"/>
+        <w:ind w:hanging="0" w:left="0"/>
+        <w:jc w:val="both"/>
+        <w:rPr>
+          <w:rFonts w:ascii="Times New Roman" w:hAnsi="Times New Roman"/>
+          <w:b w:val="false"/>
+          <w:bCs w:val="false"/>
+          <w:sz w:val="24"/>
+          <w:szCs w:val="24"/>
+        </w:rPr>
+      </w:pPr>
+      <w:r>
+        <w:rPr>
+          <w:rFonts w:ascii="Times New Roman" w:hAnsi="Times New Roman"/>
+          <w:b w:val="false"/>
+          <w:bCs w:val="false"/>
+          <w:sz w:val="24"/>
+          <w:szCs w:val="24"/>
+        </w:rPr>
+        <w:t xml:space="preserve">    • </w:t>
+      </w:r>
+      <w:r>
+        <w:rPr>
+          <w:rFonts w:ascii="Times New Roman" w:hAnsi="Times New Roman"/>
+          <w:b w:val="false"/>
+          <w:bCs w:val="false"/>
+          <w:sz w:val="24"/>
+          <w:szCs w:val="24"/>
+        </w:rPr>
+        <w:t>Comunicación eficiente</w:t>
+      </w:r>
+    </w:p>
+    <w:p>
+      <w:pPr>
+        <w:pStyle w:val="ListParagraph"/>
+        <w:ind w:hanging="0" w:left="0"/>
+        <w:jc w:val="both"/>
+        <w:rPr>
+          <w:rFonts w:ascii="Times New Roman" w:hAnsi="Times New Roman"/>
+          <w:b w:val="false"/>
+          <w:bCs w:val="false"/>
+          <w:sz w:val="24"/>
+          <w:szCs w:val="24"/>
+        </w:rPr>
+      </w:pPr>
+      <w:r>
+        <w:rPr>
+          <w:rFonts w:ascii="Times New Roman" w:hAnsi="Times New Roman"/>
+          <w:b w:val="false"/>
+          <w:bCs w:val="false"/>
+          <w:sz w:val="24"/>
+          <w:szCs w:val="24"/>
+        </w:rPr>
+        <w:t xml:space="preserve">    • </w:t>
+      </w:r>
+      <w:r>
+        <w:rPr>
+          <w:rFonts w:ascii="Times New Roman" w:hAnsi="Times New Roman"/>
+          <w:b w:val="false"/>
+          <w:bCs w:val="false"/>
+          <w:sz w:val="24"/>
+          <w:szCs w:val="24"/>
+        </w:rPr>
+        <w:t xml:space="preserve">Gestión de tiempo y productividad </w:t>
+      </w:r>
+    </w:p>
+    <w:p>
+      <w:pPr>
+        <w:pStyle w:val="ListParagraph"/>
+        <w:ind w:hanging="0" w:left="0"/>
+        <w:jc w:val="both"/>
+        <w:rPr>
+          <w:rFonts w:ascii="Times New Roman" w:hAnsi="Times New Roman"/>
+          <w:b w:val="false"/>
+          <w:bCs w:val="false"/>
+          <w:sz w:val="24"/>
+          <w:szCs w:val="24"/>
+        </w:rPr>
+      </w:pPr>
+      <w:r>
+        <w:rPr>
+          <w:rFonts w:ascii="Times New Roman" w:hAnsi="Times New Roman"/>
+          <w:b w:val="false"/>
+          <w:bCs w:val="false"/>
+          <w:sz w:val="24"/>
+          <w:szCs w:val="24"/>
+        </w:rPr>
+        <w:t xml:space="preserve">    • </w:t>
+      </w:r>
+      <w:r>
+        <w:rPr>
+          <w:rFonts w:ascii="Times New Roman" w:hAnsi="Times New Roman"/>
+          <w:b w:val="false"/>
+          <w:bCs w:val="false"/>
+          <w:sz w:val="24"/>
+          <w:szCs w:val="24"/>
+        </w:rPr>
+        <w:t xml:space="preserve">Fortalecimiento de aprendizaje </w:t>
+      </w:r>
+    </w:p>
+    <w:p>
+      <w:pPr>
+        <w:pStyle w:val="BodyText"/>
+        <w:ind w:hanging="0"/>
+        <w:jc w:val="center"/>
+        <w:rPr>
+          <w:lang w:val="es-CO" w:bidi="ar-SA"/>
+        </w:rPr>
+      </w:pPr>
+      <w:r>
+        <w:rPr>
+          <w:b/>
+          <w:bCs/>
+        </w:rPr>
+      </w:r>
+    </w:p>
+    <w:p>
+      <w:pPr>
+        <w:pStyle w:val="BodyText"/>
+        <w:ind w:hanging="0"/>
+        <w:jc w:val="center"/>
+        <w:rPr>
+          <w:lang w:val="es-CO" w:bidi="ar-SA"/>
+        </w:rPr>
+      </w:pPr>
+      <w:r>
+        <w:rPr>
+          <w:b/>
+          <w:bCs/>
+        </w:rPr>
+        <w:t>5. Experiencia del usuario</w:t>
+      </w:r>
+    </w:p>
+    <w:p>
+      <w:pPr>
+        <w:pStyle w:val="APALevel2"/>
+        <w:widowControl/>
+        <w:numPr>
+          <w:ilvl w:val="0"/>
+          <w:numId w:val="0"/>
+        </w:numPr>
+        <w:suppressAutoHyphens w:val="true"/>
+        <w:bidi w:val="0"/>
+        <w:spacing w:lineRule="auto" w:line="240" w:before="360" w:after="240"/>
+        <w:ind w:hanging="0" w:left="0"/>
+        <w:rPr>
+          <w:rFonts w:ascii="Times New Roman" w:hAnsi="Times New Roman" w:eastAsia="Times New Roman" w:cs="Times New Roman"/>
+          <w:b w:val="false"/>
+          <w:bCs w:val="false"/>
+          <w:vanish w:val="false"/>
+          <w:color w:val="auto"/>
+          <w:kern w:val="0"/>
+          <w:sz w:val="24"/>
+          <w:szCs w:val="32"/>
+          <w:u w:val="none"/>
+          <w:lang w:val="es-CO" w:eastAsia="en-US" w:bidi="ar-SA"/>
+        </w:rPr>
+      </w:pPr>
+      <w:r>
+        <w:rPr>
+          <w:rFonts w:eastAsia="Times New Roman" w:cs="Times New Roman" w:ascii="Times New Roman" w:hAnsi="Times New Roman"/>
+          <w:b w:val="false"/>
+          <w:bCs w:val="false"/>
+          <w:vanish w:val="false"/>
+          <w:color w:val="auto"/>
+          <w:kern w:val="0"/>
+          <w:sz w:val="24"/>
+          <w:szCs w:val="32"/>
+          <w:u w:val="none"/>
+          <w:lang w:val="es-CO" w:eastAsia="en-US" w:bidi="ar-SA"/>
+        </w:rPr>
+        <w:t>Para la experiencia del usuario en la plataforma EduTech se centra en facilitar la interacción entre estudiantes y docentes mediante un entorno digital intuitivo y organizado, con esto se busca que los usuarios puedan realizar sus actividades académicas de manera rápida y eficiente, reduciendo confusión y mejorando la comunicación.</w:t>
+      </w:r>
+    </w:p>
+    <w:p>
+      <w:pPr>
+        <w:pStyle w:val="APALevel2"/>
+        <w:widowControl/>
+        <w:numPr>
+          <w:ilvl w:val="0"/>
+          <w:numId w:val="0"/>
+        </w:numPr>
+        <w:suppressAutoHyphens w:val="true"/>
+        <w:bidi w:val="0"/>
+        <w:spacing w:lineRule="auto" w:line="240" w:before="360" w:after="240"/>
+        <w:ind w:hanging="0" w:left="0"/>
+        <w:rPr>
+          <w:rFonts w:ascii="Times New Roman" w:hAnsi="Times New Roman" w:eastAsia="Times New Roman" w:cs="Times New Roman"/>
+          <w:b w:val="false"/>
+          <w:bCs w:val="false"/>
+          <w:vanish w:val="false"/>
+          <w:color w:val="auto"/>
+          <w:kern w:val="0"/>
+          <w:sz w:val="24"/>
+          <w:szCs w:val="32"/>
+          <w:u w:val="none"/>
+          <w:lang w:val="es-CO" w:eastAsia="en-US" w:bidi="ar-SA"/>
+        </w:rPr>
+      </w:pPr>
+      <w:r>
+        <w:rPr>
+          <w:rFonts w:eastAsia="Times New Roman" w:cs="Times New Roman" w:ascii="Times New Roman" w:hAnsi="Times New Roman"/>
+          <w:b w:val="false"/>
+          <w:bCs w:val="false"/>
+          <w:vanish w:val="false"/>
+          <w:color w:val="auto"/>
+          <w:kern w:val="0"/>
+          <w:sz w:val="24"/>
+          <w:szCs w:val="32"/>
+          <w:u w:val="none"/>
+          <w:lang w:val="es-CO" w:eastAsia="en-US" w:bidi="ar-SA"/>
+        </w:rPr>
+        <w:t>Para ello, es necesario tener los puntos de vista del usuario con el sistema empleando herramientas como lo son el Customer Journey Map, User Flow y User Map.</w:t>
+      </w:r>
+    </w:p>
+    <w:p>
+      <w:pPr>
+        <w:pStyle w:val="APALevel2"/>
+        <w:widowControl/>
+        <w:suppressAutoHyphens w:val="true"/>
+        <w:bidi w:val="0"/>
+        <w:spacing w:lineRule="auto" w:line="240" w:before="360" w:after="240"/>
+        <w:jc w:val="left"/>
+        <w:rPr>
+          <w:rFonts w:ascii="Times New Roman" w:hAnsi="Times New Roman" w:eastAsia="Times New Roman" w:cs="Times New Roman"/>
+          <w:color w:val="auto"/>
+          <w:kern w:val="0"/>
+          <w:sz w:val="24"/>
+          <w:szCs w:val="32"/>
+          <w:u w:val="none"/>
+          <w:lang w:val="es-EC" w:eastAsia="en-US" w:bidi="ar-SA"/>
+        </w:rPr>
+      </w:pPr>
+      <w:r>
+        <w:rPr>
+          <w:rFonts w:eastAsia="Times New Roman" w:cs="Times New Roman"/>
+          <w:b/>
+          <w:bCs/>
+          <w:color w:val="auto"/>
+          <w:kern w:val="0"/>
+          <w:sz w:val="24"/>
+          <w:szCs w:val="32"/>
+          <w:u w:val="none"/>
+          <w:lang w:val="es-EC" w:eastAsia="en-US" w:bidi="ar-SA"/>
+        </w:rPr>
+        <w:t>5</w:t>
+      </w:r>
+      <w:r>
+        <w:rPr>
+          <w:rFonts w:eastAsia="Times New Roman" w:cs="Times New Roman"/>
+          <w:color w:val="auto"/>
+          <w:kern w:val="0"/>
+          <w:sz w:val="24"/>
+          <w:szCs w:val="32"/>
+          <w:u w:val="none"/>
+          <w:lang w:val="es-EC" w:eastAsia="en-US" w:bidi="ar-SA"/>
+        </w:rPr>
+        <w:t>.</w:t>
+      </w:r>
+      <w:r>
+        <w:rPr>
+          <w:rFonts w:eastAsia="Times New Roman" w:cs="Times New Roman"/>
+          <w:b/>
+          <w:bCs/>
+          <w:color w:val="auto"/>
+          <w:kern w:val="0"/>
+          <w:sz w:val="24"/>
+          <w:szCs w:val="32"/>
+          <w:u w:val="none"/>
+          <w:lang w:val="es-EC" w:eastAsia="en-US" w:bidi="ar-SA"/>
+        </w:rPr>
+        <w:t>1 Customer Journey Map</w:t>
+      </w:r>
+    </w:p>
+    <w:p>
+      <w:pPr>
+        <w:pStyle w:val="APALevel2"/>
+        <w:widowControl/>
+        <w:suppressAutoHyphens w:val="true"/>
+        <w:bidi w:val="0"/>
+        <w:spacing w:lineRule="auto" w:line="240" w:before="360" w:after="240"/>
+        <w:jc w:val="left"/>
+        <w:rPr>
+          <w:rFonts w:ascii="Times New Roman" w:hAnsi="Times New Roman" w:eastAsia="Times New Roman" w:cs="Times New Roman"/>
+          <w:color w:val="auto"/>
+          <w:kern w:val="0"/>
+          <w:sz w:val="24"/>
+          <w:szCs w:val="32"/>
+          <w:u w:val="none"/>
+          <w:lang w:val="es-EC" w:eastAsia="en-US" w:bidi="ar-SA"/>
+        </w:rPr>
+      </w:pPr>
+      <w:r>
+        <w:rPr>
+          <w:rFonts w:eastAsia="Times New Roman" w:cs="Times New Roman"/>
+          <w:b w:val="false"/>
+          <w:bCs w:val="false"/>
+          <w:color w:val="auto"/>
+          <w:kern w:val="0"/>
+          <w:sz w:val="24"/>
+          <w:szCs w:val="32"/>
+          <w:u w:val="none"/>
+          <w:lang w:val="es-EC" w:eastAsia="en-US" w:bidi="ar-SA"/>
+        </w:rPr>
+        <w:t>El Customer Journey Map ayuda a identificar las diferentes etapas que atraviesa el usuario al interactuar con EduTech, así como sus acciones, pensamientos y emisiones durante el proceso. Esta herramienta ayudara a la comprensión de la IX Experiencia del Usuario, permitiendo detectar posibles dificultades y oportunidades de mejora en el sistema.</w:t>
+      </w:r>
+    </w:p>
+    <w:p>
+      <w:pPr>
+        <w:pStyle w:val="BodyText"/>
+        <w:ind w:hanging="0"/>
+        <w:jc w:val="left"/>
+        <w:rPr>
+          <w:b/>
+          <w:bCs/>
+        </w:rPr>
+      </w:pPr>
+      <w:r>
+        <w:fldChar w:fldCharType="begin"/>
+      </w:r>
+      <w:r>
+        <w:rPr/>
+        <w:instrText xml:space="preserve"> HYPERLINK "https://docs.google.com/spreadsheets/d/1FsTRzIz1unCVBB1SmnHKwptDyV044rS_2vzzaiJMJOg/edit?gid=0" \l "gid=0"</w:instrText>
+      </w:r>
+      <w:r>
+        <w:rPr/>
+        <w:fldChar w:fldCharType="separate"/>
+      </w:r>
+      <w:r>
+        <w:rPr/>
+        <w:drawing>
+          <wp:anchor distT="0" distB="0" distL="0" distR="0" simplePos="0" relativeHeight="42" behindDoc="0" locked="0" layoutInCell="0" allowOverlap="1">
+            <wp:simplePos x="0" y="0"/>
+            <wp:positionH relativeFrom="column">
+              <wp:posOffset>0</wp:posOffset>
+            </wp:positionH>
+            <wp:positionV relativeFrom="paragraph">
+              <wp:posOffset>67945</wp:posOffset>
+            </wp:positionV>
+            <wp:extent cx="5731510" cy="1557655"/>
+            <wp:effectExtent l="0" t="0" r="0" b="0"/>
+            <wp:wrapSquare wrapText="largest"/>
+            <wp:docPr id="6" name="Imagen6"/>
+            <wp:cNvGraphicFramePr>
+              <a:graphicFrameLocks xmlns:a="http://schemas.openxmlformats.org/drawingml/2006/main" noChangeAspect="1"/>
+            </wp:cNvGraphicFramePr>
+            <a:graphic xmlns:a="http://schemas.openxmlformats.org/drawingml/2006/main">
+              <a:graphicData uri="http://schemas.openxmlformats.org/drawingml/2006/picture">
+                <pic:pic xmlns:pic="http://schemas.openxmlformats.org/drawingml/2006/picture">
+                  <pic:nvPicPr>
+                    <pic:cNvPr id="6" name="Imagen6"/>
+                    <pic:cNvPicPr>
+                      <a:picLocks noChangeAspect="1" noChangeArrowheads="1"/>
+                    </pic:cNvPicPr>
+                  </pic:nvPicPr>
+                  <pic:blipFill>
+                    <a:blip r:embed="rId8"/>
+                    <a:stretch>
+                      <a:fillRect/>
+                    </a:stretch>
+                  </pic:blipFill>
+                  <pic:spPr bwMode="auto">
+                    <a:xfrm>
+                      <a:off x="0" y="0"/>
+                      <a:ext cx="5731510" cy="1557655"/>
+                    </a:xfrm>
+                    <a:prstGeom prst="rect">
+                      <a:avLst/>
+                    </a:prstGeom>
+                    <a:noFill/>
+                  </pic:spPr>
+                </pic:pic>
+              </a:graphicData>
+            </a:graphic>
+          </wp:anchor>
+        </w:drawing>
+      </w:r>
+      <w:r>
+        <w:rPr/>
+        <w:fldChar w:fldCharType="end"/>
+      </w:r>
+    </w:p>
+    <w:p>
+      <w:pPr>
+        <w:pStyle w:val="BodyText"/>
+        <w:ind w:hanging="0"/>
+        <w:jc w:val="left"/>
+        <w:rPr>
+          <w:b/>
+          <w:bCs/>
+        </w:rPr>
+      </w:pPr>
+      <w:r>
+        <w:fldChar w:fldCharType="begin"/>
+      </w:r>
+      <w:r>
+        <w:rPr>
+          <w:rStyle w:val="Hyperlink"/>
+          <w:b/>
+          <w:bCs/>
+        </w:rPr>
+        <w:instrText xml:space="preserve"> HYPERLINK "https://docs.google.com/spreadsheets/d/1FsTRzIz1unCVBB1SmnHKwptDyV044rS_2vzzaiJMJOg/edit?gid=0" \l "gid=0"</w:instrText>
+      </w:r>
+      <w:r>
+        <w:rPr>
+          <w:rStyle w:val="Hyperlink"/>
+          <w:b/>
+          <w:bCs/>
+        </w:rPr>
+        <w:fldChar w:fldCharType="separate"/>
+      </w:r>
+      <w:r>
+        <w:rPr>
+          <w:rStyle w:val="Hyperlink"/>
+          <w:b/>
+          <w:bCs/>
+        </w:rPr>
+        <w:t>Customer Journey Map - Estudiante - Hojas de cálculo de Google</w:t>
+      </w:r>
+      <w:r>
+        <w:rPr>
+          <w:rStyle w:val="Hyperlink"/>
+          <w:b/>
+          <w:bCs/>
+        </w:rPr>
+        <w:fldChar w:fldCharType="end"/>
+      </w:r>
+    </w:p>
+    <w:p>
+      <w:pPr>
+        <w:pStyle w:val="BodyText"/>
+        <w:ind w:hanging="0"/>
+        <w:jc w:val="left"/>
+        <w:rPr>
+          <w:b/>
+          <w:bCs/>
+        </w:rPr>
+      </w:pPr>
+      <w:r>
+        <w:rPr>
+          <w:b/>
+          <w:bCs/>
+        </w:rPr>
+        <w:drawing>
+          <wp:anchor distT="0" distB="0" distL="0" distR="0" simplePos="0" relativeHeight="43" behindDoc="0" locked="0" layoutInCell="0" allowOverlap="1">
+            <wp:simplePos x="0" y="0"/>
+            <wp:positionH relativeFrom="column">
+              <wp:posOffset>0</wp:posOffset>
+            </wp:positionH>
+            <wp:positionV relativeFrom="paragraph">
+              <wp:posOffset>155575</wp:posOffset>
+            </wp:positionV>
+            <wp:extent cx="5731510" cy="1547495"/>
+            <wp:effectExtent l="0" t="0" r="0" b="0"/>
+            <wp:wrapSquare wrapText="largest"/>
+            <wp:docPr id="7" name="Imagen7"/>
+            <wp:cNvGraphicFramePr>
+              <a:graphicFrameLocks xmlns:a="http://schemas.openxmlformats.org/drawingml/2006/main" noChangeAspect="1"/>
+            </wp:cNvGraphicFramePr>
+            <a:graphic xmlns:a="http://schemas.openxmlformats.org/drawingml/2006/main">
+              <a:graphicData uri="http://schemas.openxmlformats.org/drawingml/2006/picture">
+                <pic:pic xmlns:pic="http://schemas.openxmlformats.org/drawingml/2006/picture">
+                  <pic:nvPicPr>
+                    <pic:cNvPr id="7" name="Imagen7"/>
+                    <pic:cNvPicPr>
+                      <a:picLocks noChangeAspect="1" noChangeArrowheads="1"/>
+                    </pic:cNvPicPr>
+                  </pic:nvPicPr>
+                  <pic:blipFill>
+                    <a:blip r:embed="rId9"/>
+                    <a:stretch>
+                      <a:fillRect/>
+                    </a:stretch>
+                  </pic:blipFill>
+                  <pic:spPr bwMode="auto">
+                    <a:xfrm>
+                      <a:off x="0" y="0"/>
+                      <a:ext cx="5731510" cy="1547495"/>
+                    </a:xfrm>
+                    <a:prstGeom prst="rect">
+                      <a:avLst/>
+                    </a:prstGeom>
+                    <a:noFill/>
+                  </pic:spPr>
+                </pic:pic>
+              </a:graphicData>
+            </a:graphic>
+          </wp:anchor>
+        </w:drawing>
+      </w:r>
+    </w:p>
+    <w:p>
+      <w:pPr>
+        <w:pStyle w:val="BodyText"/>
         <w:ind w:hanging="0"/>
         <w:jc w:val="left"/>
         <w:rPr>
@@ -4290,35 +6507,7 @@
           <w:u w:val="none"/>
           <w:lang w:val="es-EC" w:eastAsia="en-US" w:bidi="ar-SA"/>
         </w:rPr>
-        <w:t>5.</w:t>
-      </w:r>
-      <w:r>
-        <w:rPr>
-          <w:rFonts w:eastAsia="Times New Roman" w:cs="Times New Roman"/>
-          <w:b/>
-          <w:bCs/>
-          <w:color w:val="auto"/>
-          <w:kern w:val="0"/>
-          <w:sz w:val="24"/>
-          <w:szCs w:val="32"/>
-          <w:u w:val="none"/>
-          <w:lang w:val="es-EC" w:eastAsia="en-US" w:bidi="ar-SA"/>
-        </w:rPr>
-        <w:t>2</w:t>
-      </w:r>
-      <w:r>
-        <w:rPr>
-          <w:rFonts w:eastAsia="Times New Roman" w:cs="Times New Roman"/>
-          <w:b/>
-          <w:bCs/>
-          <w:color w:val="auto"/>
-          <w:kern w:val="0"/>
-          <w:sz w:val="24"/>
-          <w:szCs w:val="32"/>
-          <w:u w:val="none"/>
-          <w:lang w:val="es-EC" w:eastAsia="en-US" w:bidi="ar-SA"/>
-        </w:rPr>
-        <w:t xml:space="preserve"> User Flow</w:t>
+        <w:t>5.2 User Flow</w:t>
       </w:r>
       <w:r>
         <w:rPr>
@@ -4343,30 +6532,22 @@
         <w:jc w:val="left"/>
         <w:rPr/>
       </w:pPr>
-      <w:hyperlink r:id="rId6">
+      <w:hyperlink r:id="rId11">
         <w:r>
-          <w:rPr>
-            <w:rFonts w:eastAsia="Times New Roman" w:cs="Times New Roman"/>
-            <w:color w:val="auto"/>
-            <w:kern w:val="0"/>
-            <w:sz w:val="24"/>
-            <w:szCs w:val="32"/>
-            <w:u w:val="none"/>
-            <w:lang w:val="es-EC" w:eastAsia="en-US" w:bidi="ar-SA"/>
-          </w:rPr>
+          <w:rPr/>
           <w:drawing>
-            <wp:anchor distT="0" distB="0" distL="0" distR="0" simplePos="0" relativeHeight="36" behindDoc="0" locked="0" layoutInCell="0" allowOverlap="1">
+            <wp:anchor distT="0" distB="0" distL="0" distR="0" simplePos="0" relativeHeight="44" behindDoc="0" locked="0" layoutInCell="0" allowOverlap="1">
               <wp:simplePos x="0" y="0"/>
               <wp:positionH relativeFrom="column">
                 <wp:posOffset>32385</wp:posOffset>
               </wp:positionH>
               <wp:positionV relativeFrom="paragraph">
-                <wp:posOffset>220980</wp:posOffset>
+                <wp:posOffset>141605</wp:posOffset>
               </wp:positionV>
-              <wp:extent cx="6001385" cy="3832225"/>
+              <wp:extent cx="6001385" cy="2748915"/>
               <wp:effectExtent l="0" t="0" r="0" b="0"/>
               <wp:wrapSquare wrapText="largest"/>
-              <wp:docPr id="4" name="Imagen8"/>
+              <wp:docPr id="8" name="Imagen8"/>
               <wp:cNvGraphicFramePr>
                 <a:graphicFrameLocks xmlns:a="http://schemas.openxmlformats.org/drawingml/2006/main" noChangeAspect="1"/>
               </wp:cNvGraphicFramePr>
@@ -4374,13 +6555,13 @@
                 <a:graphicData uri="http://schemas.openxmlformats.org/drawingml/2006/picture">
                   <pic:pic xmlns:pic="http://schemas.openxmlformats.org/drawingml/2006/picture">
                     <pic:nvPicPr>
-                      <pic:cNvPr id="4" name="Imagen8"/>
+                      <pic:cNvPr id="8" name="Imagen8"/>
                       <pic:cNvPicPr>
                         <a:picLocks noChangeAspect="1" noChangeArrowheads="1"/>
                       </pic:cNvPicPr>
                     </pic:nvPicPr>
                     <pic:blipFill>
-                      <a:blip r:embed="rId5"/>
+                      <a:blip r:embed="rId10"/>
                       <a:stretch>
                         <a:fillRect/>
                       </a:stretch>
@@ -4388,7 +6569,7 @@
                     <pic:spPr bwMode="auto">
                       <a:xfrm>
                         <a:off x="0" y="0"/>
-                        <a:ext cx="6001385" cy="3832225"/>
+                        <a:ext cx="6001385" cy="2748915"/>
                       </a:xfrm>
                       <a:prstGeom prst="rect">
                         <a:avLst/>
@@ -4421,7 +6602,7 @@
           <w:lang w:val="es-EC" w:eastAsia="en-US" w:bidi="ar-SA"/>
         </w:rPr>
       </w:pPr>
-      <w:hyperlink r:id="rId7">
+      <w:hyperlink r:id="rId12">
         <w:r>
           <w:rPr>
             <w:rStyle w:val="Hyperlink"/>
@@ -4524,7 +6705,7 @@
           <w:bCs/>
         </w:rPr>
         <w:drawing>
-          <wp:anchor distT="0" distB="0" distL="0" distR="0" simplePos="0" relativeHeight="37" behindDoc="0" locked="0" layoutInCell="0" allowOverlap="1">
+          <wp:anchor distT="0" distB="0" distL="0" distR="0" simplePos="0" relativeHeight="45" behindDoc="0" locked="0" layoutInCell="0" allowOverlap="1">
             <wp:simplePos x="0" y="0"/>
             <wp:positionH relativeFrom="column">
               <wp:posOffset>27305</wp:posOffset>
@@ -4535,7 +6716,7 @@
             <wp:extent cx="5676900" cy="2085340"/>
             <wp:effectExtent l="0" t="0" r="0" b="0"/>
             <wp:wrapSquare wrapText="largest"/>
-            <wp:docPr id="5" name="Imagen9"/>
+            <wp:docPr id="9" name="Imagen9"/>
             <wp:cNvGraphicFramePr>
               <a:graphicFrameLocks xmlns:a="http://schemas.openxmlformats.org/drawingml/2006/main" noChangeAspect="1"/>
             </wp:cNvGraphicFramePr>
@@ -4543,13 +6724,13 @@
               <a:graphicData uri="http://schemas.openxmlformats.org/drawingml/2006/picture">
                 <pic:pic xmlns:pic="http://schemas.openxmlformats.org/drawingml/2006/picture">
                   <pic:nvPicPr>
-                    <pic:cNvPr id="5" name="Imagen9"/>
+                    <pic:cNvPr id="9" name="Imagen9"/>
                     <pic:cNvPicPr>
                       <a:picLocks noChangeAspect="1" noChangeArrowheads="1"/>
                     </pic:cNvPicPr>
                   </pic:nvPicPr>
                   <pic:blipFill>
-                    <a:blip r:embed="rId8"/>
+                    <a:blip r:embed="rId13"/>
                     <a:stretch>
                       <a:fillRect/>
                     </a:stretch>
@@ -4633,7 +6814,7 @@
           <w:bCs/>
         </w:rPr>
         <w:drawing>
-          <wp:anchor distT="0" distB="0" distL="0" distR="0" simplePos="0" relativeHeight="38" behindDoc="0" locked="0" layoutInCell="0" allowOverlap="1">
+          <wp:anchor distT="0" distB="0" distL="0" distR="0" simplePos="0" relativeHeight="46" behindDoc="0" locked="0" layoutInCell="0" allowOverlap="1">
             <wp:simplePos x="0" y="0"/>
             <wp:positionH relativeFrom="column">
               <wp:posOffset>3810</wp:posOffset>
@@ -4644,7 +6825,7 @@
             <wp:extent cx="5942330" cy="2017395"/>
             <wp:effectExtent l="0" t="0" r="0" b="0"/>
             <wp:wrapSquare wrapText="largest"/>
-            <wp:docPr id="6" name="Imagen10"/>
+            <wp:docPr id="10" name="Imagen10"/>
             <wp:cNvGraphicFramePr>
               <a:graphicFrameLocks xmlns:a="http://schemas.openxmlformats.org/drawingml/2006/main" noChangeAspect="1"/>
             </wp:cNvGraphicFramePr>
@@ -4652,13 +6833,13 @@
               <a:graphicData uri="http://schemas.openxmlformats.org/drawingml/2006/picture">
                 <pic:pic xmlns:pic="http://schemas.openxmlformats.org/drawingml/2006/picture">
                   <pic:nvPicPr>
-                    <pic:cNvPr id="6" name="Imagen10"/>
+                    <pic:cNvPr id="10" name="Imagen10"/>
                     <pic:cNvPicPr>
                       <a:picLocks noChangeAspect="1" noChangeArrowheads="1"/>
                     </pic:cNvPicPr>
                   </pic:nvPicPr>
                   <pic:blipFill>
-                    <a:blip r:embed="rId9"/>
+                    <a:blip r:embed="rId14"/>
                     <a:stretch>
                       <a:fillRect/>
                     </a:stretch>
@@ -4820,8 +7001,51 @@
         </w:rPr>
       </w:pPr>
       <w:r>
+        <w:rPr>
+          <w:rFonts w:eastAsia="Times New Roman" w:cs="Times New Roman"/>
+          <w:b/>
+          <w:bCs/>
+          <w:color w:val="auto"/>
+          <w:kern w:val="0"/>
+          <w:sz w:val="24"/>
+          <w:szCs w:val="24"/>
+          <w:u w:val="none"/>
+          <w:lang w:val="es-EC" w:eastAsia="en-US" w:bidi="ar-SA"/>
+        </w:rPr>
+      </w:r>
+    </w:p>
+    <w:p>
+      <w:pPr>
+        <w:pStyle w:val="APALevel2"/>
+        <w:widowControl/>
+        <w:suppressAutoHyphens w:val="true"/>
+        <w:bidi w:val="0"/>
+        <w:spacing w:lineRule="auto" w:line="240" w:before="360" w:after="240"/>
+        <w:jc w:val="both"/>
+        <w:rPr>
+          <w:rFonts w:ascii="Times New Roman" w:hAnsi="Times New Roman" w:eastAsia="Times New Roman" w:cs="Times New Roman"/>
+          <w:color w:val="auto"/>
+          <w:kern w:val="0"/>
+          <w:sz w:val="24"/>
+          <w:szCs w:val="24"/>
+          <w:u w:val="none"/>
+          <w:lang w:val="es-EC" w:eastAsia="en-US" w:bidi="ar-SA"/>
+        </w:rPr>
+      </w:pPr>
+      <w:r>
+        <w:rPr>
+          <w:rFonts w:eastAsia="Times New Roman" w:cs="Times New Roman"/>
+          <w:b/>
+          <w:bCs/>
+          <w:color w:val="auto"/>
+          <w:kern w:val="0"/>
+          <w:sz w:val="24"/>
+          <w:szCs w:val="24"/>
+          <w:u w:val="none"/>
+          <w:lang w:val="es-EC" w:eastAsia="en-US" w:bidi="ar-SA"/>
+        </w:rPr>
         <w:drawing>
-          <wp:anchor distT="0" distB="0" distL="114300" distR="114300" simplePos="0" relativeHeight="27" behindDoc="1" locked="0" layoutInCell="0" allowOverlap="1">
+          <wp:anchor distT="0" distB="0" distL="114300" distR="114300" simplePos="0" relativeHeight="35" behindDoc="0" locked="0" layoutInCell="0" allowOverlap="1">
             <wp:simplePos x="0" y="0"/>
             <wp:positionH relativeFrom="column">
               <wp:posOffset>-23495</wp:posOffset>
@@ -4833,14 +7057,14 @@
             <wp:effectExtent l="0" t="0" r="0" b="0"/>
             <wp:wrapThrough wrapText="bothSides">
               <wp:wrapPolygon edited="0">
-                <wp:start x="-40" y="0"/>
-                <wp:lineTo x="-40" y="21397"/>
-                <wp:lineTo x="21557" y="21397"/>
+                <wp:start x="-61" y="0"/>
+                <wp:lineTo x="-61" y="21360"/>
+                <wp:lineTo x="21557" y="21360"/>
                 <wp:lineTo x="21557" y="0"/>
-                <wp:lineTo x="-40" y="0"/>
+                <wp:lineTo x="-61" y="0"/>
               </wp:wrapPolygon>
             </wp:wrapThrough>
-            <wp:docPr id="7" name="Imagen 1"/>
+            <wp:docPr id="11" name="Imagen 1"/>
             <wp:cNvGraphicFramePr>
               <a:graphicFrameLocks xmlns:a="http://schemas.openxmlformats.org/drawingml/2006/main" noChangeAspect="1"/>
             </wp:cNvGraphicFramePr>
@@ -4848,13 +7072,13 @@
               <a:graphicData uri="http://schemas.openxmlformats.org/drawingml/2006/picture">
                 <pic:pic xmlns:pic="http://schemas.openxmlformats.org/drawingml/2006/picture">
                   <pic:nvPicPr>
-                    <pic:cNvPr id="7" name="Imagen 1"/>
+                    <pic:cNvPr id="11" name="Imagen 1"/>
                     <pic:cNvPicPr>
                       <a:picLocks noChangeAspect="1" noChangeArrowheads="1"/>
                     </pic:cNvPicPr>
                   </pic:nvPicPr>
                   <pic:blipFill>
-                    <a:blip r:embed="rId10"/>
+                    <a:blip r:embed="rId15"/>
                     <a:stretch>
                       <a:fillRect/>
                     </a:stretch>
@@ -4875,357 +7099,6 @@
           </wp:anchor>
         </w:drawing>
       </w:r>
-      <w:r>
-        <w:rPr>
-          <w:rFonts w:eastAsia="Times New Roman" w:cs="Times New Roman"/>
-          <w:b/>
-          <w:bCs/>
-          <w:color w:val="auto"/>
-          <w:kern w:val="0"/>
-          <w:sz w:val="24"/>
-          <w:szCs w:val="24"/>
-          <w:u w:val="none"/>
-          <w:lang w:val="es-EC" w:eastAsia="en-US" w:bidi="ar-SA"/>
-        </w:rPr>
-        <w:t>6.2 Definición del alcance y el MVP</w:t>
-      </w:r>
-    </w:p>
-    <w:p>
-      <w:pPr>
-        <w:pStyle w:val="ListParagraph"/>
-        <w:ind w:hanging="0" w:left="0"/>
-        <w:rPr/>
-      </w:pPr>
-      <w:r>
-        <w:rPr/>
-        <w:t xml:space="preserve">El alcance del proyecto de educación EDUTech comprende el desarrollo de un aplicativo web que permitan gestionar actividades y de acceso con facilidad para que los estudiantes y los docentes interactúen dentro de la institución académica </w:t>
-      </w:r>
-    </w:p>
-    <w:p>
-      <w:pPr>
-        <w:pStyle w:val="ListParagraph"/>
-        <w:ind w:left="1440"/>
-        <w:rPr/>
-      </w:pPr>
-      <w:r>
-        <w:rPr/>
-      </w:r>
-    </w:p>
-    <w:p>
-      <w:pPr>
-        <w:pStyle w:val="ListParagraph"/>
-        <w:ind w:hanging="0" w:left="0"/>
-        <w:rPr>
-          <w:b/>
-          <w:bCs/>
-        </w:rPr>
-      </w:pPr>
-      <w:r>
-        <w:rPr>
-          <w:b/>
-          <w:bCs/>
-        </w:rPr>
-        <w:t>Funcionalidades incluidas:</w:t>
-      </w:r>
-    </w:p>
-    <w:p>
-      <w:pPr>
-        <w:pStyle w:val="ListParagraph"/>
-        <w:numPr>
-          <w:ilvl w:val="0"/>
-          <w:numId w:val="1"/>
-        </w:numPr>
-        <w:rPr>
-          <w:b w:val="false"/>
-          <w:bCs w:val="false"/>
-        </w:rPr>
-      </w:pPr>
-      <w:r>
-        <w:rPr>
-          <w:b w:val="false"/>
-          <w:bCs w:val="false"/>
-        </w:rPr>
-        <w:t xml:space="preserve">Registro e inicio de sesión de usuarios </w:t>
-      </w:r>
-    </w:p>
-    <w:p>
-      <w:pPr>
-        <w:pStyle w:val="ListParagraph"/>
-        <w:numPr>
-          <w:ilvl w:val="0"/>
-          <w:numId w:val="1"/>
-        </w:numPr>
-        <w:rPr>
-          <w:b w:val="false"/>
-          <w:bCs w:val="false"/>
-        </w:rPr>
-      </w:pPr>
-      <w:r>
-        <w:rPr>
-          <w:b w:val="false"/>
-          <w:bCs w:val="false"/>
-        </w:rPr>
-        <w:t>Publicación de actividades académica por parte de docentes</w:t>
-      </w:r>
-    </w:p>
-    <w:p>
-      <w:pPr>
-        <w:pStyle w:val="ListParagraph"/>
-        <w:numPr>
-          <w:ilvl w:val="0"/>
-          <w:numId w:val="1"/>
-        </w:numPr>
-        <w:rPr>
-          <w:b w:val="false"/>
-          <w:bCs w:val="false"/>
-        </w:rPr>
-      </w:pPr>
-      <w:r>
-        <w:rPr>
-          <w:b w:val="false"/>
-          <w:bCs w:val="false"/>
-        </w:rPr>
-        <w:t xml:space="preserve">Visualización de actividades por parte de estudiantes </w:t>
-      </w:r>
-    </w:p>
-    <w:p>
-      <w:pPr>
-        <w:pStyle w:val="ListParagraph"/>
-        <w:numPr>
-          <w:ilvl w:val="0"/>
-          <w:numId w:val="1"/>
-        </w:numPr>
-        <w:rPr>
-          <w:b w:val="false"/>
-          <w:bCs w:val="false"/>
-        </w:rPr>
-      </w:pPr>
-      <w:r>
-        <w:rPr>
-          <w:b w:val="false"/>
-          <w:bCs w:val="false"/>
-        </w:rPr>
-        <w:t>Entrega de tareas a la plataforma</w:t>
-      </w:r>
-    </w:p>
-    <w:p>
-      <w:pPr>
-        <w:pStyle w:val="ListParagraph"/>
-        <w:numPr>
-          <w:ilvl w:val="0"/>
-          <w:numId w:val="1"/>
-        </w:numPr>
-        <w:rPr>
-          <w:b w:val="false"/>
-          <w:bCs w:val="false"/>
-        </w:rPr>
-      </w:pPr>
-      <w:r>
-        <w:rPr>
-          <w:b w:val="false"/>
-          <w:bCs w:val="false"/>
-        </w:rPr>
-        <w:t xml:space="preserve">Organización básica de curso y materias </w:t>
-      </w:r>
-    </w:p>
-    <w:p>
-      <w:pPr>
-        <w:pStyle w:val="ListParagraph"/>
-        <w:ind w:left="2160"/>
-        <w:rPr>
-          <w:b/>
-          <w:bCs/>
-        </w:rPr>
-      </w:pPr>
-      <w:r>
-        <w:rPr>
-          <w:b/>
-          <w:bCs/>
-        </w:rPr>
-      </w:r>
-    </w:p>
-    <w:p>
-      <w:pPr>
-        <w:pStyle w:val="ListParagraph"/>
-        <w:ind w:hanging="0" w:left="0"/>
-        <w:rPr>
-          <w:b/>
-          <w:bCs/>
-        </w:rPr>
-      </w:pPr>
-      <w:r>
-        <w:rPr>
-          <w:b/>
-          <w:bCs/>
-        </w:rPr>
-        <w:t>Funcionalidades no incluidas:</w:t>
-      </w:r>
-    </w:p>
-    <w:p>
-      <w:pPr>
-        <w:pStyle w:val="ListParagraph"/>
-        <w:numPr>
-          <w:ilvl w:val="0"/>
-          <w:numId w:val="2"/>
-        </w:numPr>
-        <w:rPr>
-          <w:b w:val="false"/>
-          <w:bCs w:val="false"/>
-        </w:rPr>
-      </w:pPr>
-      <w:r>
-        <w:rPr>
-          <w:b w:val="false"/>
-          <w:bCs w:val="false"/>
-        </w:rPr>
-        <w:t xml:space="preserve">Aplicación móvil nativa en dispositivos móviles </w:t>
-      </w:r>
-    </w:p>
-    <w:p>
-      <w:pPr>
-        <w:pStyle w:val="ListParagraph"/>
-        <w:numPr>
-          <w:ilvl w:val="0"/>
-          <w:numId w:val="2"/>
-        </w:numPr>
-        <w:rPr>
-          <w:b w:val="false"/>
-          <w:bCs w:val="false"/>
-        </w:rPr>
-      </w:pPr>
-      <w:r>
-        <w:rPr>
-          <w:b w:val="false"/>
-          <w:bCs w:val="false"/>
-        </w:rPr>
-        <w:t xml:space="preserve">Integración con sistemas complejos externos </w:t>
-      </w:r>
-    </w:p>
-    <w:p>
-      <w:pPr>
-        <w:pStyle w:val="ListParagraph"/>
-        <w:numPr>
-          <w:ilvl w:val="0"/>
-          <w:numId w:val="2"/>
-        </w:numPr>
-        <w:rPr>
-          <w:b w:val="false"/>
-          <w:bCs w:val="false"/>
-        </w:rPr>
-      </w:pPr>
-      <w:r>
-        <w:rPr>
-          <w:b w:val="false"/>
-          <w:bCs w:val="false"/>
-        </w:rPr>
-        <w:t xml:space="preserve">Funcionalidades de IA </w:t>
-      </w:r>
-    </w:p>
-    <w:p>
-      <w:pPr>
-        <w:pStyle w:val="ListParagraph"/>
-        <w:numPr>
-          <w:ilvl w:val="0"/>
-          <w:numId w:val="2"/>
-        </w:numPr>
-        <w:rPr>
-          <w:b w:val="false"/>
-          <w:bCs w:val="false"/>
-        </w:rPr>
-      </w:pPr>
-      <w:r>
-        <w:rPr>
-          <w:b w:val="false"/>
-          <w:bCs w:val="false"/>
-        </w:rPr>
-        <w:t>Reportes aniliticos sobre sobre estudiante</w:t>
-      </w:r>
-    </w:p>
-    <w:p>
-      <w:pPr>
-        <w:pStyle w:val="ListParagraph"/>
-        <w:ind w:hanging="0" w:left="0"/>
-        <w:rPr>
-          <w:b w:val="false"/>
-          <w:bCs w:val="false"/>
-        </w:rPr>
-      </w:pPr>
-      <w:r>
-        <w:rPr>
-          <w:b w:val="false"/>
-          <w:bCs w:val="false"/>
-        </w:rPr>
-      </w:r>
-    </w:p>
-    <w:p>
-      <w:pPr>
-        <w:pStyle w:val="ListParagraph"/>
-        <w:ind w:hanging="0" w:left="0"/>
-        <w:rPr>
-          <w:b w:val="false"/>
-          <w:bCs w:val="false"/>
-        </w:rPr>
-      </w:pPr>
-      <w:r>
-        <w:rPr>
-          <w:b w:val="false"/>
-          <w:bCs w:val="false"/>
-        </w:rPr>
-        <w:t xml:space="preserve">El desarrollo de el MVP permite tener el objetivo claro de lo que se realizara exactamente en el proyecto asegurando que el producto que se entrega al final cumpla con las necesidades reales </w:t>
-      </w:r>
-    </w:p>
-    <w:p>
-      <w:pPr>
-        <w:pStyle w:val="ListParagraph"/>
-        <w:ind w:left="1440"/>
-        <w:rPr>
-          <w:b w:val="false"/>
-          <w:bCs w:val="false"/>
-        </w:rPr>
-      </w:pPr>
-      <w:r>
-        <w:rPr>
-          <w:b w:val="false"/>
-          <w:bCs w:val="false"/>
-        </w:rPr>
-      </w:r>
-    </w:p>
-    <w:p>
-      <w:pPr>
-        <w:pStyle w:val="ListParagraph"/>
-        <w:ind w:hanging="0" w:left="0"/>
-        <w:rPr>
-          <w:b w:val="false"/>
-          <w:bCs w:val="false"/>
-        </w:rPr>
-      </w:pPr>
-      <w:r>
-        <w:rPr>
-          <w:b w:val="false"/>
-          <w:bCs w:val="false"/>
-        </w:rPr>
-        <w:t>El mvp se enfoca en las funcionalidades que aportan valor de forma esencial permitiendo enfocar el desarrollo en las funcionalidades que aportan valor inmediato al proyecto</w:t>
-      </w:r>
-    </w:p>
-    <w:p>
-      <w:pPr>
-        <w:pStyle w:val="APALevel2"/>
-        <w:jc w:val="both"/>
-        <w:rPr>
-          <w:lang w:val="es-CO" w:bidi="ar-SA"/>
-        </w:rPr>
-      </w:pPr>
-      <w:r>
-        <w:rPr/>
-        <w:t xml:space="preserve">6.3 </w:t>
-      </w:r>
-      <w:r>
-        <w:rPr>
-          <w:b/>
-          <w:bCs/>
-        </w:rPr>
-        <w:t>Planificación del primer sprint</w:t>
-      </w:r>
     </w:p>
     <w:p>
       <w:pPr>
@@ -5237,24 +7110,452 @@
         <w:jc w:val="both"/>
         <w:rPr>
           <w:rFonts w:ascii="Times New Roman" w:hAnsi="Times New Roman" w:eastAsia="Times New Roman" w:cs="Times New Roman"/>
+          <w:b/>
+          <w:bCs/>
           <w:color w:val="auto"/>
           <w:kern w:val="0"/>
           <w:sz w:val="24"/>
           <w:szCs w:val="24"/>
           <w:u w:val="none"/>
-          <w:lang w:val="es-CO" w:eastAsia="en-US" w:bidi="ar-SA"/>
+          <w:lang w:val="es-EC" w:eastAsia="en-US" w:bidi="ar-SA"/>
         </w:rPr>
       </w:pPr>
       <w:r>
         <w:rPr>
           <w:rFonts w:eastAsia="Times New Roman" w:cs="Times New Roman"/>
+          <w:b/>
+          <w:bCs/>
           <w:color w:val="auto"/>
           <w:kern w:val="0"/>
           <w:sz w:val="24"/>
           <w:szCs w:val="24"/>
           <w:u w:val="none"/>
-          <w:lang w:val="es-CO" w:eastAsia="en-US" w:bidi="ar-SA"/>
-        </w:rPr>
+          <w:lang w:val="es-EC" w:eastAsia="en-US" w:bidi="ar-SA"/>
+        </w:rPr>
+        <w:t>6.2 Definición del alcance y el MVP</w:t>
+      </w:r>
+    </w:p>
+    <w:p>
+      <w:pPr>
+        <w:pStyle w:val="ListParagraph"/>
+        <w:ind w:hanging="0" w:left="0"/>
+        <w:rPr>
+          <w:rFonts w:ascii="Times New Roman" w:hAnsi="Times New Roman"/>
+          <w:sz w:val="24"/>
+          <w:szCs w:val="24"/>
+        </w:rPr>
+      </w:pPr>
+      <w:r>
+        <w:rPr>
+          <w:rFonts w:ascii="Times New Roman" w:hAnsi="Times New Roman"/>
+          <w:sz w:val="24"/>
+          <w:szCs w:val="24"/>
+        </w:rPr>
+        <w:t xml:space="preserve">El alcance del proyecto de educación EDUTech comprende el desarrollo de un aplicativo web que permitan gestionar actividades y de acceso con facilidad para que los estudiantes y los docentes interactúen dentro de la institución académica </w:t>
+      </w:r>
+    </w:p>
+    <w:p>
+      <w:pPr>
+        <w:pStyle w:val="ListParagraph"/>
+        <w:ind w:left="1440"/>
+        <w:rPr>
+          <w:rFonts w:ascii="Times New Roman" w:hAnsi="Times New Roman"/>
+          <w:sz w:val="24"/>
+          <w:szCs w:val="24"/>
+        </w:rPr>
+      </w:pPr>
+      <w:r>
+        <w:rPr>
+          <w:rFonts w:ascii="Times New Roman" w:hAnsi="Times New Roman"/>
+          <w:sz w:val="24"/>
+          <w:szCs w:val="24"/>
+        </w:rPr>
+      </w:r>
+    </w:p>
+    <w:p>
+      <w:pPr>
+        <w:pStyle w:val="ListParagraph"/>
+        <w:ind w:hanging="0" w:left="0"/>
+        <w:rPr>
+          <w:rFonts w:ascii="Times New Roman" w:hAnsi="Times New Roman"/>
+          <w:sz w:val="24"/>
+          <w:szCs w:val="24"/>
+        </w:rPr>
+      </w:pPr>
+      <w:r>
+        <w:rPr>
+          <w:rFonts w:ascii="Times New Roman" w:hAnsi="Times New Roman"/>
+          <w:b/>
+          <w:bCs/>
+          <w:sz w:val="24"/>
+          <w:szCs w:val="24"/>
+        </w:rPr>
+        <w:t>Funcionalidades incluidas:</w:t>
+      </w:r>
+    </w:p>
+    <w:p>
+      <w:pPr>
+        <w:pStyle w:val="ListParagraph"/>
+        <w:numPr>
+          <w:ilvl w:val="0"/>
+          <w:numId w:val="1"/>
+        </w:numPr>
+        <w:rPr>
+          <w:rFonts w:ascii="Times New Roman" w:hAnsi="Times New Roman"/>
+          <w:sz w:val="24"/>
+          <w:szCs w:val="24"/>
+        </w:rPr>
+      </w:pPr>
+      <w:r>
+        <w:rPr>
+          <w:rFonts w:ascii="Times New Roman" w:hAnsi="Times New Roman"/>
+          <w:b w:val="false"/>
+          <w:bCs w:val="false"/>
+          <w:sz w:val="24"/>
+          <w:szCs w:val="24"/>
+        </w:rPr>
+        <w:t xml:space="preserve">Registro e inicio de sesión de usuarios </w:t>
+      </w:r>
+    </w:p>
+    <w:p>
+      <w:pPr>
+        <w:pStyle w:val="ListParagraph"/>
+        <w:numPr>
+          <w:ilvl w:val="0"/>
+          <w:numId w:val="1"/>
+        </w:numPr>
+        <w:rPr>
+          <w:rFonts w:ascii="Times New Roman" w:hAnsi="Times New Roman"/>
+          <w:sz w:val="24"/>
+          <w:szCs w:val="24"/>
+        </w:rPr>
+      </w:pPr>
+      <w:r>
+        <w:rPr>
+          <w:rFonts w:ascii="Times New Roman" w:hAnsi="Times New Roman"/>
+          <w:b w:val="false"/>
+          <w:bCs w:val="false"/>
+          <w:sz w:val="24"/>
+          <w:szCs w:val="24"/>
+        </w:rPr>
+        <w:t>Publicación de actividades académica por parte de docentes</w:t>
+      </w:r>
+    </w:p>
+    <w:p>
+      <w:pPr>
+        <w:pStyle w:val="ListParagraph"/>
+        <w:numPr>
+          <w:ilvl w:val="0"/>
+          <w:numId w:val="1"/>
+        </w:numPr>
+        <w:rPr>
+          <w:rFonts w:ascii="Times New Roman" w:hAnsi="Times New Roman"/>
+          <w:sz w:val="24"/>
+          <w:szCs w:val="24"/>
+        </w:rPr>
+      </w:pPr>
+      <w:r>
+        <w:rPr>
+          <w:rFonts w:ascii="Times New Roman" w:hAnsi="Times New Roman"/>
+          <w:b w:val="false"/>
+          <w:bCs w:val="false"/>
+          <w:sz w:val="24"/>
+          <w:szCs w:val="24"/>
+        </w:rPr>
+        <w:t xml:space="preserve">Visualización de actividades por parte de estudiantes </w:t>
+      </w:r>
+    </w:p>
+    <w:p>
+      <w:pPr>
+        <w:pStyle w:val="ListParagraph"/>
+        <w:numPr>
+          <w:ilvl w:val="0"/>
+          <w:numId w:val="1"/>
+        </w:numPr>
+        <w:rPr>
+          <w:rFonts w:ascii="Times New Roman" w:hAnsi="Times New Roman"/>
+          <w:sz w:val="24"/>
+          <w:szCs w:val="24"/>
+        </w:rPr>
+      </w:pPr>
+      <w:r>
+        <w:rPr>
+          <w:rFonts w:ascii="Times New Roman" w:hAnsi="Times New Roman"/>
+          <w:b w:val="false"/>
+          <w:bCs w:val="false"/>
+          <w:sz w:val="24"/>
+          <w:szCs w:val="24"/>
+        </w:rPr>
+        <w:t>Entrega de tareas a la plataforma</w:t>
+      </w:r>
+    </w:p>
+    <w:p>
+      <w:pPr>
+        <w:pStyle w:val="ListParagraph"/>
+        <w:numPr>
+          <w:ilvl w:val="0"/>
+          <w:numId w:val="1"/>
+        </w:numPr>
+        <w:rPr>
+          <w:rFonts w:ascii="Times New Roman" w:hAnsi="Times New Roman"/>
+          <w:sz w:val="24"/>
+          <w:szCs w:val="24"/>
+        </w:rPr>
+      </w:pPr>
+      <w:r>
+        <w:rPr>
+          <w:rFonts w:ascii="Times New Roman" w:hAnsi="Times New Roman"/>
+          <w:b w:val="false"/>
+          <w:bCs w:val="false"/>
+          <w:sz w:val="24"/>
+          <w:szCs w:val="24"/>
+        </w:rPr>
+        <w:t xml:space="preserve">Organización básica de curso y materias </w:t>
+      </w:r>
+    </w:p>
+    <w:p>
+      <w:pPr>
+        <w:pStyle w:val="ListParagraph"/>
+        <w:ind w:left="2160"/>
+        <w:rPr>
+          <w:rFonts w:ascii="Times New Roman" w:hAnsi="Times New Roman"/>
+          <w:b/>
+          <w:bCs/>
+          <w:sz w:val="24"/>
+          <w:szCs w:val="24"/>
+        </w:rPr>
+      </w:pPr>
+      <w:r>
+        <w:rPr>
+          <w:rFonts w:ascii="Times New Roman" w:hAnsi="Times New Roman"/>
+          <w:b/>
+          <w:bCs/>
+          <w:sz w:val="24"/>
+          <w:szCs w:val="24"/>
+        </w:rPr>
+      </w:r>
+    </w:p>
+    <w:p>
+      <w:pPr>
+        <w:pStyle w:val="ListParagraph"/>
+        <w:ind w:hanging="0" w:left="0"/>
+        <w:rPr>
+          <w:rFonts w:ascii="Times New Roman" w:hAnsi="Times New Roman"/>
+          <w:sz w:val="24"/>
+          <w:szCs w:val="24"/>
+        </w:rPr>
+      </w:pPr>
+      <w:r>
+        <w:rPr>
+          <w:rFonts w:ascii="Times New Roman" w:hAnsi="Times New Roman"/>
+          <w:b/>
+          <w:bCs/>
+          <w:sz w:val="24"/>
+          <w:szCs w:val="24"/>
+        </w:rPr>
+        <w:t>Funcionalidades no incluidas:</w:t>
+      </w:r>
+    </w:p>
+    <w:p>
+      <w:pPr>
+        <w:pStyle w:val="ListParagraph"/>
+        <w:numPr>
+          <w:ilvl w:val="0"/>
+          <w:numId w:val="2"/>
+        </w:numPr>
+        <w:rPr>
+          <w:rFonts w:ascii="Times New Roman" w:hAnsi="Times New Roman"/>
+          <w:sz w:val="24"/>
+          <w:szCs w:val="24"/>
+        </w:rPr>
+      </w:pPr>
+      <w:r>
+        <w:rPr>
+          <w:rFonts w:ascii="Times New Roman" w:hAnsi="Times New Roman"/>
+          <w:b w:val="false"/>
+          <w:bCs w:val="false"/>
+          <w:sz w:val="24"/>
+          <w:szCs w:val="24"/>
+        </w:rPr>
+        <w:t xml:space="preserve">Aplicación móvil nativa en dispositivos móviles </w:t>
+      </w:r>
+    </w:p>
+    <w:p>
+      <w:pPr>
+        <w:pStyle w:val="ListParagraph"/>
+        <w:numPr>
+          <w:ilvl w:val="0"/>
+          <w:numId w:val="2"/>
+        </w:numPr>
+        <w:rPr>
+          <w:rFonts w:ascii="Times New Roman" w:hAnsi="Times New Roman"/>
+          <w:sz w:val="24"/>
+          <w:szCs w:val="24"/>
+        </w:rPr>
+      </w:pPr>
+      <w:r>
+        <w:rPr>
+          <w:rFonts w:ascii="Times New Roman" w:hAnsi="Times New Roman"/>
+          <w:b w:val="false"/>
+          <w:bCs w:val="false"/>
+          <w:sz w:val="24"/>
+          <w:szCs w:val="24"/>
+        </w:rPr>
+        <w:t xml:space="preserve">Integración con sistemas complejos externos </w:t>
+      </w:r>
+    </w:p>
+    <w:p>
+      <w:pPr>
+        <w:pStyle w:val="ListParagraph"/>
+        <w:numPr>
+          <w:ilvl w:val="0"/>
+          <w:numId w:val="2"/>
+        </w:numPr>
+        <w:rPr>
+          <w:rFonts w:ascii="Times New Roman" w:hAnsi="Times New Roman"/>
+          <w:sz w:val="24"/>
+          <w:szCs w:val="24"/>
+        </w:rPr>
+      </w:pPr>
+      <w:r>
+        <w:rPr>
+          <w:rFonts w:ascii="Times New Roman" w:hAnsi="Times New Roman"/>
+          <w:b w:val="false"/>
+          <w:bCs w:val="false"/>
+          <w:sz w:val="24"/>
+          <w:szCs w:val="24"/>
+        </w:rPr>
+        <w:t xml:space="preserve">Funcionalidades de IA </w:t>
+      </w:r>
+    </w:p>
+    <w:p>
+      <w:pPr>
+        <w:pStyle w:val="ListParagraph"/>
+        <w:numPr>
+          <w:ilvl w:val="0"/>
+          <w:numId w:val="2"/>
+        </w:numPr>
+        <w:rPr>
+          <w:rFonts w:ascii="Times New Roman" w:hAnsi="Times New Roman"/>
+          <w:sz w:val="24"/>
+          <w:szCs w:val="24"/>
+        </w:rPr>
+      </w:pPr>
+      <w:r>
+        <w:rPr>
+          <w:rFonts w:ascii="Times New Roman" w:hAnsi="Times New Roman"/>
+          <w:b w:val="false"/>
+          <w:bCs w:val="false"/>
+          <w:sz w:val="24"/>
+          <w:szCs w:val="24"/>
+        </w:rPr>
+        <w:t>Reportes aniliticos sobre sobre estudiante</w:t>
+      </w:r>
+    </w:p>
+    <w:p>
+      <w:pPr>
+        <w:pStyle w:val="ListParagraph"/>
+        <w:ind w:hanging="0" w:left="0"/>
+        <w:rPr>
+          <w:rFonts w:ascii="Times New Roman" w:hAnsi="Times New Roman"/>
+          <w:b w:val="false"/>
+          <w:bCs w:val="false"/>
+          <w:sz w:val="24"/>
+          <w:szCs w:val="24"/>
+        </w:rPr>
+      </w:pPr>
+      <w:r>
+        <w:rPr>
+          <w:rFonts w:ascii="Times New Roman" w:hAnsi="Times New Roman"/>
+          <w:b w:val="false"/>
+          <w:bCs w:val="false"/>
+          <w:sz w:val="24"/>
+          <w:szCs w:val="24"/>
+        </w:rPr>
+      </w:r>
+    </w:p>
+    <w:p>
+      <w:pPr>
+        <w:pStyle w:val="ListParagraph"/>
+        <w:ind w:hanging="0" w:left="0"/>
+        <w:rPr>
+          <w:rFonts w:ascii="Times New Roman" w:hAnsi="Times New Roman"/>
+          <w:sz w:val="24"/>
+          <w:szCs w:val="24"/>
+        </w:rPr>
+      </w:pPr>
+      <w:r>
+        <w:rPr>
+          <w:rFonts w:ascii="Times New Roman" w:hAnsi="Times New Roman"/>
+          <w:b w:val="false"/>
+          <w:bCs w:val="false"/>
+          <w:sz w:val="24"/>
+          <w:szCs w:val="24"/>
+        </w:rPr>
+        <w:t xml:space="preserve">El desarrollo de el MVP permite tener el objetivo claro de lo que se realizara exactamente en el proyecto asegurando que el producto que se entrega al final cumpla con las necesidades reales </w:t>
+      </w:r>
+    </w:p>
+    <w:p>
+      <w:pPr>
+        <w:pStyle w:val="ListParagraph"/>
+        <w:ind w:left="1440"/>
+        <w:rPr>
+          <w:rFonts w:ascii="Times New Roman" w:hAnsi="Times New Roman"/>
+          <w:b w:val="false"/>
+          <w:bCs w:val="false"/>
+          <w:sz w:val="24"/>
+          <w:szCs w:val="24"/>
+        </w:rPr>
+      </w:pPr>
+      <w:r>
+        <w:rPr>
+          <w:rFonts w:ascii="Times New Roman" w:hAnsi="Times New Roman"/>
+          <w:b w:val="false"/>
+          <w:bCs w:val="false"/>
+          <w:sz w:val="24"/>
+          <w:szCs w:val="24"/>
+        </w:rPr>
+      </w:r>
+    </w:p>
+    <w:p>
+      <w:pPr>
+        <w:pStyle w:val="ListParagraph"/>
+        <w:ind w:hanging="0" w:left="0"/>
+        <w:rPr>
+          <w:rFonts w:ascii="Times New Roman" w:hAnsi="Times New Roman"/>
+          <w:sz w:val="24"/>
+          <w:szCs w:val="24"/>
+        </w:rPr>
+      </w:pPr>
+      <w:r>
+        <w:rPr>
+          <w:rFonts w:ascii="Times New Roman" w:hAnsi="Times New Roman"/>
+          <w:b w:val="false"/>
+          <w:bCs w:val="false"/>
+          <w:sz w:val="24"/>
+          <w:szCs w:val="24"/>
+        </w:rPr>
+        <w:t>El mvp se enfoca en las funcionalidades que aportan valor de forma esencial permitiendo enfocar el desarrollo en las funcionalidades que aportan valor inmediato al proyecto</w:t>
+      </w:r>
+    </w:p>
+    <w:p>
+      <w:pPr>
+        <w:pStyle w:val="APALevel2"/>
+        <w:jc w:val="both"/>
+        <w:rPr>
+          <w:lang w:val="es-CO" w:bidi="ar-SA"/>
+        </w:rPr>
+      </w:pPr>
+      <w:r>
+        <w:rPr/>
+        <w:t xml:space="preserve">6.3 </w:t>
+      </w:r>
+      <w:r>
+        <w:rPr>
+          <w:b/>
+          <w:bCs/>
+        </w:rPr>
+        <w:t>Planificación del primer sprint</w:t>
       </w:r>
     </w:p>
     <w:p>
@@ -5277,7 +7578,7 @@
       </w:pPr>
       <w:r>
         <w:rPr>
-          <w:rFonts w:eastAsia="Times New Roman" w:cs="Times New Roman"/>
+          <w:rFonts w:eastAsia="Times New Roman" w:cs="Times New Roman" w:ascii="Times New Roman" w:hAnsi="Times New Roman"/>
           <w:color w:val="auto"/>
           <w:kern w:val="0"/>
           <w:sz w:val="24"/>
@@ -5285,6 +7586,35 @@
           <w:u w:val="none"/>
           <w:lang w:val="es-CO" w:eastAsia="en-US" w:bidi="ar-SA"/>
         </w:rPr>
+        <w:t xml:space="preserve">Duración del Sprint 2 semanas: </w:t>
+      </w:r>
+      <w:r>
+        <w:rPr>
+          <w:rFonts w:eastAsia="Times New Roman" w:cs="Times New Roman" w:ascii="Times New Roman" w:hAnsi="Times New Roman"/>
+          <w:b w:val="false"/>
+          <w:bCs w:val="false"/>
+          <w:color w:val="auto"/>
+          <w:kern w:val="0"/>
+          <w:sz w:val="24"/>
+          <w:szCs w:val="24"/>
+          <w:u w:val="none"/>
+          <w:lang w:val="es-CO" w:eastAsia="en-US" w:bidi="ar-SA"/>
+        </w:rPr>
+        <w:t>E</w:t>
+      </w:r>
+      <w:r>
+        <w:rPr>
+          <w:rFonts w:eastAsia="Times New Roman" w:cs="Times New Roman" w:ascii="Times New Roman" w:hAnsi="Times New Roman"/>
+          <w:b w:val="false"/>
+          <w:bCs w:val="false"/>
+          <w:color w:val="auto"/>
+          <w:kern w:val="0"/>
+          <w:sz w:val="24"/>
+          <w:szCs w:val="24"/>
+          <w:u w:val="none"/>
+          <w:lang w:val="es-CO" w:eastAsia="en-US" w:bidi="ar-SA"/>
+        </w:rPr>
+        <w:t>l objetivo sera desarrollar las funcionalidades básicas del sistema relacionadas con todo el tema de la gestión de usuarios autentificación y las acciones básicas de los diferentes roles garantizando la interfaz estable y el almacenamiento correcto de información.</w:t>
       </w:r>
     </w:p>
     <w:p>
@@ -5307,7 +7637,7 @@
       </w:pPr>
       <w:r>
         <w:rPr>
-          <w:rFonts w:eastAsia="Times New Roman" w:cs="Times New Roman"/>
+          <w:rFonts w:eastAsia="Times New Roman" w:cs="Times New Roman" w:ascii="Times New Roman" w:hAnsi="Times New Roman"/>
           <w:color w:val="auto"/>
           <w:kern w:val="0"/>
           <w:sz w:val="24"/>
@@ -5315,6 +7645,136 @@
           <w:u w:val="none"/>
           <w:lang w:val="es-CO" w:eastAsia="en-US" w:bidi="ar-SA"/>
         </w:rPr>
+        <w:t>A</w:t>
+      </w:r>
+      <w:r>
+        <w:rPr>
+          <w:rFonts w:eastAsia="Times New Roman" w:cs="Times New Roman" w:ascii="Times New Roman" w:hAnsi="Times New Roman"/>
+          <w:color w:val="auto"/>
+          <w:kern w:val="0"/>
+          <w:sz w:val="24"/>
+          <w:szCs w:val="24"/>
+          <w:u w:val="none"/>
+          <w:lang w:val="es-CO" w:eastAsia="en-US" w:bidi="ar-SA"/>
+        </w:rPr>
+        <w:t>lcance:</w:t>
+      </w:r>
+    </w:p>
+    <w:p>
+      <w:pPr>
+        <w:pStyle w:val="APALevel2"/>
+        <w:widowControl/>
+        <w:numPr>
+          <w:ilvl w:val="0"/>
+          <w:numId w:val="5"/>
+        </w:numPr>
+        <w:suppressAutoHyphens w:val="true"/>
+        <w:bidi w:val="0"/>
+        <w:spacing w:lineRule="auto" w:line="240"/>
+        <w:jc w:val="both"/>
+        <w:rPr>
+          <w:rFonts w:ascii="Times New Roman" w:hAnsi="Times New Roman" w:eastAsia="Times New Roman" w:cs="Times New Roman"/>
+          <w:b w:val="false"/>
+          <w:bCs w:val="false"/>
+          <w:color w:val="auto"/>
+          <w:kern w:val="0"/>
+          <w:sz w:val="24"/>
+          <w:szCs w:val="24"/>
+          <w:u w:val="none"/>
+          <w:lang w:val="es-CO" w:eastAsia="en-US" w:bidi="ar-SA"/>
+        </w:rPr>
+      </w:pPr>
+      <w:r>
+        <w:rPr>
+          <w:rFonts w:eastAsia="Times New Roman" w:cs="Times New Roman" w:ascii="Times New Roman" w:hAnsi="Times New Roman"/>
+          <w:b w:val="false"/>
+          <w:bCs w:val="false"/>
+          <w:color w:val="auto"/>
+          <w:kern w:val="0"/>
+          <w:sz w:val="24"/>
+          <w:szCs w:val="24"/>
+          <w:u w:val="none"/>
+          <w:lang w:val="es-CO" w:eastAsia="en-US" w:bidi="ar-SA"/>
+        </w:rPr>
+        <w:t>registro de usuarios</w:t>
+      </w:r>
+    </w:p>
+    <w:p>
+      <w:pPr>
+        <w:pStyle w:val="APALevel2"/>
+        <w:widowControl/>
+        <w:numPr>
+          <w:ilvl w:val="0"/>
+          <w:numId w:val="5"/>
+        </w:numPr>
+        <w:suppressAutoHyphens w:val="true"/>
+        <w:bidi w:val="0"/>
+        <w:spacing w:lineRule="auto" w:line="240"/>
+        <w:jc w:val="both"/>
+        <w:rPr>
+          <w:rFonts w:ascii="Times New Roman" w:hAnsi="Times New Roman" w:eastAsia="Times New Roman" w:cs="Times New Roman"/>
+          <w:b w:val="false"/>
+          <w:bCs w:val="false"/>
+          <w:color w:val="auto"/>
+          <w:kern w:val="0"/>
+          <w:sz w:val="24"/>
+          <w:szCs w:val="24"/>
+          <w:u w:val="none"/>
+          <w:lang w:val="es-CO" w:eastAsia="en-US" w:bidi="ar-SA"/>
+        </w:rPr>
+      </w:pPr>
+      <w:r>
+        <w:rPr>
+          <w:rFonts w:eastAsia="Times New Roman" w:cs="Times New Roman" w:ascii="Times New Roman" w:hAnsi="Times New Roman"/>
+          <w:b w:val="false"/>
+          <w:bCs w:val="false"/>
+          <w:color w:val="auto"/>
+          <w:kern w:val="0"/>
+          <w:sz w:val="24"/>
+          <w:szCs w:val="24"/>
+          <w:u w:val="none"/>
+          <w:lang w:val="es-CO" w:eastAsia="en-US" w:bidi="ar-SA"/>
+        </w:rPr>
+        <w:t>registro de usuarios</w:t>
+      </w:r>
+    </w:p>
+    <w:p>
+      <w:pPr>
+        <w:pStyle w:val="APALevel2"/>
+        <w:widowControl/>
+        <w:numPr>
+          <w:ilvl w:val="0"/>
+          <w:numId w:val="5"/>
+        </w:numPr>
+        <w:suppressAutoHyphens w:val="true"/>
+        <w:bidi w:val="0"/>
+        <w:spacing w:lineRule="auto" w:line="240"/>
+        <w:jc w:val="both"/>
+        <w:rPr>
+          <w:rFonts w:ascii="Times New Roman" w:hAnsi="Times New Roman" w:eastAsia="Times New Roman" w:cs="Times New Roman"/>
+          <w:b w:val="false"/>
+          <w:bCs w:val="false"/>
+          <w:color w:val="auto"/>
+          <w:kern w:val="0"/>
+          <w:sz w:val="24"/>
+          <w:szCs w:val="24"/>
+          <w:u w:val="none"/>
+          <w:lang w:val="es-CO" w:eastAsia="en-US" w:bidi="ar-SA"/>
+        </w:rPr>
+      </w:pPr>
+      <w:r>
+        <w:rPr>
+          <w:rFonts w:eastAsia="Times New Roman" w:cs="Times New Roman" w:ascii="Times New Roman" w:hAnsi="Times New Roman"/>
+          <w:b w:val="false"/>
+          <w:bCs w:val="false"/>
+          <w:color w:val="auto"/>
+          <w:kern w:val="0"/>
+          <w:sz w:val="24"/>
+          <w:szCs w:val="24"/>
+          <w:u w:val="none"/>
+          <w:lang w:val="es-CO" w:eastAsia="en-US" w:bidi="ar-SA"/>
+        </w:rPr>
+        <w:t>registro de usuarios</w:t>
       </w:r>
     </w:p>
     <w:p>
@@ -5337,7 +7797,7 @@
       </w:pPr>
       <w:r>
         <w:rPr>
-          <w:rFonts w:eastAsia="Times New Roman" w:cs="Times New Roman"/>
+          <w:rFonts w:eastAsia="Times New Roman" w:cs="Times New Roman" w:ascii="Times New Roman" w:hAnsi="Times New Roman"/>
           <w:color w:val="auto"/>
           <w:kern w:val="0"/>
           <w:sz w:val="24"/>
@@ -5345,6 +7805,19 @@
           <w:u w:val="none"/>
           <w:lang w:val="es-CO" w:eastAsia="en-US" w:bidi="ar-SA"/>
         </w:rPr>
+        <w:t>Roles del Equipo</w:t>
+      </w:r>
+      <w:r>
+        <w:rPr>
+          <w:rFonts w:eastAsia="Times New Roman" w:cs="Times New Roman" w:ascii="Times New Roman" w:hAnsi="Times New Roman"/>
+          <w:color w:val="auto"/>
+          <w:kern w:val="0"/>
+          <w:sz w:val="24"/>
+          <w:szCs w:val="24"/>
+          <w:u w:val="none"/>
+          <w:lang w:val="es-CO" w:eastAsia="en-US" w:bidi="ar-SA"/>
+        </w:rPr>
+        <w:t>:</w:t>
       </w:r>
     </w:p>
     <w:p>
@@ -5355,8 +7828,13 @@
         <w:bidi w:val="0"/>
         <w:spacing w:lineRule="auto" w:line="240" w:before="360" w:after="240"/>
         <w:jc w:val="both"/>
-        <w:rPr>
-          <w:rFonts w:ascii="Times New Roman" w:hAnsi="Times New Roman" w:eastAsia="Times New Roman" w:cs="Times New Roman"/>
+        <w:rPr/>
+      </w:pPr>
+      <w:r>
+        <w:rPr>
+          <w:rFonts w:eastAsia="Times New Roman" w:cs="Times New Roman"/>
+          <w:b/>
+          <w:bCs/>
           <w:color w:val="auto"/>
           <w:kern w:val="0"/>
           <w:sz w:val="24"/>
@@ -5364,10 +7842,13 @@
           <w:u w:val="none"/>
           <w:lang w:val="es-CO" w:eastAsia="en-US" w:bidi="ar-SA"/>
         </w:rPr>
-      </w:pPr>
+        <w:t xml:space="preserve">Product Owner:  </w:t>
+      </w:r>
       <w:r>
         <w:rPr>
           <w:rFonts w:eastAsia="Times New Roman" w:cs="Times New Roman"/>
+          <w:b w:val="false"/>
+          <w:bCs w:val="false"/>
           <w:color w:val="auto"/>
           <w:kern w:val="0"/>
           <w:sz w:val="24"/>
@@ -5375,6 +7856,168 @@
           <w:u w:val="none"/>
           <w:lang w:val="es-CO" w:eastAsia="en-US" w:bidi="ar-SA"/>
         </w:rPr>
+        <w:t>Se encargará de definir y priorizar los requisitos, asegurando que el registro de usuarios, el inicio de sesión por roles y la gestión de actividades cumplan con las necesidades del sistema.</w:t>
+      </w:r>
+      <w:r>
+        <w:rPr>
+          <w:rFonts w:eastAsia="Times New Roman" w:cs="Times New Roman"/>
+          <w:b/>
+          <w:bCs/>
+          <w:color w:val="auto"/>
+          <w:kern w:val="0"/>
+          <w:sz w:val="24"/>
+          <w:szCs w:val="24"/>
+          <w:u w:val="none"/>
+          <w:lang w:val="es-CO" w:eastAsia="en-US" w:bidi="ar-SA"/>
+        </w:rPr>
+        <w:br/>
+        <w:br/>
+        <w:t xml:space="preserve">Scrum Master: </w:t>
+      </w:r>
+      <w:r>
+        <w:rPr>
+          <w:rFonts w:eastAsia="Times New Roman" w:cs="Times New Roman"/>
+          <w:b w:val="false"/>
+          <w:bCs w:val="false"/>
+          <w:color w:val="auto"/>
+          <w:kern w:val="0"/>
+          <w:sz w:val="24"/>
+          <w:szCs w:val="24"/>
+          <w:u w:val="none"/>
+          <w:lang w:val="es-CO" w:eastAsia="en-US" w:bidi="ar-SA"/>
+        </w:rPr>
+        <w:t>F</w:t>
+      </w:r>
+      <w:r>
+        <w:rPr>
+          <w:rFonts w:eastAsia="Times New Roman" w:cs="Times New Roman"/>
+          <w:b w:val="false"/>
+          <w:bCs w:val="false"/>
+          <w:color w:val="auto"/>
+          <w:kern w:val="0"/>
+          <w:sz w:val="24"/>
+          <w:szCs w:val="24"/>
+          <w:u w:val="none"/>
+          <w:lang w:val="es-CO" w:eastAsia="en-US" w:bidi="ar-SA"/>
+        </w:rPr>
+        <w:t>acilitará el desarrollo del sprint, organizando reuniones, eliminando impedimentos y garantizando que el equipo siga la metodología ágil.</w:t>
+      </w:r>
+      <w:r>
+        <w:rPr>
+          <w:rFonts w:eastAsia="Times New Roman" w:cs="Times New Roman"/>
+          <w:b/>
+          <w:bCs/>
+          <w:color w:val="auto"/>
+          <w:kern w:val="0"/>
+          <w:sz w:val="24"/>
+          <w:szCs w:val="24"/>
+          <w:u w:val="none"/>
+          <w:lang w:val="es-CO" w:eastAsia="en-US" w:bidi="ar-SA"/>
+        </w:rPr>
+        <w:br/>
+        <w:br/>
+        <w:t xml:space="preserve">El equipo de desarrollo: </w:t>
+      </w:r>
+      <w:r>
+        <w:rPr>
+          <w:rFonts w:eastAsia="Times New Roman" w:cs="Times New Roman"/>
+          <w:b w:val="false"/>
+          <w:bCs w:val="false"/>
+          <w:color w:val="auto"/>
+          <w:kern w:val="0"/>
+          <w:sz w:val="24"/>
+          <w:szCs w:val="24"/>
+          <w:u w:val="none"/>
+          <w:lang w:val="es-CO" w:eastAsia="en-US" w:bidi="ar-SA"/>
+        </w:rPr>
+        <w:t>I</w:t>
+      </w:r>
+      <w:r>
+        <w:rPr>
+          <w:rFonts w:eastAsia="Times New Roman" w:cs="Times New Roman"/>
+          <w:b w:val="false"/>
+          <w:bCs w:val="false"/>
+          <w:color w:val="auto"/>
+          <w:kern w:val="0"/>
+          <w:sz w:val="24"/>
+          <w:szCs w:val="24"/>
+          <w:u w:val="none"/>
+          <w:lang w:val="es-CO" w:eastAsia="en-US" w:bidi="ar-SA"/>
+        </w:rPr>
+        <w:t>mplementará las funcionalidades clave, incluyendo el registro e inicio de sesión, la gestión del perfil de usuario y el CRUD de actividades para docentes, además de estructurar la base de datos y la lógica del sistema.</w:t>
+      </w:r>
+      <w:r>
+        <w:rPr>
+          <w:rFonts w:eastAsia="Times New Roman" w:cs="Times New Roman"/>
+          <w:b/>
+          <w:bCs/>
+          <w:color w:val="auto"/>
+          <w:kern w:val="0"/>
+          <w:sz w:val="24"/>
+          <w:szCs w:val="24"/>
+          <w:u w:val="none"/>
+          <w:lang w:val="es-CO" w:eastAsia="en-US" w:bidi="ar-SA"/>
+        </w:rPr>
+        <w:br/>
+        <w:br/>
+        <w:t xml:space="preserve">Tester: </w:t>
+      </w:r>
+      <w:r>
+        <w:rPr>
+          <w:rFonts w:eastAsia="Times New Roman" w:cs="Times New Roman"/>
+          <w:b w:val="false"/>
+          <w:bCs w:val="false"/>
+          <w:color w:val="auto"/>
+          <w:kern w:val="0"/>
+          <w:sz w:val="24"/>
+          <w:szCs w:val="24"/>
+          <w:u w:val="none"/>
+          <w:lang w:val="es-CO" w:eastAsia="en-US" w:bidi="ar-SA"/>
+        </w:rPr>
+        <w:t>V</w:t>
+      </w:r>
+      <w:r>
+        <w:rPr>
+          <w:rFonts w:eastAsia="Times New Roman" w:cs="Times New Roman"/>
+          <w:b w:val="false"/>
+          <w:bCs w:val="false"/>
+          <w:color w:val="auto"/>
+          <w:kern w:val="0"/>
+          <w:sz w:val="24"/>
+          <w:szCs w:val="24"/>
+          <w:u w:val="none"/>
+          <w:lang w:val="es-CO" w:eastAsia="en-US" w:bidi="ar-SA"/>
+        </w:rPr>
+        <w:t>alidará que todas las funcionalidades desarrolladas funcionen correctamente, verificando la seguridad de los datos, la correcta autenticación y la usabilidad de la interfaz.</w:t>
+      </w:r>
+      <w:r>
+        <w:rPr>
+          <w:rFonts w:eastAsia="Times New Roman" w:cs="Times New Roman"/>
+          <w:b/>
+          <w:bCs/>
+          <w:color w:val="auto"/>
+          <w:kern w:val="0"/>
+          <w:sz w:val="24"/>
+          <w:szCs w:val="24"/>
+          <w:u w:val="none"/>
+          <w:lang w:val="es-CO" w:eastAsia="en-US" w:bidi="ar-SA"/>
+        </w:rPr>
+        <w:br/>
+        <w:br/>
+      </w:r>
+      <w:r>
+        <w:rPr>
+          <w:rFonts w:eastAsia="Times New Roman" w:cs="Times New Roman"/>
+          <w:b w:val="false"/>
+          <w:bCs w:val="false"/>
+          <w:color w:val="auto"/>
+          <w:kern w:val="0"/>
+          <w:sz w:val="24"/>
+          <w:szCs w:val="24"/>
+          <w:u w:val="none"/>
+          <w:lang w:val="es-CO" w:eastAsia="en-US" w:bidi="ar-SA"/>
+        </w:rPr>
+        <w:t>Como resultado, al finalizar el sprint se espera contar con una primera versión funcional del sistema, con acceso de usuarios, roles definidos y una interfaz básica, estable y fácil de usar.</w:t>
       </w:r>
     </w:p>
     <w:p>
@@ -5397,37 +8040,9 @@
       </w:pPr>
       <w:r>
         <w:rPr>
-          <w:rFonts w:eastAsia="Times New Roman" w:cs="Times New Roman"/>
-          <w:color w:val="auto"/>
-          <w:kern w:val="0"/>
-          <w:sz w:val="24"/>
-          <w:szCs w:val="24"/>
-          <w:u w:val="none"/>
-          <w:lang w:val="es-CO" w:eastAsia="en-US" w:bidi="ar-SA"/>
-        </w:rPr>
-      </w:r>
-    </w:p>
-    <w:p>
-      <w:pPr>
-        <w:pStyle w:val="APALevel2"/>
-        <w:widowControl/>
-        <w:suppressAutoHyphens w:val="true"/>
-        <w:bidi w:val="0"/>
-        <w:spacing w:lineRule="auto" w:line="240" w:before="360" w:after="240"/>
-        <w:jc w:val="both"/>
-        <w:rPr>
-          <w:rFonts w:ascii="Times New Roman" w:hAnsi="Times New Roman" w:eastAsia="Times New Roman" w:cs="Times New Roman"/>
-          <w:color w:val="auto"/>
-          <w:kern w:val="0"/>
-          <w:sz w:val="24"/>
-          <w:szCs w:val="24"/>
-          <w:u w:val="none"/>
-          <w:lang w:val="es-CO" w:eastAsia="en-US" w:bidi="ar-SA"/>
-        </w:rPr>
-      </w:pPr>
-      <w:r>
-        <w:rPr>
-          <w:rFonts w:eastAsia="Times New Roman" w:cs="Times New Roman"/>
+          <w:rFonts w:eastAsia="Times New Roman" w:cs="Times New Roman" w:ascii="Times New Roman" w:hAnsi="Times New Roman"/>
+          <w:b w:val="false"/>
+          <w:bCs w:val="false"/>
           <w:color w:val="auto"/>
           <w:kern w:val="0"/>
           <w:sz w:val="24"/>
@@ -5454,139 +8069,6 @@
           <w:bCs/>
           <w:lang w:val="es-CO" w:bidi="ar-SA"/>
         </w:rPr>
-      </w:r>
-    </w:p>
-    <w:p>
-      <w:pPr>
-        <w:pStyle w:val="BodyText"/>
-        <w:ind w:hanging="0"/>
-        <w:jc w:val="center"/>
-        <w:rPr>
-          <w:b/>
-          <w:bCs/>
-          <w:lang w:val="es-CO" w:bidi="ar-SA"/>
-        </w:rPr>
-      </w:pPr>
-      <w:r>
-        <w:rPr>
-          <w:b/>
-          <w:bCs/>
-          <w:lang w:val="es-CO" w:bidi="ar-SA"/>
-        </w:rPr>
-      </w:r>
-    </w:p>
-    <w:p>
-      <w:pPr>
-        <w:pStyle w:val="BodyText"/>
-        <w:ind w:hanging="0"/>
-        <w:jc w:val="center"/>
-        <w:rPr>
-          <w:b/>
-          <w:bCs/>
-          <w:lang w:val="es-CO" w:bidi="ar-SA"/>
-        </w:rPr>
-      </w:pPr>
-      <w:r>
-        <w:rPr>
-          <w:b/>
-          <w:bCs/>
-          <w:lang w:val="es-CO" w:bidi="ar-SA"/>
-        </w:rPr>
-      </w:r>
-    </w:p>
-    <w:p>
-      <w:pPr>
-        <w:pStyle w:val="BodyText"/>
-        <w:ind w:hanging="0"/>
-        <w:jc w:val="center"/>
-        <w:rPr>
-          <w:b/>
-          <w:bCs/>
-          <w:lang w:val="es-CO" w:bidi="ar-SA"/>
-        </w:rPr>
-      </w:pPr>
-      <w:r>
-        <w:rPr>
-          <w:b/>
-          <w:bCs/>
-          <w:lang w:val="es-CO" w:bidi="ar-SA"/>
-        </w:rPr>
-      </w:r>
-    </w:p>
-    <w:p>
-      <w:pPr>
-        <w:pStyle w:val="BodyText"/>
-        <w:ind w:hanging="0"/>
-        <w:jc w:val="center"/>
-        <w:rPr>
-          <w:b/>
-          <w:bCs/>
-          <w:lang w:val="es-CO" w:bidi="ar-SA"/>
-        </w:rPr>
-      </w:pPr>
-      <w:r>
-        <w:rPr>
-          <w:b/>
-          <w:bCs/>
-          <w:lang w:val="es-CO" w:bidi="ar-SA"/>
-        </w:rPr>
-      </w:r>
-    </w:p>
-    <w:p>
-      <w:pPr>
-        <w:pStyle w:val="BodyText"/>
-        <w:ind w:hanging="0"/>
-        <w:jc w:val="center"/>
-        <w:rPr>
-          <w:b/>
-          <w:bCs/>
-          <w:lang w:val="es-CO" w:bidi="ar-SA"/>
-        </w:rPr>
-      </w:pPr>
-      <w:r>
-        <w:rPr>
-          <w:b/>
-          <w:bCs/>
-          <w:lang w:val="es-CO" w:bidi="ar-SA"/>
-        </w:rPr>
-      </w:r>
-    </w:p>
-    <w:p>
-      <w:pPr>
-        <w:pStyle w:val="BodyText"/>
-        <w:ind w:hanging="0"/>
-        <w:jc w:val="center"/>
-        <w:rPr>
-          <w:b/>
-          <w:bCs/>
-          <w:lang w:val="es-CO" w:bidi="ar-SA"/>
-        </w:rPr>
-      </w:pPr>
-      <w:r>
-        <w:rPr>
-          <w:b/>
-          <w:bCs/>
-          <w:lang w:val="es-CO" w:bidi="ar-SA"/>
-        </w:rPr>
-      </w:r>
-    </w:p>
-    <w:p>
-      <w:pPr>
-        <w:pStyle w:val="BodyText"/>
-        <w:ind w:hanging="0"/>
-        <w:jc w:val="center"/>
-        <w:rPr>
-          <w:b/>
-          <w:bCs/>
-          <w:lang w:val="es-CO" w:bidi="ar-SA"/>
-        </w:rPr>
-      </w:pPr>
-      <w:r>
-        <w:rPr>
-          <w:b/>
-          <w:bCs/>
-          <w:lang w:val="es-CO" w:bidi="ar-SA"/>
-        </w:rPr>
         <w:t>7. Especificación de Requisitos de Software (ERS)</w:t>
       </w:r>
     </w:p>
@@ -5762,7 +8244,7 @@
           <w:lang w:val="es-CO" w:eastAsia="en-US" w:bidi="ar-SA"/>
         </w:rPr>
         <w:drawing>
-          <wp:anchor distT="0" distB="0" distL="0" distR="0" simplePos="0" relativeHeight="29" behindDoc="0" locked="0" layoutInCell="0" allowOverlap="1">
+          <wp:anchor distT="0" distB="0" distL="0" distR="0" simplePos="0" relativeHeight="37" behindDoc="0" locked="0" layoutInCell="0" allowOverlap="1">
             <wp:simplePos x="0" y="0"/>
             <wp:positionH relativeFrom="column">
               <wp:posOffset>-15240</wp:posOffset>
@@ -5773,7 +8255,7 @@
             <wp:extent cx="6009640" cy="2435860"/>
             <wp:effectExtent l="0" t="0" r="0" b="0"/>
             <wp:wrapSquare wrapText="largest"/>
-            <wp:docPr id="8" name="Imagen1"/>
+            <wp:docPr id="12" name="Imagen1"/>
             <wp:cNvGraphicFramePr>
               <a:graphicFrameLocks xmlns:a="http://schemas.openxmlformats.org/drawingml/2006/main" noChangeAspect="1"/>
             </wp:cNvGraphicFramePr>
@@ -5781,13 +8263,13 @@
               <a:graphicData uri="http://schemas.openxmlformats.org/drawingml/2006/picture">
                 <pic:pic xmlns:pic="http://schemas.openxmlformats.org/drawingml/2006/picture">
                   <pic:nvPicPr>
-                    <pic:cNvPr id="8" name="Imagen1"/>
+                    <pic:cNvPr id="12" name="Imagen1"/>
                     <pic:cNvPicPr>
                       <a:picLocks noChangeAspect="1" noChangeArrowheads="1"/>
                     </pic:cNvPicPr>
                   </pic:nvPicPr>
                   <pic:blipFill>
-                    <a:blip r:embed="rId11"/>
+                    <a:blip r:embed="rId16"/>
                     <a:stretch>
                       <a:fillRect/>
                     </a:stretch>
@@ -5917,7 +8399,7 @@
           <w:bCs w:val="false"/>
         </w:rPr>
         <w:drawing>
-          <wp:anchor distT="0" distB="0" distL="0" distR="0" simplePos="0" relativeHeight="30" behindDoc="0" locked="0" layoutInCell="0" allowOverlap="1">
+          <wp:anchor distT="0" distB="0" distL="0" distR="0" simplePos="0" relativeHeight="38" behindDoc="0" locked="0" layoutInCell="0" allowOverlap="1">
             <wp:simplePos x="0" y="0"/>
             <wp:positionH relativeFrom="column">
               <wp:posOffset>-5715</wp:posOffset>
@@ -5928,7 +8410,7 @@
             <wp:extent cx="6009640" cy="2379345"/>
             <wp:effectExtent l="0" t="0" r="0" b="0"/>
             <wp:wrapSquare wrapText="largest"/>
-            <wp:docPr id="9" name="Imagen2"/>
+            <wp:docPr id="13" name="Imagen2"/>
             <wp:cNvGraphicFramePr>
               <a:graphicFrameLocks xmlns:a="http://schemas.openxmlformats.org/drawingml/2006/main" noChangeAspect="1"/>
             </wp:cNvGraphicFramePr>
@@ -5936,13 +8418,13 @@
               <a:graphicData uri="http://schemas.openxmlformats.org/drawingml/2006/picture">
                 <pic:pic xmlns:pic="http://schemas.openxmlformats.org/drawingml/2006/picture">
                   <pic:nvPicPr>
-                    <pic:cNvPr id="9" name="Imagen2"/>
+                    <pic:cNvPr id="13" name="Imagen2"/>
                     <pic:cNvPicPr>
                       <a:picLocks noChangeAspect="1" noChangeArrowheads="1"/>
                     </pic:cNvPicPr>
                   </pic:nvPicPr>
                   <pic:blipFill>
-                    <a:blip r:embed="rId12"/>
+                    <a:blip r:embed="rId17"/>
                     <a:stretch>
                       <a:fillRect/>
                     </a:stretch>
@@ -6107,7 +8589,7 @@
       </w:pPr>
       <w:r>
         <w:rPr>
-          <w:rFonts w:eastAsia="Times New Roman" w:cs="Times New Roman"/>
+          <w:rFonts w:eastAsia="Times New Roman" w:cs="Times New Roman" w:ascii="Times New Roman" w:hAnsi="Times New Roman"/>
           <w:color w:val="auto"/>
           <w:kern w:val="0"/>
           <w:sz w:val="24"/>
@@ -6116,7 +8598,7 @@
           <w:lang w:val="es-CO" w:eastAsia="en-US" w:bidi="ar-SA"/>
         </w:rPr>
         <w:drawing>
-          <wp:anchor distT="0" distB="0" distL="0" distR="0" simplePos="0" relativeHeight="31" behindDoc="0" locked="0" layoutInCell="0" allowOverlap="1">
+          <wp:anchor distT="0" distB="0" distL="0" distR="0" simplePos="0" relativeHeight="39" behindDoc="0" locked="0" layoutInCell="0" allowOverlap="1">
             <wp:simplePos x="0" y="0"/>
             <wp:positionH relativeFrom="column">
               <wp:posOffset>0</wp:posOffset>
@@ -6127,7 +8609,7 @@
             <wp:extent cx="5904865" cy="2694940"/>
             <wp:effectExtent l="0" t="0" r="0" b="0"/>
             <wp:wrapSquare wrapText="largest"/>
-            <wp:docPr id="10" name="Imagen3"/>
+            <wp:docPr id="14" name="Imagen3"/>
             <wp:cNvGraphicFramePr>
               <a:graphicFrameLocks xmlns:a="http://schemas.openxmlformats.org/drawingml/2006/main" noChangeAspect="1"/>
             </wp:cNvGraphicFramePr>
@@ -6135,13 +8617,13 @@
               <a:graphicData uri="http://schemas.openxmlformats.org/drawingml/2006/picture">
                 <pic:pic xmlns:pic="http://schemas.openxmlformats.org/drawingml/2006/picture">
                   <pic:nvPicPr>
-                    <pic:cNvPr id="10" name="Imagen3"/>
+                    <pic:cNvPr id="14" name="Imagen3"/>
                     <pic:cNvPicPr>
                       <a:picLocks noChangeAspect="1" noChangeArrowheads="1"/>
                     </pic:cNvPicPr>
                   </pic:nvPicPr>
                   <pic:blipFill>
-                    <a:blip r:embed="rId13"/>
+                    <a:blip r:embed="rId18"/>
                     <a:stretch>
                       <a:fillRect/>
                     </a:stretch>
@@ -6341,7 +8823,7 @@
       </w:pPr>
       <w:r>
         <w:rPr>
-          <w:rFonts w:eastAsia="Times New Roman" w:cs="Times New Roman"/>
+          <w:rFonts w:eastAsia="Times New Roman" w:cs="Times New Roman" w:ascii="Times New Roman" w:hAnsi="Times New Roman"/>
           <w:color w:val="auto"/>
           <w:kern w:val="0"/>
           <w:sz w:val="24"/>
@@ -6350,7 +8832,7 @@
           <w:lang w:val="es-EC" w:eastAsia="en-US" w:bidi="ar-SA"/>
         </w:rPr>
         <w:drawing>
-          <wp:anchor distT="0" distB="0" distL="0" distR="0" simplePos="0" relativeHeight="32" behindDoc="0" locked="0" layoutInCell="0" allowOverlap="1">
+          <wp:anchor distT="0" distB="0" distL="0" distR="0" simplePos="0" relativeHeight="40" behindDoc="0" locked="0" layoutInCell="0" allowOverlap="1">
             <wp:simplePos x="0" y="0"/>
             <wp:positionH relativeFrom="column">
               <wp:posOffset>12065</wp:posOffset>
@@ -6361,7 +8843,7 @@
             <wp:extent cx="6025515" cy="2945130"/>
             <wp:effectExtent l="0" t="0" r="0" b="0"/>
             <wp:wrapSquare wrapText="largest"/>
-            <wp:docPr id="11" name="Imagen4"/>
+            <wp:docPr id="15" name="Imagen4"/>
             <wp:cNvGraphicFramePr>
               <a:graphicFrameLocks xmlns:a="http://schemas.openxmlformats.org/drawingml/2006/main" noChangeAspect="1"/>
             </wp:cNvGraphicFramePr>
@@ -6369,13 +8851,13 @@
               <a:graphicData uri="http://schemas.openxmlformats.org/drawingml/2006/picture">
                 <pic:pic xmlns:pic="http://schemas.openxmlformats.org/drawingml/2006/picture">
                   <pic:nvPicPr>
-                    <pic:cNvPr id="11" name="Imagen4"/>
+                    <pic:cNvPr id="15" name="Imagen4"/>
                     <pic:cNvPicPr>
                       <a:picLocks noChangeAspect="1" noChangeArrowheads="1"/>
                     </pic:cNvPicPr>
                   </pic:nvPicPr>
                   <pic:blipFill>
-                    <a:blip r:embed="rId14"/>
+                    <a:blip r:embed="rId19"/>
                     <a:stretch>
                       <a:fillRect/>
                     </a:stretch>
@@ -6486,7 +8968,7 @@
           <w:lang w:val="es-EC" w:eastAsia="en-US" w:bidi="ar-SA"/>
         </w:rPr>
       </w:pPr>
-      <w:hyperlink r:id="rId15">
+      <w:hyperlink r:id="rId20">
         <w:r>
           <w:rPr>
             <w:rStyle w:val="Hyperlink"/>
@@ -6534,7 +9016,7 @@
       </w:pPr>
       <w:r>
         <w:rPr>
-          <w:rFonts w:eastAsia="Times New Roman" w:cs="Times New Roman"/>
+          <w:rFonts w:eastAsia="Times New Roman" w:cs="Times New Roman" w:ascii="Times New Roman" w:hAnsi="Times New Roman"/>
           <w:color w:val="auto"/>
           <w:kern w:val="0"/>
           <w:sz w:val="24"/>
@@ -6543,7 +9025,7 @@
           <w:lang w:val="es-EC" w:eastAsia="en-US" w:bidi="ar-SA"/>
         </w:rPr>
         <w:drawing>
-          <wp:anchor distT="0" distB="0" distL="0" distR="0" simplePos="0" relativeHeight="33" behindDoc="0" locked="0" layoutInCell="0" allowOverlap="1">
+          <wp:anchor distT="0" distB="0" distL="0" distR="0" simplePos="0" relativeHeight="41" behindDoc="0" locked="0" layoutInCell="0" allowOverlap="1">
             <wp:simplePos x="0" y="0"/>
             <wp:positionH relativeFrom="column">
               <wp:posOffset>0</wp:posOffset>
@@ -6551,10 +9033,10 @@
             <wp:positionV relativeFrom="paragraph">
               <wp:posOffset>111125</wp:posOffset>
             </wp:positionV>
-            <wp:extent cx="5993765" cy="3983355"/>
+            <wp:extent cx="5993765" cy="3634105"/>
             <wp:effectExtent l="0" t="0" r="0" b="0"/>
             <wp:wrapSquare wrapText="largest"/>
-            <wp:docPr id="12" name="Imagen5"/>
+            <wp:docPr id="16" name="Imagen5"/>
             <wp:cNvGraphicFramePr>
               <a:graphicFrameLocks xmlns:a="http://schemas.openxmlformats.org/drawingml/2006/main" noChangeAspect="1"/>
             </wp:cNvGraphicFramePr>
@@ -6562,13 +9044,13 @@
               <a:graphicData uri="http://schemas.openxmlformats.org/drawingml/2006/picture">
                 <pic:pic xmlns:pic="http://schemas.openxmlformats.org/drawingml/2006/picture">
                   <pic:nvPicPr>
-                    <pic:cNvPr id="12" name="Imagen5"/>
+                    <pic:cNvPr id="16" name="Imagen5"/>
                     <pic:cNvPicPr>
                       <a:picLocks noChangeAspect="1" noChangeArrowheads="1"/>
                     </pic:cNvPicPr>
                   </pic:nvPicPr>
                   <pic:blipFill>
-                    <a:blip r:embed="rId16"/>
+                    <a:blip r:embed="rId21"/>
                     <a:stretch>
                       <a:fillRect/>
                     </a:stretch>
@@ -6576,7 +9058,7 @@
                   <pic:spPr bwMode="auto">
                     <a:xfrm>
                       <a:off x="0" y="0"/>
-                      <a:ext cx="5993765" cy="3983355"/>
+                      <a:ext cx="5993765" cy="3634105"/>
                     </a:xfrm>
                     <a:prstGeom prst="rect">
                       <a:avLst/>
@@ -6614,8 +9096,10 @@
         <w:spacing w:lineRule="auto" w:line="240" w:before="0" w:after="0"/>
         <w:ind w:hanging="0"/>
         <w:jc w:val="both"/>
-        <w:rPr>
-          <w:rFonts w:ascii="Times New Roman" w:hAnsi="Times New Roman"/>
+        <w:rPr/>
+      </w:pPr>
+      <w:r>
+        <w:rPr>
           <w:b w:val="false"/>
           <w:bCs w:val="false"/>
           <w:i w:val="false"/>
@@ -6627,9 +9111,17 @@
           <w:szCs w:val="24"/>
           <w:lang w:val="es-CO" w:bidi="ar-SA"/>
         </w:rPr>
-      </w:pPr>
-      <w:r>
-        <w:rPr>
+        <w:t>El desarrollo del proyecto Edutech permitió comprender la importancia de aplicar metodológicas estructuradas en el diseño de soluciones orientadas a necesidades reales. A través del análisis del problema y la investigación con usuarios, se evidencio la necesidad de mejorar la organización académica y la comunicación en los entornos educativos.</w:t>
+      </w:r>
+    </w:p>
+    <w:p>
+      <w:pPr>
+        <w:pStyle w:val="BodyText"/>
+        <w:spacing w:lineRule="auto" w:line="240" w:before="0" w:after="0"/>
+        <w:ind w:hanging="0"/>
+        <w:jc w:val="both"/>
+        <w:rPr>
+          <w:rFonts w:ascii="Times New Roman" w:hAnsi="Times New Roman"/>
           <w:b w:val="false"/>
           <w:bCs w:val="false"/>
           <w:i w:val="false"/>
@@ -6641,17 +9133,9 @@
           <w:szCs w:val="24"/>
           <w:lang w:val="es-CO" w:bidi="ar-SA"/>
         </w:rPr>
-        <w:t>El desarrollo del proyecto Edutech permitió comprender la importancia de aplicar metodológicas estructuradas en el diseño de soluciones orientadas a necesidades reales. A través del análisis del problema y la investigación con usuarios, se evidencio la necesidad de mejorar la organización académica y la comunicación en los entornos educativos.</w:t>
-      </w:r>
-    </w:p>
-    <w:p>
-      <w:pPr>
-        <w:pStyle w:val="BodyText"/>
-        <w:spacing w:lineRule="auto" w:line="240" w:before="0" w:after="0"/>
-        <w:ind w:hanging="0"/>
-        <w:jc w:val="both"/>
-        <w:rPr>
-          <w:rFonts w:ascii="Times New Roman" w:hAnsi="Times New Roman"/>
+      </w:pPr>
+      <w:r>
+        <w:rPr>
           <w:b w:val="false"/>
           <w:bCs w:val="false"/>
           <w:i w:val="false"/>
@@ -6663,6 +9147,15 @@
           <w:szCs w:val="24"/>
           <w:lang w:val="es-CO" w:bidi="ar-SA"/>
         </w:rPr>
+      </w:r>
+    </w:p>
+    <w:p>
+      <w:pPr>
+        <w:pStyle w:val="BodyText"/>
+        <w:spacing w:lineRule="auto" w:line="240" w:before="0" w:after="0"/>
+        <w:ind w:hanging="0"/>
+        <w:jc w:val="both"/>
+        <w:rPr/>
       </w:pPr>
       <w:r>
         <w:rPr>
@@ -6677,6 +9170,7 @@
           <w:szCs w:val="24"/>
           <w:lang w:val="es-CO" w:bidi="ar-SA"/>
         </w:rPr>
+        <w:t>La aplicación de enfoque Desing Thinking y metodologías fáciles ayudo a la definición de una solución centrada en la necesidad el usuario, permitiendo estructurar de una forma mas coherente las funcionalidades requeridas  y la planeación por etapas.</w:t>
       </w:r>
     </w:p>
     <w:p>
@@ -6712,7 +9206,6 @@
           <w:szCs w:val="24"/>
           <w:lang w:val="es-CO" w:bidi="ar-SA"/>
         </w:rPr>
-        <w:t>La aplicación de enfoque Desing Thinking y metodologías fáciles ayudo a la definición de una solución centrada en la necesidad el usuario, permitiendo estructurar de una forma mas coherente las funcionalidades requeridas  y la planeación por etapas.</w:t>
       </w:r>
     </w:p>
     <w:p>
@@ -6721,8 +9214,10 @@
         <w:spacing w:lineRule="auto" w:line="240" w:before="0" w:after="0"/>
         <w:ind w:hanging="0"/>
         <w:jc w:val="both"/>
-        <w:rPr>
-          <w:rFonts w:ascii="Times New Roman" w:hAnsi="Times New Roman"/>
+        <w:rPr/>
+      </w:pPr>
+      <w:r>
+        <w:rPr>
           <w:b w:val="false"/>
           <w:bCs w:val="false"/>
           <w:i w:val="false"/>
@@ -6734,9 +9229,17 @@
           <w:szCs w:val="24"/>
           <w:lang w:val="es-CO" w:bidi="ar-SA"/>
         </w:rPr>
-      </w:pPr>
-      <w:r>
-        <w:rPr>
+        <w:t>Adicionalmente, la elaboración de la especificación de requisitos de software permitió establecer de forma clara las funcionalidades y características del sistema, garantizando una base solida para su desarrollo.</w:t>
+      </w:r>
+    </w:p>
+    <w:p>
+      <w:pPr>
+        <w:pStyle w:val="BodyText"/>
+        <w:spacing w:lineRule="auto" w:line="240" w:before="0" w:after="0"/>
+        <w:ind w:hanging="0"/>
+        <w:jc w:val="both"/>
+        <w:rPr>
+          <w:rFonts w:ascii="Times New Roman" w:hAnsi="Times New Roman"/>
           <w:b w:val="false"/>
           <w:bCs w:val="false"/>
           <w:i w:val="false"/>
@@ -6748,16 +9251,9 @@
           <w:szCs w:val="24"/>
           <w:lang w:val="es-CO" w:bidi="ar-SA"/>
         </w:rPr>
-      </w:r>
-    </w:p>
-    <w:p>
-      <w:pPr>
-        <w:pStyle w:val="BodyText"/>
-        <w:spacing w:lineRule="auto" w:line="240" w:before="0" w:after="0"/>
-        <w:ind w:hanging="0"/>
-        <w:jc w:val="both"/>
-        <w:rPr>
-          <w:rFonts w:ascii="Times New Roman" w:hAnsi="Times New Roman"/>
+      </w:pPr>
+      <w:r>
+        <w:rPr>
           <w:b w:val="false"/>
           <w:bCs w:val="false"/>
           <w:i w:val="false"/>
@@ -6769,8 +9265,14 @@
           <w:szCs w:val="24"/>
           <w:lang w:val="es-CO" w:bidi="ar-SA"/>
         </w:rPr>
-      </w:pPr>
-      <w:r>
+      </w:r>
+    </w:p>
+    <w:p>
+      <w:pPr>
+        <w:pStyle w:val="BodyText"/>
+        <w:spacing w:lineRule="auto" w:line="240" w:before="0" w:after="0"/>
+        <w:ind w:hanging="0"/>
+        <w:jc w:val="both"/>
         <w:rPr>
           <w:b w:val="false"/>
           <w:bCs w:val="false"/>
@@ -6783,17 +9285,9 @@
           <w:szCs w:val="24"/>
           <w:lang w:val="es-CO" w:bidi="ar-SA"/>
         </w:rPr>
-        <w:t>Adicionalmente, la elaboración de la especificación de requisitos de software permitió establecer de forma clara las funcionalidades y características del sistema, garantizando una base solida para su desarrollo.</w:t>
-      </w:r>
-    </w:p>
-    <w:p>
-      <w:pPr>
-        <w:pStyle w:val="BodyText"/>
-        <w:spacing w:lineRule="auto" w:line="240" w:before="0" w:after="0"/>
-        <w:ind w:hanging="0"/>
-        <w:jc w:val="both"/>
-        <w:rPr>
-          <w:rFonts w:ascii="Times New Roman" w:hAnsi="Times New Roman"/>
+      </w:pPr>
+      <w:r>
+        <w:rPr>
           <w:b w:val="false"/>
           <w:bCs w:val="false"/>
           <w:i w:val="false"/>
@@ -6805,8 +9299,15 @@
           <w:szCs w:val="24"/>
           <w:lang w:val="es-CO" w:bidi="ar-SA"/>
         </w:rPr>
-      </w:pPr>
-      <w:r>
+        <w:t>En conclusión, Edutech se planta como una propuesta viable que contribuye a la optimización de procesos académicos, promoviendo el uso de herramientas digitales y fortaleciendo la interacción entre estudiantes y docentes.</w:t>
+      </w:r>
+    </w:p>
+    <w:p>
+      <w:pPr>
+        <w:pStyle w:val="BodyText"/>
+        <w:spacing w:lineRule="auto" w:line="240" w:before="0" w:after="0"/>
+        <w:ind w:hanging="0"/>
+        <w:jc w:val="both"/>
         <w:rPr>
           <w:b w:val="false"/>
           <w:bCs w:val="false"/>
@@ -6819,16 +9320,9 @@
           <w:szCs w:val="24"/>
           <w:lang w:val="es-CO" w:bidi="ar-SA"/>
         </w:rPr>
-      </w:r>
-    </w:p>
-    <w:p>
-      <w:pPr>
-        <w:pStyle w:val="BodyText"/>
-        <w:spacing w:lineRule="auto" w:line="240" w:before="0" w:after="0"/>
-        <w:ind w:hanging="0"/>
-        <w:jc w:val="both"/>
-        <w:rPr>
-          <w:rFonts w:ascii="Times New Roman" w:hAnsi="Times New Roman"/>
+      </w:pPr>
+      <w:r>
+        <w:rPr>
           <w:b w:val="false"/>
           <w:bCs w:val="false"/>
           <w:i w:val="false"/>
@@ -6840,8 +9334,14 @@
           <w:szCs w:val="24"/>
           <w:lang w:val="es-CO" w:bidi="ar-SA"/>
         </w:rPr>
-      </w:pPr>
-      <w:r>
+      </w:r>
+    </w:p>
+    <w:p>
+      <w:pPr>
+        <w:pStyle w:val="BodyText"/>
+        <w:spacing w:lineRule="auto" w:line="240" w:before="0" w:after="0"/>
+        <w:ind w:hanging="0"/>
+        <w:jc w:val="both"/>
         <w:rPr>
           <w:b w:val="false"/>
           <w:bCs w:val="false"/>
@@ -6854,16 +9354,96 @@
           <w:szCs w:val="24"/>
           <w:lang w:val="es-CO" w:bidi="ar-SA"/>
         </w:rPr>
-        <w:t>En conclusión, Edutech se planta como una propuesta viable que contribuye a la optimización de procesos académicos, promoviendo el uso de herramientas digitales y fortaleciendo la interacción entre estudiantes y docentes.</w:t>
+      </w:pPr>
+      <w:r>
+        <w:rPr>
+          <w:b w:val="false"/>
+          <w:bCs w:val="false"/>
+          <w:i w:val="false"/>
+          <w:caps w:val="false"/>
+          <w:smallCaps w:val="false"/>
+          <w:color w:val="1F1F1F"/>
+          <w:spacing w:val="0"/>
+          <w:sz w:val="24"/>
+          <w:szCs w:val="24"/>
+          <w:lang w:val="es-CO" w:bidi="ar-SA"/>
+        </w:rPr>
+      </w:r>
+    </w:p>
+    <w:p>
+      <w:pPr>
+        <w:pStyle w:val="BodyText"/>
+        <w:ind w:hanging="0"/>
+        <w:jc w:val="center"/>
+        <w:rPr>
+          <w:lang w:val="es-CO" w:bidi="ar-SA"/>
+        </w:rPr>
+      </w:pPr>
+      <w:r>
+        <w:rPr>
+          <w:b/>
+          <w:bCs/>
+        </w:rPr>
+        <w:t>9</w:t>
+      </w:r>
+      <w:r>
+        <w:rPr>
+          <w:b/>
+          <w:bCs/>
+        </w:rPr>
+        <w:t xml:space="preserve">. </w:t>
+      </w:r>
+      <w:r>
+        <w:rPr>
+          <w:b/>
+          <w:bCs/>
+        </w:rPr>
+        <w:t>Anexos</w:t>
+      </w:r>
+    </w:p>
+    <w:p>
+      <w:pPr>
+        <w:pStyle w:val="BodyText"/>
+        <w:ind w:hanging="0"/>
+        <w:jc w:val="left"/>
+        <w:rPr>
+          <w:b/>
+          <w:bCs/>
+        </w:rPr>
+      </w:pPr>
+      <w:r>
+        <w:rPr>
+          <w:b/>
+          <w:bCs/>
+        </w:rPr>
+      </w:r>
+    </w:p>
+    <w:p>
+      <w:pPr>
+        <w:pStyle w:val="BodyText"/>
+        <w:spacing w:before="0" w:after="140"/>
+        <w:ind w:hanging="0"/>
+        <w:jc w:val="left"/>
+        <w:rPr>
+          <w:b/>
+          <w:bCs/>
+        </w:rPr>
+      </w:pPr>
+      <w:r>
+        <w:rPr>
+          <w:b/>
+          <w:bCs/>
+        </w:rPr>
+        <w:t>https://github.com/AndresFl20/Analisis-y-Dise-o-de-Sistemas.git</w:t>
       </w:r>
     </w:p>
     <w:sectPr>
-      <w:headerReference w:type="even" r:id="rId17"/>
-      <w:headerReference w:type="default" r:id="rId18"/>
-      <w:headerReference w:type="first" r:id="rId19"/>
-      <w:footerReference w:type="even" r:id="rId20"/>
-      <w:footerReference w:type="default" r:id="rId21"/>
-      <w:footerReference w:type="first" r:id="rId22"/>
+      <w:headerReference w:type="even" r:id="rId22"/>
+      <w:headerReference w:type="default" r:id="rId23"/>
+      <w:headerReference w:type="first" r:id="rId24"/>
+      <w:footerReference w:type="even" r:id="rId25"/>
+      <w:footerReference w:type="default" r:id="rId26"/>
+      <w:footerReference w:type="first" r:id="rId27"/>
       <w:type w:val="nextPage"/>
       <w:pgSz w:w="11906" w:h="16838"/>
       <w:pgMar w:left="1440" w:right="1440" w:gutter="0" w:header="720" w:top="1440" w:footer="1440" w:bottom="1497"/>
@@ -6944,7 +9524,7 @@
               <wp:extent cx="14605" cy="14605"/>
               <wp:effectExtent l="0" t="0" r="0" b="0"/>
               <wp:wrapSquare wrapText="bothSides"/>
-              <wp:docPr id="13" name="Marco2"/>
+              <wp:docPr id="17" name="Marco2"/>
               <a:graphic xmlns:a="http://schemas.openxmlformats.org/drawingml/2006/main">
                 <a:graphicData uri="http://schemas.microsoft.com/office/word/2010/wordprocessingShape">
                   <wps:wsp>
@@ -7103,7 +9683,7 @@
       <mc:AlternateContent>
         <mc:Choice Requires="wps">
           <w:drawing>
-            <wp:anchor distT="0" distB="0" distL="0" distR="0" simplePos="0" relativeHeight="25" behindDoc="1" locked="0" layoutInCell="0" allowOverlap="1">
+            <wp:anchor distT="0" distB="0" distL="0" distR="0" simplePos="0" relativeHeight="33" behindDoc="1" locked="0" layoutInCell="0" allowOverlap="1">
               <wp:simplePos x="0" y="0"/>
               <wp:positionH relativeFrom="margin">
                 <wp:align>right</wp:align>
@@ -7114,7 +9694,7 @@
               <wp:extent cx="76835" cy="349250"/>
               <wp:effectExtent l="0" t="0" r="0" b="0"/>
               <wp:wrapSquare wrapText="bothSides"/>
-              <wp:docPr id="14" name="Marco3"/>
+              <wp:docPr id="18" name="Marco3"/>
               <a:graphic xmlns:a="http://schemas.openxmlformats.org/drawingml/2006/main">
                 <a:graphicData uri="http://schemas.microsoft.com/office/word/2010/wordprocessingShape">
                   <wps:wsp>
@@ -7173,7 +9753,7 @@
                               <w:rStyle w:val="PageNumber"/>
                               <w:color w:val="000000"/>
                             </w:rPr>
-                            <w:t>13</w:t>
+                            <w:t>17</w:t>
                           </w:r>
                           <w:r>
                             <w:rPr>
@@ -7234,7 +9814,7 @@
                         <w:rStyle w:val="PageNumber"/>
                         <w:color w:val="000000"/>
                       </w:rPr>
-                      <w:t>13</w:t>
+                      <w:t>17</w:t>
                     </w:r>
                     <w:r>
                       <w:rPr>
@@ -7742,6 +10322,280 @@
   <w:abstractNum w:abstractNumId="4">
     <w:lvl w:ilvl="0">
       <w:start w:val="1"/>
+      <w:numFmt w:val="bullet"/>
+      <w:lvlText w:val=""/>
+      <w:lvlJc w:val="left"/>
+      <w:pPr>
+        <w:tabs>
+          <w:tab w:val="num" w:pos="720"/>
+        </w:tabs>
+        <w:ind w:left="720" w:hanging="360"/>
+      </w:pPr>
+      <w:rPr>
+        <w:rFonts w:ascii="Symbol" w:hAnsi="Symbol" w:cs="Symbol" w:hint="default"/>
+      </w:rPr>
+    </w:lvl>
+    <w:lvl w:ilvl="1">
+      <w:start w:val="1"/>
+      <w:numFmt w:val="bullet"/>
+      <w:lvlText w:val="◦"/>
+      <w:lvlJc w:val="left"/>
+      <w:pPr>
+        <w:tabs>
+          <w:tab w:val="num" w:pos="1080"/>
+        </w:tabs>
+        <w:ind w:left="1080" w:hanging="360"/>
+      </w:pPr>
+      <w:rPr>
+        <w:rFonts w:ascii="OpenSymbol" w:hAnsi="OpenSymbol" w:cs="OpenSymbol" w:hint="default"/>
+      </w:rPr>
+    </w:lvl>
+    <w:lvl w:ilvl="2">
+      <w:start w:val="1"/>
+      <w:numFmt w:val="bullet"/>
+      <w:lvlText w:val="▪"/>
+      <w:lvlJc w:val="left"/>
+      <w:pPr>
+        <w:tabs>
+          <w:tab w:val="num" w:pos="1440"/>
+        </w:tabs>
+        <w:ind w:left="1440" w:hanging="360"/>
+      </w:pPr>
+      <w:rPr>
+        <w:rFonts w:ascii="OpenSymbol" w:hAnsi="OpenSymbol" w:cs="OpenSymbol" w:hint="default"/>
+      </w:rPr>
+    </w:lvl>
+    <w:lvl w:ilvl="3">
+      <w:start w:val="1"/>
+      <w:numFmt w:val="bullet"/>
+      <w:lvlText w:val=""/>
+      <w:lvlJc w:val="left"/>
+      <w:pPr>
+        <w:tabs>
+          <w:tab w:val="num" w:pos="1800"/>
+        </w:tabs>
+        <w:ind w:left="1800" w:hanging="360"/>
+      </w:pPr>
+      <w:rPr>
+        <w:rFonts w:ascii="Symbol" w:hAnsi="Symbol" w:cs="Symbol" w:hint="default"/>
+      </w:rPr>
+    </w:lvl>
+    <w:lvl w:ilvl="4">
+      <w:start w:val="1"/>
+      <w:numFmt w:val="bullet"/>
+      <w:lvlText w:val="◦"/>
+      <w:lvlJc w:val="left"/>
+      <w:pPr>
+        <w:tabs>
+          <w:tab w:val="num" w:pos="2160"/>
+        </w:tabs>
+        <w:ind w:left="2160" w:hanging="360"/>
+      </w:pPr>
+      <w:rPr>
+        <w:rFonts w:ascii="OpenSymbol" w:hAnsi="OpenSymbol" w:cs="OpenSymbol" w:hint="default"/>
+      </w:rPr>
+    </w:lvl>
+    <w:lvl w:ilvl="5">
+      <w:start w:val="1"/>
+      <w:numFmt w:val="bullet"/>
+      <w:lvlText w:val="▪"/>
+      <w:lvlJc w:val="left"/>
+      <w:pPr>
+        <w:tabs>
+          <w:tab w:val="num" w:pos="2520"/>
+        </w:tabs>
+        <w:ind w:left="2520" w:hanging="360"/>
+      </w:pPr>
+      <w:rPr>
+        <w:rFonts w:ascii="OpenSymbol" w:hAnsi="OpenSymbol" w:cs="OpenSymbol" w:hint="default"/>
+      </w:rPr>
+    </w:lvl>
+    <w:lvl w:ilvl="6">
+      <w:start w:val="1"/>
+      <w:numFmt w:val="bullet"/>
+      <w:lvlText w:val=""/>
+      <w:lvlJc w:val="left"/>
+      <w:pPr>
+        <w:tabs>
+          <w:tab w:val="num" w:pos="2880"/>
+        </w:tabs>
+        <w:ind w:left="2880" w:hanging="360"/>
+      </w:pPr>
+      <w:rPr>
+        <w:rFonts w:ascii="Symbol" w:hAnsi="Symbol" w:cs="Symbol" w:hint="default"/>
+      </w:rPr>
+    </w:lvl>
+    <w:lvl w:ilvl="7">
+      <w:start w:val="1"/>
+      <w:numFmt w:val="bullet"/>
+      <w:lvlText w:val="◦"/>
+      <w:lvlJc w:val="left"/>
+      <w:pPr>
+        <w:tabs>
+          <w:tab w:val="num" w:pos="3240"/>
+        </w:tabs>
+        <w:ind w:left="3240" w:hanging="360"/>
+      </w:pPr>
+      <w:rPr>
+        <w:rFonts w:ascii="OpenSymbol" w:hAnsi="OpenSymbol" w:cs="OpenSymbol" w:hint="default"/>
+      </w:rPr>
+    </w:lvl>
+    <w:lvl w:ilvl="8">
+      <w:start w:val="1"/>
+      <w:numFmt w:val="bullet"/>
+      <w:lvlText w:val="▪"/>
+      <w:lvlJc w:val="left"/>
+      <w:pPr>
+        <w:tabs>
+          <w:tab w:val="num" w:pos="3600"/>
+        </w:tabs>
+        <w:ind w:left="3600" w:hanging="360"/>
+      </w:pPr>
+      <w:rPr>
+        <w:rFonts w:ascii="OpenSymbol" w:hAnsi="OpenSymbol" w:cs="OpenSymbol" w:hint="default"/>
+      </w:rPr>
+    </w:lvl>
+  </w:abstractNum>
+  <w:abstractNum w:abstractNumId="5">
+    <w:lvl w:ilvl="0">
+      <w:start w:val="1"/>
+      <w:numFmt w:val="bullet"/>
+      <w:lvlText w:val=""/>
+      <w:lvlJc w:val="left"/>
+      <w:pPr>
+        <w:tabs>
+          <w:tab w:val="num" w:pos="720"/>
+        </w:tabs>
+        <w:ind w:left="720" w:hanging="360"/>
+      </w:pPr>
+      <w:rPr>
+        <w:rFonts w:ascii="Symbol" w:hAnsi="Symbol" w:cs="Symbol" w:hint="default"/>
+      </w:rPr>
+    </w:lvl>
+    <w:lvl w:ilvl="1">
+      <w:start w:val="1"/>
+      <w:numFmt w:val="bullet"/>
+      <w:lvlText w:val="◦"/>
+      <w:lvlJc w:val="left"/>
+      <w:pPr>
+        <w:tabs>
+          <w:tab w:val="num" w:pos="1080"/>
+        </w:tabs>
+        <w:ind w:left="1080" w:hanging="360"/>
+      </w:pPr>
+      <w:rPr>
+        <w:rFonts w:ascii="OpenSymbol" w:hAnsi="OpenSymbol" w:cs="OpenSymbol" w:hint="default"/>
+      </w:rPr>
+    </w:lvl>
+    <w:lvl w:ilvl="2">
+      <w:start w:val="1"/>
+      <w:numFmt w:val="bullet"/>
+      <w:lvlText w:val="▪"/>
+      <w:lvlJc w:val="left"/>
+      <w:pPr>
+        <w:tabs>
+          <w:tab w:val="num" w:pos="1440"/>
+        </w:tabs>
+        <w:ind w:left="1440" w:hanging="360"/>
+      </w:pPr>
+      <w:rPr>
+        <w:rFonts w:ascii="OpenSymbol" w:hAnsi="OpenSymbol" w:cs="OpenSymbol" w:hint="default"/>
+      </w:rPr>
+    </w:lvl>
+    <w:lvl w:ilvl="3">
+      <w:start w:val="1"/>
+      <w:numFmt w:val="bullet"/>
+      <w:lvlText w:val=""/>
+      <w:lvlJc w:val="left"/>
+      <w:pPr>
+        <w:tabs>
+          <w:tab w:val="num" w:pos="1800"/>
+        </w:tabs>
+        <w:ind w:left="1800" w:hanging="360"/>
+      </w:pPr>
+      <w:rPr>
+        <w:rFonts w:ascii="Symbol" w:hAnsi="Symbol" w:cs="Symbol" w:hint="default"/>
+      </w:rPr>
+    </w:lvl>
+    <w:lvl w:ilvl="4">
+      <w:start w:val="1"/>
+      <w:numFmt w:val="bullet"/>
+      <w:lvlText w:val="◦"/>
+      <w:lvlJc w:val="left"/>
+      <w:pPr>
+        <w:tabs>
+          <w:tab w:val="num" w:pos="2160"/>
+        </w:tabs>
+        <w:ind w:left="2160" w:hanging="360"/>
+      </w:pPr>
+      <w:rPr>
+        <w:rFonts w:ascii="OpenSymbol" w:hAnsi="OpenSymbol" w:cs="OpenSymbol" w:hint="default"/>
+      </w:rPr>
+    </w:lvl>
+    <w:lvl w:ilvl="5">
+      <w:start w:val="1"/>
+      <w:numFmt w:val="bullet"/>
+      <w:lvlText w:val="▪"/>
+      <w:lvlJc w:val="left"/>
+      <w:pPr>
+        <w:tabs>
+          <w:tab w:val="num" w:pos="2520"/>
+        </w:tabs>
+        <w:ind w:left="2520" w:hanging="360"/>
+      </w:pPr>
+      <w:rPr>
+        <w:rFonts w:ascii="OpenSymbol" w:hAnsi="OpenSymbol" w:cs="OpenSymbol" w:hint="default"/>
+      </w:rPr>
+    </w:lvl>
+    <w:lvl w:ilvl="6">
+      <w:start w:val="1"/>
+      <w:numFmt w:val="bullet"/>
+      <w:lvlText w:val=""/>
+      <w:lvlJc w:val="left"/>
+      <w:pPr>
+        <w:tabs>
+          <w:tab w:val="num" w:pos="2880"/>
+        </w:tabs>
+        <w:ind w:left="2880" w:hanging="360"/>
+      </w:pPr>
+      <w:rPr>
+        <w:rFonts w:ascii="Symbol" w:hAnsi="Symbol" w:cs="Symbol" w:hint="default"/>
+      </w:rPr>
+    </w:lvl>
+    <w:lvl w:ilvl="7">
+      <w:start w:val="1"/>
+      <w:numFmt w:val="bullet"/>
+      <w:lvlText w:val="◦"/>
+      <w:lvlJc w:val="left"/>
+      <w:pPr>
+        <w:tabs>
+          <w:tab w:val="num" w:pos="3240"/>
+        </w:tabs>
+        <w:ind w:left="3240" w:hanging="360"/>
+      </w:pPr>
+      <w:rPr>
+        <w:rFonts w:ascii="OpenSymbol" w:hAnsi="OpenSymbol" w:cs="OpenSymbol" w:hint="default"/>
+      </w:rPr>
+    </w:lvl>
+    <w:lvl w:ilvl="8">
+      <w:start w:val="1"/>
+      <w:numFmt w:val="bullet"/>
+      <w:lvlText w:val="▪"/>
+      <w:lvlJc w:val="left"/>
+      <w:pPr>
+        <w:tabs>
+          <w:tab w:val="num" w:pos="3600"/>
+        </w:tabs>
+        <w:ind w:left="3600" w:hanging="360"/>
+      </w:pPr>
+      <w:rPr>
+        <w:rFonts w:ascii="OpenSymbol" w:hAnsi="OpenSymbol" w:cs="OpenSymbol" w:hint="default"/>
+      </w:rPr>
+    </w:lvl>
+  </w:abstractNum>
+  <w:abstractNum w:abstractNumId="6">
+    <w:lvl w:ilvl="0">
+      <w:start w:val="1"/>
       <w:numFmt w:val="none"/>
       <w:suff w:val="nothing"/>
       <w:lvlText w:val=""/>
@@ -7869,6 +10723,12 @@
   </w:num>
   <w:num w:numId="4">
     <w:abstractNumId w:val="4"/>
+  </w:num>
+  <w:num w:numId="5">
+    <w:abstractNumId w:val="5"/>
+  </w:num>
+  <w:num w:numId="6">
+    <w:abstractNumId w:val="6"/>
   </w:num>
 </w:numbering>
 </file>
@@ -8448,8 +11308,8 @@
       <w:u w:val="single"/>
     </w:rPr>
   </w:style>
-  <w:style w:type="character" w:styleId="Caracteresdenotaalpieuser">
-    <w:name w:val="Caracteres de nota al pie (user)"/>
+  <w:style w:type="character" w:styleId="Caracteresdenotaalpie">
+    <w:name w:val="Caracteres de nota al pie"/>
     <w:semiHidden/>
     <w:qFormat/>
     <w:rsid w:val="004d41be"/>
@@ -8457,8 +11317,8 @@
       <w:vertAlign w:val="superscript"/>
     </w:rPr>
   </w:style>
-  <w:style w:type="character" w:styleId="Caracteresdenotaalpie">
-    <w:name w:val="Caracteres de nota al pie"/>
+  <w:style w:type="character" w:styleId="Caracteresdenotaalpieuser">
+    <w:name w:val="Caracteres de nota al pie (user)"/>
     <w:qFormat/>
     <w:rPr>
       <w:vertAlign w:val="superscript"/>
@@ -8612,13 +11472,13 @@
       <w:shd w:fill="E1DFDD" w:val="clear"/>
     </w:rPr>
   </w:style>
-  <w:style w:type="character" w:styleId="Enlacedelndiceuser">
-    <w:name w:val="Enlace del índice (user)"/>
+  <w:style w:type="character" w:styleId="Enlacedelndice">
+    <w:name w:val="Enlace del índice"/>
     <w:qFormat/>
     <w:rPr/>
   </w:style>
-  <w:style w:type="character" w:styleId="Bolosuser">
-    <w:name w:val="Bolos (user)"/>
+  <w:style w:type="character" w:styleId="Bolos">
+    <w:name w:val="Bolos"/>
     <w:qFormat/>
     <w:rPr>
       <w:rFonts w:ascii="OpenSymbol" w:hAnsi="OpenSymbol" w:eastAsia="OpenSymbol" w:cs="OpenSymbol"/>
@@ -8632,25 +11492,25 @@
       <w:iCs/>
     </w:rPr>
   </w:style>
-  <w:style w:type="character" w:styleId="Textooriginaluser">
-    <w:name w:val="Texto original (user)"/>
+  <w:style w:type="character" w:styleId="Textooriginal">
+    <w:name w:val="Texto original"/>
     <w:qFormat/>
     <w:rPr>
       <w:rFonts w:ascii="Liberation Mono" w:hAnsi="Liberation Mono" w:eastAsia="Liberation Mono" w:cs="Liberation Mono"/>
     </w:rPr>
   </w:style>
-  <w:style w:type="character" w:styleId="Smbolosdenumeracinuser">
-    <w:name w:val="Símbolos de numeración (user)"/>
+  <w:style w:type="character" w:styleId="Smbolosdenumeracin">
+    <w:name w:val="Símbolos de numeración"/>
     <w:qFormat/>
     <w:rPr/>
   </w:style>
-  <w:style w:type="character" w:styleId="Enlacedelndice">
-    <w:name w:val="Enlace del índice"/>
+  <w:style w:type="character" w:styleId="Enlacedelndiceuser">
+    <w:name w:val="Enlace del índice (user)"/>
     <w:qFormat/>
     <w:rPr/>
   </w:style>
-  <w:style w:type="character" w:styleId="Bolos">
-    <w:name w:val="Bolos"/>
+  <w:style w:type="character" w:styleId="Bolosuser">
+    <w:name w:val="Bolos (user)"/>
     <w:qFormat/>
     <w:rPr>
       <w:rFonts w:ascii="OpenSymbol" w:hAnsi="OpenSymbol" w:eastAsia="OpenSymbol" w:cs="OpenSymbol"/>
@@ -8830,13 +11690,13 @@
       <w:widowControl/>
       <w:suppressAutoHyphens w:val="true"/>
       <w:bidi w:val="0"/>
-      <w:spacing w:lineRule="auto" w:line="240" w:before="360" w:after="240"/>
-      <w:jc w:val="left"/>
+      <w:spacing w:lineRule="auto" w:line="240" w:before="189" w:after="69"/>
+      <w:jc w:val="both"/>
     </w:pPr>
     <w:rPr>
       <w:rFonts w:ascii="Times New Roman" w:hAnsi="Times New Roman" w:eastAsia="Times New Roman" w:cs="Times New Roman"/>
-      <w:b w:val="false"/>
-      <w:bCs w:val="false"/>
+      <w:b/>
+      <w:bCs/>
       <w:color w:val="auto"/>
       <w:kern w:val="0"/>
       <w:sz w:val="24"/>
@@ -8961,15 +11821,15 @@
       <w:lang w:val="es-ES_tradnl" w:eastAsia="es-ES_tradnl" w:bidi="ar-SA"/>
     </w:rPr>
   </w:style>
-  <w:style w:type="paragraph" w:styleId="Cabeceraypieuser">
-    <w:name w:val="Cabecera y pie (user)"/>
+  <w:style w:type="paragraph" w:styleId="Cabeceraypie">
+    <w:name w:val="Cabecera y pie"/>
     <w:basedOn w:val="Normal"/>
     <w:qFormat/>
     <w:pPr/>
     <w:rPr/>
   </w:style>
-  <w:style w:type="paragraph" w:styleId="Cabeceraypie">
-    <w:name w:val="Cabecera y pie"/>
+  <w:style w:type="paragraph" w:styleId="Cabeceraypieuser">
+    <w:name w:val="Cabecera y pie (user)"/>
     <w:basedOn w:val="Normal"/>
     <w:qFormat/>
     <w:pPr/>
@@ -9093,7 +11953,7 @@
     <w:pPr>
       <w:spacing w:lineRule="auto" w:line="240"/>
       <w:ind w:firstLine="720"/>
-      <w:jc w:val="left"/>
+      <w:jc w:val="both"/>
     </w:pPr>
     <w:rPr>
       <w:rFonts w:ascii="Times New Roman" w:hAnsi="Times New Roman"/>
@@ -9539,7 +12399,7 @@
   </w:style>
   <w:style w:type="paragraph" w:styleId="IndexHeading">
     <w:name w:val="index heading"/>
-    <w:basedOn w:val="Ttulouser"/>
+    <w:basedOn w:val="Ttulo"/>
     <w:pPr/>
     <w:rPr/>
   </w:style>
@@ -9565,15 +12425,15 @@
       <w:szCs w:val="28"/>
     </w:rPr>
   </w:style>
-  <w:style w:type="paragraph" w:styleId="Contenidodelmarcouser">
-    <w:name w:val="Contenido del marco (user)"/>
+  <w:style w:type="paragraph" w:styleId="Contenidodelmarco">
+    <w:name w:val="Contenido del marco"/>
     <w:basedOn w:val="Normal"/>
     <w:qFormat/>
     <w:pPr/>
     <w:rPr/>
   </w:style>
-  <w:style w:type="paragraph" w:styleId="Contenidodelmarco">
-    <w:name w:val="Contenido del marco"/>
+  <w:style w:type="paragraph" w:styleId="Contenidodelmarcouser">
+    <w:name w:val="Contenido del marco (user)"/>
     <w:basedOn w:val="Normal"/>
     <w:qFormat/>
     <w:pPr/>
@@ -9597,8 +12457,8 @@
       <w:lang w:val="es-CO"/>
     </w:rPr>
   </w:style>
-  <w:style w:type="numbering" w:styleId="Ningunalista" w:default="1">
-    <w:name w:val="Ninguna lista"/>
+  <w:style w:type="numbering" w:styleId="Ningunalistauser" w:default="1">
+    <w:name w:val="Ninguna lista (user)"/>
     <w:uiPriority w:val="99"/>
     <w:semiHidden/>
     <w:unhideWhenUsed/>

--- a/Actividad 1 - Identificar el proyecto tecnológico a trabajar.docx
+++ b/Actividad 1 - Identificar el proyecto tecnológico a trabajar.docx
@@ -38,12 +38,12 @@
           <w:lang w:val="es-CO" w:bidi="ar-SA"/>
         </w:rPr>
       </w:r>
-      <w:bookmarkStart w:id="2" w:name="_Toc61935805_Copia_1"/>
+      <w:bookmarkStart w:id="2" w:name="_Toc185035819"/>
       <w:bookmarkStart w:id="3" w:name="_Toc185035946"/>
-      <w:bookmarkStart w:id="4" w:name="_Toc185035819"/>
-      <w:bookmarkStart w:id="5" w:name="_Toc61935805_Copia_1"/>
+      <w:bookmarkStart w:id="4" w:name="_Toc61935805_Copia_1"/>
+      <w:bookmarkStart w:id="5" w:name="_Toc185035819"/>
       <w:bookmarkStart w:id="6" w:name="_Toc185035946"/>
-      <w:bookmarkStart w:id="7" w:name="_Toc185035819"/>
+      <w:bookmarkStart w:id="7" w:name="_Toc61935805_Copia_1"/>
       <w:bookmarkEnd w:id="5"/>
       <w:bookmarkEnd w:id="6"/>
       <w:bookmarkEnd w:id="7"/>
@@ -159,7 +159,7 @@
           <w:lang w:val="es-CO" w:bidi="ar-SA"/>
         </w:rPr>
         <w:drawing>
-          <wp:anchor distT="0" distB="0" distL="0" distR="0" simplePos="0" relativeHeight="36" behindDoc="0" locked="0" layoutInCell="0" allowOverlap="1">
+          <wp:anchor distT="0" distB="0" distL="0" distR="0" simplePos="0" relativeHeight="39" behindDoc="0" locked="0" layoutInCell="0" allowOverlap="1">
             <wp:simplePos x="0" y="0"/>
             <wp:positionH relativeFrom="column">
               <wp:posOffset>1684655</wp:posOffset>
@@ -603,28 +603,28 @@
           <w:lang w:val="es-CO" w:bidi="ar-SA"/>
         </w:rPr>
       </w:pPr>
-      <w:bookmarkStart w:id="8" w:name="_Toc185035946_Copia_1"/>
-      <w:bookmarkStart w:id="9" w:name="_Toc185035819_Copia_1"/>
-      <w:bookmarkStart w:id="10" w:name="_Toc185067740"/>
-      <w:bookmarkStart w:id="11" w:name="_Toc185063559"/>
-      <w:bookmarkStart w:id="12" w:name="_Toc185035952"/>
-      <w:bookmarkStart w:id="13" w:name="_Toc185035825"/>
-      <w:bookmarkStart w:id="14" w:name="_Toc184891792"/>
-      <w:bookmarkStart w:id="15" w:name="_Toc184891358"/>
-      <w:bookmarkStart w:id="16" w:name="_Toc184890569"/>
-      <w:bookmarkStart w:id="17" w:name="_Toc156952358"/>
-      <w:bookmarkStart w:id="18" w:name="_Toc136600878"/>
-      <w:bookmarkStart w:id="19" w:name="_Toc262170287"/>
-      <w:bookmarkStart w:id="20" w:name="_Toc61935807"/>
-      <w:bookmarkStart w:id="21" w:name="_Toc57261154"/>
-      <w:bookmarkStart w:id="22" w:name="_Toc57260719"/>
-      <w:bookmarkStart w:id="23" w:name="_Toc57258726"/>
-      <w:bookmarkStart w:id="24" w:name="_Toc57258424"/>
-      <w:bookmarkStart w:id="25" w:name="_Toc57258272"/>
-      <w:bookmarkStart w:id="26" w:name="_Toc55972098"/>
-      <w:bookmarkStart w:id="27" w:name="_Toc55962868"/>
-      <w:bookmarkStart w:id="28" w:name="_Toc55962767"/>
-      <w:bookmarkStart w:id="29" w:name="_Toc55962612"/>
+      <w:bookmarkStart w:id="8" w:name="_Toc55962612"/>
+      <w:bookmarkStart w:id="9" w:name="_Toc55962767"/>
+      <w:bookmarkStart w:id="10" w:name="_Toc55962868"/>
+      <w:bookmarkStart w:id="11" w:name="_Toc55972098"/>
+      <w:bookmarkStart w:id="12" w:name="_Toc57258272"/>
+      <w:bookmarkStart w:id="13" w:name="_Toc57258424"/>
+      <w:bookmarkStart w:id="14" w:name="_Toc57258726"/>
+      <w:bookmarkStart w:id="15" w:name="_Toc57260719"/>
+      <w:bookmarkStart w:id="16" w:name="_Toc57261154"/>
+      <w:bookmarkStart w:id="17" w:name="_Toc61935807"/>
+      <w:bookmarkStart w:id="18" w:name="_Toc262170287"/>
+      <w:bookmarkStart w:id="19" w:name="_Toc136600878"/>
+      <w:bookmarkStart w:id="20" w:name="_Toc156952358"/>
+      <w:bookmarkStart w:id="21" w:name="_Toc184890569"/>
+      <w:bookmarkStart w:id="22" w:name="_Toc184891358"/>
+      <w:bookmarkStart w:id="23" w:name="_Toc184891792"/>
+      <w:bookmarkStart w:id="24" w:name="_Toc185035825"/>
+      <w:bookmarkStart w:id="25" w:name="_Toc185035952"/>
+      <w:bookmarkStart w:id="26" w:name="_Toc185063559"/>
+      <w:bookmarkStart w:id="27" w:name="_Toc185067740"/>
+      <w:bookmarkStart w:id="28" w:name="_Toc185035819_Copia_1"/>
+      <w:bookmarkStart w:id="29" w:name="_Toc185035946_Copia_1"/>
       <w:bookmarkEnd w:id="8"/>
       <w:bookmarkEnd w:id="9"/>
       <w:bookmarkEnd w:id="10"/>
@@ -698,7 +698,7 @@
           </w:r>
           <w:r>
             <w:rPr>
-              <w:rStyle w:val="Enlacedelndice"/>
+              <w:rStyle w:val="Enlacedelndiceuser"/>
               <w:vanish w:val="false"/>
               <w:lang w:val="es-CO" w:eastAsia="en-US" w:bidi="ar-SA"/>
             </w:rPr>
@@ -706,7 +706,7 @@
           </w:r>
           <w:r>
             <w:rPr>
-              <w:rStyle w:val="Enlacedelndice"/>
+              <w:rStyle w:val="Enlacedelndiceuser"/>
               <w:vanish w:val="false"/>
               <w:lang w:val="es-CO" w:eastAsia="en-US" w:bidi="ar-SA"/>
             </w:rPr>
@@ -714,7 +714,7 @@
           </w:r>
           <w:r>
             <w:rPr>
-              <w:rStyle w:val="Enlacedelndice"/>
+              <w:rStyle w:val="Enlacedelndiceuser"/>
               <w:vanish w:val="false"/>
               <w:lang w:val="es-CO" w:eastAsia="en-US" w:bidi="ar-SA"/>
             </w:rPr>
@@ -738,39 +738,14 @@
               <w:t xml:space="preserve">Introducción </w:t>
               <w:tab/>
             </w:r>
-            <w:r>
-              <w:rPr>
-                <w:webHidden/>
-              </w:rPr>
-              <w:fldChar w:fldCharType="begin"/>
-            </w:r>
-            <w:r>
-              <w:rPr>
-                <w:webHidden/>
-              </w:rPr>
-              <w:instrText xml:space="preserve">PAGEREF _Toc62801083 \h</w:instrText>
-            </w:r>
-            <w:r>
-              <w:rPr>
-                <w:webHidden/>
-              </w:rPr>
-              <w:fldChar w:fldCharType="separate"/>
-            </w:r>
-            <w:r>
-              <w:rPr>
-                <w:rStyle w:val="Enlacedelndice"/>
-                <w:vanish w:val="false"/>
-                <w:lang w:val="es-CO" w:eastAsia="en-US" w:bidi="ar-SA"/>
-              </w:rPr>
-              <w:t>3</w:t>
-            </w:r>
-            <w:r>
-              <w:rPr>
-                <w:webHidden/>
-              </w:rPr>
-              <w:fldChar w:fldCharType="end"/>
-            </w:r>
           </w:hyperlink>
+          <w:r>
+            <w:rPr>
+              <w:vanish w:val="false"/>
+              <w:lang w:val="es-CO" w:eastAsia="en-US" w:bidi="ar-SA"/>
+            </w:rPr>
+            <w:t>4</w:t>
+          </w:r>
         </w:p>
         <w:p>
           <w:pPr>
@@ -797,8 +772,10 @@
             </w:r>
           </w:hyperlink>
           <w:r>
-            <w:rPr/>
-            <w:t>3</w:t>
+            <w:rPr>
+              <w:vanish w:val="false"/>
+            </w:rPr>
+            <w:t>4</w:t>
           </w:r>
         </w:p>
         <w:p>
@@ -826,8 +803,10 @@
             </w:r>
           </w:hyperlink>
           <w:r>
-            <w:rPr/>
-            <w:t>3</w:t>
+            <w:rPr>
+              <w:vanish w:val="false"/>
+            </w:rPr>
+            <w:t>4</w:t>
           </w:r>
         </w:p>
         <w:p>
@@ -855,8 +834,10 @@
             </w:r>
           </w:hyperlink>
           <w:r>
-            <w:rPr/>
-            <w:t>3</w:t>
+            <w:rPr>
+              <w:vanish w:val="false"/>
+            </w:rPr>
+            <w:t>4</w:t>
           </w:r>
         </w:p>
         <w:p>
@@ -895,7 +876,7 @@
               <w:vanish w:val="false"/>
               <w:lang w:val="es-CO" w:eastAsia="en-US" w:bidi="ar-SA"/>
             </w:rPr>
-            <w:t>4</w:t>
+            <w:t>5</w:t>
           </w:r>
         </w:p>
         <w:p>
@@ -916,14 +897,17 @@
             <w:r>
               <w:rPr>
                 <w:rStyle w:val="Enlacedelndice"/>
+                <w:vanish w:val="false"/>
                 <w:webHidden/>
               </w:rPr>
               <w:tab/>
             </w:r>
           </w:hyperlink>
           <w:r>
-            <w:rPr/>
-            <w:t>3</w:t>
+            <w:rPr>
+              <w:vanish w:val="false"/>
+            </w:rPr>
+            <w:t>5</w:t>
           </w:r>
         </w:p>
         <w:p>
@@ -938,28 +922,23 @@
           </w:pPr>
           <w:r>
             <w:rPr/>
-            <w:t>2.</w:t>
-          </w:r>
-          <w:r>
-            <w:rPr/>
-            <w:t>2</w:t>
-          </w:r>
-          <w:r>
-            <w:rPr/>
-            <w:t xml:space="preserve"> Mapa mental del CVDS</w:t>
+            <w:t>2.2 Mapa mental del CVDS</w:t>
           </w:r>
           <w:hyperlink w:anchor="_Toc62801090">
             <w:r>
               <w:rPr>
                 <w:rStyle w:val="Enlacedelndice"/>
+                <w:vanish w:val="false"/>
                 <w:webHidden/>
               </w:rPr>
               <w:tab/>
             </w:r>
           </w:hyperlink>
           <w:r>
-            <w:rPr/>
-            <w:t>3</w:t>
+            <w:rPr>
+              <w:vanish w:val="false"/>
+            </w:rPr>
+            <w:t>6</w:t>
           </w:r>
         </w:p>
         <w:p>
@@ -998,7 +977,7 @@
               <w:vanish w:val="false"/>
               <w:lang w:val="es-CO" w:eastAsia="en-US" w:bidi="ar-SA"/>
             </w:rPr>
-            <w:t>5</w:t>
+            <w:t>6</w:t>
           </w:r>
         </w:p>
         <w:p>
@@ -1013,32 +992,23 @@
           </w:pPr>
           <w:r>
             <w:rPr/>
-            <w:t>3</w:t>
-          </w:r>
-          <w:r>
-            <w:rPr/>
-            <w:t>.</w:t>
-          </w:r>
-          <w:r>
-            <w:rPr/>
-            <w:t>1</w:t>
-          </w:r>
-          <w:r>
-            <w:rPr/>
-            <w:t xml:space="preserve"> Justificación de la metodología seleccionada</w:t>
+            <w:t>3.1 Justificación de la metodología seleccionada</w:t>
           </w:r>
           <w:hyperlink w:anchor="_Toc62801090">
             <w:r>
               <w:rPr>
                 <w:rStyle w:val="Enlacedelndice"/>
+                <w:vanish w:val="false"/>
                 <w:webHidden/>
               </w:rPr>
               <w:tab/>
             </w:r>
           </w:hyperlink>
           <w:r>
-            <w:rPr/>
-            <w:t>3</w:t>
+            <w:rPr>
+              <w:vanish w:val="false"/>
+            </w:rPr>
+            <w:t>6</w:t>
           </w:r>
         </w:p>
         <w:p>
@@ -1053,32 +1023,23 @@
           </w:pPr>
           <w:r>
             <w:rPr/>
-            <w:t>3</w:t>
-          </w:r>
-          <w:r>
-            <w:rPr/>
-            <w:t>.</w:t>
-          </w:r>
-          <w:r>
-            <w:rPr/>
-            <w:t>2</w:t>
-          </w:r>
-          <w:r>
-            <w:rPr/>
-            <w:t xml:space="preserve"> Tablero de gestión del proyecto</w:t>
+            <w:t>3.2 Tablero de gestión del proyecto</w:t>
           </w:r>
           <w:hyperlink w:anchor="_Toc62801090">
             <w:r>
               <w:rPr>
                 <w:rStyle w:val="Enlacedelndice"/>
+                <w:vanish w:val="false"/>
                 <w:webHidden/>
               </w:rPr>
               <w:tab/>
             </w:r>
           </w:hyperlink>
           <w:r>
-            <w:rPr/>
-            <w:t>3</w:t>
+            <w:rPr>
+              <w:vanish w:val="false"/>
+            </w:rPr>
+            <w:t>7</w:t>
           </w:r>
         </w:p>
         <w:p>
@@ -1093,32 +1054,23 @@
           </w:pPr>
           <w:r>
             <w:rPr/>
-            <w:t>3</w:t>
-          </w:r>
-          <w:r>
-            <w:rPr/>
-            <w:t>.</w:t>
-          </w:r>
-          <w:r>
-            <w:rPr/>
-            <w:t>3</w:t>
-          </w:r>
-          <w:r>
-            <w:rPr/>
-            <w:t xml:space="preserve"> Organización por sprints o fases ágiles</w:t>
+            <w:t>3.3 Organización por sprints o fases ágiles</w:t>
           </w:r>
           <w:hyperlink w:anchor="_Toc62801090">
             <w:r>
               <w:rPr>
                 <w:rStyle w:val="Enlacedelndice"/>
+                <w:vanish w:val="false"/>
                 <w:webHidden/>
               </w:rPr>
               <w:tab/>
             </w:r>
           </w:hyperlink>
           <w:r>
-            <w:rPr/>
-            <w:t>3</w:t>
+            <w:rPr>
+              <w:vanish w:val="false"/>
+            </w:rPr>
+            <w:t>7</w:t>
           </w:r>
         </w:p>
         <w:p>
@@ -1153,7 +1105,7 @@
             <w:rPr>
               <w:vanish w:val="false"/>
             </w:rPr>
-            <w:t>6</w:t>
+            <w:t>8</w:t>
           </w:r>
         </w:p>
         <w:p>
@@ -1168,32 +1120,23 @@
           </w:pPr>
           <w:r>
             <w:rPr/>
-            <w:t>4</w:t>
-          </w:r>
-          <w:r>
-            <w:rPr/>
-            <w:t>.</w:t>
-          </w:r>
-          <w:r>
-            <w:rPr/>
-            <w:t>1</w:t>
-          </w:r>
-          <w:r>
-            <w:rPr/>
-            <w:t xml:space="preserve"> Proceso de investigación con usuarios</w:t>
+            <w:t>4.1 Proceso de investigación con usuarios</w:t>
           </w:r>
           <w:hyperlink w:anchor="_Toc62801090">
             <w:r>
               <w:rPr>
                 <w:rStyle w:val="Enlacedelndice"/>
+                <w:vanish w:val="false"/>
                 <w:webHidden/>
               </w:rPr>
               <w:tab/>
             </w:r>
           </w:hyperlink>
           <w:r>
-            <w:rPr/>
-            <w:t>3</w:t>
+            <w:rPr>
+              <w:vanish w:val="false"/>
+            </w:rPr>
+            <w:t>8</w:t>
           </w:r>
         </w:p>
         <w:p>
@@ -1214,14 +1157,17 @@
             <w:r>
               <w:rPr>
                 <w:rStyle w:val="Enlacedelndice"/>
+                <w:vanish w:val="false"/>
                 <w:webHidden/>
               </w:rPr>
               <w:tab/>
             </w:r>
           </w:hyperlink>
           <w:r>
-            <w:rPr/>
-            <w:t>3</w:t>
+            <w:rPr>
+              <w:vanish w:val="false"/>
+            </w:rPr>
+            <w:t>8</w:t>
           </w:r>
         </w:p>
         <w:p>
@@ -1236,28 +1182,23 @@
           </w:pPr>
           <w:r>
             <w:rPr/>
-            <w:t>4.</w:t>
-          </w:r>
-          <w:r>
-            <w:rPr/>
-            <w:t>2</w:t>
-          </w:r>
-          <w:r>
-            <w:rPr/>
-            <w:t xml:space="preserve"> User Persona</w:t>
+            <w:t>4.2 User Persona</w:t>
           </w:r>
           <w:hyperlink w:anchor="_Toc62801090">
             <w:r>
               <w:rPr>
                 <w:rStyle w:val="Enlacedelndice"/>
+                <w:vanish w:val="false"/>
                 <w:webHidden/>
               </w:rPr>
               <w:tab/>
             </w:r>
           </w:hyperlink>
           <w:r>
-            <w:rPr/>
-            <w:t>3</w:t>
+            <w:rPr>
+              <w:vanish w:val="false"/>
+            </w:rPr>
+            <w:t>8</w:t>
           </w:r>
         </w:p>
         <w:p>
@@ -1272,28 +1213,23 @@
           </w:pPr>
           <w:r>
             <w:rPr/>
-            <w:t>4.</w:t>
-          </w:r>
-          <w:r>
-            <w:rPr/>
-            <w:t>3</w:t>
-          </w:r>
-          <w:r>
-            <w:rPr/>
-            <w:t xml:space="preserve"> Mapa de empatía</w:t>
+            <w:t>4.3 Mapa de empatía</w:t>
           </w:r>
           <w:hyperlink w:anchor="_Toc62801090">
             <w:r>
               <w:rPr>
                 <w:rStyle w:val="Enlacedelndice"/>
+                <w:vanish w:val="false"/>
                 <w:webHidden/>
               </w:rPr>
               <w:tab/>
             </w:r>
           </w:hyperlink>
           <w:r>
-            <w:rPr/>
-            <w:t>3</w:t>
+            <w:rPr>
+              <w:vanish w:val="false"/>
+            </w:rPr>
+            <w:t>9</w:t>
           </w:r>
         </w:p>
         <w:p>
@@ -1308,28 +1244,23 @@
           </w:pPr>
           <w:r>
             <w:rPr/>
-            <w:t>4.</w:t>
-          </w:r>
-          <w:r>
-            <w:rPr/>
-            <w:t>4</w:t>
-          </w:r>
-          <w:r>
-            <w:rPr/>
-            <w:t xml:space="preserve"> Punto de vista (POV)</w:t>
+            <w:t>4.4 Punto de vista (POV)</w:t>
           </w:r>
           <w:hyperlink w:anchor="_Toc62801090">
             <w:r>
               <w:rPr>
                 <w:rStyle w:val="Enlacedelndice"/>
+                <w:vanish w:val="false"/>
                 <w:webHidden/>
               </w:rPr>
               <w:tab/>
             </w:r>
           </w:hyperlink>
           <w:r>
-            <w:rPr/>
-            <w:t>3</w:t>
+            <w:rPr>
+              <w:vanish w:val="false"/>
+            </w:rPr>
+            <w:t>9</w:t>
           </w:r>
         </w:p>
         <w:p>
@@ -1344,28 +1275,23 @@
           </w:pPr>
           <w:r>
             <w:rPr/>
-            <w:t>4.</w:t>
-          </w:r>
-          <w:r>
-            <w:rPr/>
-            <w:t>5</w:t>
-          </w:r>
-          <w:r>
-            <w:rPr/>
-            <w:t xml:space="preserve"> Ideación y propuesta de solución</w:t>
+            <w:t>4.5 Ideación y propuesta de solución</w:t>
           </w:r>
           <w:hyperlink w:anchor="_Toc62801090">
             <w:r>
               <w:rPr>
                 <w:rStyle w:val="Enlacedelndice"/>
+                <w:vanish w:val="false"/>
                 <w:webHidden/>
               </w:rPr>
               <w:tab/>
             </w:r>
           </w:hyperlink>
           <w:r>
-            <w:rPr/>
-            <w:t>3</w:t>
+            <w:rPr>
+              <w:vanish w:val="false"/>
+            </w:rPr>
+            <w:t>10</w:t>
           </w:r>
         </w:p>
         <w:p>
@@ -1404,7 +1330,14 @@
               <w:vanish w:val="false"/>
               <w:lang w:val="es-CO" w:eastAsia="en-US" w:bidi="ar-SA"/>
             </w:rPr>
-            <w:t xml:space="preserve"> 7</w:t>
+            <w:t xml:space="preserve"> </w:t>
+          </w:r>
+          <w:r>
+            <w:rPr>
+              <w:vanish w:val="false"/>
+              <w:lang w:val="es-CO" w:eastAsia="en-US" w:bidi="ar-SA"/>
+            </w:rPr>
+            <w:t>10</w:t>
           </w:r>
         </w:p>
         <w:p>
@@ -1432,8 +1365,10 @@
             </w:r>
           </w:hyperlink>
           <w:r>
-            <w:rPr/>
-            <w:t>7</w:t>
+            <w:rPr>
+              <w:vanish w:val="false"/>
+            </w:rPr>
+            <w:t>10</w:t>
           </w:r>
         </w:p>
         <w:p>
@@ -1461,8 +1396,10 @@
             </w:r>
           </w:hyperlink>
           <w:r>
-            <w:rPr/>
-            <w:t>7</w:t>
+            <w:rPr>
+              <w:vanish w:val="false"/>
+            </w:rPr>
+            <w:t>11</w:t>
           </w:r>
         </w:p>
         <w:p>
@@ -1490,8 +1427,10 @@
             </w:r>
           </w:hyperlink>
           <w:r>
-            <w:rPr/>
-            <w:t>7</w:t>
+            <w:rPr>
+              <w:vanish w:val="false"/>
+            </w:rPr>
+            <w:t>12</w:t>
           </w:r>
         </w:p>
         <w:p>
@@ -1525,7 +1464,13 @@
             <w:rPr>
               <w:lang w:val="es-CO"/>
             </w:rPr>
-            <w:t xml:space="preserve"> 8</w:t>
+            <w:t xml:space="preserve"> </w:t>
+          </w:r>
+          <w:r>
+            <w:rPr>
+              <w:lang w:val="es-CO"/>
+            </w:rPr>
+            <w:t>12</w:t>
           </w:r>
         </w:p>
         <w:p>
@@ -1560,7 +1505,7 @@
               <w:vanish w:val="false"/>
               <w:lang w:val="es-CO"/>
             </w:rPr>
-            <w:t>8</w:t>
+            <w:t>12</w:t>
           </w:r>
         </w:p>
         <w:p>
@@ -1591,7 +1536,7 @@
             <w:rPr>
               <w:vanish w:val="false"/>
             </w:rPr>
-            <w:t>8</w:t>
+            <w:t>13</w:t>
           </w:r>
         </w:p>
         <w:p>
@@ -1622,7 +1567,7 @@
             <w:rPr>
               <w:vanish w:val="false"/>
             </w:rPr>
-            <w:t>9</w:t>
+            <w:t>14</w:t>
           </w:r>
         </w:p>
         <w:p>
@@ -1658,7 +1603,14 @@
               <w:vanish w:val="false"/>
               <w:lang w:val="es-CO" w:eastAsia="en-US" w:bidi="ar-SA"/>
             </w:rPr>
-            <w:t xml:space="preserve"> 10</w:t>
+            <w:t xml:space="preserve"> 1</w:t>
+          </w:r>
+          <w:r>
+            <w:rPr>
+              <w:vanish w:val="false"/>
+              <w:lang w:val="es-CO" w:eastAsia="en-US" w:bidi="ar-SA"/>
+            </w:rPr>
+            <w:t>4</w:t>
           </w:r>
         </w:p>
         <w:p>
@@ -1694,7 +1646,14 @@
               <w:vanish w:val="false"/>
               <w:lang w:val="es-CO" w:eastAsia="en-US" w:bidi="ar-SA"/>
             </w:rPr>
-            <w:t>10</w:t>
+            <w:t>1</w:t>
+          </w:r>
+          <w:r>
+            <w:rPr>
+              <w:vanish w:val="false"/>
+              <w:lang w:val="es-CO" w:eastAsia="en-US" w:bidi="ar-SA"/>
+            </w:rPr>
+            <w:t>4</w:t>
           </w:r>
         </w:p>
         <w:p>
@@ -1725,7 +1684,13 @@
             <w:rPr>
               <w:vanish w:val="false"/>
             </w:rPr>
-            <w:t>10</w:t>
+            <w:t>1</w:t>
+          </w:r>
+          <w:r>
+            <w:rPr>
+              <w:vanish w:val="false"/>
+            </w:rPr>
+            <w:t>5</w:t>
           </w:r>
         </w:p>
         <w:p>
@@ -1756,7 +1721,13 @@
             <w:rPr>
               <w:vanish w:val="false"/>
             </w:rPr>
-            <w:t>11</w:t>
+            <w:t>1</w:t>
+          </w:r>
+          <w:r>
+            <w:rPr>
+              <w:vanish w:val="false"/>
+            </w:rPr>
+            <w:t>5</w:t>
           </w:r>
         </w:p>
         <w:p>
@@ -1787,7 +1758,13 @@
             <w:rPr>
               <w:vanish w:val="false"/>
             </w:rPr>
-            <w:t>11</w:t>
+            <w:t>1</w:t>
+          </w:r>
+          <w:r>
+            <w:rPr>
+              <w:vanish w:val="false"/>
+            </w:rPr>
+            <w:t>6</w:t>
           </w:r>
         </w:p>
         <w:p>
@@ -1818,7 +1795,13 @@
             <w:rPr>
               <w:vanish w:val="false"/>
             </w:rPr>
-            <w:t>12</w:t>
+            <w:t>1</w:t>
+          </w:r>
+          <w:r>
+            <w:rPr>
+              <w:vanish w:val="false"/>
+            </w:rPr>
+            <w:t>6</w:t>
           </w:r>
         </w:p>
         <w:p>
@@ -1857,7 +1840,14 @@
               <w:vanish w:val="false"/>
               <w:lang w:val="es-CO" w:eastAsia="en-US" w:bidi="ar-SA"/>
             </w:rPr>
-            <w:t>13</w:t>
+            <w:t>1</w:t>
+          </w:r>
+          <w:r>
+            <w:rPr>
+              <w:vanish w:val="false"/>
+              <w:lang w:val="es-CO" w:eastAsia="en-US" w:bidi="ar-SA"/>
+            </w:rPr>
+            <w:t>7</w:t>
           </w:r>
         </w:p>
         <w:p>
@@ -1875,24 +1865,13 @@
           </w:pPr>
           <w:r>
             <w:rPr/>
-            <w:t>9</w:t>
-          </w:r>
-          <w:r>
-            <w:rPr/>
-            <w:t xml:space="preserve">. </w:t>
-          </w:r>
-          <w:r>
-            <w:rPr/>
-            <w:t>Anexos</w:t>
-          </w:r>
-          <w:r>
-            <w:rPr/>
-            <w:t xml:space="preserve"> </w:t>
+            <w:t xml:space="preserve">9. Anexos </w:t>
           </w:r>
           <w:hyperlink w:anchor="_Toc62801091">
             <w:r>
               <w:rPr>
                 <w:rStyle w:val="Enlacedelndice"/>
+                <w:vanish w:val="false"/>
                 <w:webHidden/>
               </w:rPr>
               <w:tab/>
@@ -1900,7 +1879,11 @@
           </w:hyperlink>
           <w:r>
             <w:rPr/>
-            <w:t>13</w:t>
+            <w:t>1</w:t>
+          </w:r>
+          <w:r>
+            <w:rPr/>
+            <w:t>7</w:t>
           </w:r>
           <w:r>
             <w:rPr/>
@@ -1942,7 +1925,8 @@
       </w:pPr>
       <w:r>
         <w:rPr>
-          <w:lang w:val="es-CO" w:bidi="ar-SA"/>
+          <w:vanish w:val="false"/>
+          <w:lang w:val="es-CO" w:eastAsia="en-US" w:bidi="ar-SA"/>
         </w:rPr>
       </w:r>
       <w:r>
@@ -1960,26 +1944,26 @@
           <w:rFonts w:ascii="Times New Roman" w:hAnsi="Times New Roman"/>
         </w:rPr>
       </w:pPr>
-      <w:bookmarkStart w:id="30" w:name="_Toc136600878_Copia_1"/>
-      <w:bookmarkStart w:id="31" w:name="_Toc262170287_Copia_1"/>
-      <w:bookmarkStart w:id="32" w:name="_Toc61935807_Copia_1"/>
-      <w:bookmarkStart w:id="33" w:name="_Toc57261154_Copia_1"/>
-      <w:bookmarkStart w:id="34" w:name="_Toc57260719_Copia_1"/>
-      <w:bookmarkStart w:id="35" w:name="_Toc57258726_Copia_1"/>
-      <w:bookmarkStart w:id="36" w:name="_Toc57258424_Copia_1"/>
-      <w:bookmarkStart w:id="37" w:name="_Toc57258272_Copia_1"/>
-      <w:bookmarkStart w:id="38" w:name="_Toc55972098_Copia_1"/>
-      <w:bookmarkStart w:id="39" w:name="_Toc55962868_Copia_1"/>
-      <w:bookmarkStart w:id="40" w:name="_Toc55962767_Copia_1"/>
-      <w:bookmarkStart w:id="41" w:name="_Toc55962612_Copia_1"/>
-      <w:bookmarkStart w:id="42" w:name="_Toc185067740_Copia_1"/>
-      <w:bookmarkStart w:id="43" w:name="_Toc185063559_Copia_1"/>
-      <w:bookmarkStart w:id="44" w:name="_Toc185035952_Copia_1"/>
-      <w:bookmarkStart w:id="45" w:name="_Toc185035825_Copia_1"/>
-      <w:bookmarkStart w:id="46" w:name="_Toc184891792_Copia_1"/>
-      <w:bookmarkStart w:id="47" w:name="_Toc184891358_Copia_1"/>
-      <w:bookmarkStart w:id="48" w:name="_Toc184890569_Copia_1"/>
-      <w:bookmarkStart w:id="49" w:name="_Toc156952358_Copia_1"/>
+      <w:bookmarkStart w:id="30" w:name="_Toc156952358_Copia_1"/>
+      <w:bookmarkStart w:id="31" w:name="_Toc184890569_Copia_1"/>
+      <w:bookmarkStart w:id="32" w:name="_Toc184891358_Copia_1"/>
+      <w:bookmarkStart w:id="33" w:name="_Toc184891792_Copia_1"/>
+      <w:bookmarkStart w:id="34" w:name="_Toc185035825_Copia_1"/>
+      <w:bookmarkStart w:id="35" w:name="_Toc185035952_Copia_1"/>
+      <w:bookmarkStart w:id="36" w:name="_Toc185063559_Copia_1"/>
+      <w:bookmarkStart w:id="37" w:name="_Toc185067740_Copia_1"/>
+      <w:bookmarkStart w:id="38" w:name="_Toc55962612_Copia_1"/>
+      <w:bookmarkStart w:id="39" w:name="_Toc55962767_Copia_1"/>
+      <w:bookmarkStart w:id="40" w:name="_Toc55962868_Copia_1"/>
+      <w:bookmarkStart w:id="41" w:name="_Toc55972098_Copia_1"/>
+      <w:bookmarkStart w:id="42" w:name="_Toc57258272_Copia_1"/>
+      <w:bookmarkStart w:id="43" w:name="_Toc57258424_Copia_1"/>
+      <w:bookmarkStart w:id="44" w:name="_Toc57258726_Copia_1"/>
+      <w:bookmarkStart w:id="45" w:name="_Toc57260719_Copia_1"/>
+      <w:bookmarkStart w:id="46" w:name="_Toc57261154_Copia_1"/>
+      <w:bookmarkStart w:id="47" w:name="_Toc61935807_Copia_1"/>
+      <w:bookmarkStart w:id="48" w:name="_Toc262170287_Copia_1"/>
+      <w:bookmarkStart w:id="49" w:name="_Toc136600878_Copia_1"/>
       <w:bookmarkEnd w:id="30"/>
       <w:bookmarkEnd w:id="31"/>
       <w:bookmarkEnd w:id="32"/>
@@ -2002,22 +1986,20 @@
       <w:bookmarkEnd w:id="49"/>
       <w:r>
         <w:rPr>
-          <w:rFonts w:ascii="Times New Roman" w:hAnsi="Times New Roman"/>
           <w:lang w:val="es-CO" w:bidi="ar-SA"/>
         </w:rPr>
         <w:t xml:space="preserve">1 </w:t>
       </w:r>
-      <w:bookmarkStart w:id="50" w:name="_Toc62801083"/>
-      <w:bookmarkStart w:id="51" w:name="_Toc62800635"/>
-      <w:bookmarkStart w:id="52" w:name="_Toc62800548"/>
-      <w:bookmarkStart w:id="53" w:name="_Toc62800392"/>
-      <w:bookmarkStart w:id="54" w:name="_Toc62799672"/>
-      <w:bookmarkStart w:id="55" w:name="_Toc26079248"/>
-      <w:bookmarkStart w:id="56" w:name="_Toc26076889"/>
-      <w:bookmarkStart w:id="57" w:name="_Toc316718173"/>
-      <w:r>
-        <w:rPr>
-          <w:rFonts w:ascii="Times New Roman" w:hAnsi="Times New Roman"/>
+      <w:bookmarkStart w:id="50" w:name="_Toc316718173"/>
+      <w:bookmarkStart w:id="51" w:name="_Toc26076889"/>
+      <w:bookmarkStart w:id="52" w:name="_Toc26079248"/>
+      <w:bookmarkStart w:id="53" w:name="_Toc62799672"/>
+      <w:bookmarkStart w:id="54" w:name="_Toc62800392"/>
+      <w:bookmarkStart w:id="55" w:name="_Toc62800548"/>
+      <w:bookmarkStart w:id="56" w:name="_Toc62800635"/>
+      <w:bookmarkStart w:id="57" w:name="_Toc62801083"/>
+      <w:r>
+        <w:rPr>
           <w:lang w:val="es-CO" w:bidi="ar-SA"/>
         </w:rPr>
         <w:t xml:space="preserve">Introducción </w:t>
@@ -2051,7 +2033,7 @@
       </w:pPr>
       <w:r>
         <w:rPr>
-          <w:rFonts w:eastAsia="Times New Roman" w:cs="Times New Roman" w:ascii="Times New Roman" w:hAnsi="Times New Roman"/>
+          <w:rFonts w:eastAsia="Times New Roman" w:cs="Times New Roman"/>
           <w:color w:val="000000"/>
           <w:kern w:val="0"/>
           <w:sz w:val="24"/>
@@ -2082,7 +2064,7 @@
       </w:pPr>
       <w:r>
         <w:rPr>
-          <w:rFonts w:eastAsia="Times New Roman" w:cs="Times New Roman" w:ascii="Times New Roman" w:hAnsi="Times New Roman"/>
+          <w:rFonts w:eastAsia="Times New Roman" w:cs="Times New Roman"/>
           <w:color w:val="000000"/>
           <w:kern w:val="0"/>
           <w:sz w:val="24"/>
@@ -2112,7 +2094,7 @@
       </w:pPr>
       <w:r>
         <w:rPr>
-          <w:rFonts w:eastAsia="Times New Roman" w:cs="Times New Roman" w:ascii="Times New Roman" w:hAnsi="Times New Roman"/>
+          <w:rFonts w:eastAsia="Times New Roman" w:cs="Times New Roman"/>
           <w:color w:val="000000"/>
           <w:kern w:val="0"/>
           <w:sz w:val="24"/>
@@ -2143,7 +2125,7 @@
       </w:pPr>
       <w:r>
         <w:rPr>
-          <w:rFonts w:eastAsia="Times New Roman" w:cs="Times New Roman" w:ascii="Times New Roman" w:hAnsi="Times New Roman"/>
+          <w:rFonts w:eastAsia="Times New Roman" w:cs="Times New Roman"/>
           <w:color w:val="000000"/>
           <w:kern w:val="0"/>
           <w:sz w:val="24"/>
@@ -2173,7 +2155,7 @@
       </w:pPr>
       <w:r>
         <w:rPr>
-          <w:rFonts w:eastAsia="Times New Roman" w:cs="Times New Roman" w:ascii="Times New Roman" w:hAnsi="Times New Roman"/>
+          <w:rFonts w:eastAsia="Times New Roman" w:cs="Times New Roman"/>
           <w:color w:val="000000"/>
           <w:kern w:val="0"/>
           <w:sz w:val="24"/>
@@ -2205,7 +2187,7 @@
       </w:pPr>
       <w:r>
         <w:rPr>
-          <w:rFonts w:eastAsia="Times New Roman" w:cs="Times New Roman" w:ascii="Times New Roman" w:hAnsi="Times New Roman"/>
+          <w:rFonts w:eastAsia="Times New Roman" w:cs="Times New Roman"/>
           <w:color w:val="000000"/>
           <w:kern w:val="0"/>
           <w:sz w:val="24"/>
@@ -2379,7 +2361,7 @@
       </w:pPr>
       <w:r>
         <w:rPr>
-          <w:rFonts w:eastAsia="Times New Roman" w:cs="Times New Roman" w:ascii="Times New Roman" w:hAnsi="Times New Roman"/>
+          <w:rFonts w:eastAsia="Times New Roman" w:cs="Times New Roman"/>
           <w:color w:val="000000"/>
           <w:kern w:val="0"/>
           <w:sz w:val="24"/>
@@ -2410,7 +2392,7 @@
       </w:pPr>
       <w:r>
         <w:rPr>
-          <w:rFonts w:eastAsia="Times New Roman" w:cs="Times New Roman" w:ascii="Times New Roman" w:hAnsi="Times New Roman"/>
+          <w:rFonts w:eastAsia="Times New Roman" w:cs="Times New Roman"/>
           <w:color w:val="000000"/>
           <w:kern w:val="0"/>
           <w:sz w:val="24"/>
@@ -2440,7 +2422,7 @@
       </w:pPr>
       <w:r>
         <w:rPr>
-          <w:rFonts w:eastAsia="Times New Roman" w:cs="Times New Roman" w:ascii="Times New Roman" w:hAnsi="Times New Roman"/>
+          <w:rFonts w:eastAsia="Times New Roman" w:cs="Times New Roman"/>
           <w:color w:val="000000"/>
           <w:kern w:val="0"/>
           <w:sz w:val="24"/>
@@ -2463,7 +2445,6 @@
       </w:pPr>
       <w:r>
         <w:rPr>
-          <w:rFonts w:ascii="Times New Roman" w:hAnsi="Times New Roman"/>
           <w:lang w:val="es-CO" w:bidi="ar-SA"/>
         </w:rPr>
       </w:r>
@@ -2484,16 +2465,7 @@
           <w:color w:val="auto"/>
           <w:szCs w:val="32"/>
         </w:rPr>
-        <w:t>1.3 Conformación del equipo de trabajo</w:t>
-      </w:r>
-      <w:r>
-        <w:rPr>
-          <w:b/>
-          <w:bCs/>
-          <w:color w:val="auto"/>
-          <w:szCs w:val="32"/>
-        </w:rPr>
-        <w:t xml:space="preserve"> </w:t>
+        <w:t xml:space="preserve">1.3 Conformación del equipo de trabajo </w:t>
       </w:r>
     </w:p>
     <w:p>
@@ -2508,7 +2480,6 @@
       </w:pPr>
       <w:r>
         <w:rPr>
-          <w:rFonts w:ascii="Times New Roman" w:hAnsi="Times New Roman"/>
           <w:b w:val="false"/>
           <w:i w:val="false"/>
           <w:caps w:val="false"/>
@@ -2543,7 +2514,6 @@
       </w:pPr>
       <w:r>
         <w:rPr>
-          <w:rFonts w:ascii="Times New Roman" w:hAnsi="Times New Roman"/>
           <w:b w:val="false"/>
           <w:i w:val="false"/>
           <w:caps w:val="false"/>
@@ -2568,7 +2538,6 @@
       </w:pPr>
       <w:r>
         <w:rPr>
-          <w:rFonts w:ascii="Times New Roman" w:hAnsi="Times New Roman"/>
           <w:b w:val="false"/>
           <w:i w:val="false"/>
           <w:caps w:val="false"/>
@@ -2603,7 +2572,6 @@
       </w:pPr>
       <w:r>
         <w:rPr>
-          <w:rFonts w:ascii="Times New Roman" w:hAnsi="Times New Roman"/>
           <w:b w:val="false"/>
           <w:i w:val="false"/>
           <w:caps w:val="false"/>
@@ -2630,7 +2598,6 @@
       </w:pPr>
       <w:r>
         <w:rPr>
-          <w:rFonts w:ascii="Times New Roman" w:hAnsi="Times New Roman"/>
           <w:b/>
           <w:bCs/>
           <w:i w:val="false"/>
@@ -2646,7 +2613,6 @@
       </w:r>
       <w:r>
         <w:rPr>
-          <w:rFonts w:ascii="Times New Roman" w:hAnsi="Times New Roman"/>
           <w:b w:val="false"/>
           <w:bCs w:val="false"/>
           <w:i w:val="false"/>
@@ -2675,7 +2641,6 @@
       </w:pPr>
       <w:r>
         <w:rPr>
-          <w:rFonts w:ascii="Times New Roman" w:hAnsi="Times New Roman"/>
           <w:b/>
           <w:bCs/>
           <w:i w:val="false"/>
@@ -2691,7 +2656,6 @@
       </w:r>
       <w:r>
         <w:rPr>
-          <w:rFonts w:ascii="Times New Roman" w:hAnsi="Times New Roman"/>
           <w:b w:val="false"/>
           <w:bCs w:val="false"/>
           <w:i w:val="false"/>
@@ -2720,7 +2684,6 @@
       </w:pPr>
       <w:r>
         <w:rPr>
-          <w:rFonts w:ascii="Times New Roman" w:hAnsi="Times New Roman"/>
           <w:b/>
           <w:bCs/>
           <w:i w:val="false"/>
@@ -2736,7 +2699,6 @@
       </w:r>
       <w:r>
         <w:rPr>
-          <w:rFonts w:ascii="Times New Roman" w:hAnsi="Times New Roman"/>
           <w:b w:val="false"/>
           <w:bCs w:val="false"/>
           <w:i w:val="false"/>
@@ -2752,7 +2714,6 @@
       </w:r>
       <w:r>
         <w:rPr>
-          <w:rFonts w:ascii="Times New Roman" w:hAnsi="Times New Roman"/>
           <w:b/>
           <w:bCs/>
           <w:i w:val="false"/>
@@ -2768,7 +2729,6 @@
       </w:r>
       <w:r>
         <w:rPr>
-          <w:rFonts w:ascii="Times New Roman" w:hAnsi="Times New Roman"/>
           <w:b w:val="false"/>
           <w:bCs w:val="false"/>
           <w:i w:val="false"/>
@@ -2798,7 +2758,6 @@
       </w:pPr>
       <w:r>
         <w:rPr>
-          <w:rFonts w:ascii="Times New Roman" w:hAnsi="Times New Roman"/>
           <w:b/>
           <w:bCs/>
           <w:i w:val="false"/>
@@ -2815,7 +2774,6 @@
       </w:r>
       <w:r>
         <w:rPr>
-          <w:rFonts w:ascii="Times New Roman" w:hAnsi="Times New Roman"/>
           <w:b w:val="false"/>
           <w:bCs w:val="false"/>
           <w:i w:val="false"/>
@@ -2851,7 +2809,6 @@
       </w:pPr>
       <w:r>
         <w:rPr>
-          <w:rFonts w:ascii="Times New Roman" w:hAnsi="Times New Roman"/>
           <w:b/>
           <w:bCs/>
           <w:i w:val="false"/>
@@ -2879,7 +2836,6 @@
       </w:pPr>
       <w:r>
         <w:rPr>
-          <w:rFonts w:ascii="Times New Roman" w:hAnsi="Times New Roman"/>
           <w:b/>
           <w:bCs/>
           <w:lang w:val="es-CO" w:bidi="ar-SA"/>
@@ -2905,16 +2861,7 @@
           <w:color w:val="auto"/>
           <w:szCs w:val="32"/>
         </w:rPr>
-        <w:t>2.</w:t>
-      </w:r>
-      <w:r>
-        <w:rPr>
-          <w:b/>
-          <w:bCs/>
-          <w:color w:val="auto"/>
-          <w:szCs w:val="32"/>
-        </w:rPr>
-        <w:t>1</w:t>
+        <w:t>2.1</w:t>
       </w:r>
       <w:r>
         <w:rPr>
@@ -3324,10 +3271,7 @@
         </w:rPr>
       </w:pPr>
       <w:r>
-        <w:rPr>
-          <w:b/>
-          <w:bCs/>
-        </w:rPr>
+        <w:rPr/>
         <w:drawing>
           <wp:inline distT="0" distB="0" distL="0" distR="0">
             <wp:extent cx="5731510" cy="3241040"/>
@@ -3417,7 +3361,6 @@
       </w:pPr>
       <w:r>
         <w:rPr>
-          <w:rFonts w:ascii="Times New Roman" w:hAnsi="Times New Roman"/>
           <w:b/>
           <w:bCs/>
           <w:sz w:val="24"/>
@@ -3530,16 +3473,7 @@
       </w:pPr>
       <w:r>
         <w:rPr>
-          <w:rFonts w:eastAsia="Times New Roman" w:cs="Times New Roman"/>
-          <w:b w:val="false"/>
-          <w:bCs w:val="false"/>
-          <w:color w:val="000000"/>
-          <w:kern w:val="0"/>
-          <w:sz w:val="24"/>
-          <w:szCs w:val="24"/>
-          <w:u w:val="none"/>
-          <w:shd w:fill="FFFFFF" w:val="clear"/>
-          <w:lang w:val="es-CO" w:eastAsia="en-US" w:bidi="ar-SA"/>
+          <w:lang w:val="es-CO" w:bidi="ar-SA"/>
         </w:rPr>
       </w:r>
     </w:p>
@@ -3563,35 +3497,7 @@
           <w:u w:val="none"/>
           <w:lang w:val="es-EC" w:eastAsia="en-US" w:bidi="ar-SA"/>
         </w:rPr>
-        <w:t>3.</w:t>
-      </w:r>
-      <w:r>
-        <w:rPr>
-          <w:rFonts w:eastAsia="Times New Roman" w:cs="Times New Roman"/>
-          <w:b/>
-          <w:bCs/>
-          <w:color w:val="auto"/>
-          <w:kern w:val="0"/>
-          <w:sz w:val="24"/>
-          <w:szCs w:val="24"/>
-          <w:u w:val="none"/>
-          <w:lang w:val="es-EC" w:eastAsia="en-US" w:bidi="ar-SA"/>
-        </w:rPr>
-        <w:t>2</w:t>
-      </w:r>
-      <w:r>
-        <w:rPr>
-          <w:rFonts w:eastAsia="Times New Roman" w:cs="Times New Roman"/>
-          <w:b/>
-          <w:bCs/>
-          <w:color w:val="auto"/>
-          <w:kern w:val="0"/>
-          <w:sz w:val="24"/>
-          <w:szCs w:val="24"/>
-          <w:u w:val="none"/>
-          <w:lang w:val="es-EC" w:eastAsia="en-US" w:bidi="ar-SA"/>
-        </w:rPr>
-        <w:t xml:space="preserve"> Tablero de gestión del proyecto</w:t>
+        <w:t>3.2 Tablero de gestión del proyecto</w:t>
       </w:r>
     </w:p>
     <w:p>
@@ -3604,18 +3510,10 @@
       </w:pPr>
       <w:r>
         <w:rPr>
-          <w:rFonts w:eastAsia="Times New Roman" w:cs="Times New Roman"/>
-          <w:b/>
-          <w:bCs/>
-          <w:color w:val="auto"/>
-          <w:kern w:val="0"/>
-          <w:sz w:val="24"/>
-          <w:szCs w:val="24"/>
-          <w:u w:val="none"/>
-          <w:lang w:val="es-EC" w:eastAsia="en-US" w:bidi="ar-SA"/>
+          <w:lang w:val="es-CO" w:bidi="ar-SA"/>
         </w:rPr>
         <w:drawing>
-          <wp:anchor distT="0" distB="0" distL="114300" distR="114300" simplePos="0" relativeHeight="48" behindDoc="1" locked="0" layoutInCell="0" allowOverlap="1">
+          <wp:anchor distT="0" distB="0" distL="114300" distR="114300" simplePos="0" relativeHeight="37" behindDoc="0" locked="0" layoutInCell="0" allowOverlap="1">
             <wp:simplePos x="0" y="0"/>
             <wp:positionH relativeFrom="column">
               <wp:posOffset>60325</wp:posOffset>
@@ -3629,8 +3527,8 @@
               <wp:wrapPolygon edited="0">
                 <wp:start x="0" y="0"/>
                 <wp:lineTo x="0" y="21356"/>
-                <wp:lineTo x="21529" y="21356"/>
-                <wp:lineTo x="21529" y="0"/>
+                <wp:lineTo x="21528" y="21356"/>
+                <wp:lineTo x="21528" y="0"/>
                 <wp:lineTo x="0" y="0"/>
               </wp:wrapPolygon>
             </wp:wrapThrough>
@@ -3690,35 +3588,7 @@
           <w:u w:val="none"/>
           <w:lang w:val="es-EC" w:eastAsia="en-US" w:bidi="ar-SA"/>
         </w:rPr>
-        <w:t>3.</w:t>
-      </w:r>
-      <w:r>
-        <w:rPr>
-          <w:rFonts w:eastAsia="Times New Roman" w:cs="Times New Roman"/>
-          <w:b/>
-          <w:bCs/>
-          <w:color w:val="auto"/>
-          <w:kern w:val="0"/>
-          <w:sz w:val="24"/>
-          <w:szCs w:val="24"/>
-          <w:u w:val="none"/>
-          <w:lang w:val="es-EC" w:eastAsia="en-US" w:bidi="ar-SA"/>
-        </w:rPr>
-        <w:t>3</w:t>
-      </w:r>
-      <w:r>
-        <w:rPr>
-          <w:rFonts w:eastAsia="Times New Roman" w:cs="Times New Roman"/>
-          <w:b/>
-          <w:bCs/>
-          <w:color w:val="auto"/>
-          <w:kern w:val="0"/>
-          <w:sz w:val="24"/>
-          <w:szCs w:val="24"/>
-          <w:u w:val="none"/>
-          <w:lang w:val="es-EC" w:eastAsia="en-US" w:bidi="ar-SA"/>
-        </w:rPr>
-        <w:t xml:space="preserve"> Organización por sprints o fases ágiles</w:t>
+        <w:t>3.3 Organización por sprints o fases ágiles</w:t>
       </w:r>
     </w:p>
     <w:p>
@@ -3738,17 +3608,7 @@
         </w:rPr>
       </w:pPr>
       <w:r>
-        <w:rPr>
-          <w:rFonts w:eastAsia="Times New Roman" w:cs="Times New Roman"/>
-          <w:b w:val="false"/>
-          <w:bCs w:val="false"/>
-          <w:color w:val="000000"/>
-          <w:kern w:val="0"/>
-          <w:sz w:val="24"/>
-          <w:szCs w:val="24"/>
-          <w:shd w:fill="FFFFFF" w:val="clear"/>
-          <w:lang w:val="es-CO" w:eastAsia="en-US" w:bidi="ar-SA"/>
-        </w:rPr>
+        <w:rPr/>
         <w:drawing>
           <wp:inline distT="0" distB="0" distL="0" distR="0">
             <wp:extent cx="5930265" cy="2882900"/>
@@ -3837,7 +3697,7 @@
       </w:pPr>
       <w:r>
         <w:rPr>
-          <w:rFonts w:eastAsia="Times New Roman" w:cs="Times New Roman" w:ascii="Times New Roman" w:hAnsi="Times New Roman"/>
+          <w:rFonts w:eastAsia="Times New Roman" w:cs="Times New Roman"/>
           <w:b w:val="false"/>
           <w:bCs w:val="false"/>
           <w:color w:val="000000"/>
@@ -3868,7 +3728,7 @@
       </w:pPr>
       <w:r>
         <w:rPr>
-          <w:rFonts w:eastAsia="Times New Roman" w:cs="Times New Roman" w:ascii="Times New Roman" w:hAnsi="Times New Roman"/>
+          <w:rFonts w:eastAsia="Times New Roman" w:cs="Times New Roman"/>
           <w:b w:val="false"/>
           <w:bCs w:val="false"/>
           <w:color w:val="000000"/>
@@ -3899,7 +3759,7 @@
       </w:pPr>
       <w:r>
         <w:rPr>
-          <w:rFonts w:eastAsia="Times New Roman" w:cs="Times New Roman" w:ascii="Times New Roman" w:hAnsi="Times New Roman"/>
+          <w:rFonts w:eastAsia="Times New Roman" w:cs="Times New Roman"/>
           <w:b w:val="false"/>
           <w:bCs w:val="false"/>
           <w:color w:val="000000"/>
@@ -3972,7 +3832,6 @@
       </w:pPr>
       <w:r>
         <w:rPr>
-          <w:rFonts w:ascii="Times New Roman" w:hAnsi="Times New Roman"/>
           <w:sz w:val="24"/>
           <w:szCs w:val="24"/>
         </w:rPr>
@@ -3993,7 +3852,6 @@
       </w:pPr>
       <w:r>
         <w:rPr>
-          <w:rFonts w:ascii="Times New Roman" w:hAnsi="Times New Roman"/>
           <w:b/>
           <w:bCs/>
           <w:sz w:val="24"/>
@@ -4559,17 +4417,7 @@
           <w:sz w:val="24"/>
           <w:szCs w:val="24"/>
         </w:rPr>
-        <w:t>4.</w:t>
-      </w:r>
-      <w:r>
-        <w:rPr>
-          <w:rFonts w:ascii="Times New Roman" w:hAnsi="Times New Roman"/>
-          <w:b/>
-          <w:bCs/>
-          <w:sz w:val="24"/>
-          <w:szCs w:val="24"/>
-        </w:rPr>
-        <w:t>2 User Persona</w:t>
+        <w:t>4.2 User Persona</w:t>
       </w:r>
     </w:p>
     <w:p>
@@ -4614,27 +4462,7 @@
           <w:sz w:val="24"/>
           <w:szCs w:val="24"/>
         </w:rPr>
-        <w:t>User persona-</w:t>
-      </w:r>
-      <w:r>
-        <w:rPr>
-          <w:rFonts w:ascii="Times New Roman" w:hAnsi="Times New Roman"/>
-          <w:b/>
-          <w:bCs/>
-          <w:sz w:val="24"/>
-          <w:szCs w:val="24"/>
-        </w:rPr>
-        <w:t>E</w:t>
-      </w:r>
-      <w:r>
-        <w:rPr>
-          <w:rFonts w:ascii="Times New Roman" w:hAnsi="Times New Roman"/>
-          <w:b/>
-          <w:bCs/>
-          <w:sz w:val="24"/>
-          <w:szCs w:val="24"/>
-        </w:rPr>
-        <w:t>dutech</w:t>
+        <w:t>User persona-Edutech</w:t>
       </w:r>
     </w:p>
     <w:p>
@@ -5106,17 +4934,7 @@
           <w:sz w:val="24"/>
           <w:szCs w:val="24"/>
         </w:rPr>
-        <w:t>4.</w:t>
-      </w:r>
-      <w:r>
-        <w:rPr>
-          <w:rFonts w:ascii="Times New Roman" w:hAnsi="Times New Roman"/>
-          <w:b/>
-          <w:bCs/>
-          <w:sz w:val="24"/>
-          <w:szCs w:val="24"/>
-        </w:rPr>
-        <w:t>3 Mapa de empatía</w:t>
+        <w:t>4.3 Mapa de empatía</w:t>
       </w:r>
     </w:p>
     <w:p>
@@ -5174,11 +4992,11 @@
             <wp:effectExtent l="0" t="0" r="0" b="0"/>
             <wp:wrapThrough wrapText="bothSides">
               <wp:wrapPolygon edited="0">
-                <wp:start x="-29" y="0"/>
-                <wp:lineTo x="-29" y="21339"/>
-                <wp:lineTo x="21511" y="21339"/>
+                <wp:start x="-58" y="0"/>
+                <wp:lineTo x="-58" y="21301"/>
+                <wp:lineTo x="21511" y="21301"/>
                 <wp:lineTo x="21511" y="0"/>
-                <wp:lineTo x="-29" y="0"/>
+                <wp:lineTo x="-58" y="0"/>
               </wp:wrapPolygon>
             </wp:wrapThrough>
             <wp:docPr id="5" name="Imagen5 Copia 1"/>
@@ -5387,17 +5205,7 @@
           <w:sz w:val="24"/>
           <w:szCs w:val="24"/>
         </w:rPr>
-        <w:t>4.</w:t>
-      </w:r>
-      <w:r>
-        <w:rPr>
-          <w:rFonts w:ascii="Times New Roman" w:hAnsi="Times New Roman"/>
-          <w:b/>
-          <w:bCs/>
-          <w:sz w:val="24"/>
-          <w:szCs w:val="24"/>
-        </w:rPr>
-        <w:t>4 Punto de vista (POV)</w:t>
+        <w:t>4.4 Punto de vista (POV)</w:t>
       </w:r>
     </w:p>
     <w:p>
@@ -5511,17 +5319,7 @@
           <w:sz w:val="24"/>
           <w:szCs w:val="24"/>
         </w:rPr>
-        <w:t>4.</w:t>
-      </w:r>
-      <w:r>
-        <w:rPr>
-          <w:rFonts w:ascii="Times New Roman" w:hAnsi="Times New Roman"/>
-          <w:b/>
-          <w:bCs/>
-          <w:sz w:val="24"/>
-          <w:szCs w:val="24"/>
-        </w:rPr>
-        <w:t>5 Ideación y propuesta de solución</w:t>
+        <w:t>4.5 Ideación y propuesta de solución</w:t>
       </w:r>
     </w:p>
     <w:p>
@@ -5615,47 +5413,7 @@
           <w:sz w:val="24"/>
           <w:szCs w:val="24"/>
         </w:rPr>
-        <w:t xml:space="preserve">Para dar una solución se propone </w:t>
-      </w:r>
-      <w:r>
-        <w:rPr>
-          <w:rFonts w:ascii="Times New Roman" w:hAnsi="Times New Roman"/>
-          <w:b w:val="false"/>
-          <w:bCs w:val="false"/>
-          <w:sz w:val="24"/>
-          <w:szCs w:val="24"/>
-        </w:rPr>
-        <w:t>E</w:t>
-      </w:r>
-      <w:r>
-        <w:rPr>
-          <w:rFonts w:ascii="Times New Roman" w:hAnsi="Times New Roman"/>
-          <w:b w:val="false"/>
-          <w:bCs w:val="false"/>
-          <w:sz w:val="24"/>
-          <w:szCs w:val="24"/>
-        </w:rPr>
-        <w:t>duTech una plataforma web orientada a la gestión de actividades académicas que permite la mejora continua y la interacción entre estudiantes y d</w:t>
-      </w:r>
-      <w:r>
-        <w:rPr>
-          <w:rFonts w:ascii="Times New Roman" w:hAnsi="Times New Roman"/>
-          <w:b w:val="false"/>
-          <w:bCs w:val="false"/>
-          <w:sz w:val="24"/>
-          <w:szCs w:val="24"/>
-        </w:rPr>
-        <w:t>o</w:t>
-      </w:r>
-      <w:r>
-        <w:rPr>
-          <w:rFonts w:ascii="Times New Roman" w:hAnsi="Times New Roman"/>
-          <w:b w:val="false"/>
-          <w:bCs w:val="false"/>
-          <w:sz w:val="24"/>
-          <w:szCs w:val="24"/>
-        </w:rPr>
-        <w:t xml:space="preserve">centes </w:t>
+        <w:t xml:space="preserve">Para dar una solución se propone EduTech una plataforma web orientada a la gestión de actividades académicas que permite la mejora continua y la interacción entre estudiantes y docentes </w:t>
       </w:r>
     </w:p>
     <w:p>
@@ -6035,8 +5793,7 @@
       </w:pPr>
       <w:r>
         <w:rPr>
-          <w:b/>
-          <w:bCs/>
+          <w:lang w:val="es-CO" w:bidi="ar-SA"/>
         </w:rPr>
       </w:r>
     </w:p>
@@ -6084,7 +5841,7 @@
       </w:pPr>
       <w:r>
         <w:rPr>
-          <w:rFonts w:eastAsia="Times New Roman" w:cs="Times New Roman" w:ascii="Times New Roman" w:hAnsi="Times New Roman"/>
+          <w:rFonts w:eastAsia="Times New Roman" w:cs="Times New Roman"/>
           <w:b w:val="false"/>
           <w:bCs w:val="false"/>
           <w:vanish w:val="false"/>
@@ -6125,7 +5882,7 @@
       </w:pPr>
       <w:r>
         <w:rPr>
-          <w:rFonts w:eastAsia="Times New Roman" w:cs="Times New Roman" w:ascii="Times New Roman" w:hAnsi="Times New Roman"/>
+          <w:rFonts w:eastAsia="Times New Roman" w:cs="Times New Roman"/>
           <w:b w:val="false"/>
           <w:bCs w:val="false"/>
           <w:vanish w:val="false"/>
@@ -6255,7 +6012,7 @@
       <w:r>
         <w:rPr/>
         <w:drawing>
-          <wp:anchor distT="0" distB="0" distL="0" distR="0" simplePos="0" relativeHeight="42" behindDoc="0" locked="0" layoutInCell="0" allowOverlap="1">
+          <wp:anchor distT="0" distB="0" distL="0" distR="0" simplePos="0" relativeHeight="45" behindDoc="0" locked="0" layoutInCell="0" allowOverlap="1">
             <wp:simplePos x="0" y="0"/>
             <wp:positionH relativeFrom="column">
               <wp:posOffset>0</wp:posOffset>
@@ -6368,7 +6125,7 @@
           <w:bCs/>
         </w:rPr>
         <w:drawing>
-          <wp:anchor distT="0" distB="0" distL="0" distR="0" simplePos="0" relativeHeight="43" behindDoc="0" locked="0" layoutInCell="0" allowOverlap="1">
+          <wp:anchor distT="0" distB="0" distL="0" distR="0" simplePos="0" relativeHeight="46" behindDoc="0" locked="0" layoutInCell="0" allowOverlap="1">
             <wp:simplePos x="0" y="0"/>
             <wp:positionH relativeFrom="column">
               <wp:posOffset>0</wp:posOffset>
@@ -6536,7 +6293,7 @@
         <w:r>
           <w:rPr/>
           <w:drawing>
-            <wp:anchor distT="0" distB="0" distL="0" distR="0" simplePos="0" relativeHeight="44" behindDoc="0" locked="0" layoutInCell="0" allowOverlap="1">
+            <wp:anchor distT="0" distB="0" distL="0" distR="0" simplePos="0" relativeHeight="47" behindDoc="0" locked="0" layoutInCell="0" allowOverlap="1">
               <wp:simplePos x="0" y="0"/>
               <wp:positionH relativeFrom="column">
                 <wp:posOffset>32385</wp:posOffset>
@@ -6705,7 +6462,7 @@
           <w:bCs/>
         </w:rPr>
         <w:drawing>
-          <wp:anchor distT="0" distB="0" distL="0" distR="0" simplePos="0" relativeHeight="45" behindDoc="0" locked="0" layoutInCell="0" allowOverlap="1">
+          <wp:anchor distT="0" distB="0" distL="0" distR="0" simplePos="0" relativeHeight="48" behindDoc="0" locked="0" layoutInCell="0" allowOverlap="1">
             <wp:simplePos x="0" y="0"/>
             <wp:positionH relativeFrom="column">
               <wp:posOffset>27305</wp:posOffset>
@@ -6814,7 +6571,7 @@
           <w:bCs/>
         </w:rPr>
         <w:drawing>
-          <wp:anchor distT="0" distB="0" distL="0" distR="0" simplePos="0" relativeHeight="46" behindDoc="0" locked="0" layoutInCell="0" allowOverlap="1">
+          <wp:anchor distT="0" distB="0" distL="0" distR="0" simplePos="0" relativeHeight="49" behindDoc="0" locked="0" layoutInCell="0" allowOverlap="1">
             <wp:simplePos x="0" y="0"/>
             <wp:positionH relativeFrom="column">
               <wp:posOffset>3810</wp:posOffset>
@@ -7003,8 +6760,6 @@
       <w:r>
         <w:rPr>
           <w:rFonts w:eastAsia="Times New Roman" w:cs="Times New Roman"/>
-          <w:b/>
-          <w:bCs/>
           <w:color w:val="auto"/>
           <w:kern w:val="0"/>
           <w:sz w:val="24"/>
@@ -7035,8 +6790,6 @@
       <w:r>
         <w:rPr>
           <w:rFonts w:eastAsia="Times New Roman" w:cs="Times New Roman"/>
-          <w:b/>
-          <w:bCs/>
           <w:color w:val="auto"/>
           <w:kern w:val="0"/>
           <w:sz w:val="24"/>
@@ -7045,7 +6798,7 @@
           <w:lang w:val="es-EC" w:eastAsia="en-US" w:bidi="ar-SA"/>
         </w:rPr>
         <w:drawing>
-          <wp:anchor distT="0" distB="0" distL="114300" distR="114300" simplePos="0" relativeHeight="35" behindDoc="0" locked="0" layoutInCell="0" allowOverlap="1">
+          <wp:anchor distT="0" distB="0" distL="114300" distR="114300" simplePos="0" relativeHeight="38" behindDoc="0" locked="0" layoutInCell="0" allowOverlap="1">
             <wp:simplePos x="0" y="0"/>
             <wp:positionH relativeFrom="column">
               <wp:posOffset>-23495</wp:posOffset>
@@ -7057,11 +6810,11 @@
             <wp:effectExtent l="0" t="0" r="0" b="0"/>
             <wp:wrapThrough wrapText="bothSides">
               <wp:wrapPolygon edited="0">
-                <wp:start x="-61" y="0"/>
-                <wp:lineTo x="-61" y="21360"/>
-                <wp:lineTo x="21557" y="21360"/>
+                <wp:start x="-81" y="0"/>
+                <wp:lineTo x="-81" y="21324"/>
+                <wp:lineTo x="21557" y="21324"/>
                 <wp:lineTo x="21557" y="0"/>
-                <wp:lineTo x="-61" y="0"/>
+                <wp:lineTo x="-81" y="0"/>
               </wp:wrapPolygon>
             </wp:wrapThrough>
             <wp:docPr id="11" name="Imagen 1"/>
@@ -7578,7 +7331,7 @@
       </w:pPr>
       <w:r>
         <w:rPr>
-          <w:rFonts w:eastAsia="Times New Roman" w:cs="Times New Roman" w:ascii="Times New Roman" w:hAnsi="Times New Roman"/>
+          <w:rFonts w:eastAsia="Times New Roman" w:cs="Times New Roman"/>
           <w:color w:val="auto"/>
           <w:kern w:val="0"/>
           <w:sz w:val="24"/>
@@ -7590,7 +7343,7 @@
       </w:r>
       <w:r>
         <w:rPr>
-          <w:rFonts w:eastAsia="Times New Roman" w:cs="Times New Roman" w:ascii="Times New Roman" w:hAnsi="Times New Roman"/>
+          <w:rFonts w:eastAsia="Times New Roman" w:cs="Times New Roman"/>
           <w:b w:val="false"/>
           <w:bCs w:val="false"/>
           <w:color w:val="auto"/>
@@ -7600,21 +7353,7 @@
           <w:u w:val="none"/>
           <w:lang w:val="es-CO" w:eastAsia="en-US" w:bidi="ar-SA"/>
         </w:rPr>
-        <w:t>E</w:t>
-      </w:r>
-      <w:r>
-        <w:rPr>
-          <w:rFonts w:eastAsia="Times New Roman" w:cs="Times New Roman" w:ascii="Times New Roman" w:hAnsi="Times New Roman"/>
-          <w:b w:val="false"/>
-          <w:bCs w:val="false"/>
-          <w:color w:val="auto"/>
-          <w:kern w:val="0"/>
-          <w:sz w:val="24"/>
-          <w:szCs w:val="24"/>
-          <w:u w:val="none"/>
-          <w:lang w:val="es-CO" w:eastAsia="en-US" w:bidi="ar-SA"/>
-        </w:rPr>
-        <w:t>l objetivo sera desarrollar las funcionalidades básicas del sistema relacionadas con todo el tema de la gestión de usuarios autentificación y las acciones básicas de los diferentes roles garantizando la interfaz estable y el almacenamiento correcto de información.</w:t>
+        <w:t>El objetivo sera desarrollar las funcionalidades básicas del sistema relacionadas con todo el tema de la gestión de usuarios autentificación y las acciones básicas de los diferentes roles garantizando la interfaz estable y el almacenamiento correcto de información.</w:t>
       </w:r>
     </w:p>
     <w:p>
@@ -7637,7 +7376,7 @@
       </w:pPr>
       <w:r>
         <w:rPr>
-          <w:rFonts w:eastAsia="Times New Roman" w:cs="Times New Roman" w:ascii="Times New Roman" w:hAnsi="Times New Roman"/>
+          <w:rFonts w:eastAsia="Times New Roman" w:cs="Times New Roman"/>
           <w:color w:val="auto"/>
           <w:kern w:val="0"/>
           <w:sz w:val="24"/>
@@ -7645,19 +7384,7 @@
           <w:u w:val="none"/>
           <w:lang w:val="es-CO" w:eastAsia="en-US" w:bidi="ar-SA"/>
         </w:rPr>
-        <w:t>A</w:t>
-      </w:r>
-      <w:r>
-        <w:rPr>
-          <w:rFonts w:eastAsia="Times New Roman" w:cs="Times New Roman" w:ascii="Times New Roman" w:hAnsi="Times New Roman"/>
-          <w:color w:val="auto"/>
-          <w:kern w:val="0"/>
-          <w:sz w:val="24"/>
-          <w:szCs w:val="24"/>
-          <w:u w:val="none"/>
-          <w:lang w:val="es-CO" w:eastAsia="en-US" w:bidi="ar-SA"/>
-        </w:rPr>
-        <w:t>lcance:</w:t>
+        <w:t>Alcance:</w:t>
       </w:r>
     </w:p>
     <w:p>
@@ -7686,7 +7413,7 @@
       </w:pPr>
       <w:r>
         <w:rPr>
-          <w:rFonts w:eastAsia="Times New Roman" w:cs="Times New Roman" w:ascii="Times New Roman" w:hAnsi="Times New Roman"/>
+          <w:rFonts w:eastAsia="Times New Roman" w:cs="Times New Roman"/>
           <w:b w:val="false"/>
           <w:bCs w:val="false"/>
           <w:color w:val="auto"/>
@@ -7725,7 +7452,7 @@
       </w:pPr>
       <w:r>
         <w:rPr>
-          <w:rFonts w:eastAsia="Times New Roman" w:cs="Times New Roman" w:ascii="Times New Roman" w:hAnsi="Times New Roman"/>
+          <w:rFonts w:eastAsia="Times New Roman" w:cs="Times New Roman"/>
           <w:b w:val="false"/>
           <w:bCs w:val="false"/>
           <w:color w:val="auto"/>
@@ -7764,7 +7491,7 @@
       </w:pPr>
       <w:r>
         <w:rPr>
-          <w:rFonts w:eastAsia="Times New Roman" w:cs="Times New Roman" w:ascii="Times New Roman" w:hAnsi="Times New Roman"/>
+          <w:rFonts w:eastAsia="Times New Roman" w:cs="Times New Roman"/>
           <w:b w:val="false"/>
           <w:bCs w:val="false"/>
           <w:color w:val="auto"/>
@@ -7797,7 +7524,7 @@
       </w:pPr>
       <w:r>
         <w:rPr>
-          <w:rFonts w:eastAsia="Times New Roman" w:cs="Times New Roman" w:ascii="Times New Roman" w:hAnsi="Times New Roman"/>
+          <w:rFonts w:eastAsia="Times New Roman" w:cs="Times New Roman"/>
           <w:color w:val="auto"/>
           <w:kern w:val="0"/>
           <w:sz w:val="24"/>
@@ -7805,19 +7532,7 @@
           <w:u w:val="none"/>
           <w:lang w:val="es-CO" w:eastAsia="en-US" w:bidi="ar-SA"/>
         </w:rPr>
-        <w:t>Roles del Equipo</w:t>
-      </w:r>
-      <w:r>
-        <w:rPr>
-          <w:rFonts w:eastAsia="Times New Roman" w:cs="Times New Roman" w:ascii="Times New Roman" w:hAnsi="Times New Roman"/>
-          <w:color w:val="auto"/>
-          <w:kern w:val="0"/>
-          <w:sz w:val="24"/>
-          <w:szCs w:val="24"/>
-          <w:u w:val="none"/>
-          <w:lang w:val="es-CO" w:eastAsia="en-US" w:bidi="ar-SA"/>
-        </w:rPr>
-        <w:t>:</w:t>
+        <w:t>Roles del Equipo:</w:t>
       </w:r>
     </w:p>
     <w:p>
@@ -7886,21 +7601,7 @@
           <w:u w:val="none"/>
           <w:lang w:val="es-CO" w:eastAsia="en-US" w:bidi="ar-SA"/>
         </w:rPr>
-        <w:t>F</w:t>
-      </w:r>
-      <w:r>
-        <w:rPr>
-          <w:rFonts w:eastAsia="Times New Roman" w:cs="Times New Roman"/>
-          <w:b w:val="false"/>
-          <w:bCs w:val="false"/>
-          <w:color w:val="auto"/>
-          <w:kern w:val="0"/>
-          <w:sz w:val="24"/>
-          <w:szCs w:val="24"/>
-          <w:u w:val="none"/>
-          <w:lang w:val="es-CO" w:eastAsia="en-US" w:bidi="ar-SA"/>
-        </w:rPr>
-        <w:t>acilitará el desarrollo del sprint, organizando reuniones, eliminando impedimentos y garantizando que el equipo siga la metodología ágil.</w:t>
+        <w:t>Facilitará el desarrollo del sprint, organizando reuniones, eliminando impedimentos y garantizando que el equipo siga la metodología ágil.</w:t>
       </w:r>
       <w:r>
         <w:rPr>
@@ -7930,21 +7631,7 @@
           <w:u w:val="none"/>
           <w:lang w:val="es-CO" w:eastAsia="en-US" w:bidi="ar-SA"/>
         </w:rPr>
-        <w:t>I</w:t>
-      </w:r>
-      <w:r>
-        <w:rPr>
-          <w:rFonts w:eastAsia="Times New Roman" w:cs="Times New Roman"/>
-          <w:b w:val="false"/>
-          <w:bCs w:val="false"/>
-          <w:color w:val="auto"/>
-          <w:kern w:val="0"/>
-          <w:sz w:val="24"/>
-          <w:szCs w:val="24"/>
-          <w:u w:val="none"/>
-          <w:lang w:val="es-CO" w:eastAsia="en-US" w:bidi="ar-SA"/>
-        </w:rPr>
-        <w:t>mplementará las funcionalidades clave, incluyendo el registro e inicio de sesión, la gestión del perfil de usuario y el CRUD de actividades para docentes, además de estructurar la base de datos y la lógica del sistema.</w:t>
+        <w:t>Implementará las funcionalidades clave, incluyendo el registro e inicio de sesión, la gestión del perfil de usuario y el CRUD de actividades para docentes, además de estructurar la base de datos y la lógica del sistema.</w:t>
       </w:r>
       <w:r>
         <w:rPr>
@@ -7974,21 +7661,7 @@
           <w:u w:val="none"/>
           <w:lang w:val="es-CO" w:eastAsia="en-US" w:bidi="ar-SA"/>
         </w:rPr>
-        <w:t>V</w:t>
-      </w:r>
-      <w:r>
-        <w:rPr>
-          <w:rFonts w:eastAsia="Times New Roman" w:cs="Times New Roman"/>
-          <w:b w:val="false"/>
-          <w:bCs w:val="false"/>
-          <w:color w:val="auto"/>
-          <w:kern w:val="0"/>
-          <w:sz w:val="24"/>
-          <w:szCs w:val="24"/>
-          <w:u w:val="none"/>
-          <w:lang w:val="es-CO" w:eastAsia="en-US" w:bidi="ar-SA"/>
-        </w:rPr>
-        <w:t>alidará que todas las funcionalidades desarrolladas funcionen correctamente, verificando la seguridad de los datos, la correcta autenticación y la usabilidad de la interfaz.</w:t>
+        <w:t>Validará que todas las funcionalidades desarrolladas funcionen correctamente, verificando la seguridad de los datos, la correcta autenticación y la usabilidad de la interfaz.</w:t>
       </w:r>
       <w:r>
         <w:rPr>
@@ -8040,9 +7713,7 @@
       </w:pPr>
       <w:r>
         <w:rPr>
-          <w:rFonts w:eastAsia="Times New Roman" w:cs="Times New Roman" w:ascii="Times New Roman" w:hAnsi="Times New Roman"/>
-          <w:b w:val="false"/>
-          <w:bCs w:val="false"/>
+          <w:rFonts w:eastAsia="Times New Roman" w:cs="Times New Roman"/>
           <w:color w:val="auto"/>
           <w:kern w:val="0"/>
           <w:sz w:val="24"/>
@@ -8244,7 +7915,7 @@
           <w:lang w:val="es-CO" w:eastAsia="en-US" w:bidi="ar-SA"/>
         </w:rPr>
         <w:drawing>
-          <wp:anchor distT="0" distB="0" distL="0" distR="0" simplePos="0" relativeHeight="37" behindDoc="0" locked="0" layoutInCell="0" allowOverlap="1">
+          <wp:anchor distT="0" distB="0" distL="0" distR="0" simplePos="0" relativeHeight="40" behindDoc="0" locked="0" layoutInCell="0" allowOverlap="1">
             <wp:simplePos x="0" y="0"/>
             <wp:positionH relativeFrom="column">
               <wp:posOffset>-15240</wp:posOffset>
@@ -8399,7 +8070,7 @@
           <w:bCs w:val="false"/>
         </w:rPr>
         <w:drawing>
-          <wp:anchor distT="0" distB="0" distL="0" distR="0" simplePos="0" relativeHeight="38" behindDoc="0" locked="0" layoutInCell="0" allowOverlap="1">
+          <wp:anchor distT="0" distB="0" distL="0" distR="0" simplePos="0" relativeHeight="41" behindDoc="0" locked="0" layoutInCell="0" allowOverlap="1">
             <wp:simplePos x="0" y="0"/>
             <wp:positionH relativeFrom="column">
               <wp:posOffset>-5715</wp:posOffset>
@@ -8589,7 +8260,7 @@
       </w:pPr>
       <w:r>
         <w:rPr>
-          <w:rFonts w:eastAsia="Times New Roman" w:cs="Times New Roman" w:ascii="Times New Roman" w:hAnsi="Times New Roman"/>
+          <w:rFonts w:eastAsia="Times New Roman" w:cs="Times New Roman"/>
           <w:color w:val="auto"/>
           <w:kern w:val="0"/>
           <w:sz w:val="24"/>
@@ -8598,7 +8269,7 @@
           <w:lang w:val="es-CO" w:eastAsia="en-US" w:bidi="ar-SA"/>
         </w:rPr>
         <w:drawing>
-          <wp:anchor distT="0" distB="0" distL="0" distR="0" simplePos="0" relativeHeight="39" behindDoc="0" locked="0" layoutInCell="0" allowOverlap="1">
+          <wp:anchor distT="0" distB="0" distL="0" distR="0" simplePos="0" relativeHeight="42" behindDoc="0" locked="0" layoutInCell="0" allowOverlap="1">
             <wp:simplePos x="0" y="0"/>
             <wp:positionH relativeFrom="column">
               <wp:posOffset>0</wp:posOffset>
@@ -8823,7 +8494,7 @@
       </w:pPr>
       <w:r>
         <w:rPr>
-          <w:rFonts w:eastAsia="Times New Roman" w:cs="Times New Roman" w:ascii="Times New Roman" w:hAnsi="Times New Roman"/>
+          <w:rFonts w:eastAsia="Times New Roman" w:cs="Times New Roman"/>
           <w:color w:val="auto"/>
           <w:kern w:val="0"/>
           <w:sz w:val="24"/>
@@ -8832,7 +8503,7 @@
           <w:lang w:val="es-EC" w:eastAsia="en-US" w:bidi="ar-SA"/>
         </w:rPr>
         <w:drawing>
-          <wp:anchor distT="0" distB="0" distL="0" distR="0" simplePos="0" relativeHeight="40" behindDoc="0" locked="0" layoutInCell="0" allowOverlap="1">
+          <wp:anchor distT="0" distB="0" distL="0" distR="0" simplePos="0" relativeHeight="43" behindDoc="0" locked="0" layoutInCell="0" allowOverlap="1">
             <wp:simplePos x="0" y="0"/>
             <wp:positionH relativeFrom="column">
               <wp:posOffset>12065</wp:posOffset>
@@ -9016,7 +8687,7 @@
       </w:pPr>
       <w:r>
         <w:rPr>
-          <w:rFonts w:eastAsia="Times New Roman" w:cs="Times New Roman" w:ascii="Times New Roman" w:hAnsi="Times New Roman"/>
+          <w:rFonts w:eastAsia="Times New Roman" w:cs="Times New Roman"/>
           <w:color w:val="auto"/>
           <w:kern w:val="0"/>
           <w:sz w:val="24"/>
@@ -9025,7 +8696,7 @@
           <w:lang w:val="es-EC" w:eastAsia="en-US" w:bidi="ar-SA"/>
         </w:rPr>
         <w:drawing>
-          <wp:anchor distT="0" distB="0" distL="0" distR="0" simplePos="0" relativeHeight="41" behindDoc="0" locked="0" layoutInCell="0" allowOverlap="1">
+          <wp:anchor distT="0" distB="0" distL="0" distR="0" simplePos="0" relativeHeight="44" behindDoc="0" locked="0" layoutInCell="0" allowOverlap="1">
             <wp:simplePos x="0" y="0"/>
             <wp:positionH relativeFrom="column">
               <wp:posOffset>0</wp:posOffset>
@@ -9384,21 +9055,7 @@
           <w:b/>
           <w:bCs/>
         </w:rPr>
-        <w:t>9</w:t>
-      </w:r>
-      <w:r>
-        <w:rPr>
-          <w:b/>
-          <w:bCs/>
-        </w:rPr>
-        <w:t xml:space="preserve">. </w:t>
-      </w:r>
-      <w:r>
-        <w:rPr>
-          <w:b/>
-          <w:bCs/>
-        </w:rPr>
-        <w:t>Anexos</w:t>
+        <w:t>9. Anexos</w:t>
       </w:r>
     </w:p>
     <w:p>
@@ -9513,7 +9170,7 @@
       <mc:AlternateContent>
         <mc:Choice Requires="wps">
           <w:drawing>
-            <wp:anchor distT="0" distB="0" distL="0" distR="0" simplePos="0" relativeHeight="2" behindDoc="1" locked="0" layoutInCell="0" allowOverlap="1">
+            <wp:anchor distT="0" distB="0" distL="0" distR="0" simplePos="0" relativeHeight="4" behindDoc="1" locked="0" layoutInCell="0" allowOverlap="1">
               <wp:simplePos x="0" y="0"/>
               <wp:positionH relativeFrom="margin">
                 <wp:align>right</wp:align>
@@ -9683,7 +9340,7 @@
       <mc:AlternateContent>
         <mc:Choice Requires="wps">
           <w:drawing>
-            <wp:anchor distT="0" distB="0" distL="0" distR="0" simplePos="0" relativeHeight="33" behindDoc="1" locked="0" layoutInCell="0" allowOverlap="1">
+            <wp:anchor distT="0" distB="0" distL="0" distR="0" simplePos="0" relativeHeight="35" behindDoc="1" locked="0" layoutInCell="0" allowOverlap="1">
               <wp:simplePos x="0" y="0"/>
               <wp:positionH relativeFrom="margin">
                 <wp:align>right</wp:align>
@@ -11308,8 +10965,8 @@
       <w:u w:val="single"/>
     </w:rPr>
   </w:style>
-  <w:style w:type="character" w:styleId="Caracteresdenotaalpie">
-    <w:name w:val="Caracteres de nota al pie"/>
+  <w:style w:type="character" w:styleId="Caracteresdenotaalpieuser">
+    <w:name w:val="Caracteres de nota al pie (user)"/>
     <w:semiHidden/>
     <w:qFormat/>
     <w:rsid w:val="004d41be"/>
@@ -11317,8 +10974,8 @@
       <w:vertAlign w:val="superscript"/>
     </w:rPr>
   </w:style>
-  <w:style w:type="character" w:styleId="Caracteresdenotaalpieuser">
-    <w:name w:val="Caracteres de nota al pie (user)"/>
+  <w:style w:type="character" w:styleId="Caracteresdenotaalpie">
+    <w:name w:val="Caracteres de nota al pie"/>
     <w:qFormat/>
     <w:rPr>
       <w:vertAlign w:val="superscript"/>
@@ -11472,13 +11129,13 @@
       <w:shd w:fill="E1DFDD" w:val="clear"/>
     </w:rPr>
   </w:style>
-  <w:style w:type="character" w:styleId="Enlacedelndice">
-    <w:name w:val="Enlace del índice"/>
+  <w:style w:type="character" w:styleId="Enlacedelndiceuser">
+    <w:name w:val="Enlace del índice (user)"/>
     <w:qFormat/>
     <w:rPr/>
   </w:style>
-  <w:style w:type="character" w:styleId="Bolos">
-    <w:name w:val="Bolos"/>
+  <w:style w:type="character" w:styleId="Bolosuser">
+    <w:name w:val="Bolos (user)"/>
     <w:qFormat/>
     <w:rPr>
       <w:rFonts w:ascii="OpenSymbol" w:hAnsi="OpenSymbol" w:eastAsia="OpenSymbol" w:cs="OpenSymbol"/>
@@ -11492,25 +11149,25 @@
       <w:iCs/>
     </w:rPr>
   </w:style>
-  <w:style w:type="character" w:styleId="Textooriginal">
-    <w:name w:val="Texto original"/>
+  <w:style w:type="character" w:styleId="Textooriginaluser">
+    <w:name w:val="Texto original (user)"/>
     <w:qFormat/>
     <w:rPr>
       <w:rFonts w:ascii="Liberation Mono" w:hAnsi="Liberation Mono" w:eastAsia="Liberation Mono" w:cs="Liberation Mono"/>
     </w:rPr>
   </w:style>
-  <w:style w:type="character" w:styleId="Smbolosdenumeracin">
-    <w:name w:val="Símbolos de numeración"/>
+  <w:style w:type="character" w:styleId="Smbolosdenumeracinuser">
+    <w:name w:val="Símbolos de numeración (user)"/>
     <w:qFormat/>
     <w:rPr/>
   </w:style>
-  <w:style w:type="character" w:styleId="Enlacedelndiceuser">
-    <w:name w:val="Enlace del índice (user)"/>
+  <w:style w:type="character" w:styleId="Enlacedelndice">
+    <w:name w:val="Enlace del índice"/>
     <w:qFormat/>
     <w:rPr/>
   </w:style>
-  <w:style w:type="character" w:styleId="Bolosuser">
-    <w:name w:val="Bolos (user)"/>
+  <w:style w:type="character" w:styleId="Bolos">
+    <w:name w:val="Bolos"/>
     <w:qFormat/>
     <w:rPr>
       <w:rFonts w:ascii="OpenSymbol" w:hAnsi="OpenSymbol" w:eastAsia="OpenSymbol" w:cs="OpenSymbol"/>
@@ -11821,15 +11478,15 @@
       <w:lang w:val="es-ES_tradnl" w:eastAsia="es-ES_tradnl" w:bidi="ar-SA"/>
     </w:rPr>
   </w:style>
-  <w:style w:type="paragraph" w:styleId="Cabeceraypie">
-    <w:name w:val="Cabecera y pie"/>
+  <w:style w:type="paragraph" w:styleId="Cabeceraypieuser">
+    <w:name w:val="Cabecera y pie (user)"/>
     <w:basedOn w:val="Normal"/>
     <w:qFormat/>
     <w:pPr/>
     <w:rPr/>
   </w:style>
-  <w:style w:type="paragraph" w:styleId="Cabeceraypieuser">
-    <w:name w:val="Cabecera y pie (user)"/>
+  <w:style w:type="paragraph" w:styleId="Cabeceraypie">
+    <w:name w:val="Cabecera y pie"/>
     <w:basedOn w:val="Normal"/>
     <w:qFormat/>
     <w:pPr/>
@@ -12399,7 +12056,7 @@
   </w:style>
   <w:style w:type="paragraph" w:styleId="IndexHeading">
     <w:name w:val="index heading"/>
-    <w:basedOn w:val="Ttulo"/>
+    <w:basedOn w:val="Ttulouser"/>
     <w:pPr/>
     <w:rPr/>
   </w:style>
@@ -12425,15 +12082,15 @@
       <w:szCs w:val="28"/>
     </w:rPr>
   </w:style>
-  <w:style w:type="paragraph" w:styleId="Contenidodelmarco">
-    <w:name w:val="Contenido del marco"/>
+  <w:style w:type="paragraph" w:styleId="Contenidodelmarcouser">
+    <w:name w:val="Contenido del marco (user)"/>
     <w:basedOn w:val="Normal"/>
     <w:qFormat/>
     <w:pPr/>
     <w:rPr/>
   </w:style>
-  <w:style w:type="paragraph" w:styleId="Contenidodelmarcouser">
-    <w:name w:val="Contenido del marco (user)"/>
+  <w:style w:type="paragraph" w:styleId="Contenidodelmarco">
+    <w:name w:val="Contenido del marco"/>
     <w:basedOn w:val="Normal"/>
     <w:qFormat/>
     <w:pPr/>
@@ -12457,8 +12114,8 @@
       <w:lang w:val="es-CO"/>
     </w:rPr>
   </w:style>
-  <w:style w:type="numbering" w:styleId="Ningunalistauser" w:default="1">
-    <w:name w:val="Ninguna lista (user)"/>
+  <w:style w:type="numbering" w:styleId="Ningunalista" w:default="1">
+    <w:name w:val="Ninguna lista"/>
     <w:uiPriority w:val="99"/>
     <w:semiHidden/>
     <w:unhideWhenUsed/>

--- a/Actividad 1 - Identificar el proyecto tecnológico a trabajar.docx
+++ b/Actividad 1 - Identificar el proyecto tecnológico a trabajar.docx
@@ -38,12 +38,12 @@
           <w:lang w:val="es-CO" w:bidi="ar-SA"/>
         </w:rPr>
       </w:r>
-      <w:bookmarkStart w:id="2" w:name="_Toc185035819"/>
+      <w:bookmarkStart w:id="2" w:name="_Toc61935805_Copia_1"/>
       <w:bookmarkStart w:id="3" w:name="_Toc185035946"/>
-      <w:bookmarkStart w:id="4" w:name="_Toc61935805_Copia_1"/>
-      <w:bookmarkStart w:id="5" w:name="_Toc185035819"/>
+      <w:bookmarkStart w:id="4" w:name="_Toc185035819"/>
+      <w:bookmarkStart w:id="5" w:name="_Toc61935805_Copia_1"/>
       <w:bookmarkStart w:id="6" w:name="_Toc185035946"/>
-      <w:bookmarkStart w:id="7" w:name="_Toc61935805_Copia_1"/>
+      <w:bookmarkStart w:id="7" w:name="_Toc185035819"/>
       <w:bookmarkEnd w:id="5"/>
       <w:bookmarkEnd w:id="6"/>
       <w:bookmarkEnd w:id="7"/>
@@ -603,28 +603,28 @@
           <w:lang w:val="es-CO" w:bidi="ar-SA"/>
         </w:rPr>
       </w:pPr>
-      <w:bookmarkStart w:id="8" w:name="_Toc55962612"/>
-      <w:bookmarkStart w:id="9" w:name="_Toc55962767"/>
-      <w:bookmarkStart w:id="10" w:name="_Toc55962868"/>
-      <w:bookmarkStart w:id="11" w:name="_Toc55972098"/>
-      <w:bookmarkStart w:id="12" w:name="_Toc57258272"/>
-      <w:bookmarkStart w:id="13" w:name="_Toc57258424"/>
-      <w:bookmarkStart w:id="14" w:name="_Toc57258726"/>
-      <w:bookmarkStart w:id="15" w:name="_Toc57260719"/>
-      <w:bookmarkStart w:id="16" w:name="_Toc57261154"/>
-      <w:bookmarkStart w:id="17" w:name="_Toc61935807"/>
-      <w:bookmarkStart w:id="18" w:name="_Toc262170287"/>
-      <w:bookmarkStart w:id="19" w:name="_Toc136600878"/>
-      <w:bookmarkStart w:id="20" w:name="_Toc156952358"/>
-      <w:bookmarkStart w:id="21" w:name="_Toc184890569"/>
-      <w:bookmarkStart w:id="22" w:name="_Toc184891358"/>
-      <w:bookmarkStart w:id="23" w:name="_Toc184891792"/>
-      <w:bookmarkStart w:id="24" w:name="_Toc185035825"/>
-      <w:bookmarkStart w:id="25" w:name="_Toc185035952"/>
-      <w:bookmarkStart w:id="26" w:name="_Toc185063559"/>
-      <w:bookmarkStart w:id="27" w:name="_Toc185067740"/>
-      <w:bookmarkStart w:id="28" w:name="_Toc185035819_Copia_1"/>
-      <w:bookmarkStart w:id="29" w:name="_Toc185035946_Copia_1"/>
+      <w:bookmarkStart w:id="8" w:name="_Toc185035946_Copia_1"/>
+      <w:bookmarkStart w:id="9" w:name="_Toc185035819_Copia_1"/>
+      <w:bookmarkStart w:id="10" w:name="_Toc185067740"/>
+      <w:bookmarkStart w:id="11" w:name="_Toc185063559"/>
+      <w:bookmarkStart w:id="12" w:name="_Toc185035952"/>
+      <w:bookmarkStart w:id="13" w:name="_Toc185035825"/>
+      <w:bookmarkStart w:id="14" w:name="_Toc184891792"/>
+      <w:bookmarkStart w:id="15" w:name="_Toc184891358"/>
+      <w:bookmarkStart w:id="16" w:name="_Toc184890569"/>
+      <w:bookmarkStart w:id="17" w:name="_Toc156952358"/>
+      <w:bookmarkStart w:id="18" w:name="_Toc136600878"/>
+      <w:bookmarkStart w:id="19" w:name="_Toc262170287"/>
+      <w:bookmarkStart w:id="20" w:name="_Toc61935807"/>
+      <w:bookmarkStart w:id="21" w:name="_Toc57261154"/>
+      <w:bookmarkStart w:id="22" w:name="_Toc57260719"/>
+      <w:bookmarkStart w:id="23" w:name="_Toc57258726"/>
+      <w:bookmarkStart w:id="24" w:name="_Toc57258424"/>
+      <w:bookmarkStart w:id="25" w:name="_Toc57258272"/>
+      <w:bookmarkStart w:id="26" w:name="_Toc55972098"/>
+      <w:bookmarkStart w:id="27" w:name="_Toc55962868"/>
+      <w:bookmarkStart w:id="28" w:name="_Toc55962767"/>
+      <w:bookmarkStart w:id="29" w:name="_Toc55962612"/>
       <w:bookmarkEnd w:id="8"/>
       <w:bookmarkEnd w:id="9"/>
       <w:bookmarkEnd w:id="10"/>
@@ -698,7 +698,7 @@
           </w:r>
           <w:r>
             <w:rPr>
-              <w:rStyle w:val="Enlacedelndiceuser"/>
+              <w:rStyle w:val="Enlacedelndice"/>
               <w:vanish w:val="false"/>
               <w:lang w:val="es-CO" w:eastAsia="en-US" w:bidi="ar-SA"/>
             </w:rPr>
@@ -706,7 +706,7 @@
           </w:r>
           <w:r>
             <w:rPr>
-              <w:rStyle w:val="Enlacedelndiceuser"/>
+              <w:rStyle w:val="Enlacedelndice"/>
               <w:vanish w:val="false"/>
               <w:lang w:val="es-CO" w:eastAsia="en-US" w:bidi="ar-SA"/>
             </w:rPr>
@@ -714,7 +714,7 @@
           </w:r>
           <w:r>
             <w:rPr>
-              <w:rStyle w:val="Enlacedelndiceuser"/>
+              <w:rStyle w:val="Enlacedelndice"/>
               <w:vanish w:val="false"/>
               <w:lang w:val="es-CO" w:eastAsia="en-US" w:bidi="ar-SA"/>
             </w:rPr>
@@ -1330,14 +1330,7 @@
               <w:vanish w:val="false"/>
               <w:lang w:val="es-CO" w:eastAsia="en-US" w:bidi="ar-SA"/>
             </w:rPr>
-            <w:t xml:space="preserve"> </w:t>
-          </w:r>
-          <w:r>
-            <w:rPr>
-              <w:vanish w:val="false"/>
-              <w:lang w:val="es-CO" w:eastAsia="en-US" w:bidi="ar-SA"/>
-            </w:rPr>
-            <w:t>10</w:t>
+            <w:t xml:space="preserve"> 10</w:t>
           </w:r>
         </w:p>
         <w:p>
@@ -1464,13 +1457,7 @@
             <w:rPr>
               <w:lang w:val="es-CO"/>
             </w:rPr>
-            <w:t xml:space="preserve"> </w:t>
-          </w:r>
-          <w:r>
-            <w:rPr>
-              <w:lang w:val="es-CO"/>
-            </w:rPr>
-            <w:t>12</w:t>
+            <w:t xml:space="preserve"> 12</w:t>
           </w:r>
         </w:p>
         <w:p>
@@ -1603,14 +1590,7 @@
               <w:vanish w:val="false"/>
               <w:lang w:val="es-CO" w:eastAsia="en-US" w:bidi="ar-SA"/>
             </w:rPr>
-            <w:t xml:space="preserve"> 1</w:t>
-          </w:r>
-          <w:r>
-            <w:rPr>
-              <w:vanish w:val="false"/>
-              <w:lang w:val="es-CO" w:eastAsia="en-US" w:bidi="ar-SA"/>
-            </w:rPr>
-            <w:t>4</w:t>
+            <w:t xml:space="preserve"> 14</w:t>
           </w:r>
         </w:p>
         <w:p>
@@ -1646,14 +1626,7 @@
               <w:vanish w:val="false"/>
               <w:lang w:val="es-CO" w:eastAsia="en-US" w:bidi="ar-SA"/>
             </w:rPr>
-            <w:t>1</w:t>
-          </w:r>
-          <w:r>
-            <w:rPr>
-              <w:vanish w:val="false"/>
-              <w:lang w:val="es-CO" w:eastAsia="en-US" w:bidi="ar-SA"/>
-            </w:rPr>
-            <w:t>4</w:t>
+            <w:t>14</w:t>
           </w:r>
         </w:p>
         <w:p>
@@ -1684,13 +1657,7 @@
             <w:rPr>
               <w:vanish w:val="false"/>
             </w:rPr>
-            <w:t>1</w:t>
-          </w:r>
-          <w:r>
-            <w:rPr>
-              <w:vanish w:val="false"/>
-            </w:rPr>
-            <w:t>5</w:t>
+            <w:t>15</w:t>
           </w:r>
         </w:p>
         <w:p>
@@ -1721,13 +1688,7 @@
             <w:rPr>
               <w:vanish w:val="false"/>
             </w:rPr>
-            <w:t>1</w:t>
-          </w:r>
-          <w:r>
-            <w:rPr>
-              <w:vanish w:val="false"/>
-            </w:rPr>
-            <w:t>5</w:t>
+            <w:t>15</w:t>
           </w:r>
         </w:p>
         <w:p>
@@ -1758,13 +1719,7 @@
             <w:rPr>
               <w:vanish w:val="false"/>
             </w:rPr>
-            <w:t>1</w:t>
-          </w:r>
-          <w:r>
-            <w:rPr>
-              <w:vanish w:val="false"/>
-            </w:rPr>
-            <w:t>6</w:t>
+            <w:t>16</w:t>
           </w:r>
         </w:p>
         <w:p>
@@ -1795,13 +1750,7 @@
             <w:rPr>
               <w:vanish w:val="false"/>
             </w:rPr>
-            <w:t>1</w:t>
-          </w:r>
-          <w:r>
-            <w:rPr>
-              <w:vanish w:val="false"/>
-            </w:rPr>
-            <w:t>6</w:t>
+            <w:t>16</w:t>
           </w:r>
         </w:p>
         <w:p>
@@ -1840,14 +1789,7 @@
               <w:vanish w:val="false"/>
               <w:lang w:val="es-CO" w:eastAsia="en-US" w:bidi="ar-SA"/>
             </w:rPr>
-            <w:t>1</w:t>
-          </w:r>
-          <w:r>
-            <w:rPr>
-              <w:vanish w:val="false"/>
-              <w:lang w:val="es-CO" w:eastAsia="en-US" w:bidi="ar-SA"/>
-            </w:rPr>
-            <w:t>7</w:t>
+            <w:t>17</w:t>
           </w:r>
         </w:p>
         <w:p>
@@ -1879,11 +1821,7 @@
           </w:hyperlink>
           <w:r>
             <w:rPr/>
-            <w:t>1</w:t>
-          </w:r>
-          <w:r>
-            <w:rPr/>
-            <w:t>7</w:t>
+            <w:t>17</w:t>
           </w:r>
           <w:r>
             <w:rPr/>
@@ -1944,26 +1882,26 @@
           <w:rFonts w:ascii="Times New Roman" w:hAnsi="Times New Roman"/>
         </w:rPr>
       </w:pPr>
-      <w:bookmarkStart w:id="30" w:name="_Toc156952358_Copia_1"/>
-      <w:bookmarkStart w:id="31" w:name="_Toc184890569_Copia_1"/>
-      <w:bookmarkStart w:id="32" w:name="_Toc184891358_Copia_1"/>
-      <w:bookmarkStart w:id="33" w:name="_Toc184891792_Copia_1"/>
-      <w:bookmarkStart w:id="34" w:name="_Toc185035825_Copia_1"/>
-      <w:bookmarkStart w:id="35" w:name="_Toc185035952_Copia_1"/>
-      <w:bookmarkStart w:id="36" w:name="_Toc185063559_Copia_1"/>
-      <w:bookmarkStart w:id="37" w:name="_Toc185067740_Copia_1"/>
-      <w:bookmarkStart w:id="38" w:name="_Toc55962612_Copia_1"/>
-      <w:bookmarkStart w:id="39" w:name="_Toc55962767_Copia_1"/>
-      <w:bookmarkStart w:id="40" w:name="_Toc55962868_Copia_1"/>
-      <w:bookmarkStart w:id="41" w:name="_Toc55972098_Copia_1"/>
-      <w:bookmarkStart w:id="42" w:name="_Toc57258272_Copia_1"/>
-      <w:bookmarkStart w:id="43" w:name="_Toc57258424_Copia_1"/>
-      <w:bookmarkStart w:id="44" w:name="_Toc57258726_Copia_1"/>
-      <w:bookmarkStart w:id="45" w:name="_Toc57260719_Copia_1"/>
-      <w:bookmarkStart w:id="46" w:name="_Toc57261154_Copia_1"/>
-      <w:bookmarkStart w:id="47" w:name="_Toc61935807_Copia_1"/>
-      <w:bookmarkStart w:id="48" w:name="_Toc262170287_Copia_1"/>
-      <w:bookmarkStart w:id="49" w:name="_Toc136600878_Copia_1"/>
+      <w:bookmarkStart w:id="30" w:name="_Toc136600878_Copia_1"/>
+      <w:bookmarkStart w:id="31" w:name="_Toc262170287_Copia_1"/>
+      <w:bookmarkStart w:id="32" w:name="_Toc61935807_Copia_1"/>
+      <w:bookmarkStart w:id="33" w:name="_Toc57261154_Copia_1"/>
+      <w:bookmarkStart w:id="34" w:name="_Toc57260719_Copia_1"/>
+      <w:bookmarkStart w:id="35" w:name="_Toc57258726_Copia_1"/>
+      <w:bookmarkStart w:id="36" w:name="_Toc57258424_Copia_1"/>
+      <w:bookmarkStart w:id="37" w:name="_Toc57258272_Copia_1"/>
+      <w:bookmarkStart w:id="38" w:name="_Toc55972098_Copia_1"/>
+      <w:bookmarkStart w:id="39" w:name="_Toc55962868_Copia_1"/>
+      <w:bookmarkStart w:id="40" w:name="_Toc55962767_Copia_1"/>
+      <w:bookmarkStart w:id="41" w:name="_Toc55962612_Copia_1"/>
+      <w:bookmarkStart w:id="42" w:name="_Toc185067740_Copia_1"/>
+      <w:bookmarkStart w:id="43" w:name="_Toc185063559_Copia_1"/>
+      <w:bookmarkStart w:id="44" w:name="_Toc185035952_Copia_1"/>
+      <w:bookmarkStart w:id="45" w:name="_Toc185035825_Copia_1"/>
+      <w:bookmarkStart w:id="46" w:name="_Toc184891792_Copia_1"/>
+      <w:bookmarkStart w:id="47" w:name="_Toc184891358_Copia_1"/>
+      <w:bookmarkStart w:id="48" w:name="_Toc184890569_Copia_1"/>
+      <w:bookmarkStart w:id="49" w:name="_Toc156952358_Copia_1"/>
       <w:bookmarkEnd w:id="30"/>
       <w:bookmarkEnd w:id="31"/>
       <w:bookmarkEnd w:id="32"/>
@@ -1990,14 +1928,14 @@
         </w:rPr>
         <w:t xml:space="preserve">1 </w:t>
       </w:r>
-      <w:bookmarkStart w:id="50" w:name="_Toc316718173"/>
-      <w:bookmarkStart w:id="51" w:name="_Toc26076889"/>
-      <w:bookmarkStart w:id="52" w:name="_Toc26079248"/>
-      <w:bookmarkStart w:id="53" w:name="_Toc62799672"/>
-      <w:bookmarkStart w:id="54" w:name="_Toc62800392"/>
-      <w:bookmarkStart w:id="55" w:name="_Toc62800548"/>
-      <w:bookmarkStart w:id="56" w:name="_Toc62800635"/>
-      <w:bookmarkStart w:id="57" w:name="_Toc62801083"/>
+      <w:bookmarkStart w:id="50" w:name="_Toc62801083"/>
+      <w:bookmarkStart w:id="51" w:name="_Toc62800635"/>
+      <w:bookmarkStart w:id="52" w:name="_Toc62800548"/>
+      <w:bookmarkStart w:id="53" w:name="_Toc62800392"/>
+      <w:bookmarkStart w:id="54" w:name="_Toc62799672"/>
+      <w:bookmarkStart w:id="55" w:name="_Toc26079248"/>
+      <w:bookmarkStart w:id="56" w:name="_Toc26076889"/>
+      <w:bookmarkStart w:id="57" w:name="_Toc316718173"/>
       <w:r>
         <w:rPr>
           <w:lang w:val="es-CO" w:bidi="ar-SA"/>
@@ -3527,8 +3465,8 @@
               <wp:wrapPolygon edited="0">
                 <wp:start x="0" y="0"/>
                 <wp:lineTo x="0" y="21356"/>
-                <wp:lineTo x="21528" y="21356"/>
-                <wp:lineTo x="21528" y="0"/>
+                <wp:lineTo x="21526" y="21356"/>
+                <wp:lineTo x="21526" y="0"/>
                 <wp:lineTo x="0" y="0"/>
               </wp:wrapPolygon>
             </wp:wrapThrough>
@@ -3776,17 +3714,7 @@
         <w:pStyle w:val="ListParagraph"/>
         <w:ind w:hanging="0" w:left="0"/>
         <w:jc w:val="both"/>
-        <w:rPr>
-          <w:rFonts w:ascii="Times New Roman" w:hAnsi="Times New Roman" w:eastAsia="Times New Roman" w:cs="Times New Roman"/>
-          <w:b w:val="false"/>
-          <w:bCs w:val="false"/>
-          <w:color w:val="000000"/>
-          <w:kern w:val="0"/>
-          <w:sz w:val="24"/>
-          <w:szCs w:val="24"/>
-          <w:shd w:fill="FFFFFF" w:val="clear"/>
-          <w:lang w:val="es-CO" w:eastAsia="en-US" w:bidi="ar-SA"/>
-        </w:rPr>
+        <w:rPr/>
       </w:pPr>
       <w:hyperlink r:id="rId6">
         <w:r>
@@ -3795,7 +3723,7 @@
             <w:rFonts w:eastAsia="Times New Roman" w:cs="Times New Roman" w:ascii="Times New Roman" w:hAnsi="Times New Roman"/>
             <w:b w:val="false"/>
             <w:bCs w:val="false"/>
-            <w:color w:val="000000"/>
+            <w:color w:val="2315DA"/>
             <w:kern w:val="0"/>
             <w:sz w:val="24"/>
             <w:szCs w:val="24"/>
@@ -3810,7 +3738,7 @@
           <w:rFonts w:eastAsia="Times New Roman" w:cs="Times New Roman" w:ascii="Times New Roman" w:hAnsi="Times New Roman"/>
           <w:b w:val="false"/>
           <w:bCs w:val="false"/>
-          <w:color w:val="000000"/>
+          <w:color w:val="2315DA"/>
           <w:kern w:val="0"/>
           <w:sz w:val="24"/>
           <w:szCs w:val="24"/>
@@ -4992,11 +4920,11 @@
             <wp:effectExtent l="0" t="0" r="0" b="0"/>
             <wp:wrapThrough wrapText="bothSides">
               <wp:wrapPolygon edited="0">
-                <wp:start x="-58" y="0"/>
-                <wp:lineTo x="-58" y="21301"/>
-                <wp:lineTo x="21511" y="21301"/>
+                <wp:start x="-87" y="0"/>
+                <wp:lineTo x="-87" y="21262"/>
+                <wp:lineTo x="21511" y="21262"/>
                 <wp:lineTo x="21511" y="0"/>
-                <wp:lineTo x="-58" y="0"/>
+                <wp:lineTo x="-87" y="0"/>
               </wp:wrapPolygon>
             </wp:wrapThrough>
             <wp:docPr id="5" name="Imagen5 Copia 1"/>
@@ -6810,11 +6738,11 @@
             <wp:effectExtent l="0" t="0" r="0" b="0"/>
             <wp:wrapThrough wrapText="bothSides">
               <wp:wrapPolygon edited="0">
-                <wp:start x="-81" y="0"/>
-                <wp:lineTo x="-81" y="21324"/>
-                <wp:lineTo x="21557" y="21324"/>
+                <wp:start x="-102" y="0"/>
+                <wp:lineTo x="-102" y="21287"/>
+                <wp:lineTo x="21557" y="21287"/>
                 <wp:lineTo x="21557" y="0"/>
-                <wp:lineTo x="-81" y="0"/>
+                <wp:lineTo x="-102" y="0"/>
               </wp:wrapPolygon>
             </wp:wrapThrough>
             <wp:docPr id="11" name="Imagen 1"/>
@@ -7423,7 +7351,7 @@
           <w:u w:val="none"/>
           <w:lang w:val="es-CO" w:eastAsia="en-US" w:bidi="ar-SA"/>
         </w:rPr>
-        <w:t>registro de usuarios</w:t>
+        <w:t>Registro de usuarios</w:t>
       </w:r>
     </w:p>
     <w:p>
@@ -7462,7 +7390,7 @@
           <w:u w:val="none"/>
           <w:lang w:val="es-CO" w:eastAsia="en-US" w:bidi="ar-SA"/>
         </w:rPr>
-        <w:t>registro de usuarios</w:t>
+        <w:t xml:space="preserve">Inicio de sesión </w:t>
       </w:r>
     </w:p>
     <w:p>
@@ -7501,7 +7429,204 @@
           <w:u w:val="none"/>
           <w:lang w:val="es-CO" w:eastAsia="en-US" w:bidi="ar-SA"/>
         </w:rPr>
-        <w:t>registro de usuarios</w:t>
+        <w:t xml:space="preserve">Manejo de roles (estudiante/docente) </w:t>
+      </w:r>
+    </w:p>
+    <w:p>
+      <w:pPr>
+        <w:pStyle w:val="APALevel2"/>
+        <w:widowControl/>
+        <w:numPr>
+          <w:ilvl w:val="0"/>
+          <w:numId w:val="5"/>
+        </w:numPr>
+        <w:suppressAutoHyphens w:val="true"/>
+        <w:bidi w:val="0"/>
+        <w:spacing w:lineRule="auto" w:line="240"/>
+        <w:jc w:val="both"/>
+        <w:rPr>
+          <w:rFonts w:ascii="Times New Roman" w:hAnsi="Times New Roman" w:eastAsia="Times New Roman" w:cs="Times New Roman"/>
+          <w:b w:val="false"/>
+          <w:bCs w:val="false"/>
+          <w:color w:val="auto"/>
+          <w:kern w:val="0"/>
+          <w:sz w:val="24"/>
+          <w:szCs w:val="24"/>
+          <w:u w:val="none"/>
+          <w:lang w:val="es-CO" w:eastAsia="en-US" w:bidi="ar-SA"/>
+        </w:rPr>
+      </w:pPr>
+      <w:r>
+        <w:rPr>
+          <w:rFonts w:eastAsia="Times New Roman" w:cs="Times New Roman"/>
+          <w:b w:val="false"/>
+          <w:bCs w:val="false"/>
+          <w:color w:val="auto"/>
+          <w:kern w:val="0"/>
+          <w:sz w:val="24"/>
+          <w:szCs w:val="24"/>
+          <w:u w:val="none"/>
+          <w:lang w:val="es-CO" w:eastAsia="en-US" w:bidi="ar-SA"/>
+        </w:rPr>
+        <w:t xml:space="preserve">Edición de perfil </w:t>
+      </w:r>
+    </w:p>
+    <w:p>
+      <w:pPr>
+        <w:pStyle w:val="APALevel2"/>
+        <w:widowControl/>
+        <w:suppressAutoHyphens w:val="true"/>
+        <w:bidi w:val="0"/>
+        <w:spacing w:lineRule="auto" w:line="240" w:before="360" w:after="240"/>
+        <w:jc w:val="both"/>
+        <w:rPr>
+          <w:rFonts w:ascii="Times New Roman" w:hAnsi="Times New Roman" w:eastAsia="Times New Roman" w:cs="Times New Roman"/>
+          <w:color w:val="auto"/>
+          <w:kern w:val="0"/>
+          <w:sz w:val="24"/>
+          <w:szCs w:val="24"/>
+          <w:u w:val="none"/>
+          <w:lang w:val="es-CO" w:eastAsia="en-US" w:bidi="ar-SA"/>
+        </w:rPr>
+      </w:pPr>
+      <w:r>
+        <w:rPr/>
+        <w:t>Historias de Usuario</w:t>
+      </w:r>
+      <w:r>
+        <w:rPr/>
+        <w:t>:</w:t>
+      </w:r>
+    </w:p>
+    <w:p>
+      <w:pPr>
+        <w:pStyle w:val="APALevel2"/>
+        <w:widowControl/>
+        <w:numPr>
+          <w:ilvl w:val="0"/>
+          <w:numId w:val="6"/>
+        </w:numPr>
+        <w:suppressAutoHyphens w:val="true"/>
+        <w:bidi w:val="0"/>
+        <w:spacing w:lineRule="auto" w:line="240"/>
+        <w:jc w:val="both"/>
+        <w:rPr>
+          <w:rFonts w:ascii="Times New Roman" w:hAnsi="Times New Roman" w:eastAsia="Times New Roman" w:cs="Times New Roman"/>
+          <w:b w:val="false"/>
+          <w:bCs w:val="false"/>
+          <w:color w:val="auto"/>
+          <w:kern w:val="0"/>
+          <w:sz w:val="24"/>
+          <w:szCs w:val="24"/>
+          <w:u w:val="none"/>
+          <w:lang w:val="es-EC" w:eastAsia="en-US" w:bidi="ar-SA"/>
+        </w:rPr>
+      </w:pPr>
+      <w:r>
+        <w:rPr>
+          <w:rFonts w:eastAsia="Times New Roman" w:cs="Times New Roman"/>
+          <w:b w:val="false"/>
+          <w:bCs w:val="false"/>
+          <w:color w:val="auto"/>
+          <w:kern w:val="0"/>
+          <w:sz w:val="24"/>
+          <w:szCs w:val="24"/>
+          <w:u w:val="none"/>
+          <w:lang w:val="es-EC" w:eastAsia="en-US" w:bidi="ar-SA"/>
+        </w:rPr>
+        <w:t xml:space="preserve">HIU007 (login) </w:t>
+      </w:r>
+    </w:p>
+    <w:p>
+      <w:pPr>
+        <w:pStyle w:val="APALevel2"/>
+        <w:widowControl/>
+        <w:numPr>
+          <w:ilvl w:val="0"/>
+          <w:numId w:val="6"/>
+        </w:numPr>
+        <w:suppressAutoHyphens w:val="true"/>
+        <w:bidi w:val="0"/>
+        <w:spacing w:lineRule="auto" w:line="240"/>
+        <w:jc w:val="both"/>
+        <w:rPr>
+          <w:rFonts w:ascii="Times New Roman" w:hAnsi="Times New Roman" w:eastAsia="Times New Roman" w:cs="Times New Roman"/>
+          <w:b w:val="false"/>
+          <w:bCs w:val="false"/>
+          <w:color w:val="auto"/>
+          <w:kern w:val="0"/>
+          <w:sz w:val="24"/>
+          <w:szCs w:val="24"/>
+          <w:u w:val="none"/>
+          <w:lang w:val="es-EC" w:eastAsia="en-US" w:bidi="ar-SA"/>
+        </w:rPr>
+      </w:pPr>
+      <w:r>
+        <w:rPr>
+          <w:rFonts w:eastAsia="Times New Roman" w:cs="Times New Roman"/>
+          <w:b w:val="false"/>
+          <w:bCs w:val="false"/>
+          <w:color w:val="auto"/>
+          <w:kern w:val="0"/>
+          <w:sz w:val="24"/>
+          <w:szCs w:val="24"/>
+          <w:u w:val="none"/>
+          <w:lang w:val="es-EC" w:eastAsia="en-US" w:bidi="ar-SA"/>
+        </w:rPr>
+        <w:t>HIU008 (registro)</w:t>
+      </w:r>
+    </w:p>
+    <w:p>
+      <w:pPr>
+        <w:pStyle w:val="APALevel2"/>
+        <w:widowControl/>
+        <w:numPr>
+          <w:ilvl w:val="0"/>
+          <w:numId w:val="6"/>
+        </w:numPr>
+        <w:suppressAutoHyphens w:val="true"/>
+        <w:bidi w:val="0"/>
+        <w:spacing w:lineRule="auto" w:line="240"/>
+        <w:jc w:val="both"/>
+        <w:rPr>
+          <w:rFonts w:ascii="Times New Roman" w:hAnsi="Times New Roman" w:eastAsia="Times New Roman" w:cs="Times New Roman"/>
+          <w:b w:val="false"/>
+          <w:bCs w:val="false"/>
+          <w:color w:val="auto"/>
+          <w:kern w:val="0"/>
+          <w:sz w:val="24"/>
+          <w:szCs w:val="24"/>
+          <w:u w:val="none"/>
+          <w:lang w:val="es-EC" w:eastAsia="en-US" w:bidi="ar-SA"/>
+        </w:rPr>
+      </w:pPr>
+      <w:r>
+        <w:rPr>
+          <w:rFonts w:eastAsia="Times New Roman" w:cs="Times New Roman"/>
+          <w:b w:val="false"/>
+          <w:bCs w:val="false"/>
+          <w:color w:val="auto"/>
+          <w:kern w:val="0"/>
+          <w:sz w:val="24"/>
+          <w:szCs w:val="24"/>
+          <w:u w:val="none"/>
+          <w:lang w:val="es-EC" w:eastAsia="en-US" w:bidi="ar-SA"/>
+        </w:rPr>
+        <w:t xml:space="preserve"> </w:t>
+      </w:r>
+      <w:r>
+        <w:rPr>
+          <w:rFonts w:eastAsia="Times New Roman" w:cs="Times New Roman"/>
+          <w:b w:val="false"/>
+          <w:bCs w:val="false"/>
+          <w:color w:val="auto"/>
+          <w:kern w:val="0"/>
+          <w:sz w:val="24"/>
+          <w:szCs w:val="24"/>
+          <w:u w:val="none"/>
+          <w:lang w:val="es-EC" w:eastAsia="en-US" w:bidi="ar-SA"/>
+        </w:rPr>
+        <w:t xml:space="preserve">HIU010 (editar perfil) </w:t>
       </w:r>
     </w:p>
     <w:p>
@@ -7557,7 +7682,7 @@
           <w:u w:val="none"/>
           <w:lang w:val="es-CO" w:eastAsia="en-US" w:bidi="ar-SA"/>
         </w:rPr>
-        <w:t xml:space="preserve">Product Owner:  </w:t>
+        <w:t xml:space="preserve">Product Owner: </w:t>
       </w:r>
       <w:r>
         <w:rPr>
@@ -7571,7 +7696,7 @@
           <w:u w:val="none"/>
           <w:lang w:val="es-CO" w:eastAsia="en-US" w:bidi="ar-SA"/>
         </w:rPr>
-        <w:t>Se encargará de definir y priorizar los requisitos, asegurando que el registro de usuarios, el inicio de sesión por roles y la gestión de actividades cumplan con las necesidades del sistema.</w:t>
+        <w:t>Define y prioriza los requisitos del sistema, asegurando que las funcionalidades de registro, autenticación y gestión de usuarios cumplan con las necesidades del proyecto.</w:t>
       </w:r>
       <w:r>
         <w:rPr>
@@ -7601,7 +7726,7 @@
           <w:u w:val="none"/>
           <w:lang w:val="es-CO" w:eastAsia="en-US" w:bidi="ar-SA"/>
         </w:rPr>
-        <w:t>Facilitará el desarrollo del sprint, organizando reuniones, eliminando impedimentos y garantizando que el equipo siga la metodología ágil.</w:t>
+        <w:t>Facilita el desarrollo del sprint, organiza las reuniones y elimina impedimentos, garantizando el cumplimiento de la metodología Scrum.</w:t>
       </w:r>
       <w:r>
         <w:rPr>
@@ -7631,7 +7756,7 @@
           <w:u w:val="none"/>
           <w:lang w:val="es-CO" w:eastAsia="en-US" w:bidi="ar-SA"/>
         </w:rPr>
-        <w:t>Implementará las funcionalidades clave, incluyendo el registro e inicio de sesión, la gestión del perfil de usuario y el CRUD de actividades para docentes, además de estructurar la base de datos y la lógica del sistema.</w:t>
+        <w:t>Implementa las funcionalidades del sistema, incluyendo el registro de usuarios, inicio de sesión, gestión de roles y edición de perfil, además de la estructura inicial de la base de datos.</w:t>
       </w:r>
       <w:r>
         <w:rPr>
@@ -7741,25 +7866,6 @@
           <w:lang w:val="es-CO" w:bidi="ar-SA"/>
         </w:rPr>
         <w:t>7. Especificación de Requisitos de Software (ERS)</w:t>
-      </w:r>
-    </w:p>
-    <w:p>
-      <w:pPr>
-        <w:pStyle w:val="BodyText"/>
-        <w:ind w:hanging="0"/>
-        <w:jc w:val="both"/>
-        <w:rPr>
-          <w:b/>
-          <w:bCs/>
-          <w:lang w:val="es-CO" w:bidi="ar-SA"/>
-        </w:rPr>
-      </w:pPr>
-      <w:r>
-        <w:rPr>
-          <w:b/>
-          <w:bCs/>
-          <w:lang w:val="es-CO" w:bidi="ar-SA"/>
-        </w:rPr>
       </w:r>
     </w:p>
     <w:p>
@@ -7921,9 +8027,9 @@
               <wp:posOffset>-15240</wp:posOffset>
             </wp:positionH>
             <wp:positionV relativeFrom="paragraph">
-              <wp:posOffset>635</wp:posOffset>
+              <wp:posOffset>254635</wp:posOffset>
             </wp:positionV>
-            <wp:extent cx="6009640" cy="2435860"/>
+            <wp:extent cx="6009640" cy="2402840"/>
             <wp:effectExtent l="0" t="0" r="0" b="0"/>
             <wp:wrapSquare wrapText="largest"/>
             <wp:docPr id="12" name="Imagen1"/>
@@ -7948,7 +8054,7 @@
                   <pic:spPr bwMode="auto">
                     <a:xfrm>
                       <a:off x="0" y="0"/>
-                      <a:ext cx="6009640" cy="2435860"/>
+                      <a:ext cx="6009640" cy="2402840"/>
                     </a:xfrm>
                     <a:prstGeom prst="rect">
                       <a:avLst/>
@@ -8060,15 +8166,16 @@
         <w:spacing w:lineRule="auto" w:line="240" w:before="360" w:after="240"/>
         <w:jc w:val="both"/>
         <w:rPr>
-          <w:b w:val="false"/>
-          <w:bCs w:val="false"/>
-        </w:rPr>
-      </w:pPr>
-      <w:r>
-        <w:rPr>
-          <w:b w:val="false"/>
-          <w:bCs w:val="false"/>
-        </w:rPr>
+          <w:rFonts w:ascii="Times New Roman" w:hAnsi="Times New Roman" w:eastAsia="Times New Roman" w:cs="Times New Roman"/>
+          <w:color w:val="auto"/>
+          <w:kern w:val="0"/>
+          <w:sz w:val="24"/>
+          <w:szCs w:val="24"/>
+          <w:u w:val="none"/>
+          <w:lang w:val="es-CO" w:eastAsia="en-US" w:bidi="ar-SA"/>
+        </w:rPr>
+      </w:pPr>
+      <w:r>
         <w:drawing>
           <wp:anchor distT="0" distB="0" distL="0" distR="0" simplePos="0" relativeHeight="41" behindDoc="0" locked="0" layoutInCell="0" allowOverlap="1">
             <wp:simplePos x="0" y="0"/>
@@ -8076,9 +8183,9 @@
               <wp:posOffset>-5715</wp:posOffset>
             </wp:positionH>
             <wp:positionV relativeFrom="paragraph">
-              <wp:posOffset>47625</wp:posOffset>
+              <wp:posOffset>238760</wp:posOffset>
             </wp:positionV>
-            <wp:extent cx="6009640" cy="2379345"/>
+            <wp:extent cx="6009640" cy="2270760"/>
             <wp:effectExtent l="0" t="0" r="0" b="0"/>
             <wp:wrapSquare wrapText="largest"/>
             <wp:docPr id="13" name="Imagen2"/>
@@ -8103,7 +8210,7 @@
                   <pic:spPr bwMode="auto">
                     <a:xfrm>
                       <a:off x="0" y="0"/>
-                      <a:ext cx="6009640" cy="2379345"/>
+                      <a:ext cx="6009640" cy="2270760"/>
                     </a:xfrm>
                     <a:prstGeom prst="rect">
                       <a:avLst/>
@@ -8116,6 +8223,19 @@
           </wp:anchor>
         </w:drawing>
       </w:r>
+      <w:r>
+        <w:rPr>
+          <w:rFonts w:eastAsia="Times New Roman" w:cs="Times New Roman"/>
+          <w:b/>
+          <w:color w:val="auto"/>
+          <w:kern w:val="0"/>
+          <w:sz w:val="24"/>
+          <w:szCs w:val="24"/>
+          <w:u w:val="none"/>
+          <w:lang w:eastAsia="en-US"/>
+        </w:rPr>
+        <w:t>7.3 Url Historias de usuario del MVP</w:t>
+      </w:r>
     </w:p>
     <w:p>
       <w:pPr>
@@ -8146,19 +8266,16 @@
           <w:u w:val="none"/>
           <w:lang w:eastAsia="en-US"/>
         </w:rPr>
-        <w:t>7.3 Url Historias de usuario del MVP</w:t>
-      </w:r>
-    </w:p>
-    <w:p>
-      <w:pPr>
-        <w:pStyle w:val="APALevel2"/>
-        <w:widowControl/>
-        <w:suppressAutoHyphens w:val="true"/>
-        <w:bidi w:val="0"/>
-        <w:spacing w:lineRule="auto" w:line="240" w:before="360" w:after="240"/>
-        <w:jc w:val="both"/>
-        <w:rPr>
-          <w:rFonts w:ascii="Times New Roman" w:hAnsi="Times New Roman" w:eastAsia="Times New Roman" w:cs="Times New Roman"/>
+        <w:t xml:space="preserve"> </w:t>
+      </w:r>
+      <w:r>
+        <w:fldChar w:fldCharType="begin"/>
+      </w:r>
+      <w:r>
+        <w:rPr>
+          <w:rStyle w:val="Hyperlink"/>
+          <w:rFonts w:eastAsia="Times New Roman" w:cs="Times New Roman"/>
+          <w:b/>
           <w:color w:val="auto"/>
           <w:kern w:val="0"/>
           <w:sz w:val="24"/>
@@ -8166,9 +8283,7 @@
           <w:u w:val="none"/>
           <w:lang w:val="es-CO" w:eastAsia="en-US" w:bidi="ar-SA"/>
         </w:rPr>
-      </w:pPr>
-      <w:r>
-        <w:fldChar w:fldCharType="begin"/>
+        <w:instrText xml:space="preserve"> HYPERLINK "https://docs.google.com/spreadsheets/d/1q2gPTyuKjpeiJfz2PtZZhh_zVixK5VmblsfdNaf6tR8/edit?gid=0" \l "gid=0"</w:instrText>
       </w:r>
       <w:r>
         <w:rPr>
@@ -8180,9 +8295,9 @@
           <w:sz w:val="24"/>
           <w:szCs w:val="24"/>
           <w:u w:val="none"/>
-          <w:lang w:eastAsia="en-US"/>
-        </w:rPr>
-        <w:instrText xml:space="preserve"> HYPERLINK "https://docs.google.com/spreadsheets/d/1q2gPTyuKjpeiJfz2PtZZhh_zVixK5VmblsfdNaf6tR8/edit?gid=0" \l "gid=0"</w:instrText>
+          <w:lang w:val="es-CO" w:eastAsia="en-US" w:bidi="ar-SA"/>
+        </w:rPr>
+        <w:fldChar w:fldCharType="separate"/>
       </w:r>
       <w:r>
         <w:rPr>
@@ -8194,9 +8309,9 @@
           <w:sz w:val="24"/>
           <w:szCs w:val="24"/>
           <w:u w:val="none"/>
-          <w:lang w:eastAsia="en-US"/>
-        </w:rPr>
-        <w:fldChar w:fldCharType="separate"/>
+          <w:lang w:val="es-CO" w:eastAsia="en-US" w:bidi="ar-SA"/>
+        </w:rPr>
+        <w:t>HIU- Historias de Usuario MVP - Hojas de cálculo de Google</w:t>
       </w:r>
       <w:r>
         <w:rPr>
@@ -8208,9 +8323,9 @@
           <w:sz w:val="24"/>
           <w:szCs w:val="24"/>
           <w:u w:val="none"/>
-          <w:lang w:eastAsia="en-US"/>
-        </w:rPr>
-        <w:t>HIU- Historias de Usuario MVP - Hojas de cálculo de Google</w:t>
+          <w:lang w:val="es-CO" w:eastAsia="en-US" w:bidi="ar-SA"/>
+        </w:rPr>
+        <w:fldChar w:fldCharType="end"/>
       </w:r>
       <w:r>
         <w:rPr>
@@ -8222,20 +8337,7 @@
           <w:sz w:val="24"/>
           <w:szCs w:val="24"/>
           <w:u w:val="none"/>
-          <w:lang w:eastAsia="en-US"/>
-        </w:rPr>
-        <w:fldChar w:fldCharType="end"/>
-      </w:r>
-      <w:r>
-        <w:rPr>
-          <w:rFonts w:eastAsia="Times New Roman" w:cs="Times New Roman"/>
-          <w:b/>
-          <w:color w:val="auto"/>
-          <w:kern w:val="0"/>
-          <w:sz w:val="24"/>
-          <w:szCs w:val="24"/>
-          <w:u w:val="none"/>
-          <w:lang w:eastAsia="en-US"/>
+          <w:lang w:val="es-CO" w:eastAsia="en-US" w:bidi="ar-SA"/>
         </w:rPr>
         <w:t xml:space="preserve"> </w:t>
       </w:r>
@@ -8275,7 +8377,7 @@
               <wp:posOffset>0</wp:posOffset>
             </wp:positionH>
             <wp:positionV relativeFrom="paragraph">
-              <wp:posOffset>203835</wp:posOffset>
+              <wp:posOffset>60960</wp:posOffset>
             </wp:positionV>
             <wp:extent cx="5904865" cy="2694940"/>
             <wp:effectExtent l="0" t="0" r="0" b="0"/>
@@ -8511,7 +8613,7 @@
             <wp:positionV relativeFrom="paragraph">
               <wp:posOffset>635</wp:posOffset>
             </wp:positionV>
-            <wp:extent cx="6025515" cy="2945130"/>
+            <wp:extent cx="6025515" cy="2649220"/>
             <wp:effectExtent l="0" t="0" r="0" b="0"/>
             <wp:wrapSquare wrapText="largest"/>
             <wp:docPr id="15" name="Imagen4"/>
@@ -8536,7 +8638,7 @@
                   <pic:spPr bwMode="auto">
                     <a:xfrm>
                       <a:off x="0" y="0"/>
-                      <a:ext cx="6025515" cy="2945130"/>
+                      <a:ext cx="6025515" cy="2649220"/>
                     </a:xfrm>
                     <a:prstGeom prst="rect">
                       <a:avLst/>
@@ -8656,6 +8758,19 @@
       </w:hyperlink>
       <w:r>
         <w:rPr>
+          <w:rStyle w:val="Hyperlink"/>
+          <w:rFonts w:eastAsia="Times New Roman" w:cs="Times New Roman"/>
+          <w:color w:val="auto"/>
+          <w:kern w:val="0"/>
+          <w:sz w:val="24"/>
+          <w:szCs w:val="24"/>
+          <w:u w:val="none"/>
+          <w:lang w:val="es-EC" w:eastAsia="en-US" w:bidi="ar-SA"/>
+        </w:rPr>
+        <w:t xml:space="preserve"> </w:t>
+      </w:r>
+      <w:r>
+        <w:rPr>
           <w:rFonts w:eastAsia="Times New Roman" w:cs="Times New Roman"/>
           <w:color w:val="auto"/>
           <w:kern w:val="0"/>
@@ -8704,7 +8819,7 @@
             <wp:positionV relativeFrom="paragraph">
               <wp:posOffset>111125</wp:posOffset>
             </wp:positionV>
-            <wp:extent cx="5993765" cy="3634105"/>
+            <wp:extent cx="5993765" cy="3557905"/>
             <wp:effectExtent l="0" t="0" r="0" b="0"/>
             <wp:wrapSquare wrapText="largest"/>
             <wp:docPr id="16" name="Imagen5"/>
@@ -8729,7 +8844,7 @@
                   <pic:spPr bwMode="auto">
                     <a:xfrm>
                       <a:off x="0" y="0"/>
-                      <a:ext cx="5993765" cy="3634105"/>
+                      <a:ext cx="5993765" cy="3557905"/>
                     </a:xfrm>
                     <a:prstGeom prst="rect">
                       <a:avLst/>
@@ -9082,14 +9197,16 @@
         <w:ind w:hanging="0"/>
         <w:jc w:val="left"/>
         <w:rPr>
-          <w:b/>
-          <w:bCs/>
-        </w:rPr>
-      </w:pPr>
-      <w:r>
-        <w:rPr>
-          <w:b/>
-          <w:bCs/>
+          <w:color w:val="2315DA"/>
+          <w:u w:val="single"/>
+        </w:rPr>
+      </w:pPr>
+      <w:r>
+        <w:rPr>
+          <w:b/>
+          <w:bCs/>
+          <w:color w:val="2315DA"/>
+          <w:u w:val="single"/>
         </w:rPr>
         <w:t>https://github.com/AndresFl20/Analisis-y-Dise-o-de-Sistemas.git</w:t>
       </w:r>
@@ -10253,6 +10370,143 @@
   <w:abstractNum w:abstractNumId="6">
     <w:lvl w:ilvl="0">
       <w:start w:val="1"/>
+      <w:numFmt w:val="bullet"/>
+      <w:lvlText w:val=""/>
+      <w:lvlJc w:val="left"/>
+      <w:pPr>
+        <w:tabs>
+          <w:tab w:val="num" w:pos="720"/>
+        </w:tabs>
+        <w:ind w:left="720" w:hanging="360"/>
+      </w:pPr>
+      <w:rPr>
+        <w:rFonts w:ascii="Symbol" w:hAnsi="Symbol" w:cs="Symbol" w:hint="default"/>
+      </w:rPr>
+    </w:lvl>
+    <w:lvl w:ilvl="1">
+      <w:start w:val="1"/>
+      <w:numFmt w:val="bullet"/>
+      <w:lvlText w:val="◦"/>
+      <w:lvlJc w:val="left"/>
+      <w:pPr>
+        <w:tabs>
+          <w:tab w:val="num" w:pos="1080"/>
+        </w:tabs>
+        <w:ind w:left="1080" w:hanging="360"/>
+      </w:pPr>
+      <w:rPr>
+        <w:rFonts w:ascii="OpenSymbol" w:hAnsi="OpenSymbol" w:cs="OpenSymbol" w:hint="default"/>
+      </w:rPr>
+    </w:lvl>
+    <w:lvl w:ilvl="2">
+      <w:start w:val="1"/>
+      <w:numFmt w:val="bullet"/>
+      <w:lvlText w:val="▪"/>
+      <w:lvlJc w:val="left"/>
+      <w:pPr>
+        <w:tabs>
+          <w:tab w:val="num" w:pos="1440"/>
+        </w:tabs>
+        <w:ind w:left="1440" w:hanging="360"/>
+      </w:pPr>
+      <w:rPr>
+        <w:rFonts w:ascii="OpenSymbol" w:hAnsi="OpenSymbol" w:cs="OpenSymbol" w:hint="default"/>
+      </w:rPr>
+    </w:lvl>
+    <w:lvl w:ilvl="3">
+      <w:start w:val="1"/>
+      <w:numFmt w:val="bullet"/>
+      <w:lvlText w:val=""/>
+      <w:lvlJc w:val="left"/>
+      <w:pPr>
+        <w:tabs>
+          <w:tab w:val="num" w:pos="1800"/>
+        </w:tabs>
+        <w:ind w:left="1800" w:hanging="360"/>
+      </w:pPr>
+      <w:rPr>
+        <w:rFonts w:ascii="Symbol" w:hAnsi="Symbol" w:cs="Symbol" w:hint="default"/>
+      </w:rPr>
+    </w:lvl>
+    <w:lvl w:ilvl="4">
+      <w:start w:val="1"/>
+      <w:numFmt w:val="bullet"/>
+      <w:lvlText w:val="◦"/>
+      <w:lvlJc w:val="left"/>
+      <w:pPr>
+        <w:tabs>
+          <w:tab w:val="num" w:pos="2160"/>
+        </w:tabs>
+        <w:ind w:left="2160" w:hanging="360"/>
+      </w:pPr>
+      <w:rPr>
+        <w:rFonts w:ascii="OpenSymbol" w:hAnsi="OpenSymbol" w:cs="OpenSymbol" w:hint="default"/>
+      </w:rPr>
+    </w:lvl>
+    <w:lvl w:ilvl="5">
+      <w:start w:val="1"/>
+      <w:numFmt w:val="bullet"/>
+      <w:lvlText w:val="▪"/>
+      <w:lvlJc w:val="left"/>
+      <w:pPr>
+        <w:tabs>
+          <w:tab w:val="num" w:pos="2520"/>
+        </w:tabs>
+        <w:ind w:left="2520" w:hanging="360"/>
+      </w:pPr>
+      <w:rPr>
+        <w:rFonts w:ascii="OpenSymbol" w:hAnsi="OpenSymbol" w:cs="OpenSymbol" w:hint="default"/>
+      </w:rPr>
+    </w:lvl>
+    <w:lvl w:ilvl="6">
+      <w:start w:val="1"/>
+      <w:numFmt w:val="bullet"/>
+      <w:lvlText w:val=""/>
+      <w:lvlJc w:val="left"/>
+      <w:pPr>
+        <w:tabs>
+          <w:tab w:val="num" w:pos="2880"/>
+        </w:tabs>
+        <w:ind w:left="2880" w:hanging="360"/>
+      </w:pPr>
+      <w:rPr>
+        <w:rFonts w:ascii="Symbol" w:hAnsi="Symbol" w:cs="Symbol" w:hint="default"/>
+      </w:rPr>
+    </w:lvl>
+    <w:lvl w:ilvl="7">
+      <w:start w:val="1"/>
+      <w:numFmt w:val="bullet"/>
+      <w:lvlText w:val="◦"/>
+      <w:lvlJc w:val="left"/>
+      <w:pPr>
+        <w:tabs>
+          <w:tab w:val="num" w:pos="3240"/>
+        </w:tabs>
+        <w:ind w:left="3240" w:hanging="360"/>
+      </w:pPr>
+      <w:rPr>
+        <w:rFonts w:ascii="OpenSymbol" w:hAnsi="OpenSymbol" w:cs="OpenSymbol" w:hint="default"/>
+      </w:rPr>
+    </w:lvl>
+    <w:lvl w:ilvl="8">
+      <w:start w:val="1"/>
+      <w:numFmt w:val="bullet"/>
+      <w:lvlText w:val="▪"/>
+      <w:lvlJc w:val="left"/>
+      <w:pPr>
+        <w:tabs>
+          <w:tab w:val="num" w:pos="3600"/>
+        </w:tabs>
+        <w:ind w:left="3600" w:hanging="360"/>
+      </w:pPr>
+      <w:rPr>
+        <w:rFonts w:ascii="OpenSymbol" w:hAnsi="OpenSymbol" w:cs="OpenSymbol" w:hint="default"/>
+      </w:rPr>
+    </w:lvl>
+  </w:abstractNum>
+  <w:abstractNum w:abstractNumId="7">
+    <w:lvl w:ilvl="0">
+      <w:start w:val="1"/>
       <w:numFmt w:val="none"/>
       <w:suff w:val="nothing"/>
       <w:lvlText w:val=""/>
@@ -10386,6 +10640,9 @@
   </w:num>
   <w:num w:numId="6">
     <w:abstractNumId w:val="6"/>
+  </w:num>
+  <w:num w:numId="7">
+    <w:abstractNumId w:val="7"/>
   </w:num>
 </w:numbering>
 </file>
@@ -10965,8 +11222,8 @@
       <w:u w:val="single"/>
     </w:rPr>
   </w:style>
-  <w:style w:type="character" w:styleId="Caracteresdenotaalpieuser">
-    <w:name w:val="Caracteres de nota al pie (user)"/>
+  <w:style w:type="character" w:styleId="Caracteresdenotaalpie">
+    <w:name w:val="Caracteres de nota al pie"/>
     <w:semiHidden/>
     <w:qFormat/>
     <w:rsid w:val="004d41be"/>
@@ -10974,8 +11231,8 @@
       <w:vertAlign w:val="superscript"/>
     </w:rPr>
   </w:style>
-  <w:style w:type="character" w:styleId="Caracteresdenotaalpie">
-    <w:name w:val="Caracteres de nota al pie"/>
+  <w:style w:type="character" w:styleId="Caracteresdenotaalpieuser">
+    <w:name w:val="Caracteres de nota al pie (user)"/>
     <w:qFormat/>
     <w:rPr>
       <w:vertAlign w:val="superscript"/>
@@ -11129,13 +11386,13 @@
       <w:shd w:fill="E1DFDD" w:val="clear"/>
     </w:rPr>
   </w:style>
-  <w:style w:type="character" w:styleId="Enlacedelndiceuser">
-    <w:name w:val="Enlace del índice (user)"/>
+  <w:style w:type="character" w:styleId="Enlacedelndice">
+    <w:name w:val="Enlace del índice"/>
     <w:qFormat/>
     <w:rPr/>
   </w:style>
-  <w:style w:type="character" w:styleId="Bolosuser">
-    <w:name w:val="Bolos (user)"/>
+  <w:style w:type="character" w:styleId="Bolos">
+    <w:name w:val="Bolos"/>
     <w:qFormat/>
     <w:rPr>
       <w:rFonts w:ascii="OpenSymbol" w:hAnsi="OpenSymbol" w:eastAsia="OpenSymbol" w:cs="OpenSymbol"/>
@@ -11149,25 +11406,25 @@
       <w:iCs/>
     </w:rPr>
   </w:style>
-  <w:style w:type="character" w:styleId="Textooriginaluser">
-    <w:name w:val="Texto original (user)"/>
+  <w:style w:type="character" w:styleId="Textooriginal">
+    <w:name w:val="Texto original"/>
     <w:qFormat/>
     <w:rPr>
       <w:rFonts w:ascii="Liberation Mono" w:hAnsi="Liberation Mono" w:eastAsia="Liberation Mono" w:cs="Liberation Mono"/>
     </w:rPr>
   </w:style>
-  <w:style w:type="character" w:styleId="Smbolosdenumeracinuser">
-    <w:name w:val="Símbolos de numeración (user)"/>
+  <w:style w:type="character" w:styleId="Smbolosdenumeracin">
+    <w:name w:val="Símbolos de numeración"/>
     <w:qFormat/>
     <w:rPr/>
   </w:style>
-  <w:style w:type="character" w:styleId="Enlacedelndice">
-    <w:name w:val="Enlace del índice"/>
+  <w:style w:type="character" w:styleId="Enlacedelndiceuser">
+    <w:name w:val="Enlace del índice (user)"/>
     <w:qFormat/>
     <w:rPr/>
   </w:style>
-  <w:style w:type="character" w:styleId="Bolos">
-    <w:name w:val="Bolos"/>
+  <w:style w:type="character" w:styleId="Bolosuser">
+    <w:name w:val="Bolos (user)"/>
     <w:qFormat/>
     <w:rPr>
       <w:rFonts w:ascii="OpenSymbol" w:hAnsi="OpenSymbol" w:eastAsia="OpenSymbol" w:cs="OpenSymbol"/>
@@ -11347,7 +11604,7 @@
       <w:widowControl/>
       <w:suppressAutoHyphens w:val="true"/>
       <w:bidi w:val="0"/>
-      <w:spacing w:lineRule="auto" w:line="240" w:before="189" w:after="69"/>
+      <w:spacing w:lineRule="auto" w:line="240" w:before="132" w:after="12"/>
       <w:jc w:val="both"/>
     </w:pPr>
     <w:rPr>
@@ -11478,15 +11735,15 @@
       <w:lang w:val="es-ES_tradnl" w:eastAsia="es-ES_tradnl" w:bidi="ar-SA"/>
     </w:rPr>
   </w:style>
-  <w:style w:type="paragraph" w:styleId="Cabeceraypieuser">
-    <w:name w:val="Cabecera y pie (user)"/>
+  <w:style w:type="paragraph" w:styleId="Cabeceraypie">
+    <w:name w:val="Cabecera y pie"/>
     <w:basedOn w:val="Normal"/>
     <w:qFormat/>
     <w:pPr/>
     <w:rPr/>
   </w:style>
-  <w:style w:type="paragraph" w:styleId="Cabeceraypie">
-    <w:name w:val="Cabecera y pie"/>
+  <w:style w:type="paragraph" w:styleId="Cabeceraypieuser">
+    <w:name w:val="Cabecera y pie (user)"/>
     <w:basedOn w:val="Normal"/>
     <w:qFormat/>
     <w:pPr/>
@@ -12056,7 +12313,7 @@
   </w:style>
   <w:style w:type="paragraph" w:styleId="IndexHeading">
     <w:name w:val="index heading"/>
-    <w:basedOn w:val="Ttulouser"/>
+    <w:basedOn w:val="Ttulo"/>
     <w:pPr/>
     <w:rPr/>
   </w:style>
@@ -12082,15 +12339,15 @@
       <w:szCs w:val="28"/>
     </w:rPr>
   </w:style>
-  <w:style w:type="paragraph" w:styleId="Contenidodelmarcouser">
-    <w:name w:val="Contenido del marco (user)"/>
+  <w:style w:type="paragraph" w:styleId="Contenidodelmarco">
+    <w:name w:val="Contenido del marco"/>
     <w:basedOn w:val="Normal"/>
     <w:qFormat/>
     <w:pPr/>
     <w:rPr/>
   </w:style>
-  <w:style w:type="paragraph" w:styleId="Contenidodelmarco">
-    <w:name w:val="Contenido del marco"/>
+  <w:style w:type="paragraph" w:styleId="Contenidodelmarcouser">
+    <w:name w:val="Contenido del marco (user)"/>
     <w:basedOn w:val="Normal"/>
     <w:qFormat/>
     <w:pPr/>
@@ -12114,8 +12371,8 @@
       <w:lang w:val="es-CO"/>
     </w:rPr>
   </w:style>
-  <w:style w:type="numbering" w:styleId="Ningunalista" w:default="1">
-    <w:name w:val="Ninguna lista"/>
+  <w:style w:type="numbering" w:styleId="Ningunalistauser" w:default="1">
+    <w:name w:val="Ninguna lista (user)"/>
     <w:uiPriority w:val="99"/>
     <w:semiHidden/>
     <w:unhideWhenUsed/>
